--- a/00-首页/题组Word/第一轮·竞赛教材版/第一轮原理·3-热力学初步（学生版）.docx
+++ b/00-首页/题组Word/第一轮·竞赛教材版/第一轮原理·3-热力学初步（学生版）.docx
@@ -91,6 +91,8 @@
     <w:p>
       <w:pPr>
         <w:pStyle w:val="FirstParagraph"/>
+        <w:ind w:left="480" w:hanging="480"/>
+        <w:spacing w:after="0"/>
       </w:pPr>
       <w:r>
         <w:rPr>
@@ -198,7 +200,20 @@
         <w:rPr>
           <w:rFonts w:hint="eastAsia" w:ascii="Times New Roman" w:hAnsi="Times New Roman" w:eastAsia="Times New Roman" w:cs="Times New Roman"/>
         </w:rPr>
-        <w:t>？（）A.</w:t>
+        <w:t>？（）</w:t>
+      </w:r>
+    </w:p>
+    <w:p>
+      <w:pPr>
+        <w:pStyle w:val="FirstParagraph"/>
+        <w:ind w:left="480" w:hanging="480"/>
+        <w:spacing w:before="0" w:after="0"/>
+      </w:pPr>
+      <w:r>
+        <w:rPr>
+          <w:rFonts w:hint="eastAsia" w:ascii="Times New Roman" w:hAnsi="Times New Roman" w:eastAsia="Times New Roman" w:cs="Times New Roman"/>
+        </w:rPr>
+        <w:t>A.</w:t>
       </w:r>
       <w:r>
         <w:rPr>
@@ -276,6 +291,13 @@
         </w:rPr>
         <w:t xml:space="preserve"> </w:t>
       </w:r>
+    </w:p>
+    <w:p>
+      <w:pPr>
+        <w:pStyle w:val="FirstParagraph"/>
+        <w:ind w:left="480" w:hanging="480"/>
+        <w:spacing w:before="0" w:after="0"/>
+      </w:pPr>
       <w:r>
         <w:rPr>
           <w:rFonts w:ascii="Times New Roman" w:hAnsi="Times New Roman" w:eastAsia="Times New Roman" w:cs="Times New Roman"/>
@@ -358,6 +380,13 @@
         </w:rPr>
         <w:t xml:space="preserve"> </w:t>
       </w:r>
+    </w:p>
+    <w:p>
+      <w:pPr>
+        <w:pStyle w:val="FirstParagraph"/>
+        <w:ind w:left="480" w:hanging="480"/>
+        <w:spacing w:before="0" w:after="0"/>
+      </w:pPr>
       <w:r>
         <w:rPr>
           <w:rFonts w:ascii="Times New Roman" w:hAnsi="Times New Roman" w:eastAsia="Times New Roman" w:cs="Times New Roman"/>
@@ -440,6 +469,13 @@
         </w:rPr>
         <w:t xml:space="preserve"> </w:t>
       </w:r>
+    </w:p>
+    <w:p>
+      <w:pPr>
+        <w:pStyle w:val="FirstParagraph"/>
+        <w:ind w:left="480" w:hanging="480"/>
+        <w:spacing w:before="0" w:after="180"/>
+      </w:pPr>
       <w:r>
         <w:rPr>
           <w:rFonts w:ascii="Times New Roman" w:hAnsi="Times New Roman" w:eastAsia="Times New Roman" w:cs="Times New Roman"/>
@@ -519,6 +555,16 @@
     </w:p>
     <w:p>
       <w:pPr>
+        <w:spacing w:before="0" w:after="0"/>
+      </w:pPr>
+    </w:p>
+    <w:p>
+      <w:pPr>
+        <w:spacing w:before="0" w:after="0"/>
+      </w:pPr>
+    </w:p>
+    <w:p>
+      <w:pPr>
         <w:spacing w:before="160" w:after="80"/>
       </w:pPr>
       <w:r>
@@ -760,6 +806,8 @@
     <w:p>
       <w:pPr>
         <w:pStyle w:val="BodyText"/>
+        <w:ind w:left="480" w:hanging="480"/>
+        <w:spacing w:after="0"/>
       </w:pPr>
       <w:r>
         <w:rPr>
@@ -815,12 +863,68 @@
         </w:rPr>
         <w:t xml:space="preserve"> </w:t>
       </w:r>
-      <w:r>
-        <w:rPr>
-          <w:rFonts w:ascii="Times New Roman" w:hAnsi="Times New Roman" w:eastAsia="Times New Roman" w:cs="Times New Roman"/>
-        </w:rPr>
-        <w:t xml:space="preserve">A.(1)①,(2)① B.(1)②,(2)① C.(1)②,(2)② D.(1)①,(2)②</w:t>
-      </w:r>
+    </w:p>
+    <w:p>
+      <w:pPr>
+        <w:pStyle w:val="BodyText"/>
+        <w:ind w:left="480" w:hanging="480"/>
+        <w:spacing w:before="0" w:after="0"/>
+      </w:pPr>
+      <w:r>
+        <w:rPr>
+          <w:rFonts w:ascii="Times New Roman" w:hAnsi="Times New Roman" w:eastAsia="Times New Roman" w:cs="Times New Roman"/>
+        </w:rPr>
+        <w:t xml:space="preserve">A.(1)①,(2)① </w:t>
+      </w:r>
+    </w:p>
+    <w:p>
+      <w:pPr>
+        <w:pStyle w:val="BodyText"/>
+        <w:ind w:left="480" w:hanging="480"/>
+        <w:spacing w:before="0" w:after="0"/>
+      </w:pPr>
+      <w:r>
+        <w:rPr>
+          <w:rFonts w:ascii="Times New Roman" w:hAnsi="Times New Roman" w:eastAsia="Times New Roman" w:cs="Times New Roman"/>
+        </w:rPr>
+        <w:t xml:space="preserve">B.(1)②,(2)① </w:t>
+      </w:r>
+    </w:p>
+    <w:p>
+      <w:pPr>
+        <w:pStyle w:val="BodyText"/>
+        <w:ind w:left="480" w:hanging="480"/>
+        <w:spacing w:before="0" w:after="0"/>
+      </w:pPr>
+      <w:r>
+        <w:rPr>
+          <w:rFonts w:ascii="Times New Roman" w:hAnsi="Times New Roman" w:eastAsia="Times New Roman" w:cs="Times New Roman"/>
+        </w:rPr>
+        <w:t xml:space="preserve">C.(1)②,(2)② </w:t>
+      </w:r>
+    </w:p>
+    <w:p>
+      <w:pPr>
+        <w:pStyle w:val="BodyText"/>
+        <w:ind w:left="480" w:hanging="480"/>
+        <w:spacing w:before="0" w:after="180"/>
+      </w:pPr>
+      <w:r>
+        <w:rPr>
+          <w:rFonts w:ascii="Times New Roman" w:hAnsi="Times New Roman" w:eastAsia="Times New Roman" w:cs="Times New Roman"/>
+        </w:rPr>
+        <w:t xml:space="preserve">D.(1)①,(2)②</w:t>
+      </w:r>
+    </w:p>
+    <w:p>
+      <w:pPr>
+        <w:spacing w:before="0" w:after="0"/>
+      </w:pPr>
+    </w:p>
+    <w:p>
+      <w:pPr>
+        <w:spacing w:before="0" w:after="0"/>
+      </w:pPr>
     </w:p>
     <w:p>
       <w:pPr>
@@ -1067,7 +1171,7 @@
         </w:rPr>
         <w:drawing>
           <wp:inline>
-            <wp:extent cx="2520000" cy="4095000"/>
+            <wp:extent cx="2497185" cy="4095000"/>
             <wp:effectExtent b="0" l="0" r="0" t="0"/>
             <wp:docPr descr="" title="" id="12" name="Picture"/>
             <a:graphic>
@@ -1088,7 +1192,7 @@
                   <pic:spPr bwMode="auto">
                     <a:xfrm>
                       <a:off x="0" y="0"/>
-                      <a:ext cx="2520000" cy="4095000"/>
+                      <a:ext cx="2497185" cy="4095000"/>
                     </a:xfrm>
                     <a:prstGeom prst="rect">
                       <a:avLst/>
@@ -1119,7 +1223,7 @@
         </w:rPr>
         <w:drawing>
           <wp:inline>
-            <wp:extent cx="3240000" cy="4112664"/>
+            <wp:extent cx="3226716" cy="4112664"/>
             <wp:effectExtent b="0" l="0" r="0" t="0"/>
             <wp:docPr descr="" title="" id="15" name="Picture"/>
             <a:graphic>
@@ -1140,7 +1244,7 @@
                   <pic:spPr bwMode="auto">
                     <a:xfrm>
                       <a:off x="0" y="0"/>
-                      <a:ext cx="3240000" cy="4112664"/>
+                      <a:ext cx="3226716" cy="4112664"/>
                     </a:xfrm>
                     <a:prstGeom prst="rect">
                       <a:avLst/>
@@ -2561,7 +2665,7 @@
         </w:rPr>
         <w:drawing>
           <wp:inline>
-            <wp:extent cx="3240000" cy="2878085"/>
+            <wp:extent cx="3240000" cy="2866488"/>
             <wp:effectExtent b="0" l="0" r="0" t="0"/>
             <wp:docPr descr="" title="" id="18" name="Picture"/>
             <a:graphic>
@@ -2582,7 +2686,7 @@
                   <pic:spPr bwMode="auto">
                     <a:xfrm>
                       <a:off x="0" y="0"/>
-                      <a:ext cx="3240000" cy="2878085"/>
+                      <a:ext cx="3240000" cy="2866488"/>
                     </a:xfrm>
                     <a:prstGeom prst="rect">
                       <a:avLst/>
@@ -3481,6 +3585,46 @@
         </w:tc>
       </w:tr>
     </w:tbl>
+    <w:p>
+      <w:pPr>
+        <w:spacing w:before="0" w:after="0"/>
+      </w:pPr>
+    </w:p>
+    <w:p>
+      <w:pPr>
+        <w:spacing w:before="0" w:after="0"/>
+      </w:pPr>
+    </w:p>
+    <w:p>
+      <w:pPr>
+        <w:spacing w:before="0" w:after="0"/>
+      </w:pPr>
+    </w:p>
+    <w:p>
+      <w:pPr>
+        <w:spacing w:before="0" w:after="0"/>
+      </w:pPr>
+    </w:p>
+    <w:p>
+      <w:pPr>
+        <w:spacing w:before="0" w:after="0"/>
+      </w:pPr>
+    </w:p>
+    <w:p>
+      <w:pPr>
+        <w:spacing w:before="0" w:after="0"/>
+      </w:pPr>
+    </w:p>
+    <w:p>
+      <w:pPr>
+        <w:spacing w:before="0" w:after="0"/>
+      </w:pPr>
+    </w:p>
+    <w:p>
+      <w:pPr>
+        <w:spacing w:before="0" w:after="0"/>
+      </w:pPr>
+    </w:p>
     <w:p>
       <w:pPr>
         <w:spacing w:before="160" w:after="80"/>
@@ -5197,7 +5341,7 @@
         </w:rPr>
         <w:drawing>
           <wp:inline>
-            <wp:extent cx="3600000" cy="2296800"/>
+            <wp:extent cx="3600000" cy="2191304"/>
             <wp:effectExtent b="0" l="0" r="0" t="0"/>
             <wp:docPr descr="" title="" id="22" name="Picture"/>
             <a:graphic>
@@ -5218,7 +5362,7 @@
                   <pic:spPr bwMode="auto">
                     <a:xfrm>
                       <a:off x="0" y="0"/>
-                      <a:ext cx="3600000" cy="2296800"/>
+                      <a:ext cx="3600000" cy="2191304"/>
                     </a:xfrm>
                     <a:prstGeom prst="rect">
                       <a:avLst/>
@@ -5236,6 +5380,46 @@
           </wp:inline>
         </w:drawing>
       </w:r>
+    </w:p>
+    <w:p>
+      <w:pPr>
+        <w:spacing w:before="0" w:after="0"/>
+      </w:pPr>
+    </w:p>
+    <w:p>
+      <w:pPr>
+        <w:spacing w:before="0" w:after="0"/>
+      </w:pPr>
+    </w:p>
+    <w:p>
+      <w:pPr>
+        <w:spacing w:before="0" w:after="0"/>
+      </w:pPr>
+    </w:p>
+    <w:p>
+      <w:pPr>
+        <w:spacing w:before="0" w:after="0"/>
+      </w:pPr>
+    </w:p>
+    <w:p>
+      <w:pPr>
+        <w:spacing w:before="0" w:after="0"/>
+      </w:pPr>
+    </w:p>
+    <w:p>
+      <w:pPr>
+        <w:spacing w:before="0" w:after="0"/>
+      </w:pPr>
+    </w:p>
+    <w:p>
+      <w:pPr>
+        <w:spacing w:before="0" w:after="0"/>
+      </w:pPr>
+    </w:p>
+    <w:p>
+      <w:pPr>
+        <w:spacing w:before="0" w:after="0"/>
+      </w:pPr>
     </w:p>
     <w:p>
       <w:pPr>
@@ -6452,7 +6636,7 @@
         </w:rPr>
         <w:drawing>
           <wp:inline>
-            <wp:extent cx="3600000" cy="2488329"/>
+            <wp:extent cx="3600000" cy="2283988"/>
             <wp:effectExtent b="0" l="0" r="0" t="0"/>
             <wp:docPr descr="" title="" id="26" name="Picture"/>
             <a:graphic>
@@ -6473,7 +6657,7 @@
                   <pic:spPr bwMode="auto">
                     <a:xfrm>
                       <a:off x="0" y="0"/>
-                      <a:ext cx="3600000" cy="2488329"/>
+                      <a:ext cx="3600000" cy="2283988"/>
                     </a:xfrm>
                     <a:prstGeom prst="rect">
                       <a:avLst/>
@@ -6494,6 +6678,31 @@
     </w:p>
     <w:p>
       <w:pPr>
+        <w:spacing w:before="0" w:after="0"/>
+      </w:pPr>
+    </w:p>
+    <w:p>
+      <w:pPr>
+        <w:spacing w:before="0" w:after="0"/>
+      </w:pPr>
+    </w:p>
+    <w:p>
+      <w:pPr>
+        <w:spacing w:before="0" w:after="0"/>
+      </w:pPr>
+    </w:p>
+    <w:p>
+      <w:pPr>
+        <w:spacing w:before="0" w:after="0"/>
+      </w:pPr>
+    </w:p>
+    <w:p>
+      <w:pPr>
+        <w:spacing w:before="0" w:after="0"/>
+      </w:pPr>
+    </w:p>
+    <w:p>
+      <w:pPr>
         <w:spacing w:before="160" w:after="80"/>
       </w:pPr>
       <w:r>
@@ -8740,6 +8949,46 @@
         </w:rPr>
         <w:t>。</w:t>
       </w:r>
+    </w:p>
+    <w:p>
+      <w:pPr>
+        <w:spacing w:before="0" w:after="0"/>
+      </w:pPr>
+    </w:p>
+    <w:p>
+      <w:pPr>
+        <w:spacing w:before="0" w:after="0"/>
+      </w:pPr>
+    </w:p>
+    <w:p>
+      <w:pPr>
+        <w:spacing w:before="0" w:after="0"/>
+      </w:pPr>
+    </w:p>
+    <w:p>
+      <w:pPr>
+        <w:spacing w:before="0" w:after="0"/>
+      </w:pPr>
+    </w:p>
+    <w:p>
+      <w:pPr>
+        <w:spacing w:before="0" w:after="0"/>
+      </w:pPr>
+    </w:p>
+    <w:p>
+      <w:pPr>
+        <w:spacing w:before="0" w:after="0"/>
+      </w:pPr>
+    </w:p>
+    <w:p>
+      <w:pPr>
+        <w:spacing w:before="0" w:after="0"/>
+      </w:pPr>
+    </w:p>
+    <w:p>
+      <w:pPr>
+        <w:spacing w:before="0" w:after="0"/>
+      </w:pPr>
     </w:p>
     <w:p>
       <w:pPr>
@@ -11018,6 +11267,46 @@
     </w:p>
     <w:p>
       <w:pPr>
+        <w:spacing w:before="0" w:after="0"/>
+      </w:pPr>
+    </w:p>
+    <w:p>
+      <w:pPr>
+        <w:spacing w:before="0" w:after="0"/>
+      </w:pPr>
+    </w:p>
+    <w:p>
+      <w:pPr>
+        <w:spacing w:before="0" w:after="0"/>
+      </w:pPr>
+    </w:p>
+    <w:p>
+      <w:pPr>
+        <w:spacing w:before="0" w:after="0"/>
+      </w:pPr>
+    </w:p>
+    <w:p>
+      <w:pPr>
+        <w:spacing w:before="0" w:after="0"/>
+      </w:pPr>
+    </w:p>
+    <w:p>
+      <w:pPr>
+        <w:spacing w:before="0" w:after="0"/>
+      </w:pPr>
+    </w:p>
+    <w:p>
+      <w:pPr>
+        <w:spacing w:before="0" w:after="0"/>
+      </w:pPr>
+    </w:p>
+    <w:p>
+      <w:pPr>
+        <w:spacing w:before="0" w:after="0"/>
+      </w:pPr>
+    </w:p>
+    <w:p>
+      <w:pPr>
         <w:spacing w:before="160" w:after="80"/>
       </w:pPr>
       <w:r>
@@ -11114,6 +11403,8 @@
     <w:p>
       <w:pPr>
         <w:pStyle w:val="BodyText"/>
+        <w:ind w:left="480" w:hanging="480"/>
+        <w:spacing w:after="0"/>
       </w:pPr>
       <w:r>
         <w:rPr>
@@ -11133,6 +11424,13 @@
         </w:rPr>
         <w:t xml:space="preserve"> </w:t>
       </w:r>
+    </w:p>
+    <w:p>
+      <w:pPr>
+        <w:pStyle w:val="BodyText"/>
+        <w:ind w:left="480" w:hanging="480"/>
+        <w:spacing w:before="0" w:after="0"/>
+      </w:pPr>
       <w:r>
         <w:rPr>
           <w:rFonts w:ascii="Times New Roman" w:hAnsi="Times New Roman" w:eastAsia="Times New Roman" w:cs="Times New Roman"/>
@@ -11183,6 +11481,13 @@
         </w:rPr>
         <w:t xml:space="preserve"> </w:t>
       </w:r>
+    </w:p>
+    <w:p>
+      <w:pPr>
+        <w:pStyle w:val="BodyText"/>
+        <w:ind w:left="480" w:hanging="480"/>
+        <w:spacing w:before="0" w:after="0"/>
+      </w:pPr>
       <w:r>
         <w:rPr>
           <w:rFonts w:ascii="Times New Roman" w:hAnsi="Times New Roman" w:eastAsia="Times New Roman" w:cs="Times New Roman"/>
@@ -11233,6 +11538,13 @@
         </w:rPr>
         <w:t xml:space="preserve"> </w:t>
       </w:r>
+    </w:p>
+    <w:p>
+      <w:pPr>
+        <w:pStyle w:val="BodyText"/>
+        <w:ind w:left="480" w:hanging="480"/>
+        <w:spacing w:before="0" w:after="0"/>
+      </w:pPr>
       <w:r>
         <w:rPr>
           <w:rFonts w:ascii="Times New Roman" w:hAnsi="Times New Roman" w:eastAsia="Times New Roman" w:cs="Times New Roman"/>
@@ -11283,6 +11595,13 @@
         </w:rPr>
         <w:t xml:space="preserve"> </w:t>
       </w:r>
+    </w:p>
+    <w:p>
+      <w:pPr>
+        <w:pStyle w:val="BodyText"/>
+        <w:ind w:left="480" w:hanging="480"/>
+        <w:spacing w:before="0" w:after="180"/>
+      </w:pPr>
       <w:r>
         <w:rPr>
           <w:rFonts w:ascii="Times New Roman" w:hAnsi="Times New Roman" w:eastAsia="Times New Roman" w:cs="Times New Roman"/>
@@ -11441,6 +11760,16 @@
           <m:t>l</m:t>
         </m:r>
       </m:oMath>
+    </w:p>
+    <w:p>
+      <w:pPr>
+        <w:spacing w:before="0" w:after="0"/>
+      </w:pPr>
+    </w:p>
+    <w:p>
+      <w:pPr>
+        <w:spacing w:before="0" w:after="0"/>
+      </w:pPr>
     </w:p>
     <w:p>
       <w:pPr>
@@ -11627,6 +11956,21 @@
     </w:p>
     <w:p>
       <w:pPr>
+        <w:spacing w:before="0" w:after="0"/>
+      </w:pPr>
+    </w:p>
+    <w:p>
+      <w:pPr>
+        <w:spacing w:before="0" w:after="0"/>
+      </w:pPr>
+    </w:p>
+    <w:p>
+      <w:pPr>
+        <w:spacing w:before="0" w:after="0"/>
+      </w:pPr>
+    </w:p>
+    <w:p>
+      <w:pPr>
         <w:spacing w:before="160" w:after="80"/>
       </w:pPr>
       <w:r>
@@ -12901,6 +13245,46 @@
     </w:p>
     <w:p>
       <w:pPr>
+        <w:spacing w:before="0" w:after="0"/>
+      </w:pPr>
+    </w:p>
+    <w:p>
+      <w:pPr>
+        <w:spacing w:before="0" w:after="0"/>
+      </w:pPr>
+    </w:p>
+    <w:p>
+      <w:pPr>
+        <w:spacing w:before="0" w:after="0"/>
+      </w:pPr>
+    </w:p>
+    <w:p>
+      <w:pPr>
+        <w:spacing w:before="0" w:after="0"/>
+      </w:pPr>
+    </w:p>
+    <w:p>
+      <w:pPr>
+        <w:spacing w:before="0" w:after="0"/>
+      </w:pPr>
+    </w:p>
+    <w:p>
+      <w:pPr>
+        <w:spacing w:before="0" w:after="0"/>
+      </w:pPr>
+    </w:p>
+    <w:p>
+      <w:pPr>
+        <w:spacing w:before="0" w:after="0"/>
+      </w:pPr>
+    </w:p>
+    <w:p>
+      <w:pPr>
+        <w:spacing w:before="0" w:after="0"/>
+      </w:pPr>
+    </w:p>
+    <w:p>
+      <w:pPr>
         <w:spacing w:before="160" w:after="80"/>
       </w:pPr>
       <w:r>
@@ -13462,6 +13846,46 @@
         </w:rPr>
         <w:t>。</w:t>
       </w:r>
+    </w:p>
+    <w:p>
+      <w:pPr>
+        <w:spacing w:before="0" w:after="0"/>
+      </w:pPr>
+    </w:p>
+    <w:p>
+      <w:pPr>
+        <w:spacing w:before="0" w:after="0"/>
+      </w:pPr>
+    </w:p>
+    <w:p>
+      <w:pPr>
+        <w:spacing w:before="0" w:after="0"/>
+      </w:pPr>
+    </w:p>
+    <w:p>
+      <w:pPr>
+        <w:spacing w:before="0" w:after="0"/>
+      </w:pPr>
+    </w:p>
+    <w:p>
+      <w:pPr>
+        <w:spacing w:before="0" w:after="0"/>
+      </w:pPr>
+    </w:p>
+    <w:p>
+      <w:pPr>
+        <w:spacing w:before="0" w:after="0"/>
+      </w:pPr>
+    </w:p>
+    <w:p>
+      <w:pPr>
+        <w:spacing w:before="0" w:after="0"/>
+      </w:pPr>
+    </w:p>
+    <w:p>
+      <w:pPr>
+        <w:spacing w:before="0" w:after="0"/>
+      </w:pPr>
     </w:p>
     <w:p>
       <w:pPr>
@@ -13857,6 +14281,31 @@
     </w:tbl>
     <w:p>
       <w:pPr>
+        <w:spacing w:before="0" w:after="0"/>
+      </w:pPr>
+    </w:p>
+    <w:p>
+      <w:pPr>
+        <w:spacing w:before="0" w:after="0"/>
+      </w:pPr>
+    </w:p>
+    <w:p>
+      <w:pPr>
+        <w:spacing w:before="0" w:after="0"/>
+      </w:pPr>
+    </w:p>
+    <w:p>
+      <w:pPr>
+        <w:spacing w:before="0" w:after="0"/>
+      </w:pPr>
+    </w:p>
+    <w:p>
+      <w:pPr>
+        <w:spacing w:before="0" w:after="0"/>
+      </w:pPr>
+    </w:p>
+    <w:p>
+      <w:pPr>
         <w:spacing w:before="160" w:after="80"/>
       </w:pPr>
       <w:r>
@@ -14122,6 +14571,31 @@
     </w:p>
     <w:p>
       <w:pPr>
+        <w:spacing w:before="0" w:after="0"/>
+      </w:pPr>
+    </w:p>
+    <w:p>
+      <w:pPr>
+        <w:spacing w:before="0" w:after="0"/>
+      </w:pPr>
+    </w:p>
+    <w:p>
+      <w:pPr>
+        <w:spacing w:before="0" w:after="0"/>
+      </w:pPr>
+    </w:p>
+    <w:p>
+      <w:pPr>
+        <w:spacing w:before="0" w:after="0"/>
+      </w:pPr>
+    </w:p>
+    <w:p>
+      <w:pPr>
+        <w:spacing w:before="0" w:after="0"/>
+      </w:pPr>
+    </w:p>
+    <w:p>
+      <w:pPr>
         <w:spacing w:before="160" w:after="80"/>
       </w:pPr>
       <w:r>
@@ -14159,6 +14633,8 @@
     <w:p>
       <w:pPr>
         <w:pStyle w:val="FirstParagraph"/>
+        <w:ind w:left="480" w:hanging="480"/>
+        <w:spacing w:after="0"/>
       </w:pPr>
       <w:r>
         <w:rPr>
@@ -14270,7 +14746,20 @@
         <w:rPr>
           <w:rFonts w:hint="eastAsia" w:ascii="Times New Roman" w:hAnsi="Times New Roman" w:eastAsia="Times New Roman" w:cs="Times New Roman"/>
         </w:rPr>
-        <w:t>（）A.</w:t>
+        <w:t>（）</w:t>
+      </w:r>
+    </w:p>
+    <w:p>
+      <w:pPr>
+        <w:pStyle w:val="FirstParagraph"/>
+        <w:ind w:left="480" w:hanging="480"/>
+        <w:spacing w:before="0" w:after="0"/>
+      </w:pPr>
+      <w:r>
+        <w:rPr>
+          <w:rFonts w:hint="eastAsia" w:ascii="Times New Roman" w:hAnsi="Times New Roman" w:eastAsia="Times New Roman" w:cs="Times New Roman"/>
+        </w:rPr>
+        <w:t>A.</w:t>
       </w:r>
       <w:r>
         <w:rPr>
@@ -14288,7 +14777,20 @@
         <w:rPr>
           <w:rFonts w:ascii="Times New Roman" w:hAnsi="Times New Roman" w:eastAsia="Times New Roman" w:cs="Times New Roman"/>
         </w:rPr>
-        <w:t xml:space="preserve"> B. </w:t>
+        <w:t xml:space="preserve"> </w:t>
+      </w:r>
+    </w:p>
+    <w:p>
+      <w:pPr>
+        <w:pStyle w:val="FirstParagraph"/>
+        <w:ind w:left="480" w:hanging="480"/>
+        <w:spacing w:before="0" w:after="0"/>
+      </w:pPr>
+      <w:r>
+        <w:rPr>
+          <w:rFonts w:ascii="Times New Roman" w:hAnsi="Times New Roman" w:eastAsia="Times New Roman" w:cs="Times New Roman"/>
+        </w:rPr>
+        <w:t xml:space="preserve">B. </w:t>
       </w:r>
       <w:r>
         <w:rPr>
@@ -14300,7 +14802,20 @@
         <w:rPr>
           <w:rFonts w:ascii="Times New Roman" w:hAnsi="Times New Roman" w:eastAsia="Times New Roman" w:cs="Times New Roman"/>
         </w:rPr>
-        <w:t xml:space="preserve"> C. </w:t>
+        <w:t xml:space="preserve"> </w:t>
+      </w:r>
+    </w:p>
+    <w:p>
+      <w:pPr>
+        <w:pStyle w:val="FirstParagraph"/>
+        <w:ind w:left="480" w:hanging="480"/>
+        <w:spacing w:before="0" w:after="0"/>
+      </w:pPr>
+      <w:r>
+        <w:rPr>
+          <w:rFonts w:ascii="Times New Roman" w:hAnsi="Times New Roman" w:eastAsia="Times New Roman" w:cs="Times New Roman"/>
+        </w:rPr>
+        <w:t xml:space="preserve">C. </w:t>
       </w:r>
       <w:r>
         <w:rPr>
@@ -14312,7 +14827,20 @@
         <w:rPr>
           <w:rFonts w:ascii="Times New Roman" w:hAnsi="Times New Roman" w:eastAsia="Times New Roman" w:cs="Times New Roman"/>
         </w:rPr>
-        <w:t xml:space="preserve"> D. </w:t>
+        <w:t xml:space="preserve"> </w:t>
+      </w:r>
+    </w:p>
+    <w:p>
+      <w:pPr>
+        <w:pStyle w:val="FirstParagraph"/>
+        <w:ind w:left="480" w:hanging="480"/>
+        <w:spacing w:before="0" w:after="180"/>
+      </w:pPr>
+      <w:r>
+        <w:rPr>
+          <w:rFonts w:ascii="Times New Roman" w:hAnsi="Times New Roman" w:eastAsia="Times New Roman" w:cs="Times New Roman"/>
+        </w:rPr>
+        <w:t xml:space="preserve">D. </w:t>
       </w:r>
       <w:r>
         <w:rPr>
@@ -14320,6 +14848,16 @@
         </w:rPr>
         <w:t xml:space="preserve">减小</w:t>
       </w:r>
+    </w:p>
+    <w:p>
+      <w:pPr>
+        <w:spacing w:before="0" w:after="0"/>
+      </w:pPr>
+    </w:p>
+    <w:p>
+      <w:pPr>
+        <w:spacing w:before="0" w:after="0"/>
+      </w:pPr>
     </w:p>
     <w:p>
       <w:pPr>
@@ -14364,6 +14902,8 @@
           <w:ilvl w:val="0"/>
           <w:numId w:val="1006"/>
         </w:numPr>
+        <w:ind w:left="480" w:hanging="480"/>
+        <w:spacing w:after="0"/>
       </w:pPr>
       <w:r>
         <w:rPr>
@@ -14425,12 +14965,84 @@
         </w:rPr>
         <w:t xml:space="preserve"> </w:t>
       </w:r>
-      <w:r>
-        <w:rPr>
-          <w:rFonts w:ascii="Times New Roman" w:hAnsi="Times New Roman" w:eastAsia="Times New Roman" w:cs="Times New Roman"/>
-        </w:rPr>
-        <w:t xml:space="preserve">A. 22.45J B. 22.45kJ C. 2020J D. 2020kJ</w:t>
-      </w:r>
+    </w:p>
+    <w:p>
+      <w:pPr>
+        <w:pStyle w:val="Compact"/>
+        <w:numPr>
+          <w:ilvl w:val="0"/>
+          <w:numId w:val="1006"/>
+        </w:numPr>
+        <w:ind w:left="480" w:hanging="480"/>
+        <w:spacing w:before="0" w:after="0"/>
+      </w:pPr>
+      <w:r>
+        <w:rPr>
+          <w:rFonts w:ascii="Times New Roman" w:hAnsi="Times New Roman" w:eastAsia="Times New Roman" w:cs="Times New Roman"/>
+        </w:rPr>
+        <w:t xml:space="preserve">A. 22.45J </w:t>
+      </w:r>
+    </w:p>
+    <w:p>
+      <w:pPr>
+        <w:pStyle w:val="Compact"/>
+        <w:numPr>
+          <w:ilvl w:val="0"/>
+          <w:numId w:val="1006"/>
+        </w:numPr>
+        <w:ind w:left="480" w:hanging="480"/>
+        <w:spacing w:before="0" w:after="0"/>
+      </w:pPr>
+      <w:r>
+        <w:rPr>
+          <w:rFonts w:ascii="Times New Roman" w:hAnsi="Times New Roman" w:eastAsia="Times New Roman" w:cs="Times New Roman"/>
+        </w:rPr>
+        <w:t xml:space="preserve">B. 22.45kJ </w:t>
+      </w:r>
+    </w:p>
+    <w:p>
+      <w:pPr>
+        <w:pStyle w:val="Compact"/>
+        <w:numPr>
+          <w:ilvl w:val="0"/>
+          <w:numId w:val="1006"/>
+        </w:numPr>
+        <w:ind w:left="480" w:hanging="480"/>
+        <w:spacing w:before="0" w:after="0"/>
+      </w:pPr>
+      <w:r>
+        <w:rPr>
+          <w:rFonts w:ascii="Times New Roman" w:hAnsi="Times New Roman" w:eastAsia="Times New Roman" w:cs="Times New Roman"/>
+        </w:rPr>
+        <w:t xml:space="preserve">C. 2020J </w:t>
+      </w:r>
+    </w:p>
+    <w:p>
+      <w:pPr>
+        <w:pStyle w:val="Compact"/>
+        <w:numPr>
+          <w:ilvl w:val="0"/>
+          <w:numId w:val="1006"/>
+        </w:numPr>
+        <w:ind w:left="480" w:hanging="480"/>
+        <w:spacing w:before="0" w:after="36"/>
+      </w:pPr>
+      <w:r>
+        <w:rPr>
+          <w:rFonts w:ascii="Times New Roman" w:hAnsi="Times New Roman" w:eastAsia="Times New Roman" w:cs="Times New Roman"/>
+        </w:rPr>
+        <w:t xml:space="preserve">D. 2020kJ</w:t>
+      </w:r>
+    </w:p>
+    <w:p>
+      <w:pPr>
+        <w:spacing w:before="0" w:after="0"/>
+      </w:pPr>
+    </w:p>
+    <w:p>
+      <w:pPr>
+        <w:spacing w:before="0" w:after="0"/>
+      </w:pPr>
     </w:p>
     <w:p>
       <w:pPr>
@@ -14471,6 +15083,8 @@
     <w:p>
       <w:pPr>
         <w:pStyle w:val="FirstParagraph"/>
+        <w:ind w:left="480" w:hanging="480"/>
+        <w:spacing w:after="0"/>
       </w:pPr>
       <w:r>
         <w:rPr>
@@ -14757,6 +15371,13 @@
         </w:rPr>
         <w:t xml:space="preserve"> </w:t>
       </w:r>
+    </w:p>
+    <w:p>
+      <w:pPr>
+        <w:pStyle w:val="FirstParagraph"/>
+        <w:ind w:left="480" w:hanging="480"/>
+        <w:spacing w:before="0" w:after="0"/>
+      </w:pPr>
       <w:r>
         <w:rPr>
           <w:rFonts w:ascii="Times New Roman" w:hAnsi="Times New Roman" w:eastAsia="Times New Roman" w:cs="Times New Roman"/>
@@ -14773,7 +15394,20 @@
         <w:rPr>
           <w:rFonts w:ascii="Times New Roman" w:hAnsi="Times New Roman" w:eastAsia="Times New Roman" w:cs="Times New Roman"/>
         </w:rPr>
-        <w:t xml:space="preserve"> B. </w:t>
+        <w:t xml:space="preserve"> </w:t>
+      </w:r>
+    </w:p>
+    <w:p>
+      <w:pPr>
+        <w:pStyle w:val="FirstParagraph"/>
+        <w:ind w:left="480" w:hanging="480"/>
+        <w:spacing w:before="0" w:after="0"/>
+      </w:pPr>
+      <w:r>
+        <w:rPr>
+          <w:rFonts w:ascii="Times New Roman" w:hAnsi="Times New Roman" w:eastAsia="Times New Roman" w:cs="Times New Roman"/>
+        </w:rPr>
+        <w:t xml:space="preserve">B. </w:t>
       </w:r>
       <w:r>
         <w:rPr>
@@ -14785,7 +15419,20 @@
         <w:rPr>
           <w:rFonts w:ascii="Times New Roman" w:hAnsi="Times New Roman" w:eastAsia="Times New Roman" w:cs="Times New Roman"/>
         </w:rPr>
-        <w:t xml:space="preserve"> C. </w:t>
+        <w:t xml:space="preserve"> </w:t>
+      </w:r>
+    </w:p>
+    <w:p>
+      <w:pPr>
+        <w:pStyle w:val="FirstParagraph"/>
+        <w:ind w:left="480" w:hanging="480"/>
+        <w:spacing w:before="0" w:after="0"/>
+      </w:pPr>
+      <w:r>
+        <w:rPr>
+          <w:rFonts w:ascii="Times New Roman" w:hAnsi="Times New Roman" w:eastAsia="Times New Roman" w:cs="Times New Roman"/>
+        </w:rPr>
+        <w:t xml:space="preserve">C. </w:t>
       </w:r>
       <w:r>
         <w:rPr>
@@ -14797,7 +15444,20 @@
         <w:rPr>
           <w:rFonts w:ascii="Times New Roman" w:hAnsi="Times New Roman" w:eastAsia="Times New Roman" w:cs="Times New Roman"/>
         </w:rPr>
-        <w:t xml:space="preserve"> D. </w:t>
+        <w:t xml:space="preserve"> </w:t>
+      </w:r>
+    </w:p>
+    <w:p>
+      <w:pPr>
+        <w:pStyle w:val="FirstParagraph"/>
+        <w:ind w:left="480" w:hanging="480"/>
+        <w:spacing w:before="0" w:after="180"/>
+      </w:pPr>
+      <w:r>
+        <w:rPr>
+          <w:rFonts w:ascii="Times New Roman" w:hAnsi="Times New Roman" w:eastAsia="Times New Roman" w:cs="Times New Roman"/>
+        </w:rPr>
+        <w:t xml:space="preserve">D. </w:t>
       </w:r>
       <w:r>
         <w:rPr>
@@ -14805,6 +15465,16 @@
         </w:rPr>
         <w:t xml:space="preserve">变得不那么负</w:t>
       </w:r>
+    </w:p>
+    <w:p>
+      <w:pPr>
+        <w:spacing w:before="0" w:after="0"/>
+      </w:pPr>
+    </w:p>
+    <w:p>
+      <w:pPr>
+        <w:spacing w:before="0" w:after="0"/>
+      </w:pPr>
     </w:p>
     <w:p>
       <w:pPr>
@@ -14845,6 +15515,8 @@
     <w:p>
       <w:pPr>
         <w:pStyle w:val="FirstParagraph"/>
+        <w:ind w:left="480" w:hanging="480"/>
+        <w:spacing w:after="0"/>
       </w:pPr>
       <w:r>
         <w:rPr>
@@ -15173,12 +15845,68 @@
         </w:rPr>
         <w:t xml:space="preserve"> </w:t>
       </w:r>
-      <w:r>
-        <w:rPr>
-          <w:rFonts w:ascii="Times New Roman" w:hAnsi="Times New Roman" w:eastAsia="Times New Roman" w:cs="Times New Roman"/>
-        </w:rPr>
-        <w:t xml:space="preserve">A. 840.9 B. 845.9 C. -845.9 D. -840.9</w:t>
-      </w:r>
+    </w:p>
+    <w:p>
+      <w:pPr>
+        <w:pStyle w:val="FirstParagraph"/>
+        <w:ind w:left="480" w:hanging="480"/>
+        <w:spacing w:before="0" w:after="0"/>
+      </w:pPr>
+      <w:r>
+        <w:rPr>
+          <w:rFonts w:ascii="Times New Roman" w:hAnsi="Times New Roman" w:eastAsia="Times New Roman" w:cs="Times New Roman"/>
+        </w:rPr>
+        <w:t xml:space="preserve">A. 840.9 </w:t>
+      </w:r>
+    </w:p>
+    <w:p>
+      <w:pPr>
+        <w:pStyle w:val="FirstParagraph"/>
+        <w:ind w:left="480" w:hanging="480"/>
+        <w:spacing w:before="0" w:after="0"/>
+      </w:pPr>
+      <w:r>
+        <w:rPr>
+          <w:rFonts w:ascii="Times New Roman" w:hAnsi="Times New Roman" w:eastAsia="Times New Roman" w:cs="Times New Roman"/>
+        </w:rPr>
+        <w:t xml:space="preserve">B. 845.9 </w:t>
+      </w:r>
+    </w:p>
+    <w:p>
+      <w:pPr>
+        <w:pStyle w:val="FirstParagraph"/>
+        <w:ind w:left="480" w:hanging="480"/>
+        <w:spacing w:before="0" w:after="0"/>
+      </w:pPr>
+      <w:r>
+        <w:rPr>
+          <w:rFonts w:ascii="Times New Roman" w:hAnsi="Times New Roman" w:eastAsia="Times New Roman" w:cs="Times New Roman"/>
+        </w:rPr>
+        <w:t xml:space="preserve">C. -845.9 </w:t>
+      </w:r>
+    </w:p>
+    <w:p>
+      <w:pPr>
+        <w:pStyle w:val="FirstParagraph"/>
+        <w:ind w:left="480" w:hanging="480"/>
+        <w:spacing w:before="0" w:after="180"/>
+      </w:pPr>
+      <w:r>
+        <w:rPr>
+          <w:rFonts w:ascii="Times New Roman" w:hAnsi="Times New Roman" w:eastAsia="Times New Roman" w:cs="Times New Roman"/>
+        </w:rPr>
+        <w:t xml:space="preserve">D. -840.9</w:t>
+      </w:r>
+    </w:p>
+    <w:p>
+      <w:pPr>
+        <w:spacing w:before="0" w:after="0"/>
+      </w:pPr>
+    </w:p>
+    <w:p>
+      <w:pPr>
+        <w:spacing w:before="0" w:after="0"/>
+      </w:pPr>
     </w:p>
     <w:p>
       <w:pPr>
@@ -15219,6 +15947,8 @@
     <w:p>
       <w:pPr>
         <w:pStyle w:val="FirstParagraph"/>
+        <w:ind w:left="480" w:hanging="480"/>
+        <w:spacing w:after="0"/>
       </w:pPr>
       <w:r>
         <w:rPr>
@@ -15570,12 +16300,68 @@
         </w:rPr>
         <w:t xml:space="preserve"> </w:t>
       </w:r>
-      <w:r>
-        <w:rPr>
-          <w:rFonts w:ascii="Times New Roman" w:hAnsi="Times New Roman" w:eastAsia="Times New Roman" w:cs="Times New Roman"/>
-        </w:rPr>
-        <w:t xml:space="preserve">A.-4.95 B.4.95 C.-2.48 D.2.48</w:t>
-      </w:r>
+    </w:p>
+    <w:p>
+      <w:pPr>
+        <w:pStyle w:val="FirstParagraph"/>
+        <w:ind w:left="480" w:hanging="480"/>
+        <w:spacing w:before="0" w:after="0"/>
+      </w:pPr>
+      <w:r>
+        <w:rPr>
+          <w:rFonts w:ascii="Times New Roman" w:hAnsi="Times New Roman" w:eastAsia="Times New Roman" w:cs="Times New Roman"/>
+        </w:rPr>
+        <w:t xml:space="preserve">A.-4.95 </w:t>
+      </w:r>
+    </w:p>
+    <w:p>
+      <w:pPr>
+        <w:pStyle w:val="FirstParagraph"/>
+        <w:ind w:left="480" w:hanging="480"/>
+        <w:spacing w:before="0" w:after="0"/>
+      </w:pPr>
+      <w:r>
+        <w:rPr>
+          <w:rFonts w:ascii="Times New Roman" w:hAnsi="Times New Roman" w:eastAsia="Times New Roman" w:cs="Times New Roman"/>
+        </w:rPr>
+        <w:t xml:space="preserve">B.4.95 </w:t>
+      </w:r>
+    </w:p>
+    <w:p>
+      <w:pPr>
+        <w:pStyle w:val="FirstParagraph"/>
+        <w:ind w:left="480" w:hanging="480"/>
+        <w:spacing w:before="0" w:after="0"/>
+      </w:pPr>
+      <w:r>
+        <w:rPr>
+          <w:rFonts w:ascii="Times New Roman" w:hAnsi="Times New Roman" w:eastAsia="Times New Roman" w:cs="Times New Roman"/>
+        </w:rPr>
+        <w:t xml:space="preserve">C.-2.48 </w:t>
+      </w:r>
+    </w:p>
+    <w:p>
+      <w:pPr>
+        <w:pStyle w:val="FirstParagraph"/>
+        <w:ind w:left="480" w:hanging="480"/>
+        <w:spacing w:before="0" w:after="180"/>
+      </w:pPr>
+      <w:r>
+        <w:rPr>
+          <w:rFonts w:ascii="Times New Roman" w:hAnsi="Times New Roman" w:eastAsia="Times New Roman" w:cs="Times New Roman"/>
+        </w:rPr>
+        <w:t xml:space="preserve">D.2.48</w:t>
+      </w:r>
+    </w:p>
+    <w:p>
+      <w:pPr>
+        <w:spacing w:before="0" w:after="0"/>
+      </w:pPr>
+    </w:p>
+    <w:p>
+      <w:pPr>
+        <w:spacing w:before="0" w:after="0"/>
+      </w:pPr>
     </w:p>
     <w:p>
       <w:pPr>
@@ -15616,6 +16402,8 @@
     <w:p>
       <w:pPr>
         <w:pStyle w:val="FirstParagraph"/>
+        <w:ind w:left="480" w:hanging="480"/>
+        <w:spacing w:after="0"/>
       </w:pPr>
       <w:r>
         <w:rPr>
@@ -15866,12 +16654,68 @@
         </w:rPr>
         <w:t xml:space="preserve"> </w:t>
       </w:r>
-      <w:r>
-        <w:rPr>
-          <w:rFonts w:ascii="Times New Roman" w:hAnsi="Times New Roman" w:eastAsia="Times New Roman" w:cs="Times New Roman"/>
-        </w:rPr>
-        <w:t xml:space="preserve">A. 273.6℃ B. 351℃ C. 624℃ D. 425.4℃</w:t>
-      </w:r>
+    </w:p>
+    <w:p>
+      <w:pPr>
+        <w:pStyle w:val="FirstParagraph"/>
+        <w:ind w:left="480" w:hanging="480"/>
+        <w:spacing w:before="0" w:after="0"/>
+      </w:pPr>
+      <w:r>
+        <w:rPr>
+          <w:rFonts w:ascii="Times New Roman" w:hAnsi="Times New Roman" w:eastAsia="Times New Roman" w:cs="Times New Roman"/>
+        </w:rPr>
+        <w:t xml:space="preserve">A. 273.6℃ </w:t>
+      </w:r>
+    </w:p>
+    <w:p>
+      <w:pPr>
+        <w:pStyle w:val="FirstParagraph"/>
+        <w:ind w:left="480" w:hanging="480"/>
+        <w:spacing w:before="0" w:after="0"/>
+      </w:pPr>
+      <w:r>
+        <w:rPr>
+          <w:rFonts w:ascii="Times New Roman" w:hAnsi="Times New Roman" w:eastAsia="Times New Roman" w:cs="Times New Roman"/>
+        </w:rPr>
+        <w:t xml:space="preserve">B. 351℃ </w:t>
+      </w:r>
+    </w:p>
+    <w:p>
+      <w:pPr>
+        <w:pStyle w:val="FirstParagraph"/>
+        <w:ind w:left="480" w:hanging="480"/>
+        <w:spacing w:before="0" w:after="0"/>
+      </w:pPr>
+      <w:r>
+        <w:rPr>
+          <w:rFonts w:ascii="Times New Roman" w:hAnsi="Times New Roman" w:eastAsia="Times New Roman" w:cs="Times New Roman"/>
+        </w:rPr>
+        <w:t xml:space="preserve">C. 624℃ </w:t>
+      </w:r>
+    </w:p>
+    <w:p>
+      <w:pPr>
+        <w:pStyle w:val="FirstParagraph"/>
+        <w:ind w:left="480" w:hanging="480"/>
+        <w:spacing w:before="0" w:after="180"/>
+      </w:pPr>
+      <w:r>
+        <w:rPr>
+          <w:rFonts w:ascii="Times New Roman" w:hAnsi="Times New Roman" w:eastAsia="Times New Roman" w:cs="Times New Roman"/>
+        </w:rPr>
+        <w:t xml:space="preserve">D. 425.4℃</w:t>
+      </w:r>
+    </w:p>
+    <w:p>
+      <w:pPr>
+        <w:spacing w:before="0" w:after="0"/>
+      </w:pPr>
+    </w:p>
+    <w:p>
+      <w:pPr>
+        <w:spacing w:before="0" w:after="0"/>
+      </w:pPr>
     </w:p>
     <w:p>
       <w:pPr>
@@ -16281,6 +17125,8 @@
     <w:p>
       <w:pPr>
         <w:pStyle w:val="BodyText"/>
+        <w:ind w:left="480" w:hanging="480"/>
+        <w:spacing w:after="0"/>
       </w:pPr>
       <w:r>
         <w:rPr>
@@ -16480,6 +17326,13 @@
         </w:rPr>
         <w:t xml:space="preserve"> </w:t>
       </w:r>
+    </w:p>
+    <w:p>
+      <w:pPr>
+        <w:pStyle w:val="BodyText"/>
+        <w:ind w:left="480" w:hanging="480"/>
+        <w:spacing w:before="0" w:after="180"/>
+      </w:pPr>
       <w:r>
         <w:rPr>
           <w:rFonts w:ascii="Times New Roman" w:hAnsi="Times New Roman" w:eastAsia="Times New Roman" w:cs="Times New Roman"/>
@@ -16734,6 +17587,8 @@
     <w:p>
       <w:pPr>
         <w:pStyle w:val="BodyText"/>
+        <w:ind w:left="480" w:hanging="480"/>
+        <w:spacing w:after="0"/>
       </w:pPr>
       <w:r>
         <w:rPr>
@@ -16960,6 +17815,13 @@
         </w:rPr>
         <w:t xml:space="preserve"> </w:t>
       </w:r>
+    </w:p>
+    <w:p>
+      <w:pPr>
+        <w:pStyle w:val="BodyText"/>
+        <w:ind w:left="480" w:hanging="480"/>
+        <w:spacing w:before="0" w:after="180"/>
+      </w:pPr>
       <w:r>
         <w:rPr>
           <w:rFonts w:ascii="Times New Roman" w:hAnsi="Times New Roman" w:eastAsia="Times New Roman" w:cs="Times New Roman"/>
@@ -17130,6 +17992,16 @@
         </w:rPr>
         <w:t xml:space="preserve">的方向移动</w:t>
       </w:r>
+    </w:p>
+    <w:p>
+      <w:pPr>
+        <w:spacing w:before="0" w:after="0"/>
+      </w:pPr>
+    </w:p>
+    <w:p>
+      <w:pPr>
+        <w:spacing w:before="0" w:after="0"/>
+      </w:pPr>
     </w:p>
     <w:p>
       <w:pPr>
@@ -20093,7 +20965,7 @@
         </w:rPr>
         <w:drawing>
           <wp:inline>
-            <wp:extent cx="3600000" cy="2700000"/>
+            <wp:extent cx="3588251" cy="2700000"/>
             <wp:effectExtent b="0" l="0" r="0" t="0"/>
             <wp:docPr descr="" title="" id="45" name="Picture"/>
             <a:graphic>
@@ -20114,7 +20986,7 @@
                   <pic:spPr bwMode="auto">
                     <a:xfrm>
                       <a:off x="0" y="0"/>
-                      <a:ext cx="3600000" cy="2700000"/>
+                      <a:ext cx="3588251" cy="2700000"/>
                     </a:xfrm>
                     <a:prstGeom prst="rect">
                       <a:avLst/>
@@ -20180,7 +21052,7 @@
         </w:rPr>
         <w:drawing>
           <wp:inline>
-            <wp:extent cx="3240000" cy="3076466"/>
+            <wp:extent cx="3240000" cy="3054857"/>
             <wp:effectExtent b="0" l="0" r="0" t="0"/>
             <wp:docPr descr="" title="" id="48" name="Picture"/>
             <a:graphic>
@@ -20201,7 +21073,7 @@
                   <pic:spPr bwMode="auto">
                     <a:xfrm>
                       <a:off x="0" y="0"/>
-                      <a:ext cx="3240000" cy="3076466"/>
+                      <a:ext cx="3240000" cy="3054857"/>
                     </a:xfrm>
                     <a:prstGeom prst="rect">
                       <a:avLst/>
@@ -20243,7 +21115,7 @@
         </w:rPr>
         <w:drawing>
           <wp:inline>
-            <wp:extent cx="3240000" cy="3015849"/>
+            <wp:extent cx="3240000" cy="3012268"/>
             <wp:effectExtent b="0" l="0" r="0" t="0"/>
             <wp:docPr descr="" title="" id="51" name="Picture"/>
             <a:graphic>
@@ -20264,7 +21136,7 @@
                   <pic:spPr bwMode="auto">
                     <a:xfrm>
                       <a:off x="0" y="0"/>
-                      <a:ext cx="3240000" cy="3015849"/>
+                      <a:ext cx="3240000" cy="3012268"/>
                     </a:xfrm>
                     <a:prstGeom prst="rect">
                       <a:avLst/>
@@ -20306,7 +21178,7 @@
         </w:rPr>
         <w:drawing>
           <wp:inline>
-            <wp:extent cx="3240000" cy="3044571"/>
+            <wp:extent cx="3240000" cy="3042058"/>
             <wp:effectExtent b="0" l="0" r="0" t="0"/>
             <wp:docPr descr="" title="" id="54" name="Picture"/>
             <a:graphic>
@@ -20327,7 +21199,7 @@
                   <pic:spPr bwMode="auto">
                     <a:xfrm>
                       <a:off x="0" y="0"/>
-                      <a:ext cx="3240000" cy="3044571"/>
+                      <a:ext cx="3240000" cy="3042058"/>
                     </a:xfrm>
                     <a:prstGeom prst="rect">
                       <a:avLst/>
@@ -20369,7 +21241,7 @@
         </w:rPr>
         <w:drawing>
           <wp:inline>
-            <wp:extent cx="3240000" cy="2984479"/>
+            <wp:extent cx="3240000" cy="2981214"/>
             <wp:effectExtent b="0" l="0" r="0" t="0"/>
             <wp:docPr descr="" title="" id="57" name="Picture"/>
             <a:graphic>
@@ -20390,7 +21262,7 @@
                   <pic:spPr bwMode="auto">
                     <a:xfrm>
                       <a:off x="0" y="0"/>
-                      <a:ext cx="3240000" cy="2984479"/>
+                      <a:ext cx="3240000" cy="2981214"/>
                     </a:xfrm>
                     <a:prstGeom prst="rect">
                       <a:avLst/>
@@ -21967,6 +22839,46 @@
         </w:rPr>
         <w:t>）</w:t>
       </w:r>
+    </w:p>
+    <w:p>
+      <w:pPr>
+        <w:spacing w:before="0" w:after="0"/>
+      </w:pPr>
+    </w:p>
+    <w:p>
+      <w:pPr>
+        <w:spacing w:before="0" w:after="0"/>
+      </w:pPr>
+    </w:p>
+    <w:p>
+      <w:pPr>
+        <w:spacing w:before="0" w:after="0"/>
+      </w:pPr>
+    </w:p>
+    <w:p>
+      <w:pPr>
+        <w:spacing w:before="0" w:after="0"/>
+      </w:pPr>
+    </w:p>
+    <w:p>
+      <w:pPr>
+        <w:spacing w:before="0" w:after="0"/>
+      </w:pPr>
+    </w:p>
+    <w:p>
+      <w:pPr>
+        <w:spacing w:before="0" w:after="0"/>
+      </w:pPr>
+    </w:p>
+    <w:p>
+      <w:pPr>
+        <w:spacing w:before="0" w:after="0"/>
+      </w:pPr>
+    </w:p>
+    <w:p>
+      <w:pPr>
+        <w:spacing w:before="0" w:after="0"/>
+      </w:pPr>
     </w:p>
     <w:p>
       <w:pPr>
@@ -24543,6 +25455,46 @@
         </w:rPr>
         <w:t xml:space="preserve"> Kθ</w:t>
       </w:r>
+    </w:p>
+    <w:p>
+      <w:pPr>
+        <w:spacing w:before="0" w:after="0"/>
+      </w:pPr>
+    </w:p>
+    <w:p>
+      <w:pPr>
+        <w:spacing w:before="0" w:after="0"/>
+      </w:pPr>
+    </w:p>
+    <w:p>
+      <w:pPr>
+        <w:spacing w:before="0" w:after="0"/>
+      </w:pPr>
+    </w:p>
+    <w:p>
+      <w:pPr>
+        <w:spacing w:before="0" w:after="0"/>
+      </w:pPr>
+    </w:p>
+    <w:p>
+      <w:pPr>
+        <w:spacing w:before="0" w:after="0"/>
+      </w:pPr>
+    </w:p>
+    <w:p>
+      <w:pPr>
+        <w:spacing w:before="0" w:after="0"/>
+      </w:pPr>
+    </w:p>
+    <w:p>
+      <w:pPr>
+        <w:spacing w:before="0" w:after="0"/>
+      </w:pPr>
+    </w:p>
+    <w:p>
+      <w:pPr>
+        <w:spacing w:before="0" w:after="0"/>
+      </w:pPr>
     </w:p>
     <w:p>
       <w:pPr>
@@ -25962,6 +26914,46 @@
     </w:p>
     <w:p>
       <w:pPr>
+        <w:spacing w:before="0" w:after="0"/>
+      </w:pPr>
+    </w:p>
+    <w:p>
+      <w:pPr>
+        <w:spacing w:before="0" w:after="0"/>
+      </w:pPr>
+    </w:p>
+    <w:p>
+      <w:pPr>
+        <w:spacing w:before="0" w:after="0"/>
+      </w:pPr>
+    </w:p>
+    <w:p>
+      <w:pPr>
+        <w:spacing w:before="0" w:after="0"/>
+      </w:pPr>
+    </w:p>
+    <w:p>
+      <w:pPr>
+        <w:spacing w:before="0" w:after="0"/>
+      </w:pPr>
+    </w:p>
+    <w:p>
+      <w:pPr>
+        <w:spacing w:before="0" w:after="0"/>
+      </w:pPr>
+    </w:p>
+    <w:p>
+      <w:pPr>
+        <w:spacing w:before="0" w:after="0"/>
+      </w:pPr>
+    </w:p>
+    <w:p>
+      <w:pPr>
+        <w:spacing w:before="0" w:after="0"/>
+      </w:pPr>
+    </w:p>
+    <w:p>
+      <w:pPr>
         <w:spacing w:before="160" w:after="80"/>
       </w:pPr>
       <w:r>
@@ -27380,6 +28372,46 @@
         </w:rPr>
         <w:t>。</w:t>
       </w:r>
+    </w:p>
+    <w:p>
+      <w:pPr>
+        <w:spacing w:before="0" w:after="0"/>
+      </w:pPr>
+    </w:p>
+    <w:p>
+      <w:pPr>
+        <w:spacing w:before="0" w:after="0"/>
+      </w:pPr>
+    </w:p>
+    <w:p>
+      <w:pPr>
+        <w:spacing w:before="0" w:after="0"/>
+      </w:pPr>
+    </w:p>
+    <w:p>
+      <w:pPr>
+        <w:spacing w:before="0" w:after="0"/>
+      </w:pPr>
+    </w:p>
+    <w:p>
+      <w:pPr>
+        <w:spacing w:before="0" w:after="0"/>
+      </w:pPr>
+    </w:p>
+    <w:p>
+      <w:pPr>
+        <w:spacing w:before="0" w:after="0"/>
+      </w:pPr>
+    </w:p>
+    <w:p>
+      <w:pPr>
+        <w:spacing w:before="0" w:after="0"/>
+      </w:pPr>
+    </w:p>
+    <w:p>
+      <w:pPr>
+        <w:spacing w:before="0" w:after="0"/>
+      </w:pPr>
     </w:p>
     <w:p>
       <w:pPr>
@@ -28519,6 +29551,46 @@
         </w:rPr>
         <w:t>？</w:t>
       </w:r>
+    </w:p>
+    <w:p>
+      <w:pPr>
+        <w:spacing w:before="0" w:after="0"/>
+      </w:pPr>
+    </w:p>
+    <w:p>
+      <w:pPr>
+        <w:spacing w:before="0" w:after="0"/>
+      </w:pPr>
+    </w:p>
+    <w:p>
+      <w:pPr>
+        <w:spacing w:before="0" w:after="0"/>
+      </w:pPr>
+    </w:p>
+    <w:p>
+      <w:pPr>
+        <w:spacing w:before="0" w:after="0"/>
+      </w:pPr>
+    </w:p>
+    <w:p>
+      <w:pPr>
+        <w:spacing w:before="0" w:after="0"/>
+      </w:pPr>
+    </w:p>
+    <w:p>
+      <w:pPr>
+        <w:spacing w:before="0" w:after="0"/>
+      </w:pPr>
+    </w:p>
+    <w:p>
+      <w:pPr>
+        <w:spacing w:before="0" w:after="0"/>
+      </w:pPr>
+    </w:p>
+    <w:p>
+      <w:pPr>
+        <w:spacing w:before="0" w:after="0"/>
+      </w:pPr>
     </w:p>
     <w:p>
       <w:pPr>
@@ -29170,7 +30242,7 @@
         </w:rPr>
         <w:drawing>
           <wp:inline>
-            <wp:extent cx="3600000" cy="801046"/>
+            <wp:extent cx="3595283" cy="801046"/>
             <wp:effectExtent b="0" l="0" r="0" t="0"/>
             <wp:docPr descr="" title="" id="71" name="Picture"/>
             <a:graphic>
@@ -29191,7 +30263,7 @@
                   <pic:spPr bwMode="auto">
                     <a:xfrm>
                       <a:off x="0" y="0"/>
-                      <a:ext cx="3600000" cy="801046"/>
+                      <a:ext cx="3595283" cy="801046"/>
                     </a:xfrm>
                     <a:prstGeom prst="rect">
                       <a:avLst/>
@@ -29483,6 +30555,46 @@
     </w:p>
     <w:p>
       <w:pPr>
+        <w:spacing w:before="0" w:after="0"/>
+      </w:pPr>
+    </w:p>
+    <w:p>
+      <w:pPr>
+        <w:spacing w:before="0" w:after="0"/>
+      </w:pPr>
+    </w:p>
+    <w:p>
+      <w:pPr>
+        <w:spacing w:before="0" w:after="0"/>
+      </w:pPr>
+    </w:p>
+    <w:p>
+      <w:pPr>
+        <w:spacing w:before="0" w:after="0"/>
+      </w:pPr>
+    </w:p>
+    <w:p>
+      <w:pPr>
+        <w:spacing w:before="0" w:after="0"/>
+      </w:pPr>
+    </w:p>
+    <w:p>
+      <w:pPr>
+        <w:spacing w:before="0" w:after="0"/>
+      </w:pPr>
+    </w:p>
+    <w:p>
+      <w:pPr>
+        <w:spacing w:before="0" w:after="0"/>
+      </w:pPr>
+    </w:p>
+    <w:p>
+      <w:pPr>
+        <w:spacing w:before="0" w:after="0"/>
+      </w:pPr>
+    </w:p>
+    <w:p>
+      <w:pPr>
         <w:spacing w:before="160" w:after="80"/>
       </w:pPr>
       <w:r>
@@ -31071,6 +32183,46 @@
         </w:rPr>
         <w:t>？</w:t>
       </w:r>
+    </w:p>
+    <w:p>
+      <w:pPr>
+        <w:spacing w:before="0" w:after="0"/>
+      </w:pPr>
+    </w:p>
+    <w:p>
+      <w:pPr>
+        <w:spacing w:before="0" w:after="0"/>
+      </w:pPr>
+    </w:p>
+    <w:p>
+      <w:pPr>
+        <w:spacing w:before="0" w:after="0"/>
+      </w:pPr>
+    </w:p>
+    <w:p>
+      <w:pPr>
+        <w:spacing w:before="0" w:after="0"/>
+      </w:pPr>
+    </w:p>
+    <w:p>
+      <w:pPr>
+        <w:spacing w:before="0" w:after="0"/>
+      </w:pPr>
+    </w:p>
+    <w:p>
+      <w:pPr>
+        <w:spacing w:before="0" w:after="0"/>
+      </w:pPr>
+    </w:p>
+    <w:p>
+      <w:pPr>
+        <w:spacing w:before="0" w:after="0"/>
+      </w:pPr>
+    </w:p>
+    <w:p>
+      <w:pPr>
+        <w:spacing w:before="0" w:after="0"/>
+      </w:pPr>
     </w:p>
     <w:p>
       <w:pPr>
@@ -32276,6 +33428,46 @@
     </w:p>
     <w:p>
       <w:pPr>
+        <w:spacing w:before="0" w:after="0"/>
+      </w:pPr>
+    </w:p>
+    <w:p>
+      <w:pPr>
+        <w:spacing w:before="0" w:after="0"/>
+      </w:pPr>
+    </w:p>
+    <w:p>
+      <w:pPr>
+        <w:spacing w:before="0" w:after="0"/>
+      </w:pPr>
+    </w:p>
+    <w:p>
+      <w:pPr>
+        <w:spacing w:before="0" w:after="0"/>
+      </w:pPr>
+    </w:p>
+    <w:p>
+      <w:pPr>
+        <w:spacing w:before="0" w:after="0"/>
+      </w:pPr>
+    </w:p>
+    <w:p>
+      <w:pPr>
+        <w:spacing w:before="0" w:after="0"/>
+      </w:pPr>
+    </w:p>
+    <w:p>
+      <w:pPr>
+        <w:spacing w:before="0" w:after="0"/>
+      </w:pPr>
+    </w:p>
+    <w:p>
+      <w:pPr>
+        <w:spacing w:before="0" w:after="0"/>
+      </w:pPr>
+    </w:p>
+    <w:p>
+      <w:pPr>
         <w:spacing w:before="160" w:after="80"/>
       </w:pPr>
       <w:r>
@@ -33142,6 +34334,46 @@
     </w:p>
     <w:p>
       <w:pPr>
+        <w:spacing w:before="0" w:after="0"/>
+      </w:pPr>
+    </w:p>
+    <w:p>
+      <w:pPr>
+        <w:spacing w:before="0" w:after="0"/>
+      </w:pPr>
+    </w:p>
+    <w:p>
+      <w:pPr>
+        <w:spacing w:before="0" w:after="0"/>
+      </w:pPr>
+    </w:p>
+    <w:p>
+      <w:pPr>
+        <w:spacing w:before="0" w:after="0"/>
+      </w:pPr>
+    </w:p>
+    <w:p>
+      <w:pPr>
+        <w:spacing w:before="0" w:after="0"/>
+      </w:pPr>
+    </w:p>
+    <w:p>
+      <w:pPr>
+        <w:spacing w:before="0" w:after="0"/>
+      </w:pPr>
+    </w:p>
+    <w:p>
+      <w:pPr>
+        <w:spacing w:before="0" w:after="0"/>
+      </w:pPr>
+    </w:p>
+    <w:p>
+      <w:pPr>
+        <w:spacing w:before="0" w:after="0"/>
+      </w:pPr>
+    </w:p>
+    <w:p>
+      <w:pPr>
         <w:spacing w:before="160" w:after="80"/>
       </w:pPr>
       <w:r>
@@ -33311,7 +34543,7 @@
         </w:rPr>
         <w:drawing>
           <wp:inline>
-            <wp:extent cx="2413000" cy="2273300"/>
+            <wp:extent cx="2413000" cy="2247900"/>
             <wp:effectExtent b="0" l="0" r="0" t="0"/>
             <wp:docPr descr="" title="" id="81" name="Picture"/>
             <a:graphic>
@@ -33332,7 +34564,7 @@
                   <pic:spPr bwMode="auto">
                     <a:xfrm>
                       <a:off x="0" y="0"/>
-                      <a:ext cx="2413000" cy="2273300"/>
+                      <a:ext cx="2413000" cy="2247900"/>
                     </a:xfrm>
                     <a:prstGeom prst="rect">
                       <a:avLst/>
@@ -34426,6 +35658,46 @@
         </w:rPr>
         <w:t>。</w:t>
       </w:r>
+    </w:p>
+    <w:p>
+      <w:pPr>
+        <w:spacing w:before="0" w:after="0"/>
+      </w:pPr>
+    </w:p>
+    <w:p>
+      <w:pPr>
+        <w:spacing w:before="0" w:after="0"/>
+      </w:pPr>
+    </w:p>
+    <w:p>
+      <w:pPr>
+        <w:spacing w:before="0" w:after="0"/>
+      </w:pPr>
+    </w:p>
+    <w:p>
+      <w:pPr>
+        <w:spacing w:before="0" w:after="0"/>
+      </w:pPr>
+    </w:p>
+    <w:p>
+      <w:pPr>
+        <w:spacing w:before="0" w:after="0"/>
+      </w:pPr>
+    </w:p>
+    <w:p>
+      <w:pPr>
+        <w:spacing w:before="0" w:after="0"/>
+      </w:pPr>
+    </w:p>
+    <w:p>
+      <w:pPr>
+        <w:spacing w:before="0" w:after="0"/>
+      </w:pPr>
+    </w:p>
+    <w:p>
+      <w:pPr>
+        <w:spacing w:before="0" w:after="0"/>
+      </w:pPr>
     </w:p>
     <w:p>
       <w:pPr>
@@ -35708,6 +36980,31 @@
         </w:rPr>
         <w:t>。</w:t>
       </w:r>
+    </w:p>
+    <w:p>
+      <w:pPr>
+        <w:spacing w:before="0" w:after="0"/>
+      </w:pPr>
+    </w:p>
+    <w:p>
+      <w:pPr>
+        <w:spacing w:before="0" w:after="0"/>
+      </w:pPr>
+    </w:p>
+    <w:p>
+      <w:pPr>
+        <w:spacing w:before="0" w:after="0"/>
+      </w:pPr>
+    </w:p>
+    <w:p>
+      <w:pPr>
+        <w:spacing w:before="0" w:after="0"/>
+      </w:pPr>
+    </w:p>
+    <w:p>
+      <w:pPr>
+        <w:spacing w:before="0" w:after="0"/>
+      </w:pPr>
     </w:p>
     <w:p>
       <w:pPr>
@@ -36828,6 +38125,46 @@
     </w:tbl>
     <w:p>
       <w:pPr>
+        <w:spacing w:before="0" w:after="0"/>
+      </w:pPr>
+    </w:p>
+    <w:p>
+      <w:pPr>
+        <w:spacing w:before="0" w:after="0"/>
+      </w:pPr>
+    </w:p>
+    <w:p>
+      <w:pPr>
+        <w:spacing w:before="0" w:after="0"/>
+      </w:pPr>
+    </w:p>
+    <w:p>
+      <w:pPr>
+        <w:spacing w:before="0" w:after="0"/>
+      </w:pPr>
+    </w:p>
+    <w:p>
+      <w:pPr>
+        <w:spacing w:before="0" w:after="0"/>
+      </w:pPr>
+    </w:p>
+    <w:p>
+      <w:pPr>
+        <w:spacing w:before="0" w:after="0"/>
+      </w:pPr>
+    </w:p>
+    <w:p>
+      <w:pPr>
+        <w:spacing w:before="0" w:after="0"/>
+      </w:pPr>
+    </w:p>
+    <w:p>
+      <w:pPr>
+        <w:spacing w:before="0" w:after="0"/>
+      </w:pPr>
+    </w:p>
+    <w:p>
+      <w:pPr>
         <w:spacing w:before="160" w:after="80"/>
       </w:pPr>
       <w:r>
@@ -37341,6 +38678,31 @@
     </w:p>
     <w:p>
       <w:pPr>
+        <w:spacing w:before="0" w:after="0"/>
+      </w:pPr>
+    </w:p>
+    <w:p>
+      <w:pPr>
+        <w:spacing w:before="0" w:after="0"/>
+      </w:pPr>
+    </w:p>
+    <w:p>
+      <w:pPr>
+        <w:spacing w:before="0" w:after="0"/>
+      </w:pPr>
+    </w:p>
+    <w:p>
+      <w:pPr>
+        <w:spacing w:before="0" w:after="0"/>
+      </w:pPr>
+    </w:p>
+    <w:p>
+      <w:pPr>
+        <w:spacing w:before="0" w:after="0"/>
+      </w:pPr>
+    </w:p>
+    <w:p>
+      <w:pPr>
         <w:spacing w:before="160" w:after="80"/>
       </w:pPr>
       <w:r>
@@ -37861,6 +39223,46 @@
         </w:rPr>
         <w:t>？</w:t>
       </w:r>
+    </w:p>
+    <w:p>
+      <w:pPr>
+        <w:spacing w:before="0" w:after="0"/>
+      </w:pPr>
+    </w:p>
+    <w:p>
+      <w:pPr>
+        <w:spacing w:before="0" w:after="0"/>
+      </w:pPr>
+    </w:p>
+    <w:p>
+      <w:pPr>
+        <w:spacing w:before="0" w:after="0"/>
+      </w:pPr>
+    </w:p>
+    <w:p>
+      <w:pPr>
+        <w:spacing w:before="0" w:after="0"/>
+      </w:pPr>
+    </w:p>
+    <w:p>
+      <w:pPr>
+        <w:spacing w:before="0" w:after="0"/>
+      </w:pPr>
+    </w:p>
+    <w:p>
+      <w:pPr>
+        <w:spacing w:before="0" w:after="0"/>
+      </w:pPr>
+    </w:p>
+    <w:p>
+      <w:pPr>
+        <w:spacing w:before="0" w:after="0"/>
+      </w:pPr>
+    </w:p>
+    <w:p>
+      <w:pPr>
+        <w:spacing w:before="0" w:after="0"/>
+      </w:pPr>
     </w:p>
     <w:p>
       <w:pPr>
@@ -38895,6 +40297,31 @@
     </w:p>
     <w:p>
       <w:pPr>
+        <w:spacing w:before="0" w:after="0"/>
+      </w:pPr>
+    </w:p>
+    <w:p>
+      <w:pPr>
+        <w:spacing w:before="0" w:after="0"/>
+      </w:pPr>
+    </w:p>
+    <w:p>
+      <w:pPr>
+        <w:spacing w:before="0" w:after="0"/>
+      </w:pPr>
+    </w:p>
+    <w:p>
+      <w:pPr>
+        <w:spacing w:before="0" w:after="0"/>
+      </w:pPr>
+    </w:p>
+    <w:p>
+      <w:pPr>
+        <w:spacing w:before="0" w:after="0"/>
+      </w:pPr>
+    </w:p>
+    <w:p>
+      <w:pPr>
         <w:spacing w:before="160" w:after="80"/>
       </w:pPr>
       <w:r>
@@ -40055,6 +41482,46 @@
         </w:rPr>
         <w:t>）。</w:t>
       </w:r>
+    </w:p>
+    <w:p>
+      <w:pPr>
+        <w:spacing w:before="0" w:after="0"/>
+      </w:pPr>
+    </w:p>
+    <w:p>
+      <w:pPr>
+        <w:spacing w:before="0" w:after="0"/>
+      </w:pPr>
+    </w:p>
+    <w:p>
+      <w:pPr>
+        <w:spacing w:before="0" w:after="0"/>
+      </w:pPr>
+    </w:p>
+    <w:p>
+      <w:pPr>
+        <w:spacing w:before="0" w:after="0"/>
+      </w:pPr>
+    </w:p>
+    <w:p>
+      <w:pPr>
+        <w:spacing w:before="0" w:after="0"/>
+      </w:pPr>
+    </w:p>
+    <w:p>
+      <w:pPr>
+        <w:spacing w:before="0" w:after="0"/>
+      </w:pPr>
+    </w:p>
+    <w:p>
+      <w:pPr>
+        <w:spacing w:before="0" w:after="0"/>
+      </w:pPr>
+    </w:p>
+    <w:p>
+      <w:pPr>
+        <w:spacing w:before="0" w:after="0"/>
+      </w:pPr>
     </w:p>
     <w:p>
       <w:pPr>
@@ -40813,6 +42280,31 @@
     </w:tbl>
     <w:p>
       <w:pPr>
+        <w:spacing w:before="0" w:after="0"/>
+      </w:pPr>
+    </w:p>
+    <w:p>
+      <w:pPr>
+        <w:spacing w:before="0" w:after="0"/>
+      </w:pPr>
+    </w:p>
+    <w:p>
+      <w:pPr>
+        <w:spacing w:before="0" w:after="0"/>
+      </w:pPr>
+    </w:p>
+    <w:p>
+      <w:pPr>
+        <w:spacing w:before="0" w:after="0"/>
+      </w:pPr>
+    </w:p>
+    <w:p>
+      <w:pPr>
+        <w:spacing w:before="0" w:after="0"/>
+      </w:pPr>
+    </w:p>
+    <w:p>
+      <w:pPr>
         <w:spacing w:before="160" w:after="80"/>
       </w:pPr>
       <w:r>
@@ -41536,6 +43028,46 @@
         </w:rPr>
         <w:t>。</w:t>
       </w:r>
+    </w:p>
+    <w:p>
+      <w:pPr>
+        <w:spacing w:before="0" w:after="0"/>
+      </w:pPr>
+    </w:p>
+    <w:p>
+      <w:pPr>
+        <w:spacing w:before="0" w:after="0"/>
+      </w:pPr>
+    </w:p>
+    <w:p>
+      <w:pPr>
+        <w:spacing w:before="0" w:after="0"/>
+      </w:pPr>
+    </w:p>
+    <w:p>
+      <w:pPr>
+        <w:spacing w:before="0" w:after="0"/>
+      </w:pPr>
+    </w:p>
+    <w:p>
+      <w:pPr>
+        <w:spacing w:before="0" w:after="0"/>
+      </w:pPr>
+    </w:p>
+    <w:p>
+      <w:pPr>
+        <w:spacing w:before="0" w:after="0"/>
+      </w:pPr>
+    </w:p>
+    <w:p>
+      <w:pPr>
+        <w:spacing w:before="0" w:after="0"/>
+      </w:pPr>
+    </w:p>
+    <w:p>
+      <w:pPr>
+        <w:spacing w:before="0" w:after="0"/>
+      </w:pPr>
     </w:p>
     <w:p>
       <w:pPr>
@@ -42601,6 +44133,16 @@
     </w:p>
     <w:p>
       <w:pPr>
+        <w:spacing w:before="0" w:after="0"/>
+      </w:pPr>
+    </w:p>
+    <w:p>
+      <w:pPr>
+        <w:spacing w:before="0" w:after="0"/>
+      </w:pPr>
+    </w:p>
+    <w:p>
+      <w:pPr>
         <w:spacing w:before="160" w:after="80"/>
       </w:pPr>
       <w:r>
@@ -43586,6 +45128,31 @@
         </w:rPr>
         <w:t xml:space="preserve"> 19.1 g。</w:t>
       </w:r>
+    </w:p>
+    <w:p>
+      <w:pPr>
+        <w:spacing w:before="0" w:after="0"/>
+      </w:pPr>
+    </w:p>
+    <w:p>
+      <w:pPr>
+        <w:spacing w:before="0" w:after="0"/>
+      </w:pPr>
+    </w:p>
+    <w:p>
+      <w:pPr>
+        <w:spacing w:before="0" w:after="0"/>
+      </w:pPr>
+    </w:p>
+    <w:p>
+      <w:pPr>
+        <w:spacing w:before="0" w:after="0"/>
+      </w:pPr>
+    </w:p>
+    <w:p>
+      <w:pPr>
+        <w:spacing w:before="0" w:after="0"/>
+      </w:pPr>
     </w:p>
     <w:p>
       <w:pPr>

--- a/00-首页/题组Word/第一轮·竞赛教材版/第一轮原理·3-热力学初步（学生版）.docx
+++ b/00-首页/题组Word/第一轮·竞赛教材版/第一轮原理·3-热力学初步（学生版）.docx
@@ -12099,7 +12099,7 @@
         <m:sSup>
           <m:e>
             <m:r>
-              <m:t>​</m:t>
+              <m:t xml:space="preserve"> </m:t>
             </m:r>
           </m:e>
           <m:sup>
@@ -12151,7 +12151,7 @@
         <m:sSup>
           <m:e>
             <m:r>
-              <m:t>​</m:t>
+              <m:t xml:space="preserve"> </m:t>
             </m:r>
           </m:e>
           <m:sup>
@@ -12215,7 +12215,7 @@
         <m:sSup>
           <m:e>
             <m:r>
-              <m:t>​</m:t>
+              <m:t xml:space="preserve"> </m:t>
             </m:r>
           </m:e>
           <m:sup>
@@ -12267,7 +12267,7 @@
         <m:sSup>
           <m:e>
             <m:r>
-              <m:t>​</m:t>
+              <m:t xml:space="preserve"> </m:t>
             </m:r>
           </m:e>
           <m:sup>
@@ -12319,7 +12319,7 @@
         <m:sSup>
           <m:e>
             <m:r>
-              <m:t>​</m:t>
+              <m:t xml:space="preserve"> </m:t>
             </m:r>
           </m:e>
           <m:sup>
@@ -12371,7 +12371,7 @@
         <m:sSup>
           <m:e>
             <m:r>
-              <m:t>​</m:t>
+              <m:t xml:space="preserve"> </m:t>
             </m:r>
           </m:e>
           <m:sup>
@@ -12423,7 +12423,7 @@
         <m:sSup>
           <m:e>
             <m:r>
-              <m:t>​</m:t>
+              <m:t xml:space="preserve"> </m:t>
             </m:r>
           </m:e>
           <m:sup>
@@ -12475,7 +12475,7 @@
         <m:sSup>
           <m:e>
             <m:r>
-              <m:t>​</m:t>
+              <m:t xml:space="preserve"> </m:t>
             </m:r>
           </m:e>
           <m:sup>
@@ -12527,7 +12527,7 @@
         <m:sSup>
           <m:e>
             <m:r>
-              <m:t>​</m:t>
+              <m:t xml:space="preserve"> </m:t>
             </m:r>
           </m:e>
           <m:sup>
@@ -12602,7 +12602,7 @@
         <m:sSup>
           <m:e>
             <m:r>
-              <m:t>​</m:t>
+              <m:t xml:space="preserve"> </m:t>
             </m:r>
           </m:e>
           <m:sup>
@@ -12715,7 +12715,7 @@
         <m:sSup>
           <m:e>
             <m:r>
-              <m:t>​</m:t>
+              <m:t xml:space="preserve"> </m:t>
             </m:r>
           </m:e>
           <m:sup>
@@ -12833,7 +12833,7 @@
         <m:sSup>
           <m:e>
             <m:r>
-              <m:t>​</m:t>
+              <m:t xml:space="preserve"> </m:t>
             </m:r>
           </m:e>
           <m:sup>
@@ -12885,7 +12885,7 @@
         <m:sSup>
           <m:e>
             <m:r>
-              <m:t>​</m:t>
+              <m:t xml:space="preserve"> </m:t>
             </m:r>
           </m:e>
           <m:sup>
@@ -12961,7 +12961,7 @@
         <m:sSup>
           <m:e>
             <m:r>
-              <m:t>​</m:t>
+              <m:t xml:space="preserve"> </m:t>
             </m:r>
           </m:e>
           <m:sup>
@@ -12991,7 +12991,7 @@
         <m:sSup>
           <m:e>
             <m:r>
-              <m:t>​</m:t>
+              <m:t xml:space="preserve"> </m:t>
             </m:r>
           </m:e>
           <m:sup>
@@ -13049,7 +13049,7 @@
         <m:sSup>
           <m:e>
             <m:r>
-              <m:t>​</m:t>
+              <m:t xml:space="preserve"> </m:t>
             </m:r>
           </m:e>
           <m:sup>
@@ -13079,7 +13079,7 @@
         <m:sSup>
           <m:e>
             <m:r>
-              <m:t>​</m:t>
+              <m:t xml:space="preserve"> </m:t>
             </m:r>
           </m:e>
           <m:sup>
@@ -20115,7 +20115,7 @@
               </m:e>
               <m:lim>
                 <m:r>
-                  <m:t>​</m:t>
+                  <m:t xml:space="preserve"> </m:t>
                 </m:r>
               </m:lim>
             </m:limUpp>
@@ -21466,7 +21466,7 @@
         <m:sSup>
           <m:e>
             <m:r>
-              <m:t>​</m:t>
+              <m:t xml:space="preserve"> </m:t>
             </m:r>
           </m:e>
           <m:sup>

--- a/00-首页/题组Word/第一轮·竞赛教材版/第一轮原理·3-热力学初步（学生版）.docx
+++ b/00-首页/题组Word/第一轮·竞赛教材版/第一轮原理·3-热力学初步（学生版）.docx
@@ -91,8 +91,8 @@
     <w:p>
       <w:pPr>
         <w:pStyle w:val="FirstParagraph"/>
+        <w:spacing w:before="0" w:after="0"/>
         <w:ind w:left="480" w:hanging="480"/>
-        <w:spacing w:after="0"/>
       </w:pPr>
       <w:r>
         <w:rPr>
@@ -206,8 +206,8 @@
     <w:p>
       <w:pPr>
         <w:pStyle w:val="FirstParagraph"/>
+        <w:spacing w:before="0" w:after="0"/>
         <w:ind w:left="480" w:hanging="480"/>
-        <w:spacing w:before="0" w:after="0"/>
       </w:pPr>
       <w:r>
         <w:rPr>
@@ -295,8 +295,8 @@
     <w:p>
       <w:pPr>
         <w:pStyle w:val="FirstParagraph"/>
+        <w:spacing w:before="0" w:after="0"/>
         <w:ind w:left="480" w:hanging="480"/>
-        <w:spacing w:before="0" w:after="0"/>
       </w:pPr>
       <w:r>
         <w:rPr>
@@ -384,8 +384,8 @@
     <w:p>
       <w:pPr>
         <w:pStyle w:val="FirstParagraph"/>
+        <w:spacing w:before="0" w:after="0"/>
         <w:ind w:left="480" w:hanging="480"/>
-        <w:spacing w:before="0" w:after="0"/>
       </w:pPr>
       <w:r>
         <w:rPr>
@@ -473,8 +473,8 @@
     <w:p>
       <w:pPr>
         <w:pStyle w:val="FirstParagraph"/>
+        <w:spacing w:before="0" w:after="0"/>
         <w:ind w:left="480" w:hanging="480"/>
-        <w:spacing w:before="0" w:after="180"/>
       </w:pPr>
       <w:r>
         <w:rPr>
@@ -806,8 +806,8 @@
     <w:p>
       <w:pPr>
         <w:pStyle w:val="BodyText"/>
+        <w:spacing w:before="0" w:after="0"/>
         <w:ind w:left="480" w:hanging="480"/>
-        <w:spacing w:after="0"/>
       </w:pPr>
       <w:r>
         <w:rPr>
@@ -867,47 +867,47 @@
     <w:p>
       <w:pPr>
         <w:pStyle w:val="BodyText"/>
+        <w:spacing w:before="0" w:after="0"/>
         <w:ind w:left="480" w:hanging="480"/>
+      </w:pPr>
+      <w:r>
+        <w:rPr>
+          <w:rFonts w:ascii="Times New Roman" w:hAnsi="Times New Roman" w:eastAsia="Times New Roman" w:cs="Times New Roman"/>
+        </w:rPr>
+        <w:t xml:space="preserve">A.(1)①,(2)① </w:t>
+      </w:r>
+    </w:p>
+    <w:p>
+      <w:pPr>
+        <w:pStyle w:val="BodyText"/>
         <w:spacing w:before="0" w:after="0"/>
-      </w:pPr>
-      <w:r>
-        <w:rPr>
-          <w:rFonts w:ascii="Times New Roman" w:hAnsi="Times New Roman" w:eastAsia="Times New Roman" w:cs="Times New Roman"/>
-        </w:rPr>
-        <w:t xml:space="preserve">A.(1)①,(2)① </w:t>
+        <w:ind w:left="480" w:hanging="480"/>
+      </w:pPr>
+      <w:r>
+        <w:rPr>
+          <w:rFonts w:ascii="Times New Roman" w:hAnsi="Times New Roman" w:eastAsia="Times New Roman" w:cs="Times New Roman"/>
+        </w:rPr>
+        <w:t xml:space="preserve">B.(1)②,(2)① </w:t>
       </w:r>
     </w:p>
     <w:p>
       <w:pPr>
         <w:pStyle w:val="BodyText"/>
+        <w:spacing w:before="0" w:after="0"/>
         <w:ind w:left="480" w:hanging="480"/>
+      </w:pPr>
+      <w:r>
+        <w:rPr>
+          <w:rFonts w:ascii="Times New Roman" w:hAnsi="Times New Roman" w:eastAsia="Times New Roman" w:cs="Times New Roman"/>
+        </w:rPr>
+        <w:t xml:space="preserve">C.(1)②,(2)② </w:t>
+      </w:r>
+    </w:p>
+    <w:p>
+      <w:pPr>
+        <w:pStyle w:val="BodyText"/>
         <w:spacing w:before="0" w:after="0"/>
-      </w:pPr>
-      <w:r>
-        <w:rPr>
-          <w:rFonts w:ascii="Times New Roman" w:hAnsi="Times New Roman" w:eastAsia="Times New Roman" w:cs="Times New Roman"/>
-        </w:rPr>
-        <w:t xml:space="preserve">B.(1)②,(2)① </w:t>
-      </w:r>
-    </w:p>
-    <w:p>
-      <w:pPr>
-        <w:pStyle w:val="BodyText"/>
         <w:ind w:left="480" w:hanging="480"/>
-        <w:spacing w:before="0" w:after="0"/>
-      </w:pPr>
-      <w:r>
-        <w:rPr>
-          <w:rFonts w:ascii="Times New Roman" w:hAnsi="Times New Roman" w:eastAsia="Times New Roman" w:cs="Times New Roman"/>
-        </w:rPr>
-        <w:t xml:space="preserve">C.(1)②,(2)② </w:t>
-      </w:r>
-    </w:p>
-    <w:p>
-      <w:pPr>
-        <w:pStyle w:val="BodyText"/>
-        <w:ind w:left="480" w:hanging="480"/>
-        <w:spacing w:before="0" w:after="180"/>
       </w:pPr>
       <w:r>
         <w:rPr>
@@ -1435,6 +1435,14 @@
       <w:tblPr>
         <w:tblStyle w:val="Table"/>
         <w:tblW w:type="auto" w:w="0"/>
+        <w:tblBorders>
+          <w:top w:val="single" w:sz="12" w:space="0" w:color="000000"/>
+          <w:left w:val="none" w:sz="0" w:space="0" w:color="auto"/>
+          <w:bottom w:val="single" w:sz="12" w:space="0" w:color="000000"/>
+          <w:right w:val="none" w:sz="0" w:space="0" w:color="auto"/>
+          <w:insideH w:val="none" w:sz="0" w:space="0" w:color="auto"/>
+          <w:insideV w:val="none" w:sz="0" w:space="0" w:color="auto"/>
+        </w:tblBorders>
         <w:tblLook w:firstRow="1" w:lastRow="0" w:firstColumn="0" w:lastColumn="0" w:noHBand="0" w:noVBand="0" w:val="0020"/>
       </w:tblPr>
       <w:tblGrid>
@@ -1448,7 +1456,11 @@
           <w:tblHeader w:val="on"/>
         </w:trPr>
         <w:tc>
-          <w:tcPr/>
+          <w:tcPr>
+            <w:tcBorders>
+              <w:bottom w:val="single" w:sz="8" w:space="0" w:color="000000"/>
+            </w:tcBorders>
+          </w:tcPr>
           <w:p>
             <w:pPr>
               <w:pStyle w:val="Compact"/>
@@ -1457,7 +1469,11 @@
           </w:p>
         </w:tc>
         <w:tc>
-          <w:tcPr/>
+          <w:tcPr>
+            <w:tcBorders>
+              <w:bottom w:val="single" w:sz="8" w:space="0" w:color="000000"/>
+            </w:tcBorders>
+          </w:tcPr>
           <w:p>
             <w:pPr>
               <w:pStyle w:val="Compact"/>
@@ -1473,7 +1489,11 @@
           </w:p>
         </w:tc>
         <w:tc>
-          <w:tcPr/>
+          <w:tcPr>
+            <w:tcBorders>
+              <w:bottom w:val="single" w:sz="8" w:space="0" w:color="000000"/>
+            </w:tcBorders>
+          </w:tcPr>
           <w:p>
             <w:pPr>
               <w:pStyle w:val="Compact"/>
@@ -1489,7 +1509,11 @@
           </w:p>
         </w:tc>
         <w:tc>
-          <w:tcPr/>
+          <w:tcPr>
+            <w:tcBorders>
+              <w:bottom w:val="single" w:sz="8" w:space="0" w:color="000000"/>
+            </w:tcBorders>
+          </w:tcPr>
           <w:p>
             <w:pPr>
               <w:pStyle w:val="Compact"/>
@@ -2810,6 +2834,14 @@
         <w:tblStyle w:val="Table"/>
         <w:tblW w:type="pct" w:w="5000"/>
         <w:tblLayout w:type="fixed"/>
+        <w:tblBorders>
+          <w:top w:val="single" w:sz="12" w:space="0" w:color="000000"/>
+          <w:left w:val="none" w:sz="0" w:space="0" w:color="auto"/>
+          <w:bottom w:val="single" w:sz="12" w:space="0" w:color="000000"/>
+          <w:right w:val="none" w:sz="0" w:space="0" w:color="auto"/>
+          <w:insideH w:val="none" w:sz="0" w:space="0" w:color="auto"/>
+          <w:insideV w:val="none" w:sz="0" w:space="0" w:color="auto"/>
+        </w:tblBorders>
         <w:tblLook w:firstRow="1" w:lastRow="0" w:firstColumn="0" w:lastColumn="0" w:noHBand="0" w:noVBand="0" w:val="0020"/>
       </w:tblPr>
       <w:tblGrid>
@@ -2823,7 +2855,11 @@
           <w:tblHeader w:val="on"/>
         </w:trPr>
         <w:tc>
-          <w:tcPr/>
+          <w:tcPr>
+            <w:tcBorders>
+              <w:bottom w:val="single" w:sz="8" w:space="0" w:color="000000"/>
+            </w:tcBorders>
+          </w:tcPr>
           <w:p>
             <w:pPr>
               <w:pStyle w:val="Compact"/>
@@ -2832,7 +2868,11 @@
           </w:p>
         </w:tc>
         <w:tc>
-          <w:tcPr/>
+          <w:tcPr>
+            <w:tcBorders>
+              <w:bottom w:val="single" w:sz="8" w:space="0" w:color="000000"/>
+            </w:tcBorders>
+          </w:tcPr>
           <w:p>
             <w:pPr>
               <w:pStyle w:val="Compact"/>
@@ -2955,7 +2995,11 @@
           </w:p>
         </w:tc>
         <w:tc>
-          <w:tcPr/>
+          <w:tcPr>
+            <w:tcBorders>
+              <w:bottom w:val="single" w:sz="8" w:space="0" w:color="000000"/>
+            </w:tcBorders>
+          </w:tcPr>
           <w:p>
             <w:pPr>
               <w:pStyle w:val="Compact"/>
@@ -3093,7 +3137,11 @@
           </w:p>
         </w:tc>
         <w:tc>
-          <w:tcPr/>
+          <w:tcPr>
+            <w:tcBorders>
+              <w:bottom w:val="single" w:sz="8" w:space="0" w:color="000000"/>
+            </w:tcBorders>
+          </w:tcPr>
           <w:p>
             <w:pPr>
               <w:pStyle w:val="Compact"/>
@@ -3813,6 +3861,14 @@
         <w:tblStyle w:val="Table"/>
         <w:tblW w:type="pct" w:w="5000"/>
         <w:tblLayout w:type="fixed"/>
+        <w:tblBorders>
+          <w:top w:val="single" w:sz="12" w:space="0" w:color="000000"/>
+          <w:left w:val="none" w:sz="0" w:space="0" w:color="auto"/>
+          <w:bottom w:val="single" w:sz="12" w:space="0" w:color="000000"/>
+          <w:right w:val="none" w:sz="0" w:space="0" w:color="auto"/>
+          <w:insideH w:val="none" w:sz="0" w:space="0" w:color="auto"/>
+          <w:insideV w:val="none" w:sz="0" w:space="0" w:color="auto"/>
+        </w:tblBorders>
         <w:tblLook w:firstRow="1" w:lastRow="0" w:firstColumn="0" w:lastColumn="0" w:noHBand="0" w:noVBand="0" w:val="0020"/>
       </w:tblPr>
       <w:tblGrid>
@@ -3824,7 +3880,11 @@
           <w:tblHeader w:val="on"/>
         </w:trPr>
         <w:tc>
-          <w:tcPr/>
+          <w:tcPr>
+            <w:tcBorders>
+              <w:bottom w:val="single" w:sz="8" w:space="0" w:color="000000"/>
+            </w:tcBorders>
+          </w:tcPr>
           <w:p>
             <w:pPr>
               <w:pStyle w:val="Compact"/>
@@ -3840,7 +3900,11 @@
           </w:p>
         </w:tc>
         <w:tc>
-          <w:tcPr/>
+          <w:tcPr>
+            <w:tcBorders>
+              <w:bottom w:val="single" w:sz="8" w:space="0" w:color="000000"/>
+            </w:tcBorders>
+          </w:tcPr>
           <w:p>
             <w:pPr>
               <w:pStyle w:val="Compact"/>
@@ -5727,6 +5791,14 @@
         <w:tblStyle w:val="Table"/>
         <w:tblW w:type="pct" w:w="5000"/>
         <w:tblLayout w:type="fixed"/>
+        <w:tblBorders>
+          <w:top w:val="single" w:sz="12" w:space="0" w:color="000000"/>
+          <w:left w:val="none" w:sz="0" w:space="0" w:color="auto"/>
+          <w:bottom w:val="single" w:sz="12" w:space="0" w:color="000000"/>
+          <w:right w:val="none" w:sz="0" w:space="0" w:color="auto"/>
+          <w:insideH w:val="none" w:sz="0" w:space="0" w:color="auto"/>
+          <w:insideV w:val="none" w:sz="0" w:space="0" w:color="auto"/>
+        </w:tblBorders>
         <w:tblLook w:firstRow="1" w:lastRow="0" w:firstColumn="0" w:lastColumn="0" w:noHBand="0" w:noVBand="0" w:val="0020"/>
       </w:tblPr>
       <w:tblGrid>
@@ -5739,7 +5811,11 @@
           <w:tblHeader w:val="on"/>
         </w:trPr>
         <w:tc>
-          <w:tcPr/>
+          <w:tcPr>
+            <w:tcBorders>
+              <w:bottom w:val="single" w:sz="8" w:space="0" w:color="000000"/>
+            </w:tcBorders>
+          </w:tcPr>
           <w:p>
             <w:pPr>
               <w:pStyle w:val="Compact"/>
@@ -5755,7 +5831,11 @@
           </w:p>
         </w:tc>
         <w:tc>
-          <w:tcPr/>
+          <w:tcPr>
+            <w:tcBorders>
+              <w:bottom w:val="single" w:sz="8" w:space="0" w:color="000000"/>
+            </w:tcBorders>
+          </w:tcPr>
           <w:p>
             <w:pPr>
               <w:pStyle w:val="Compact"/>
@@ -5873,7 +5953,11 @@
           </w:p>
         </w:tc>
         <w:tc>
-          <w:tcPr/>
+          <w:tcPr>
+            <w:tcBorders>
+              <w:bottom w:val="single" w:sz="8" w:space="0" w:color="000000"/>
+            </w:tcBorders>
+          </w:tcPr>
           <w:p>
             <w:pPr>
               <w:pStyle w:val="Compact"/>
@@ -10198,6 +10282,14 @@
         <w:tblStyle w:val="Table"/>
         <w:tblW w:type="pct" w:w="5000"/>
         <w:tblLayout w:type="fixed"/>
+        <w:tblBorders>
+          <w:top w:val="single" w:sz="12" w:space="0" w:color="000000"/>
+          <w:left w:val="none" w:sz="0" w:space="0" w:color="auto"/>
+          <w:bottom w:val="single" w:sz="12" w:space="0" w:color="000000"/>
+          <w:right w:val="none" w:sz="0" w:space="0" w:color="auto"/>
+          <w:insideH w:val="none" w:sz="0" w:space="0" w:color="auto"/>
+          <w:insideV w:val="none" w:sz="0" w:space="0" w:color="auto"/>
+        </w:tblBorders>
         <w:tblLook w:firstRow="1" w:lastRow="0" w:firstColumn="0" w:lastColumn="0" w:noHBand="0" w:noVBand="0" w:val="0020"/>
       </w:tblPr>
       <w:tblGrid>
@@ -10211,7 +10303,11 @@
           <w:tblHeader w:val="on"/>
         </w:trPr>
         <w:tc>
-          <w:tcPr/>
+          <w:tcPr>
+            <w:tcBorders>
+              <w:bottom w:val="single" w:sz="8" w:space="0" w:color="000000"/>
+            </w:tcBorders>
+          </w:tcPr>
           <w:p>
             <w:pPr>
               <w:pStyle w:val="Compact"/>
@@ -10220,7 +10316,11 @@
           </w:p>
         </w:tc>
         <w:tc>
-          <w:tcPr/>
+          <w:tcPr>
+            <w:tcBorders>
+              <w:bottom w:val="single" w:sz="8" w:space="0" w:color="000000"/>
+            </w:tcBorders>
+          </w:tcPr>
           <w:p>
             <w:pPr>
               <w:pStyle w:val="Compact"/>
@@ -10327,7 +10427,11 @@
           </w:p>
         </w:tc>
         <w:tc>
-          <w:tcPr/>
+          <w:tcPr>
+            <w:tcBorders>
+              <w:bottom w:val="single" w:sz="8" w:space="0" w:color="000000"/>
+            </w:tcBorders>
+          </w:tcPr>
           <w:p>
             <w:pPr>
               <w:pStyle w:val="Compact"/>
@@ -10440,7 +10544,11 @@
           </w:p>
         </w:tc>
         <w:tc>
-          <w:tcPr/>
+          <w:tcPr>
+            <w:tcBorders>
+              <w:bottom w:val="single" w:sz="8" w:space="0" w:color="000000"/>
+            </w:tcBorders>
+          </w:tcPr>
           <w:p>
             <w:pPr>
               <w:pStyle w:val="Compact"/>
@@ -11403,8 +11511,8 @@
     <w:p>
       <w:pPr>
         <w:pStyle w:val="BodyText"/>
+        <w:spacing w:before="0" w:after="0"/>
         <w:ind w:left="480" w:hanging="480"/>
-        <w:spacing w:after="0"/>
       </w:pPr>
       <w:r>
         <w:rPr>
@@ -11428,14 +11536,71 @@
     <w:p>
       <w:pPr>
         <w:pStyle w:val="BodyText"/>
+        <w:spacing w:before="0" w:after="0"/>
         <w:ind w:left="480" w:hanging="480"/>
+      </w:pPr>
+      <w:r>
+        <w:rPr>
+          <w:rFonts w:ascii="Times New Roman" w:hAnsi="Times New Roman" w:eastAsia="Times New Roman" w:cs="Times New Roman"/>
+        </w:rPr>
+        <w:t xml:space="preserve">A.</w:t>
+      </w:r>
+      <w:r>
+        <w:rPr>
+          <w:rFonts w:ascii="Times New Roman" w:hAnsi="Times New Roman" w:eastAsia="Times New Roman" w:cs="Times New Roman"/>
+        </w:rPr>
+        <w:t xml:space="preserve"> </w:t>
+      </w:r>
+      <m:oMath>
+        <m:r>
+          <m:rPr>
+            <m:sty m:val="p"/>
+          </m:rPr>
+          <m:t>Δ</m:t>
+        </m:r>
+        <m:r>
+          <m:t>H</m:t>
+        </m:r>
+        <m:r>
+          <m:rPr>
+            <m:sty m:val="p"/>
+          </m:rPr>
+          <m:t>&lt;</m:t>
+        </m:r>
+        <m:r>
+          <m:t>0</m:t>
+        </m:r>
+      </m:oMath>
+      <w:r>
+        <w:rPr>
+          <w:rFonts w:ascii="Times New Roman" w:hAnsi="Times New Roman" w:eastAsia="Times New Roman" w:cs="Times New Roman"/>
+        </w:rPr>
+        <w:t xml:space="preserve"> </w:t>
+      </w:r>
+      <w:r>
+        <w:rPr>
+          <w:rFonts w:ascii="Times New Roman" w:hAnsi="Times New Roman" w:eastAsia="Times New Roman" w:cs="Times New Roman"/>
+        </w:rPr>
+        <w:t xml:space="preserve">;</w:t>
+      </w:r>
+      <w:r>
+        <w:rPr>
+          <w:rFonts w:ascii="Times New Roman" w:hAnsi="Times New Roman" w:eastAsia="Times New Roman" w:cs="Times New Roman"/>
+        </w:rPr>
+        <w:t xml:space="preserve"> </w:t>
+      </w:r>
+    </w:p>
+    <w:p>
+      <w:pPr>
+        <w:pStyle w:val="BodyText"/>
         <w:spacing w:before="0" w:after="0"/>
-      </w:pPr>
-      <w:r>
-        <w:rPr>
-          <w:rFonts w:ascii="Times New Roman" w:hAnsi="Times New Roman" w:eastAsia="Times New Roman" w:cs="Times New Roman"/>
-        </w:rPr>
-        <w:t xml:space="preserve">A.</w:t>
+        <w:ind w:left="480" w:hanging="480"/>
+      </w:pPr>
+      <w:r>
+        <w:rPr>
+          <w:rFonts w:ascii="Times New Roman" w:hAnsi="Times New Roman" w:eastAsia="Times New Roman" w:cs="Times New Roman"/>
+        </w:rPr>
+        <w:t xml:space="preserve">B.</w:t>
       </w:r>
       <w:r>
         <w:rPr>
@@ -11451,7 +11616,64 @@
           <m:t>Δ</m:t>
         </m:r>
         <m:r>
-          <m:t>H</m:t>
+          <m:t>S</m:t>
+        </m:r>
+        <m:r>
+          <m:rPr>
+            <m:sty m:val="p"/>
+          </m:rPr>
+          <m:t>&gt;</m:t>
+        </m:r>
+        <m:r>
+          <m:t>0</m:t>
+        </m:r>
+      </m:oMath>
+      <w:r>
+        <w:rPr>
+          <w:rFonts w:ascii="Times New Roman" w:hAnsi="Times New Roman" w:eastAsia="Times New Roman" w:cs="Times New Roman"/>
+        </w:rPr>
+        <w:t xml:space="preserve"> </w:t>
+      </w:r>
+      <w:r>
+        <w:rPr>
+          <w:rFonts w:ascii="Times New Roman" w:hAnsi="Times New Roman" w:eastAsia="Times New Roman" w:cs="Times New Roman"/>
+        </w:rPr>
+        <w:t xml:space="preserve">;</w:t>
+      </w:r>
+      <w:r>
+        <w:rPr>
+          <w:rFonts w:ascii="Times New Roman" w:hAnsi="Times New Roman" w:eastAsia="Times New Roman" w:cs="Times New Roman"/>
+        </w:rPr>
+        <w:t xml:space="preserve"> </w:t>
+      </w:r>
+    </w:p>
+    <w:p>
+      <w:pPr>
+        <w:pStyle w:val="BodyText"/>
+        <w:spacing w:before="0" w:after="0"/>
+        <w:ind w:left="480" w:hanging="480"/>
+      </w:pPr>
+      <w:r>
+        <w:rPr>
+          <w:rFonts w:ascii="Times New Roman" w:hAnsi="Times New Roman" w:eastAsia="Times New Roman" w:cs="Times New Roman"/>
+        </w:rPr>
+        <w:t xml:space="preserve">C.</w:t>
+      </w:r>
+      <w:r>
+        <w:rPr>
+          <w:rFonts w:ascii="Times New Roman" w:hAnsi="Times New Roman" w:eastAsia="Times New Roman" w:cs="Times New Roman"/>
+        </w:rPr>
+        <w:t xml:space="preserve"> </w:t>
+      </w:r>
+      <m:oMath>
+        <m:r>
+          <m:rPr>
+            <m:sty m:val="p"/>
+          </m:rPr>
+          <m:t>Δ</m:t>
+        </m:r>
+        <m:r>
+          <m:t>G</m:t>
         </m:r>
         <m:r>
           <m:rPr>
@@ -11485,122 +11707,8 @@
     <w:p>
       <w:pPr>
         <w:pStyle w:val="BodyText"/>
+        <w:spacing w:before="0" w:after="0"/>
         <w:ind w:left="480" w:hanging="480"/>
-        <w:spacing w:before="0" w:after="0"/>
-      </w:pPr>
-      <w:r>
-        <w:rPr>
-          <w:rFonts w:ascii="Times New Roman" w:hAnsi="Times New Roman" w:eastAsia="Times New Roman" w:cs="Times New Roman"/>
-        </w:rPr>
-        <w:t xml:space="preserve">B.</w:t>
-      </w:r>
-      <w:r>
-        <w:rPr>
-          <w:rFonts w:ascii="Times New Roman" w:hAnsi="Times New Roman" w:eastAsia="Times New Roman" w:cs="Times New Roman"/>
-        </w:rPr>
-        <w:t xml:space="preserve"> </w:t>
-      </w:r>
-      <m:oMath>
-        <m:r>
-          <m:rPr>
-            <m:sty m:val="p"/>
-          </m:rPr>
-          <m:t>Δ</m:t>
-        </m:r>
-        <m:r>
-          <m:t>S</m:t>
-        </m:r>
-        <m:r>
-          <m:rPr>
-            <m:sty m:val="p"/>
-          </m:rPr>
-          <m:t>&gt;</m:t>
-        </m:r>
-        <m:r>
-          <m:t>0</m:t>
-        </m:r>
-      </m:oMath>
-      <w:r>
-        <w:rPr>
-          <w:rFonts w:ascii="Times New Roman" w:hAnsi="Times New Roman" w:eastAsia="Times New Roman" w:cs="Times New Roman"/>
-        </w:rPr>
-        <w:t xml:space="preserve"> </w:t>
-      </w:r>
-      <w:r>
-        <w:rPr>
-          <w:rFonts w:ascii="Times New Roman" w:hAnsi="Times New Roman" w:eastAsia="Times New Roman" w:cs="Times New Roman"/>
-        </w:rPr>
-        <w:t xml:space="preserve">;</w:t>
-      </w:r>
-      <w:r>
-        <w:rPr>
-          <w:rFonts w:ascii="Times New Roman" w:hAnsi="Times New Roman" w:eastAsia="Times New Roman" w:cs="Times New Roman"/>
-        </w:rPr>
-        <w:t xml:space="preserve"> </w:t>
-      </w:r>
-    </w:p>
-    <w:p>
-      <w:pPr>
-        <w:pStyle w:val="BodyText"/>
-        <w:ind w:left="480" w:hanging="480"/>
-        <w:spacing w:before="0" w:after="0"/>
-      </w:pPr>
-      <w:r>
-        <w:rPr>
-          <w:rFonts w:ascii="Times New Roman" w:hAnsi="Times New Roman" w:eastAsia="Times New Roman" w:cs="Times New Roman"/>
-        </w:rPr>
-        <w:t xml:space="preserve">C.</w:t>
-      </w:r>
-      <w:r>
-        <w:rPr>
-          <w:rFonts w:ascii="Times New Roman" w:hAnsi="Times New Roman" w:eastAsia="Times New Roman" w:cs="Times New Roman"/>
-        </w:rPr>
-        <w:t xml:space="preserve"> </w:t>
-      </w:r>
-      <m:oMath>
-        <m:r>
-          <m:rPr>
-            <m:sty m:val="p"/>
-          </m:rPr>
-          <m:t>Δ</m:t>
-        </m:r>
-        <m:r>
-          <m:t>G</m:t>
-        </m:r>
-        <m:r>
-          <m:rPr>
-            <m:sty m:val="p"/>
-          </m:rPr>
-          <m:t>&lt;</m:t>
-        </m:r>
-        <m:r>
-          <m:t>0</m:t>
-        </m:r>
-      </m:oMath>
-      <w:r>
-        <w:rPr>
-          <w:rFonts w:ascii="Times New Roman" w:hAnsi="Times New Roman" w:eastAsia="Times New Roman" w:cs="Times New Roman"/>
-        </w:rPr>
-        <w:t xml:space="preserve"> </w:t>
-      </w:r>
-      <w:r>
-        <w:rPr>
-          <w:rFonts w:ascii="Times New Roman" w:hAnsi="Times New Roman" w:eastAsia="Times New Roman" w:cs="Times New Roman"/>
-        </w:rPr>
-        <w:t xml:space="preserve">;</w:t>
-      </w:r>
-      <w:r>
-        <w:rPr>
-          <w:rFonts w:ascii="Times New Roman" w:hAnsi="Times New Roman" w:eastAsia="Times New Roman" w:cs="Times New Roman"/>
-        </w:rPr>
-        <w:t xml:space="preserve"> </w:t>
-      </w:r>
-    </w:p>
-    <w:p>
-      <w:pPr>
-        <w:pStyle w:val="BodyText"/>
-        <w:ind w:left="480" w:hanging="480"/>
-        <w:spacing w:before="0" w:after="180"/>
       </w:pPr>
       <w:r>
         <w:rPr>
@@ -14055,6 +14163,14 @@
       <w:tblPr>
         <w:tblStyle w:val="Table"/>
         <w:tblW w:type="auto" w:w="0"/>
+        <w:tblBorders>
+          <w:top w:val="single" w:sz="12" w:space="0" w:color="000000"/>
+          <w:left w:val="none" w:sz="0" w:space="0" w:color="auto"/>
+          <w:bottom w:val="single" w:sz="12" w:space="0" w:color="000000"/>
+          <w:right w:val="none" w:sz="0" w:space="0" w:color="auto"/>
+          <w:insideH w:val="none" w:sz="0" w:space="0" w:color="auto"/>
+          <w:insideV w:val="none" w:sz="0" w:space="0" w:color="auto"/>
+        </w:tblBorders>
         <w:tblLook w:firstRow="1" w:lastRow="0" w:firstColumn="0" w:lastColumn="0" w:noHBand="0" w:noVBand="0" w:val="0020"/>
       </w:tblPr>
       <w:tblGrid>
@@ -14067,7 +14183,11 @@
           <w:tblHeader w:val="on"/>
         </w:trPr>
         <w:tc>
-          <w:tcPr/>
+          <w:tcPr>
+            <w:tcBorders>
+              <w:bottom w:val="single" w:sz="8" w:space="0" w:color="000000"/>
+            </w:tcBorders>
+          </w:tcPr>
           <w:p>
             <w:pPr>
               <w:pStyle w:val="Compact"/>
@@ -14076,7 +14196,11 @@
           </w:p>
         </w:tc>
         <w:tc>
-          <w:tcPr/>
+          <w:tcPr>
+            <w:tcBorders>
+              <w:bottom w:val="single" w:sz="8" w:space="0" w:color="000000"/>
+            </w:tcBorders>
+          </w:tcPr>
           <w:p>
             <w:pPr>
               <w:pStyle w:val="Compact"/>
@@ -14092,7 +14216,11 @@
           </w:p>
         </w:tc>
         <w:tc>
-          <w:tcPr/>
+          <w:tcPr>
+            <w:tcBorders>
+              <w:bottom w:val="single" w:sz="8" w:space="0" w:color="000000"/>
+            </w:tcBorders>
+          </w:tcPr>
           <w:p>
             <w:pPr>
               <w:pStyle w:val="Compact"/>
@@ -14633,8 +14761,8 @@
     <w:p>
       <w:pPr>
         <w:pStyle w:val="FirstParagraph"/>
+        <w:spacing w:before="0" w:after="0"/>
         <w:ind w:left="480" w:hanging="480"/>
-        <w:spacing w:after="0"/>
       </w:pPr>
       <w:r>
         <w:rPr>
@@ -14752,26 +14880,51 @@
     <w:p>
       <w:pPr>
         <w:pStyle w:val="FirstParagraph"/>
+        <w:spacing w:before="0" w:after="0"/>
         <w:ind w:left="480" w:hanging="480"/>
+      </w:pPr>
+      <w:r>
+        <w:rPr>
+          <w:rFonts w:hint="eastAsia" w:ascii="Times New Roman" w:hAnsi="Times New Roman" w:eastAsia="Times New Roman" w:cs="Times New Roman"/>
+        </w:rPr>
+        <w:t>A.</w:t>
+      </w:r>
+      <w:r>
+        <w:rPr>
+          <w:rFonts w:ascii="Times New Roman" w:hAnsi="Times New Roman" w:eastAsia="Times New Roman" w:cs="Times New Roman"/>
+        </w:rPr>
+        <w:t xml:space="preserve"> </w:t>
+      </w:r>
+      <w:r>
+        <w:rPr>
+          <w:rFonts w:hint="eastAsia" w:ascii="Times New Roman" w:hAnsi="Times New Roman" w:eastAsia="FangSong" w:cs="Times New Roman"/>
+        </w:rPr>
+        <w:t xml:space="preserve">此过程不可能</w:t>
+      </w:r>
+      <w:r>
+        <w:rPr>
+          <w:rFonts w:ascii="Times New Roman" w:hAnsi="Times New Roman" w:eastAsia="Times New Roman" w:cs="Times New Roman"/>
+        </w:rPr>
+        <w:t xml:space="preserve"> </w:t>
+      </w:r>
+    </w:p>
+    <w:p>
+      <w:pPr>
+        <w:pStyle w:val="FirstParagraph"/>
         <w:spacing w:before="0" w:after="0"/>
-      </w:pPr>
-      <w:r>
-        <w:rPr>
-          <w:rFonts w:hint="eastAsia" w:ascii="Times New Roman" w:hAnsi="Times New Roman" w:eastAsia="Times New Roman" w:cs="Times New Roman"/>
-        </w:rPr>
-        <w:t>A.</w:t>
-      </w:r>
-      <w:r>
-        <w:rPr>
-          <w:rFonts w:ascii="Times New Roman" w:hAnsi="Times New Roman" w:eastAsia="Times New Roman" w:cs="Times New Roman"/>
-        </w:rPr>
-        <w:t xml:space="preserve"> </w:t>
-      </w:r>
-      <w:r>
-        <w:rPr>
-          <w:rFonts w:hint="eastAsia" w:ascii="Times New Roman" w:hAnsi="Times New Roman" w:eastAsia="FangSong" w:cs="Times New Roman"/>
-        </w:rPr>
-        <w:t xml:space="preserve">此过程不可能</w:t>
+        <w:ind w:left="480" w:hanging="480"/>
+      </w:pPr>
+      <w:r>
+        <w:rPr>
+          <w:rFonts w:ascii="Times New Roman" w:hAnsi="Times New Roman" w:eastAsia="Times New Roman" w:cs="Times New Roman"/>
+        </w:rPr>
+        <w:t xml:space="preserve">B. </w:t>
+      </w:r>
+      <w:r>
+        <w:rPr>
+          <w:rFonts w:hint="eastAsia" w:ascii="Times New Roman" w:hAnsi="Times New Roman" w:eastAsia="FangSong" w:cs="Times New Roman"/>
+        </w:rPr>
+        <w:t xml:space="preserve">不变</w:t>
       </w:r>
       <w:r>
         <w:rPr>
@@ -14783,58 +14936,33 @@
     <w:p>
       <w:pPr>
         <w:pStyle w:val="FirstParagraph"/>
+        <w:spacing w:before="0" w:after="0"/>
         <w:ind w:left="480" w:hanging="480"/>
+      </w:pPr>
+      <w:r>
+        <w:rPr>
+          <w:rFonts w:ascii="Times New Roman" w:hAnsi="Times New Roman" w:eastAsia="Times New Roman" w:cs="Times New Roman"/>
+        </w:rPr>
+        <w:t xml:space="preserve">C. </w:t>
+      </w:r>
+      <w:r>
+        <w:rPr>
+          <w:rFonts w:hint="eastAsia" w:ascii="Times New Roman" w:hAnsi="Times New Roman" w:eastAsia="FangSong" w:cs="Times New Roman"/>
+        </w:rPr>
+        <w:t xml:space="preserve">增加</w:t>
+      </w:r>
+      <w:r>
+        <w:rPr>
+          <w:rFonts w:ascii="Times New Roman" w:hAnsi="Times New Roman" w:eastAsia="Times New Roman" w:cs="Times New Roman"/>
+        </w:rPr>
+        <w:t xml:space="preserve"> </w:t>
+      </w:r>
+    </w:p>
+    <w:p>
+      <w:pPr>
+        <w:pStyle w:val="FirstParagraph"/>
         <w:spacing w:before="0" w:after="0"/>
-      </w:pPr>
-      <w:r>
-        <w:rPr>
-          <w:rFonts w:ascii="Times New Roman" w:hAnsi="Times New Roman" w:eastAsia="Times New Roman" w:cs="Times New Roman"/>
-        </w:rPr>
-        <w:t xml:space="preserve">B. </w:t>
-      </w:r>
-      <w:r>
-        <w:rPr>
-          <w:rFonts w:hint="eastAsia" w:ascii="Times New Roman" w:hAnsi="Times New Roman" w:eastAsia="FangSong" w:cs="Times New Roman"/>
-        </w:rPr>
-        <w:t xml:space="preserve">不变</w:t>
-      </w:r>
-      <w:r>
-        <w:rPr>
-          <w:rFonts w:ascii="Times New Roman" w:hAnsi="Times New Roman" w:eastAsia="Times New Roman" w:cs="Times New Roman"/>
-        </w:rPr>
-        <w:t xml:space="preserve"> </w:t>
-      </w:r>
-    </w:p>
-    <w:p>
-      <w:pPr>
-        <w:pStyle w:val="FirstParagraph"/>
         <w:ind w:left="480" w:hanging="480"/>
-        <w:spacing w:before="0" w:after="0"/>
-      </w:pPr>
-      <w:r>
-        <w:rPr>
-          <w:rFonts w:ascii="Times New Roman" w:hAnsi="Times New Roman" w:eastAsia="Times New Roman" w:cs="Times New Roman"/>
-        </w:rPr>
-        <w:t xml:space="preserve">C. </w:t>
-      </w:r>
-      <w:r>
-        <w:rPr>
-          <w:rFonts w:hint="eastAsia" w:ascii="Times New Roman" w:hAnsi="Times New Roman" w:eastAsia="FangSong" w:cs="Times New Roman"/>
-        </w:rPr>
-        <w:t xml:space="preserve">增加</w:t>
-      </w:r>
-      <w:r>
-        <w:rPr>
-          <w:rFonts w:ascii="Times New Roman" w:hAnsi="Times New Roman" w:eastAsia="Times New Roman" w:cs="Times New Roman"/>
-        </w:rPr>
-        <w:t xml:space="preserve"> </w:t>
-      </w:r>
-    </w:p>
-    <w:p>
-      <w:pPr>
-        <w:pStyle w:val="FirstParagraph"/>
-        <w:ind w:left="480" w:hanging="480"/>
-        <w:spacing w:before="0" w:after="180"/>
       </w:pPr>
       <w:r>
         <w:rPr>
@@ -14902,8 +15030,8 @@
           <w:ilvl w:val="0"/>
           <w:numId w:val="1006"/>
         </w:numPr>
+        <w:spacing w:before="0" w:after="0"/>
         <w:ind w:left="480" w:hanging="480"/>
-        <w:spacing w:after="0"/>
       </w:pPr>
       <w:r>
         <w:rPr>
@@ -14973,8 +15101,8 @@
           <w:ilvl w:val="0"/>
           <w:numId w:val="1006"/>
         </w:numPr>
+        <w:spacing w:before="0" w:after="0"/>
         <w:ind w:left="480" w:hanging="480"/>
-        <w:spacing w:before="0" w:after="0"/>
       </w:pPr>
       <w:r>
         <w:rPr>
@@ -14990,8 +15118,8 @@
           <w:ilvl w:val="0"/>
           <w:numId w:val="1006"/>
         </w:numPr>
+        <w:spacing w:before="0" w:after="0"/>
         <w:ind w:left="480" w:hanging="480"/>
-        <w:spacing w:before="0" w:after="0"/>
       </w:pPr>
       <w:r>
         <w:rPr>
@@ -15007,8 +15135,8 @@
           <w:ilvl w:val="0"/>
           <w:numId w:val="1006"/>
         </w:numPr>
+        <w:spacing w:before="0" w:after="0"/>
         <w:ind w:left="480" w:hanging="480"/>
-        <w:spacing w:before="0" w:after="0"/>
       </w:pPr>
       <w:r>
         <w:rPr>
@@ -15024,8 +15152,8 @@
           <w:ilvl w:val="0"/>
           <w:numId w:val="1006"/>
         </w:numPr>
+        <w:spacing w:before="0" w:after="0"/>
         <w:ind w:left="480" w:hanging="480"/>
-        <w:spacing w:before="0" w:after="36"/>
       </w:pPr>
       <w:r>
         <w:rPr>
@@ -15083,8 +15211,8 @@
     <w:p>
       <w:pPr>
         <w:pStyle w:val="FirstParagraph"/>
+        <w:spacing w:before="0" w:after="0"/>
         <w:ind w:left="480" w:hanging="480"/>
-        <w:spacing w:after="0"/>
       </w:pPr>
       <w:r>
         <w:rPr>
@@ -15375,20 +15503,45 @@
     <w:p>
       <w:pPr>
         <w:pStyle w:val="FirstParagraph"/>
+        <w:spacing w:before="0" w:after="0"/>
         <w:ind w:left="480" w:hanging="480"/>
+      </w:pPr>
+      <w:r>
+        <w:rPr>
+          <w:rFonts w:ascii="Times New Roman" w:hAnsi="Times New Roman" w:eastAsia="Times New Roman" w:cs="Times New Roman"/>
+        </w:rPr>
+        <w:t xml:space="preserve">A. </w:t>
+      </w:r>
+      <w:r>
+        <w:rPr>
+          <w:rFonts w:hint="eastAsia" w:ascii="Times New Roman" w:hAnsi="Times New Roman" w:eastAsia="FangSong" w:cs="Times New Roman"/>
+        </w:rPr>
+        <w:t xml:space="preserve">变得更负</w:t>
+      </w:r>
+      <w:r>
+        <w:rPr>
+          <w:rFonts w:ascii="Times New Roman" w:hAnsi="Times New Roman" w:eastAsia="Times New Roman" w:cs="Times New Roman"/>
+        </w:rPr>
+        <w:t xml:space="preserve"> </w:t>
+      </w:r>
+    </w:p>
+    <w:p>
+      <w:pPr>
+        <w:pStyle w:val="FirstParagraph"/>
         <w:spacing w:before="0" w:after="0"/>
-      </w:pPr>
-      <w:r>
-        <w:rPr>
-          <w:rFonts w:ascii="Times New Roman" w:hAnsi="Times New Roman" w:eastAsia="Times New Roman" w:cs="Times New Roman"/>
-        </w:rPr>
-        <w:t xml:space="preserve">A. </w:t>
-      </w:r>
-      <w:r>
-        <w:rPr>
-          <w:rFonts w:hint="eastAsia" w:ascii="Times New Roman" w:hAnsi="Times New Roman" w:eastAsia="FangSong" w:cs="Times New Roman"/>
-        </w:rPr>
-        <w:t xml:space="preserve">变得更负</w:t>
+        <w:ind w:left="480" w:hanging="480"/>
+      </w:pPr>
+      <w:r>
+        <w:rPr>
+          <w:rFonts w:ascii="Times New Roman" w:hAnsi="Times New Roman" w:eastAsia="Times New Roman" w:cs="Times New Roman"/>
+        </w:rPr>
+        <w:t xml:space="preserve">B. </w:t>
+      </w:r>
+      <w:r>
+        <w:rPr>
+          <w:rFonts w:hint="eastAsia" w:ascii="Times New Roman" w:hAnsi="Times New Roman" w:eastAsia="FangSong" w:cs="Times New Roman"/>
+        </w:rPr>
+        <w:t xml:space="preserve">不变</w:t>
       </w:r>
       <w:r>
         <w:rPr>
@@ -15400,58 +15553,33 @@
     <w:p>
       <w:pPr>
         <w:pStyle w:val="FirstParagraph"/>
+        <w:spacing w:before="0" w:after="0"/>
         <w:ind w:left="480" w:hanging="480"/>
+      </w:pPr>
+      <w:r>
+        <w:rPr>
+          <w:rFonts w:ascii="Times New Roman" w:hAnsi="Times New Roman" w:eastAsia="Times New Roman" w:cs="Times New Roman"/>
+        </w:rPr>
+        <w:t xml:space="preserve">C. </w:t>
+      </w:r>
+      <w:r>
+        <w:rPr>
+          <w:rFonts w:hint="eastAsia" w:ascii="Times New Roman" w:hAnsi="Times New Roman" w:eastAsia="FangSong" w:cs="Times New Roman"/>
+        </w:rPr>
+        <w:t xml:space="preserve">改变符号</w:t>
+      </w:r>
+      <w:r>
+        <w:rPr>
+          <w:rFonts w:ascii="Times New Roman" w:hAnsi="Times New Roman" w:eastAsia="Times New Roman" w:cs="Times New Roman"/>
+        </w:rPr>
+        <w:t xml:space="preserve"> </w:t>
+      </w:r>
+    </w:p>
+    <w:p>
+      <w:pPr>
+        <w:pStyle w:val="FirstParagraph"/>
         <w:spacing w:before="0" w:after="0"/>
-      </w:pPr>
-      <w:r>
-        <w:rPr>
-          <w:rFonts w:ascii="Times New Roman" w:hAnsi="Times New Roman" w:eastAsia="Times New Roman" w:cs="Times New Roman"/>
-        </w:rPr>
-        <w:t xml:space="preserve">B. </w:t>
-      </w:r>
-      <w:r>
-        <w:rPr>
-          <w:rFonts w:hint="eastAsia" w:ascii="Times New Roman" w:hAnsi="Times New Roman" w:eastAsia="FangSong" w:cs="Times New Roman"/>
-        </w:rPr>
-        <w:t xml:space="preserve">不变</w:t>
-      </w:r>
-      <w:r>
-        <w:rPr>
-          <w:rFonts w:ascii="Times New Roman" w:hAnsi="Times New Roman" w:eastAsia="Times New Roman" w:cs="Times New Roman"/>
-        </w:rPr>
-        <w:t xml:space="preserve"> </w:t>
-      </w:r>
-    </w:p>
-    <w:p>
-      <w:pPr>
-        <w:pStyle w:val="FirstParagraph"/>
         <w:ind w:left="480" w:hanging="480"/>
-        <w:spacing w:before="0" w:after="0"/>
-      </w:pPr>
-      <w:r>
-        <w:rPr>
-          <w:rFonts w:ascii="Times New Roman" w:hAnsi="Times New Roman" w:eastAsia="Times New Roman" w:cs="Times New Roman"/>
-        </w:rPr>
-        <w:t xml:space="preserve">C. </w:t>
-      </w:r>
-      <w:r>
-        <w:rPr>
-          <w:rFonts w:hint="eastAsia" w:ascii="Times New Roman" w:hAnsi="Times New Roman" w:eastAsia="FangSong" w:cs="Times New Roman"/>
-        </w:rPr>
-        <w:t xml:space="preserve">改变符号</w:t>
-      </w:r>
-      <w:r>
-        <w:rPr>
-          <w:rFonts w:ascii="Times New Roman" w:hAnsi="Times New Roman" w:eastAsia="Times New Roman" w:cs="Times New Roman"/>
-        </w:rPr>
-        <w:t xml:space="preserve"> </w:t>
-      </w:r>
-    </w:p>
-    <w:p>
-      <w:pPr>
-        <w:pStyle w:val="FirstParagraph"/>
-        <w:ind w:left="480" w:hanging="480"/>
-        <w:spacing w:before="0" w:after="180"/>
       </w:pPr>
       <w:r>
         <w:rPr>
@@ -15515,8 +15643,8 @@
     <w:p>
       <w:pPr>
         <w:pStyle w:val="FirstParagraph"/>
+        <w:spacing w:before="0" w:after="0"/>
         <w:ind w:left="480" w:hanging="480"/>
-        <w:spacing w:after="0"/>
       </w:pPr>
       <w:r>
         <w:rPr>
@@ -15849,47 +15977,47 @@
     <w:p>
       <w:pPr>
         <w:pStyle w:val="FirstParagraph"/>
+        <w:spacing w:before="0" w:after="0"/>
         <w:ind w:left="480" w:hanging="480"/>
+      </w:pPr>
+      <w:r>
+        <w:rPr>
+          <w:rFonts w:ascii="Times New Roman" w:hAnsi="Times New Roman" w:eastAsia="Times New Roman" w:cs="Times New Roman"/>
+        </w:rPr>
+        <w:t xml:space="preserve">A. 840.9 </w:t>
+      </w:r>
+    </w:p>
+    <w:p>
+      <w:pPr>
+        <w:pStyle w:val="FirstParagraph"/>
         <w:spacing w:before="0" w:after="0"/>
-      </w:pPr>
-      <w:r>
-        <w:rPr>
-          <w:rFonts w:ascii="Times New Roman" w:hAnsi="Times New Roman" w:eastAsia="Times New Roman" w:cs="Times New Roman"/>
-        </w:rPr>
-        <w:t xml:space="preserve">A. 840.9 </w:t>
+        <w:ind w:left="480" w:hanging="480"/>
+      </w:pPr>
+      <w:r>
+        <w:rPr>
+          <w:rFonts w:ascii="Times New Roman" w:hAnsi="Times New Roman" w:eastAsia="Times New Roman" w:cs="Times New Roman"/>
+        </w:rPr>
+        <w:t xml:space="preserve">B. 845.9 </w:t>
       </w:r>
     </w:p>
     <w:p>
       <w:pPr>
         <w:pStyle w:val="FirstParagraph"/>
+        <w:spacing w:before="0" w:after="0"/>
         <w:ind w:left="480" w:hanging="480"/>
+      </w:pPr>
+      <w:r>
+        <w:rPr>
+          <w:rFonts w:ascii="Times New Roman" w:hAnsi="Times New Roman" w:eastAsia="Times New Roman" w:cs="Times New Roman"/>
+        </w:rPr>
+        <w:t xml:space="preserve">C. -845.9 </w:t>
+      </w:r>
+    </w:p>
+    <w:p>
+      <w:pPr>
+        <w:pStyle w:val="FirstParagraph"/>
         <w:spacing w:before="0" w:after="0"/>
-      </w:pPr>
-      <w:r>
-        <w:rPr>
-          <w:rFonts w:ascii="Times New Roman" w:hAnsi="Times New Roman" w:eastAsia="Times New Roman" w:cs="Times New Roman"/>
-        </w:rPr>
-        <w:t xml:space="preserve">B. 845.9 </w:t>
-      </w:r>
-    </w:p>
-    <w:p>
-      <w:pPr>
-        <w:pStyle w:val="FirstParagraph"/>
         <w:ind w:left="480" w:hanging="480"/>
-        <w:spacing w:before="0" w:after="0"/>
-      </w:pPr>
-      <w:r>
-        <w:rPr>
-          <w:rFonts w:ascii="Times New Roman" w:hAnsi="Times New Roman" w:eastAsia="Times New Roman" w:cs="Times New Roman"/>
-        </w:rPr>
-        <w:t xml:space="preserve">C. -845.9 </w:t>
-      </w:r>
-    </w:p>
-    <w:p>
-      <w:pPr>
-        <w:pStyle w:val="FirstParagraph"/>
-        <w:ind w:left="480" w:hanging="480"/>
-        <w:spacing w:before="0" w:after="180"/>
       </w:pPr>
       <w:r>
         <w:rPr>
@@ -15947,8 +16075,8 @@
     <w:p>
       <w:pPr>
         <w:pStyle w:val="FirstParagraph"/>
+        <w:spacing w:before="0" w:after="0"/>
         <w:ind w:left="480" w:hanging="480"/>
-        <w:spacing w:after="0"/>
       </w:pPr>
       <w:r>
         <w:rPr>
@@ -16304,47 +16432,47 @@
     <w:p>
       <w:pPr>
         <w:pStyle w:val="FirstParagraph"/>
+        <w:spacing w:before="0" w:after="0"/>
         <w:ind w:left="480" w:hanging="480"/>
+      </w:pPr>
+      <w:r>
+        <w:rPr>
+          <w:rFonts w:ascii="Times New Roman" w:hAnsi="Times New Roman" w:eastAsia="Times New Roman" w:cs="Times New Roman"/>
+        </w:rPr>
+        <w:t xml:space="preserve">A.-4.95 </w:t>
+      </w:r>
+    </w:p>
+    <w:p>
+      <w:pPr>
+        <w:pStyle w:val="FirstParagraph"/>
         <w:spacing w:before="0" w:after="0"/>
-      </w:pPr>
-      <w:r>
-        <w:rPr>
-          <w:rFonts w:ascii="Times New Roman" w:hAnsi="Times New Roman" w:eastAsia="Times New Roman" w:cs="Times New Roman"/>
-        </w:rPr>
-        <w:t xml:space="preserve">A.-4.95 </w:t>
+        <w:ind w:left="480" w:hanging="480"/>
+      </w:pPr>
+      <w:r>
+        <w:rPr>
+          <w:rFonts w:ascii="Times New Roman" w:hAnsi="Times New Roman" w:eastAsia="Times New Roman" w:cs="Times New Roman"/>
+        </w:rPr>
+        <w:t xml:space="preserve">B.4.95 </w:t>
       </w:r>
     </w:p>
     <w:p>
       <w:pPr>
         <w:pStyle w:val="FirstParagraph"/>
+        <w:spacing w:before="0" w:after="0"/>
         <w:ind w:left="480" w:hanging="480"/>
+      </w:pPr>
+      <w:r>
+        <w:rPr>
+          <w:rFonts w:ascii="Times New Roman" w:hAnsi="Times New Roman" w:eastAsia="Times New Roman" w:cs="Times New Roman"/>
+        </w:rPr>
+        <w:t xml:space="preserve">C.-2.48 </w:t>
+      </w:r>
+    </w:p>
+    <w:p>
+      <w:pPr>
+        <w:pStyle w:val="FirstParagraph"/>
         <w:spacing w:before="0" w:after="0"/>
-      </w:pPr>
-      <w:r>
-        <w:rPr>
-          <w:rFonts w:ascii="Times New Roman" w:hAnsi="Times New Roman" w:eastAsia="Times New Roman" w:cs="Times New Roman"/>
-        </w:rPr>
-        <w:t xml:space="preserve">B.4.95 </w:t>
-      </w:r>
-    </w:p>
-    <w:p>
-      <w:pPr>
-        <w:pStyle w:val="FirstParagraph"/>
         <w:ind w:left="480" w:hanging="480"/>
-        <w:spacing w:before="0" w:after="0"/>
-      </w:pPr>
-      <w:r>
-        <w:rPr>
-          <w:rFonts w:ascii="Times New Roman" w:hAnsi="Times New Roman" w:eastAsia="Times New Roman" w:cs="Times New Roman"/>
-        </w:rPr>
-        <w:t xml:space="preserve">C.-2.48 </w:t>
-      </w:r>
-    </w:p>
-    <w:p>
-      <w:pPr>
-        <w:pStyle w:val="FirstParagraph"/>
-        <w:ind w:left="480" w:hanging="480"/>
-        <w:spacing w:before="0" w:after="180"/>
       </w:pPr>
       <w:r>
         <w:rPr>
@@ -16402,8 +16530,8 @@
     <w:p>
       <w:pPr>
         <w:pStyle w:val="FirstParagraph"/>
+        <w:spacing w:before="0" w:after="0"/>
         <w:ind w:left="480" w:hanging="480"/>
-        <w:spacing w:after="0"/>
       </w:pPr>
       <w:r>
         <w:rPr>
@@ -16658,47 +16786,47 @@
     <w:p>
       <w:pPr>
         <w:pStyle w:val="FirstParagraph"/>
+        <w:spacing w:before="0" w:after="0"/>
         <w:ind w:left="480" w:hanging="480"/>
+      </w:pPr>
+      <w:r>
+        <w:rPr>
+          <w:rFonts w:ascii="Times New Roman" w:hAnsi="Times New Roman" w:eastAsia="Times New Roman" w:cs="Times New Roman"/>
+        </w:rPr>
+        <w:t xml:space="preserve">A. 273.6℃ </w:t>
+      </w:r>
+    </w:p>
+    <w:p>
+      <w:pPr>
+        <w:pStyle w:val="FirstParagraph"/>
         <w:spacing w:before="0" w:after="0"/>
-      </w:pPr>
-      <w:r>
-        <w:rPr>
-          <w:rFonts w:ascii="Times New Roman" w:hAnsi="Times New Roman" w:eastAsia="Times New Roman" w:cs="Times New Roman"/>
-        </w:rPr>
-        <w:t xml:space="preserve">A. 273.6℃ </w:t>
+        <w:ind w:left="480" w:hanging="480"/>
+      </w:pPr>
+      <w:r>
+        <w:rPr>
+          <w:rFonts w:ascii="Times New Roman" w:hAnsi="Times New Roman" w:eastAsia="Times New Roman" w:cs="Times New Roman"/>
+        </w:rPr>
+        <w:t xml:space="preserve">B. 351℃ </w:t>
       </w:r>
     </w:p>
     <w:p>
       <w:pPr>
         <w:pStyle w:val="FirstParagraph"/>
+        <w:spacing w:before="0" w:after="0"/>
         <w:ind w:left="480" w:hanging="480"/>
+      </w:pPr>
+      <w:r>
+        <w:rPr>
+          <w:rFonts w:ascii="Times New Roman" w:hAnsi="Times New Roman" w:eastAsia="Times New Roman" w:cs="Times New Roman"/>
+        </w:rPr>
+        <w:t xml:space="preserve">C. 624℃ </w:t>
+      </w:r>
+    </w:p>
+    <w:p>
+      <w:pPr>
+        <w:pStyle w:val="FirstParagraph"/>
         <w:spacing w:before="0" w:after="0"/>
-      </w:pPr>
-      <w:r>
-        <w:rPr>
-          <w:rFonts w:ascii="Times New Roman" w:hAnsi="Times New Roman" w:eastAsia="Times New Roman" w:cs="Times New Roman"/>
-        </w:rPr>
-        <w:t xml:space="preserve">B. 351℃ </w:t>
-      </w:r>
-    </w:p>
-    <w:p>
-      <w:pPr>
-        <w:pStyle w:val="FirstParagraph"/>
         <w:ind w:left="480" w:hanging="480"/>
-        <w:spacing w:before="0" w:after="0"/>
-      </w:pPr>
-      <w:r>
-        <w:rPr>
-          <w:rFonts w:ascii="Times New Roman" w:hAnsi="Times New Roman" w:eastAsia="Times New Roman" w:cs="Times New Roman"/>
-        </w:rPr>
-        <w:t xml:space="preserve">C. 624℃ </w:t>
-      </w:r>
-    </w:p>
-    <w:p>
-      <w:pPr>
-        <w:pStyle w:val="FirstParagraph"/>
-        <w:ind w:left="480" w:hanging="480"/>
-        <w:spacing w:before="0" w:after="180"/>
       </w:pPr>
       <w:r>
         <w:rPr>
@@ -17125,8 +17253,8 @@
     <w:p>
       <w:pPr>
         <w:pStyle w:val="BodyText"/>
+        <w:spacing w:before="0" w:after="0"/>
         <w:ind w:left="480" w:hanging="480"/>
-        <w:spacing w:after="0"/>
       </w:pPr>
       <w:r>
         <w:rPr>
@@ -17330,8 +17458,8 @@
     <w:p>
       <w:pPr>
         <w:pStyle w:val="BodyText"/>
+        <w:spacing w:before="0" w:after="0"/>
         <w:ind w:left="480" w:hanging="480"/>
-        <w:spacing w:before="0" w:after="180"/>
       </w:pPr>
       <w:r>
         <w:rPr>
@@ -17587,8 +17715,8 @@
     <w:p>
       <w:pPr>
         <w:pStyle w:val="BodyText"/>
+        <w:spacing w:before="0" w:after="0"/>
         <w:ind w:left="480" w:hanging="480"/>
-        <w:spacing w:after="0"/>
       </w:pPr>
       <w:r>
         <w:rPr>
@@ -17819,8 +17947,8 @@
     <w:p>
       <w:pPr>
         <w:pStyle w:val="BodyText"/>
+        <w:spacing w:before="0" w:after="0"/>
         <w:ind w:left="480" w:hanging="480"/>
-        <w:spacing w:before="0" w:after="180"/>
       </w:pPr>
       <w:r>
         <w:rPr>
@@ -18582,6 +18710,14 @@
         <w:tblStyle w:val="Table"/>
         <w:tblW w:type="pct" w:w="5000"/>
         <w:tblLayout w:type="fixed"/>
+        <w:tblBorders>
+          <w:top w:val="single" w:sz="12" w:space="0" w:color="000000"/>
+          <w:left w:val="none" w:sz="0" w:space="0" w:color="auto"/>
+          <w:bottom w:val="single" w:sz="12" w:space="0" w:color="000000"/>
+          <w:right w:val="none" w:sz="0" w:space="0" w:color="auto"/>
+          <w:insideH w:val="none" w:sz="0" w:space="0" w:color="auto"/>
+          <w:insideV w:val="none" w:sz="0" w:space="0" w:color="auto"/>
+        </w:tblBorders>
         <w:tblLook w:firstRow="1" w:lastRow="0" w:firstColumn="0" w:lastColumn="0" w:noHBand="0" w:noVBand="0" w:val="0020"/>
       </w:tblPr>
       <w:tblGrid>
@@ -18597,7 +18733,11 @@
           <w:tblHeader w:val="on"/>
         </w:trPr>
         <w:tc>
-          <w:tcPr/>
+          <w:tcPr>
+            <w:tcBorders>
+              <w:bottom w:val="single" w:sz="8" w:space="0" w:color="000000"/>
+            </w:tcBorders>
+          </w:tcPr>
           <w:p>
             <w:pPr>
               <w:pStyle w:val="Compact"/>
@@ -18613,7 +18753,11 @@
           </w:p>
         </w:tc>
         <w:tc>
-          <w:tcPr/>
+          <w:tcPr>
+            <w:tcBorders>
+              <w:bottom w:val="single" w:sz="8" w:space="0" w:color="000000"/>
+            </w:tcBorders>
+          </w:tcPr>
           <w:p>
             <w:pPr>
               <w:pStyle w:val="Compact"/>
@@ -18708,7 +18852,11 @@
           </w:p>
         </w:tc>
         <w:tc>
-          <w:tcPr/>
+          <w:tcPr>
+            <w:tcBorders>
+              <w:bottom w:val="single" w:sz="8" w:space="0" w:color="000000"/>
+            </w:tcBorders>
+          </w:tcPr>
           <w:p>
             <w:pPr>
               <w:pStyle w:val="Compact"/>
@@ -18803,7 +18951,11 @@
           </w:p>
         </w:tc>
         <w:tc>
-          <w:tcPr/>
+          <w:tcPr>
+            <w:tcBorders>
+              <w:bottom w:val="single" w:sz="8" w:space="0" w:color="000000"/>
+            </w:tcBorders>
+          </w:tcPr>
           <w:p>
             <w:pPr>
               <w:pStyle w:val="Compact"/>
@@ -18898,7 +19050,11 @@
           </w:p>
         </w:tc>
         <w:tc>
-          <w:tcPr/>
+          <w:tcPr>
+            <w:tcBorders>
+              <w:bottom w:val="single" w:sz="8" w:space="0" w:color="000000"/>
+            </w:tcBorders>
+          </w:tcPr>
           <w:p>
             <w:pPr>
               <w:pStyle w:val="Compact"/>
@@ -19002,7 +19158,11 @@
           </w:p>
         </w:tc>
         <w:tc>
-          <w:tcPr/>
+          <w:tcPr>
+            <w:tcBorders>
+              <w:bottom w:val="single" w:sz="8" w:space="0" w:color="000000"/>
+            </w:tcBorders>
+          </w:tcPr>
           <w:p>
             <w:pPr>
               <w:pStyle w:val="Compact"/>
@@ -23317,6 +23477,14 @@
         <w:tblStyle w:val="Table"/>
         <w:tblW w:type="pct" w:w="5000"/>
         <w:tblLayout w:type="fixed"/>
+        <w:tblBorders>
+          <w:top w:val="single" w:sz="12" w:space="0" w:color="000000"/>
+          <w:left w:val="none" w:sz="0" w:space="0" w:color="auto"/>
+          <w:bottom w:val="single" w:sz="12" w:space="0" w:color="000000"/>
+          <w:right w:val="none" w:sz="0" w:space="0" w:color="auto"/>
+          <w:insideH w:val="none" w:sz="0" w:space="0" w:color="auto"/>
+          <w:insideV w:val="none" w:sz="0" w:space="0" w:color="auto"/>
+        </w:tblBorders>
         <w:tblLook w:firstRow="1" w:lastRow="0" w:firstColumn="0" w:lastColumn="0" w:noHBand="0" w:noVBand="0" w:val="0020"/>
       </w:tblPr>
       <w:tblGrid>
@@ -23330,7 +23498,11 @@
           <w:tblHeader w:val="on"/>
         </w:trPr>
         <w:tc>
-          <w:tcPr/>
+          <w:tcPr>
+            <w:tcBorders>
+              <w:bottom w:val="single" w:sz="8" w:space="0" w:color="000000"/>
+            </w:tcBorders>
+          </w:tcPr>
           <w:p>
             <w:pPr>
               <w:pStyle w:val="Compact"/>
@@ -23346,7 +23518,11 @@
           </w:p>
         </w:tc>
         <w:tc>
-          <w:tcPr/>
+          <w:tcPr>
+            <w:tcBorders>
+              <w:bottom w:val="single" w:sz="8" w:space="0" w:color="000000"/>
+            </w:tcBorders>
+          </w:tcPr>
           <w:p>
             <w:pPr>
               <w:pStyle w:val="Compact"/>
@@ -23376,7 +23552,11 @@
           </w:p>
         </w:tc>
         <w:tc>
-          <w:tcPr/>
+          <w:tcPr>
+            <w:tcBorders>
+              <w:bottom w:val="single" w:sz="8" w:space="0" w:color="000000"/>
+            </w:tcBorders>
+          </w:tcPr>
           <w:p>
             <w:pPr>
               <w:pStyle w:val="Compact"/>
@@ -23406,7 +23586,11 @@
           </w:p>
         </w:tc>
         <w:tc>
-          <w:tcPr/>
+          <w:tcPr>
+            <w:tcBorders>
+              <w:bottom w:val="single" w:sz="8" w:space="0" w:color="000000"/>
+            </w:tcBorders>
+          </w:tcPr>
           <w:p>
             <w:pPr>
               <w:pStyle w:val="Compact"/>
@@ -24196,6 +24380,14 @@
       <w:tblPr>
         <w:tblStyle w:val="Table"/>
         <w:tblW w:type="auto" w:w="0"/>
+        <w:tblBorders>
+          <w:top w:val="single" w:sz="12" w:space="0" w:color="000000"/>
+          <w:left w:val="none" w:sz="0" w:space="0" w:color="auto"/>
+          <w:bottom w:val="single" w:sz="12" w:space="0" w:color="000000"/>
+          <w:right w:val="none" w:sz="0" w:space="0" w:color="auto"/>
+          <w:insideH w:val="none" w:sz="0" w:space="0" w:color="auto"/>
+          <w:insideV w:val="none" w:sz="0" w:space="0" w:color="auto"/>
+        </w:tblBorders>
         <w:tblLook w:firstRow="1" w:lastRow="0" w:firstColumn="0" w:lastColumn="0" w:noHBand="0" w:noVBand="0" w:val="0020"/>
       </w:tblPr>
       <w:tblGrid>
@@ -24211,7 +24403,11 @@
           <w:tblHeader w:val="on"/>
         </w:trPr>
         <w:tc>
-          <w:tcPr/>
+          <w:tcPr>
+            <w:tcBorders>
+              <w:bottom w:val="single" w:sz="8" w:space="0" w:color="000000"/>
+            </w:tcBorders>
+          </w:tcPr>
           <w:p>
             <w:pPr>
               <w:pStyle w:val="Compact"/>
@@ -24234,7 +24430,11 @@
           </w:p>
         </w:tc>
         <w:tc>
-          <w:tcPr/>
+          <w:tcPr>
+            <w:tcBorders>
+              <w:bottom w:val="single" w:sz="8" w:space="0" w:color="000000"/>
+            </w:tcBorders>
+          </w:tcPr>
           <w:p>
             <w:pPr>
               <w:pStyle w:val="Compact"/>
@@ -24250,7 +24450,11 @@
           </w:p>
         </w:tc>
         <w:tc>
-          <w:tcPr/>
+          <w:tcPr>
+            <w:tcBorders>
+              <w:bottom w:val="single" w:sz="8" w:space="0" w:color="000000"/>
+            </w:tcBorders>
+          </w:tcPr>
           <w:p>
             <w:pPr>
               <w:pStyle w:val="Compact"/>
@@ -24266,7 +24470,11 @@
           </w:p>
         </w:tc>
         <w:tc>
-          <w:tcPr/>
+          <w:tcPr>
+            <w:tcBorders>
+              <w:bottom w:val="single" w:sz="8" w:space="0" w:color="000000"/>
+            </w:tcBorders>
+          </w:tcPr>
           <w:p>
             <w:pPr>
               <w:pStyle w:val="Compact"/>
@@ -24282,7 +24490,11 @@
           </w:p>
         </w:tc>
         <w:tc>
-          <w:tcPr/>
+          <w:tcPr>
+            <w:tcBorders>
+              <w:bottom w:val="single" w:sz="8" w:space="0" w:color="000000"/>
+            </w:tcBorders>
+          </w:tcPr>
           <w:p>
             <w:pPr>
               <w:pStyle w:val="Compact"/>
@@ -24298,7 +24510,11 @@
           </w:p>
         </w:tc>
         <w:tc>
-          <w:tcPr/>
+          <w:tcPr>
+            <w:tcBorders>
+              <w:bottom w:val="single" w:sz="8" w:space="0" w:color="000000"/>
+            </w:tcBorders>
+          </w:tcPr>
           <w:p>
             <w:pPr>
               <w:pStyle w:val="Compact"/>
@@ -24735,6 +24951,14 @@
         <w:tblStyle w:val="Table"/>
         <w:tblW w:type="pct" w:w="5000"/>
         <w:tblLayout w:type="fixed"/>
+        <w:tblBorders>
+          <w:top w:val="single" w:sz="12" w:space="0" w:color="000000"/>
+          <w:left w:val="none" w:sz="0" w:space="0" w:color="auto"/>
+          <w:bottom w:val="single" w:sz="12" w:space="0" w:color="000000"/>
+          <w:right w:val="none" w:sz="0" w:space="0" w:color="auto"/>
+          <w:insideH w:val="none" w:sz="0" w:space="0" w:color="auto"/>
+          <w:insideV w:val="none" w:sz="0" w:space="0" w:color="auto"/>
+        </w:tblBorders>
         <w:tblLook w:firstRow="1" w:lastRow="0" w:firstColumn="0" w:lastColumn="0" w:noHBand="0" w:noVBand="0" w:val="0020"/>
       </w:tblPr>
       <w:tblGrid>
@@ -24747,7 +24971,11 @@
           <w:tblHeader w:val="on"/>
         </w:trPr>
         <w:tc>
-          <w:tcPr/>
+          <w:tcPr>
+            <w:tcBorders>
+              <w:bottom w:val="single" w:sz="8" w:space="0" w:color="000000"/>
+            </w:tcBorders>
+          </w:tcPr>
           <w:p>
             <w:pPr>
               <w:pStyle w:val="Compact"/>
@@ -24763,7 +24991,11 @@
           </w:p>
         </w:tc>
         <w:tc>
-          <w:tcPr/>
+          <w:tcPr>
+            <w:tcBorders>
+              <w:bottom w:val="single" w:sz="8" w:space="0" w:color="000000"/>
+            </w:tcBorders>
+          </w:tcPr>
           <w:p>
             <w:pPr>
               <w:pStyle w:val="Compact"/>
@@ -24853,7 +25085,11 @@
           </w:p>
         </w:tc>
         <w:tc>
-          <w:tcPr/>
+          <w:tcPr>
+            <w:tcBorders>
+              <w:bottom w:val="single" w:sz="8" w:space="0" w:color="000000"/>
+            </w:tcBorders>
+          </w:tcPr>
           <w:p>
             <w:pPr>
               <w:pStyle w:val="Compact"/>
@@ -25728,6 +25964,14 @@
         <w:tblStyle w:val="Table"/>
         <w:tblW w:type="pct" w:w="5000"/>
         <w:tblLayout w:type="fixed"/>
+        <w:tblBorders>
+          <w:top w:val="single" w:sz="12" w:space="0" w:color="000000"/>
+          <w:left w:val="none" w:sz="0" w:space="0" w:color="auto"/>
+          <w:bottom w:val="single" w:sz="12" w:space="0" w:color="000000"/>
+          <w:right w:val="none" w:sz="0" w:space="0" w:color="auto"/>
+          <w:insideH w:val="none" w:sz="0" w:space="0" w:color="auto"/>
+          <w:insideV w:val="none" w:sz="0" w:space="0" w:color="auto"/>
+        </w:tblBorders>
         <w:tblLook w:firstRow="1" w:lastRow="0" w:firstColumn="0" w:lastColumn="0" w:noHBand="0" w:noVBand="0" w:val="0020"/>
       </w:tblPr>
       <w:tblGrid>
@@ -25740,7 +25984,11 @@
           <w:tblHeader w:val="on"/>
         </w:trPr>
         <w:tc>
-          <w:tcPr/>
+          <w:tcPr>
+            <w:tcBorders>
+              <w:bottom w:val="single" w:sz="8" w:space="0" w:color="000000"/>
+            </w:tcBorders>
+          </w:tcPr>
           <w:p>
             <w:pPr>
               <w:pStyle w:val="Compact"/>
@@ -25756,7 +26004,11 @@
           </w:p>
         </w:tc>
         <w:tc>
-          <w:tcPr/>
+          <w:tcPr>
+            <w:tcBorders>
+              <w:bottom w:val="single" w:sz="8" w:space="0" w:color="000000"/>
+            </w:tcBorders>
+          </w:tcPr>
           <w:p>
             <w:pPr>
               <w:pStyle w:val="Compact"/>
@@ -25827,7 +26079,11 @@
           </w:p>
         </w:tc>
         <w:tc>
-          <w:tcPr/>
+          <w:tcPr>
+            <w:tcBorders>
+              <w:bottom w:val="single" w:sz="8" w:space="0" w:color="000000"/>
+            </w:tcBorders>
+          </w:tcPr>
           <w:p>
             <w:pPr>
               <w:pStyle w:val="Compact"/>
@@ -32369,6 +32625,14 @@
         <w:tblStyle w:val="Table"/>
         <w:tblW w:type="pct" w:w="5000"/>
         <w:tblLayout w:type="fixed"/>
+        <w:tblBorders>
+          <w:top w:val="single" w:sz="12" w:space="0" w:color="000000"/>
+          <w:left w:val="none" w:sz="0" w:space="0" w:color="auto"/>
+          <w:bottom w:val="single" w:sz="12" w:space="0" w:color="000000"/>
+          <w:right w:val="none" w:sz="0" w:space="0" w:color="auto"/>
+          <w:insideH w:val="none" w:sz="0" w:space="0" w:color="auto"/>
+          <w:insideV w:val="none" w:sz="0" w:space="0" w:color="auto"/>
+        </w:tblBorders>
         <w:tblLook w:firstRow="1" w:lastRow="0" w:firstColumn="0" w:lastColumn="0" w:noHBand="0" w:noVBand="0" w:val="0020"/>
       </w:tblPr>
       <w:tblGrid>
@@ -32385,7 +32649,11 @@
           <w:tblHeader w:val="on"/>
         </w:trPr>
         <w:tc>
-          <w:tcPr/>
+          <w:tcPr>
+            <w:tcBorders>
+              <w:bottom w:val="single" w:sz="8" w:space="0" w:color="000000"/>
+            </w:tcBorders>
+          </w:tcPr>
           <w:p>
             <w:pPr>
               <w:pStyle w:val="Compact"/>
@@ -32394,7 +32662,11 @@
           </w:p>
         </w:tc>
         <w:tc>
-          <w:tcPr/>
+          <w:tcPr>
+            <w:tcBorders>
+              <w:bottom w:val="single" w:sz="8" w:space="0" w:color="000000"/>
+            </w:tcBorders>
+          </w:tcPr>
           <w:p>
             <w:pPr>
               <w:pStyle w:val="Compact"/>
@@ -32425,7 +32697,11 @@
           </w:p>
         </w:tc>
         <w:tc>
-          <w:tcPr/>
+          <w:tcPr>
+            <w:tcBorders>
+              <w:bottom w:val="single" w:sz="8" w:space="0" w:color="000000"/>
+            </w:tcBorders>
+          </w:tcPr>
           <w:p>
             <w:pPr>
               <w:pStyle w:val="Compact"/>
@@ -32456,7 +32732,11 @@
           </w:p>
         </w:tc>
         <w:tc>
-          <w:tcPr/>
+          <w:tcPr>
+            <w:tcBorders>
+              <w:bottom w:val="single" w:sz="8" w:space="0" w:color="000000"/>
+            </w:tcBorders>
+          </w:tcPr>
           <w:p>
             <w:pPr>
               <w:pStyle w:val="Compact"/>
@@ -32487,7 +32767,11 @@
           </w:p>
         </w:tc>
         <w:tc>
-          <w:tcPr/>
+          <w:tcPr>
+            <w:tcBorders>
+              <w:bottom w:val="single" w:sz="8" w:space="0" w:color="000000"/>
+            </w:tcBorders>
+          </w:tcPr>
           <w:p>
             <w:pPr>
               <w:pStyle w:val="Compact"/>
@@ -32518,7 +32802,11 @@
           </w:p>
         </w:tc>
         <w:tc>
-          <w:tcPr/>
+          <w:tcPr>
+            <w:tcBorders>
+              <w:bottom w:val="single" w:sz="8" w:space="0" w:color="000000"/>
+            </w:tcBorders>
+          </w:tcPr>
           <w:p>
             <w:pPr>
               <w:pStyle w:val="Compact"/>
@@ -32549,7 +32837,11 @@
           </w:p>
         </w:tc>
         <w:tc>
-          <w:tcPr/>
+          <w:tcPr>
+            <w:tcBorders>
+              <w:bottom w:val="single" w:sz="8" w:space="0" w:color="000000"/>
+            </w:tcBorders>
+          </w:tcPr>
           <w:p>
             <w:pPr>
               <w:pStyle w:val="Compact"/>
@@ -32893,6 +33185,7 @@
           <w:p>
             <w:pPr>
               <w:pStyle w:val="Compact"/>
+              <w:spacing w:before="0" w:after="0"/>
               <w:jc w:val="center"/>
             </w:pPr>
             <m:oMath>
@@ -36347,6 +36640,14 @@
       <w:tblPr>
         <w:tblStyle w:val="Table"/>
         <w:tblW w:type="auto" w:w="0"/>
+        <w:tblBorders>
+          <w:top w:val="single" w:sz="12" w:space="0" w:color="000000"/>
+          <w:left w:val="none" w:sz="0" w:space="0" w:color="auto"/>
+          <w:bottom w:val="single" w:sz="12" w:space="0" w:color="000000"/>
+          <w:right w:val="none" w:sz="0" w:space="0" w:color="auto"/>
+          <w:insideH w:val="none" w:sz="0" w:space="0" w:color="auto"/>
+          <w:insideV w:val="none" w:sz="0" w:space="0" w:color="auto"/>
+        </w:tblBorders>
         <w:tblLook w:firstRow="1" w:lastRow="0" w:firstColumn="0" w:lastColumn="0" w:noHBand="0" w:noVBand="0" w:val="0020"/>
       </w:tblPr>
       <w:tblGrid>
@@ -36358,7 +36659,11 @@
           <w:tblHeader w:val="on"/>
         </w:trPr>
         <w:tc>
-          <w:tcPr/>
+          <w:tcPr>
+            <w:tcBorders>
+              <w:bottom w:val="single" w:sz="8" w:space="0" w:color="000000"/>
+            </w:tcBorders>
+          </w:tcPr>
           <w:p>
             <w:pPr>
               <w:pStyle w:val="Compact"/>
@@ -36374,7 +36679,11 @@
           </w:p>
         </w:tc>
         <w:tc>
-          <w:tcPr/>
+          <w:tcPr>
+            <w:tcBorders>
+              <w:bottom w:val="single" w:sz="8" w:space="0" w:color="000000"/>
+            </w:tcBorders>
+          </w:tcPr>
           <w:p>
             <w:pPr>
               <w:pStyle w:val="Compact"/>
@@ -37670,6 +37979,14 @@
         <w:tblStyle w:val="Table"/>
         <w:tblW w:type="pct" w:w="5000"/>
         <w:tblLayout w:type="fixed"/>
+        <w:tblBorders>
+          <w:top w:val="single" w:sz="12" w:space="0" w:color="000000"/>
+          <w:left w:val="none" w:sz="0" w:space="0" w:color="auto"/>
+          <w:bottom w:val="single" w:sz="12" w:space="0" w:color="000000"/>
+          <w:right w:val="none" w:sz="0" w:space="0" w:color="auto"/>
+          <w:insideH w:val="none" w:sz="0" w:space="0" w:color="auto"/>
+          <w:insideV w:val="none" w:sz="0" w:space="0" w:color="auto"/>
+        </w:tblBorders>
         <w:tblLook w:firstRow="1" w:lastRow="0" w:firstColumn="0" w:lastColumn="0" w:noHBand="0" w:noVBand="0" w:val="0020"/>
       </w:tblPr>
       <w:tblGrid>
@@ -37682,7 +37999,11 @@
           <w:tblHeader w:val="on"/>
         </w:trPr>
         <w:tc>
-          <w:tcPr/>
+          <w:tcPr>
+            <w:tcBorders>
+              <w:bottom w:val="single" w:sz="8" w:space="0" w:color="000000"/>
+            </w:tcBorders>
+          </w:tcPr>
           <w:p>
             <w:pPr>
               <w:pStyle w:val="Compact"/>
@@ -37698,7 +38019,11 @@
           </w:p>
         </w:tc>
         <w:tc>
-          <w:tcPr/>
+          <w:tcPr>
+            <w:tcBorders>
+              <w:bottom w:val="single" w:sz="8" w:space="0" w:color="000000"/>
+            </w:tcBorders>
+          </w:tcPr>
           <w:p>
             <w:pPr>
               <w:pStyle w:val="Compact"/>
@@ -37785,7 +38110,11 @@
           </w:p>
         </w:tc>
         <w:tc>
-          <w:tcPr/>
+          <w:tcPr>
+            <w:tcBorders>
+              <w:bottom w:val="single" w:sz="8" w:space="0" w:color="000000"/>
+            </w:tcBorders>
+          </w:tcPr>
           <w:p>
             <w:pPr>
               <w:pStyle w:val="Compact"/>
@@ -39910,6 +40239,14 @@
         <w:tblStyle w:val="Table"/>
         <w:tblW w:type="pct" w:w="5000"/>
         <w:tblLayout w:type="fixed"/>
+        <w:tblBorders>
+          <w:top w:val="single" w:sz="12" w:space="0" w:color="000000"/>
+          <w:left w:val="none" w:sz="0" w:space="0" w:color="auto"/>
+          <w:bottom w:val="single" w:sz="12" w:space="0" w:color="000000"/>
+          <w:right w:val="none" w:sz="0" w:space="0" w:color="auto"/>
+          <w:insideH w:val="none" w:sz="0" w:space="0" w:color="auto"/>
+          <w:insideV w:val="none" w:sz="0" w:space="0" w:color="auto"/>
+        </w:tblBorders>
         <w:tblLook w:firstRow="1" w:lastRow="0" w:firstColumn="0" w:lastColumn="0" w:noHBand="0" w:noVBand="0" w:val="0020"/>
       </w:tblPr>
       <w:tblGrid>
@@ -39928,7 +40265,11 @@
           <w:tblHeader w:val="on"/>
         </w:trPr>
         <w:tc>
-          <w:tcPr/>
+          <w:tcPr>
+            <w:tcBorders>
+              <w:bottom w:val="single" w:sz="8" w:space="0" w:color="000000"/>
+            </w:tcBorders>
+          </w:tcPr>
           <w:p>
             <w:pPr>
               <w:pStyle w:val="Compact"/>
@@ -39951,7 +40292,11 @@
           </w:p>
         </w:tc>
         <w:tc>
-          <w:tcPr/>
+          <w:tcPr>
+            <w:tcBorders>
+              <w:bottom w:val="single" w:sz="8" w:space="0" w:color="000000"/>
+            </w:tcBorders>
+          </w:tcPr>
           <w:p>
             <w:pPr>
               <w:pStyle w:val="Compact"/>
@@ -39967,7 +40312,11 @@
           </w:p>
         </w:tc>
         <w:tc>
-          <w:tcPr/>
+          <w:tcPr>
+            <w:tcBorders>
+              <w:bottom w:val="single" w:sz="8" w:space="0" w:color="000000"/>
+            </w:tcBorders>
+          </w:tcPr>
           <w:p>
             <w:pPr>
               <w:pStyle w:val="Compact"/>
@@ -39983,7 +40332,11 @@
           </w:p>
         </w:tc>
         <w:tc>
-          <w:tcPr/>
+          <w:tcPr>
+            <w:tcBorders>
+              <w:bottom w:val="single" w:sz="8" w:space="0" w:color="000000"/>
+            </w:tcBorders>
+          </w:tcPr>
           <w:p>
             <w:pPr>
               <w:pStyle w:val="Compact"/>
@@ -39999,7 +40352,11 @@
           </w:p>
         </w:tc>
         <w:tc>
-          <w:tcPr/>
+          <w:tcPr>
+            <w:tcBorders>
+              <w:bottom w:val="single" w:sz="8" w:space="0" w:color="000000"/>
+            </w:tcBorders>
+          </w:tcPr>
           <w:p>
             <w:pPr>
               <w:pStyle w:val="Compact"/>
@@ -40015,7 +40372,11 @@
           </w:p>
         </w:tc>
         <w:tc>
-          <w:tcPr/>
+          <w:tcPr>
+            <w:tcBorders>
+              <w:bottom w:val="single" w:sz="8" w:space="0" w:color="000000"/>
+            </w:tcBorders>
+          </w:tcPr>
           <w:p>
             <w:pPr>
               <w:pStyle w:val="Compact"/>
@@ -40031,7 +40392,11 @@
           </w:p>
         </w:tc>
         <w:tc>
-          <w:tcPr/>
+          <w:tcPr>
+            <w:tcBorders>
+              <w:bottom w:val="single" w:sz="8" w:space="0" w:color="000000"/>
+            </w:tcBorders>
+          </w:tcPr>
           <w:p>
             <w:pPr>
               <w:pStyle w:val="Compact"/>
@@ -40047,7 +40412,11 @@
           </w:p>
         </w:tc>
         <w:tc>
-          <w:tcPr/>
+          <w:tcPr>
+            <w:tcBorders>
+              <w:bottom w:val="single" w:sz="8" w:space="0" w:color="000000"/>
+            </w:tcBorders>
+          </w:tcPr>
           <w:p>
             <w:pPr>
               <w:pStyle w:val="Compact"/>
@@ -40063,7 +40432,11 @@
           </w:p>
         </w:tc>
         <w:tc>
-          <w:tcPr/>
+          <w:tcPr>
+            <w:tcBorders>
+              <w:bottom w:val="single" w:sz="8" w:space="0" w:color="000000"/>
+            </w:tcBorders>
+          </w:tcPr>
           <w:p>
             <w:pPr>
               <w:pStyle w:val="Compact"/>
@@ -41883,6 +42256,14 @@
         <w:tblStyle w:val="Table"/>
         <w:tblW w:type="pct" w:w="5000"/>
         <w:tblLayout w:type="fixed"/>
+        <w:tblBorders>
+          <w:top w:val="single" w:sz="12" w:space="0" w:color="000000"/>
+          <w:left w:val="none" w:sz="0" w:space="0" w:color="auto"/>
+          <w:bottom w:val="single" w:sz="12" w:space="0" w:color="000000"/>
+          <w:right w:val="none" w:sz="0" w:space="0" w:color="auto"/>
+          <w:insideH w:val="none" w:sz="0" w:space="0" w:color="auto"/>
+          <w:insideV w:val="none" w:sz="0" w:space="0" w:color="auto"/>
+        </w:tblBorders>
         <w:tblLook w:firstRow="1" w:lastRow="0" w:firstColumn="0" w:lastColumn="0" w:noHBand="0" w:noVBand="0" w:val="0020"/>
       </w:tblPr>
       <w:tblGrid>
@@ -41895,7 +42276,11 @@
           <w:tblHeader w:val="on"/>
         </w:trPr>
         <w:tc>
-          <w:tcPr/>
+          <w:tcPr>
+            <w:tcBorders>
+              <w:bottom w:val="single" w:sz="8" w:space="0" w:color="000000"/>
+            </w:tcBorders>
+          </w:tcPr>
           <w:p>
             <w:pPr>
               <w:pStyle w:val="Compact"/>
@@ -41911,7 +42296,11 @@
           </w:p>
         </w:tc>
         <w:tc>
-          <w:tcPr/>
+          <w:tcPr>
+            <w:tcBorders>
+              <w:bottom w:val="single" w:sz="8" w:space="0" w:color="000000"/>
+            </w:tcBorders>
+          </w:tcPr>
           <w:p>
             <w:pPr>
               <w:pStyle w:val="Compact"/>
@@ -41982,7 +42371,11 @@
           </w:p>
         </w:tc>
         <w:tc>
-          <w:tcPr/>
+          <w:tcPr>
+            <w:tcBorders>
+              <w:bottom w:val="single" w:sz="8" w:space="0" w:color="000000"/>
+            </w:tcBorders>
+          </w:tcPr>
           <w:p>
             <w:pPr>
               <w:pStyle w:val="Compact"/>
@@ -43137,6 +43530,7 @@
     <w:p>
       <w:pPr>
         <w:pStyle w:val="BodyText"/>
+        <w:spacing w:before="0" w:after="0"/>
       </w:pPr>
       <w:r>
         <w:rPr>
@@ -43530,6 +43924,7 @@
     <w:p>
       <w:pPr>
         <w:pStyle w:val="BodyText"/>
+        <w:spacing w:before="0" w:after="0"/>
       </w:pPr>
       <w:r>
         <w:rPr>
@@ -43769,6 +44164,7 @@
     <w:p>
       <w:pPr>
         <w:pStyle w:val="BodyText"/>
+        <w:spacing w:before="0" w:after="0"/>
       </w:pPr>
       <w:r>
         <w:rPr>
@@ -43966,6 +44362,7 @@
     <w:p>
       <w:pPr>
         <w:pStyle w:val="BodyText"/>
+        <w:spacing w:before="0" w:after="0"/>
       </w:pPr>
       <w:r>
         <w:rPr>
@@ -46061,7 +46458,7 @@
     <ns0:rPr>
       <ns0:rFonts ns0:ascii="Times New Roman" ns0:cs="Times New Roman" ns0:eastAsia="SimHei" ns0:hAnsi="Times New Roman"/>
       <ns0:b/>
-      <ns0:color ns0:val="17324D"/>
+      <ns0:color ns0:val="000000"/>
       <ns0:sz ns0:val="44"/>
       <ns0:szCs ns0:val="56"/>
     </ns0:rPr>
@@ -46203,7 +46600,7 @@
     <ns0:rPr>
       <ns0:rFonts ns0:ascii="Times New Roman" ns0:cs="Times New Roman" ns0:eastAsia="SimHei" ns0:hAnsi="Times New Roman"/>
       <ns0:b/>
-      <ns0:color ns0:val="17324D"/>
+      <ns0:color ns0:val="000000"/>
       <ns0:sz ns0:val="32"/>
       <ns0:szCs ns0:val="40"/>
     </ns0:rPr>
@@ -46227,7 +46624,7 @@
     <ns0:rPr>
       <ns0:rFonts ns0:ascii="Times New Roman" ns0:cs="Times New Roman" ns0:eastAsia="SimHei" ns0:hAnsi="Times New Roman"/>
       <ns0:b/>
-      <ns0:color ns0:val="17324D"/>
+      <ns0:color ns0:val="000000"/>
       <ns0:sz ns0:val="28"/>
       <ns0:szCs ns0:val="32"/>
     </ns0:rPr>
@@ -46251,7 +46648,7 @@
     <ns0:rPr>
       <ns0:rFonts ns0:ascii="Times New Roman" ns0:cs="Times New Roman" ns0:eastAsia="SimHei" ns0:hAnsi="Times New Roman"/>
       <ns0:b/>
-      <ns0:color ns0:val="17324D"/>
+      <ns0:color ns0:val="000000"/>
       <ns0:sz ns0:val="25"/>
       <ns0:szCs ns0:val="28"/>
     </ns0:rPr>

--- a/00-首页/题组Word/第一轮·竞赛教材版/第一轮原理·3-热力学初步（学生版）.docx
+++ b/00-首页/题组Word/第一轮·竞赛教材版/第一轮原理·3-热力学初步（学生版）.docx
@@ -42,6 +42,60 @@
     </w:p>
     <w:p>
       <w:pPr>
+        <w:pStyle w:val="BlockText"/>
+        <w:ind w:firstLine="420"/>
+      </w:pPr>
+      <w:r>
+        <w:rPr>
+          <w:rFonts w:hint="eastAsia" w:ascii="Times New Roman" w:hAnsi="Times New Roman" w:eastAsia="FangSong" w:cs="Times New Roman"/>
+        </w:rPr>
+        <w:t xml:space="preserve">共</w:t>
+      </w:r>
+      <w:r>
+        <w:rPr>
+          <w:rFonts w:ascii="Times New Roman" w:hAnsi="Times New Roman" w:eastAsia="Times New Roman" w:cs="Times New Roman"/>
+        </w:rPr>
+        <w:t xml:space="preserve"> 40 </w:t>
+      </w:r>
+      <w:r>
+        <w:rPr>
+          <w:rFonts w:hint="eastAsia" w:ascii="Times New Roman" w:hAnsi="Times New Roman" w:eastAsia="FangSong" w:cs="Times New Roman"/>
+        </w:rPr>
+        <w:t>题</w:t>
+      </w:r>
+      <w:r>
+        <w:rPr>
+          <w:rFonts w:hint="eastAsia" w:ascii="Times New Roman" w:hAnsi="Times New Roman" w:eastAsia="Times New Roman" w:cs="Times New Roman"/>
+        </w:rPr>
+        <w:t>。</w:t>
+      </w:r>
+      <w:r>
+        <w:rPr>
+          <w:rFonts w:hint="eastAsia" w:ascii="Times New Roman" w:hAnsi="Times New Roman" w:eastAsia="FangSong" w:cs="Times New Roman"/>
+        </w:rPr>
+        <w:t>建议先独立完成</w:t>
+      </w:r>
+      <w:r>
+        <w:rPr>
+          <w:rFonts w:hint="eastAsia" w:ascii="Times New Roman" w:hAnsi="Times New Roman" w:eastAsia="Times New Roman" w:cs="Times New Roman"/>
+        </w:rPr>
+        <w:t>，</w:t>
+      </w:r>
+      <w:r>
+        <w:rPr>
+          <w:rFonts w:hint="eastAsia" w:ascii="Times New Roman" w:hAnsi="Times New Roman" w:eastAsia="FangSong" w:cs="Times New Roman"/>
+        </w:rPr>
+        <w:t>再核对答案</w:t>
+      </w:r>
+      <w:r>
+        <w:rPr>
+          <w:rFonts w:hint="eastAsia" w:ascii="Times New Roman" w:hAnsi="Times New Roman" w:eastAsia="Times New Roman" w:cs="Times New Roman"/>
+        </w:rPr>
+        <w:t>。</w:t>
+      </w:r>
+    </w:p>
+    <w:p>
+      <w:pPr>
         <w:spacing w:before="160" w:after="80"/>
       </w:pPr>
       <w:r>
@@ -91,8 +145,7 @@
     <w:p>
       <w:pPr>
         <w:pStyle w:val="FirstParagraph"/>
-        <w:spacing w:before="0" w:after="0"/>
-        <w:ind w:left="480" w:hanging="480"/>
+        <w:ind w:firstLine="420"/>
       </w:pPr>
       <w:r>
         <w:rPr>
@@ -205,15 +258,17 @@
     </w:p>
     <w:p>
       <w:pPr>
-        <w:pStyle w:val="FirstParagraph"/>
-        <w:spacing w:before="0" w:after="0"/>
-        <w:ind w:left="480" w:hanging="480"/>
+        <w:pStyle w:val="Compact"/>
+        <w:numPr>
+          <w:ilvl w:val="0"/>
+          <w:numId w:val="1001"/>
+        </w:numPr>
       </w:pPr>
       <w:r>
         <w:rPr>
-          <w:rFonts w:hint="eastAsia" w:ascii="Times New Roman" w:hAnsi="Times New Roman" w:eastAsia="Times New Roman" w:cs="Times New Roman"/>
-        </w:rPr>
-        <w:t>A.</w:t>
+          <w:rFonts w:ascii="Times New Roman" w:hAnsi="Times New Roman" w:eastAsia="Times New Roman" w:cs="Times New Roman"/>
+        </w:rPr>
+        <w:t xml:space="preserve">A.</w:t>
       </w:r>
       <w:r>
         <w:rPr>
@@ -285,18 +340,14 @@
           <m:t>0</m:t>
         </m:r>
       </m:oMath>
-      <w:r>
-        <w:rPr>
-          <w:rFonts w:ascii="Times New Roman" w:hAnsi="Times New Roman" w:eastAsia="Times New Roman" w:cs="Times New Roman"/>
-        </w:rPr>
-        <w:t xml:space="preserve"> </w:t>
-      </w:r>
     </w:p>
     <w:p>
       <w:pPr>
-        <w:pStyle w:val="FirstParagraph"/>
-        <w:spacing w:before="0" w:after="0"/>
-        <w:ind w:left="480" w:hanging="480"/>
+        <w:pStyle w:val="Compact"/>
+        <w:numPr>
+          <w:ilvl w:val="0"/>
+          <w:numId w:val="1001"/>
+        </w:numPr>
       </w:pPr>
       <w:r>
         <w:rPr>
@@ -374,18 +425,14 @@
           <m:t>0</m:t>
         </m:r>
       </m:oMath>
-      <w:r>
-        <w:rPr>
-          <w:rFonts w:ascii="Times New Roman" w:hAnsi="Times New Roman" w:eastAsia="Times New Roman" w:cs="Times New Roman"/>
-        </w:rPr>
-        <w:t xml:space="preserve"> </w:t>
-      </w:r>
     </w:p>
     <w:p>
       <w:pPr>
-        <w:pStyle w:val="FirstParagraph"/>
-        <w:spacing w:before="0" w:after="0"/>
-        <w:ind w:left="480" w:hanging="480"/>
+        <w:pStyle w:val="Compact"/>
+        <w:numPr>
+          <w:ilvl w:val="0"/>
+          <w:numId w:val="1001"/>
+        </w:numPr>
       </w:pPr>
       <w:r>
         <w:rPr>
@@ -463,18 +510,14 @@
           <m:t>0</m:t>
         </m:r>
       </m:oMath>
-      <w:r>
-        <w:rPr>
-          <w:rFonts w:ascii="Times New Roman" w:hAnsi="Times New Roman" w:eastAsia="Times New Roman" w:cs="Times New Roman"/>
-        </w:rPr>
-        <w:t xml:space="preserve"> </w:t>
-      </w:r>
     </w:p>
     <w:p>
       <w:pPr>
-        <w:pStyle w:val="FirstParagraph"/>
-        <w:spacing w:before="0" w:after="0"/>
-        <w:ind w:left="480" w:hanging="480"/>
+        <w:pStyle w:val="Compact"/>
+        <w:numPr>
+          <w:ilvl w:val="0"/>
+          <w:numId w:val="1001"/>
+        </w:numPr>
       </w:pPr>
       <w:r>
         <w:rPr>
@@ -555,13 +598,13 @@
     </w:p>
     <w:p>
       <w:pPr>
-        <w:spacing w:before="0" w:after="0"/>
+        <w:spacing w:before="160" w:after="80"/>
       </w:pPr>
-    </w:p>
-    <w:p>
-      <w:pPr>
-        <w:spacing w:before="0" w:after="0"/>
-      </w:pPr>
+      <w:r>
+        <w:pict>
+          <v:rect style="width:0;height:1.5pt" o:hralign="center" o:hrstd="t" o:hr="t"/>
+        </w:pict>
+      </w:r>
     </w:p>
     <w:p>
       <w:pPr>
@@ -602,6 +645,7 @@
     <w:p>
       <w:pPr>
         <w:pStyle w:val="FirstParagraph"/>
+        <w:ind w:firstLine="420"/>
       </w:pPr>
       <w:r>
         <w:rPr>
@@ -625,6 +669,7 @@
     <w:p>
       <w:pPr>
         <w:pStyle w:val="BodyText"/>
+        <w:ind w:firstLine="420"/>
       </w:pPr>
       <w:r>
         <w:rPr>
@@ -806,8 +851,7 @@
     <w:p>
       <w:pPr>
         <w:pStyle w:val="BodyText"/>
-        <w:spacing w:before="0" w:after="0"/>
-        <w:ind w:left="480" w:hanging="480"/>
+        <w:ind w:firstLine="420"/>
       </w:pPr>
       <w:r>
         <w:rPr>
@@ -862,69 +906,59 @@
           <w:rFonts w:ascii="Times New Roman" w:hAnsi="Times New Roman" w:eastAsia="Times New Roman" w:cs="Times New Roman"/>
         </w:rPr>
         <w:t xml:space="preserve"> </w:t>
+      </w:r>
+      <w:r>
+        <w:rPr>
+          <w:rFonts w:ascii="Times New Roman" w:hAnsi="Times New Roman" w:eastAsia="Times New Roman" w:cs="Times New Roman"/>
+        </w:rPr>
+        <w:t xml:space="preserve">- A.(1)①,(2)①</w:t>
+      </w:r>
+      <w:r>
+        <w:rPr>
+          <w:rFonts w:ascii="Times New Roman" w:hAnsi="Times New Roman" w:eastAsia="Times New Roman" w:cs="Times New Roman"/>
+        </w:rPr>
+        <w:t xml:space="preserve"> </w:t>
+      </w:r>
+      <w:r>
+        <w:rPr>
+          <w:rFonts w:ascii="Times New Roman" w:hAnsi="Times New Roman" w:eastAsia="Times New Roman" w:cs="Times New Roman"/>
+        </w:rPr>
+        <w:t xml:space="preserve">- B.(1)②,(2)①</w:t>
+      </w:r>
+      <w:r>
+        <w:rPr>
+          <w:rFonts w:ascii="Times New Roman" w:hAnsi="Times New Roman" w:eastAsia="Times New Roman" w:cs="Times New Roman"/>
+        </w:rPr>
+        <w:t xml:space="preserve"> </w:t>
+      </w:r>
+      <w:r>
+        <w:rPr>
+          <w:rFonts w:ascii="Times New Roman" w:hAnsi="Times New Roman" w:eastAsia="Times New Roman" w:cs="Times New Roman"/>
+        </w:rPr>
+        <w:t xml:space="preserve">- C.(1)②,(2)②</w:t>
+      </w:r>
+      <w:r>
+        <w:rPr>
+          <w:rFonts w:ascii="Times New Roman" w:hAnsi="Times New Roman" w:eastAsia="Times New Roman" w:cs="Times New Roman"/>
+        </w:rPr>
+        <w:t xml:space="preserve"> </w:t>
+      </w:r>
+      <w:r>
+        <w:rPr>
+          <w:rFonts w:ascii="Times New Roman" w:hAnsi="Times New Roman" w:eastAsia="Times New Roman" w:cs="Times New Roman"/>
+        </w:rPr>
+        <w:t xml:space="preserve">- D.(1)①,(2)②</w:t>
       </w:r>
     </w:p>
     <w:p>
       <w:pPr>
-        <w:pStyle w:val="BodyText"/>
-        <w:spacing w:before="0" w:after="0"/>
-        <w:ind w:left="480" w:hanging="480"/>
+        <w:spacing w:before="160" w:after="80"/>
       </w:pPr>
       <w:r>
-        <w:rPr>
-          <w:rFonts w:ascii="Times New Roman" w:hAnsi="Times New Roman" w:eastAsia="Times New Roman" w:cs="Times New Roman"/>
-        </w:rPr>
-        <w:t xml:space="preserve">A.(1)①,(2)① </w:t>
-      </w:r>
-    </w:p>
-    <w:p>
-      <w:pPr>
-        <w:pStyle w:val="BodyText"/>
-        <w:spacing w:before="0" w:after="0"/>
-        <w:ind w:left="480" w:hanging="480"/>
-      </w:pPr>
-      <w:r>
-        <w:rPr>
-          <w:rFonts w:ascii="Times New Roman" w:hAnsi="Times New Roman" w:eastAsia="Times New Roman" w:cs="Times New Roman"/>
-        </w:rPr>
-        <w:t xml:space="preserve">B.(1)②,(2)① </w:t>
-      </w:r>
-    </w:p>
-    <w:p>
-      <w:pPr>
-        <w:pStyle w:val="BodyText"/>
-        <w:spacing w:before="0" w:after="0"/>
-        <w:ind w:left="480" w:hanging="480"/>
-      </w:pPr>
-      <w:r>
-        <w:rPr>
-          <w:rFonts w:ascii="Times New Roman" w:hAnsi="Times New Roman" w:eastAsia="Times New Roman" w:cs="Times New Roman"/>
-        </w:rPr>
-        <w:t xml:space="preserve">C.(1)②,(2)② </w:t>
-      </w:r>
-    </w:p>
-    <w:p>
-      <w:pPr>
-        <w:pStyle w:val="BodyText"/>
-        <w:spacing w:before="0" w:after="0"/>
-        <w:ind w:left="480" w:hanging="480"/>
-      </w:pPr>
-      <w:r>
-        <w:rPr>
-          <w:rFonts w:ascii="Times New Roman" w:hAnsi="Times New Roman" w:eastAsia="Times New Roman" w:cs="Times New Roman"/>
-        </w:rPr>
-        <w:t xml:space="preserve">D.(1)①,(2)②</w:t>
-      </w:r>
-    </w:p>
-    <w:p>
-      <w:pPr>
-        <w:spacing w:before="0" w:after="0"/>
-      </w:pPr>
-    </w:p>
-    <w:p>
-      <w:pPr>
-        <w:spacing w:before="0" w:after="0"/>
-      </w:pPr>
+        <w:pict>
+          <v:rect style="width:0;height:1.5pt" o:hralign="center" o:hrstd="t" o:hr="t"/>
+        </w:pict>
+      </w:r>
     </w:p>
     <w:p>
       <w:pPr>
@@ -965,6 +999,7 @@
     <w:p>
       <w:pPr>
         <w:pStyle w:val="FirstParagraph"/>
+        <w:ind w:firstLine="420"/>
       </w:pPr>
       <w:r>
         <w:rPr>
@@ -1171,7 +1206,7 @@
         </w:rPr>
         <w:drawing>
           <wp:inline>
-            <wp:extent cx="2497185" cy="4095000"/>
+            <wp:extent cx="2520000" cy="4095000"/>
             <wp:effectExtent b="0" l="0" r="0" t="0"/>
             <wp:docPr descr="" title="" id="12" name="Picture"/>
             <a:graphic>
@@ -1192,7 +1227,7 @@
                   <pic:spPr bwMode="auto">
                     <a:xfrm>
                       <a:off x="0" y="0"/>
-                      <a:ext cx="2497185" cy="4095000"/>
+                      <a:ext cx="2520000" cy="4095000"/>
                     </a:xfrm>
                     <a:prstGeom prst="rect">
                       <a:avLst/>
@@ -1223,7 +1258,7 @@
         </w:rPr>
         <w:drawing>
           <wp:inline>
-            <wp:extent cx="3226716" cy="4112664"/>
+            <wp:extent cx="3240000" cy="4112664"/>
             <wp:effectExtent b="0" l="0" r="0" t="0"/>
             <wp:docPr descr="" title="" id="15" name="Picture"/>
             <a:graphic>
@@ -1244,7 +1279,7 @@
                   <pic:spPr bwMode="auto">
                     <a:xfrm>
                       <a:off x="0" y="0"/>
-                      <a:ext cx="3226716" cy="4112664"/>
+                      <a:ext cx="3240000" cy="4112664"/>
                     </a:xfrm>
                     <a:prstGeom prst="rect">
                       <a:avLst/>
@@ -1266,6 +1301,7 @@
     <w:p>
       <w:pPr>
         <w:pStyle w:val="BodyText"/>
+        <w:ind w:firstLine="420"/>
       </w:pPr>
       <w:r>
         <w:rPr>
@@ -1321,8 +1357,9 @@
         <w:pStyle w:val="Compact"/>
         <w:numPr>
           <w:ilvl w:val="0"/>
-          <w:numId w:val="1001"/>
+          <w:numId w:val="1002"/>
         </w:numPr>
+        <w:ind w:firstLine="420"/>
       </w:pPr>
       <w:r>
         <w:rPr>
@@ -1372,9 +1409,9 @@
         <w:pStyle w:val="Compact"/>
         <w:numPr>
           <w:ilvl w:val="0"/>
-          <w:numId w:val="1001"/>
+          <w:numId w:val="1002"/>
         </w:numPr>
-        <w:spacing w:after="80"/>
+        <w:ind w:firstLine="420"/>
       </w:pPr>
       <w:r>
         <w:rPr>
@@ -1431,183 +1468,103 @@
         <w:t>:</w:t>
       </w:r>
     </w:p>
-    <w:tbl>
-      <w:tblPr>
-        <w:tblStyle w:val="Table"/>
-        <w:tblW w:type="auto" w:w="0"/>
-        <w:tblBorders>
-          <w:top w:val="single" w:sz="12" w:space="0" w:color="000000"/>
-          <w:left w:val="none" w:sz="0" w:space="0" w:color="auto"/>
-          <w:bottom w:val="single" w:sz="12" w:space="0" w:color="000000"/>
-          <w:right w:val="none" w:sz="0" w:space="0" w:color="auto"/>
-          <w:insideH w:val="none" w:sz="0" w:space="0" w:color="auto"/>
-          <w:insideV w:val="none" w:sz="0" w:space="0" w:color="auto"/>
-        </w:tblBorders>
-        <w:tblLook w:firstRow="1" w:lastRow="0" w:firstColumn="0" w:lastColumn="0" w:noHBand="0" w:noVBand="0" w:val="0020"/>
-      </w:tblPr>
-      <w:tblGrid>
-        <w:gridCol w:w="1980"/>
-        <w:gridCol w:w="1980"/>
-        <w:gridCol w:w="1980"/>
-        <w:gridCol w:w="1980"/>
-      </w:tblGrid>
-      <w:tr>
-        <w:trPr>
-          <w:tblHeader w:val="on"/>
-        </w:trPr>
-        <w:tc>
-          <w:tcPr>
-            <w:tcBorders>
-              <w:bottom w:val="single" w:sz="8" w:space="0" w:color="000000"/>
-            </w:tcBorders>
-          </w:tcPr>
-          <w:p>
-            <w:pPr>
-              <w:pStyle w:val="Compact"/>
-              <w:jc w:val="center"/>
-            </w:pPr>
-          </w:p>
-        </w:tc>
-        <w:tc>
-          <w:tcPr>
-            <w:tcBorders>
-              <w:bottom w:val="single" w:sz="8" w:space="0" w:color="000000"/>
-            </w:tcBorders>
-          </w:tcPr>
-          <w:p>
-            <w:pPr>
-              <w:pStyle w:val="Compact"/>
-              <w:jc w:val="center"/>
-            </w:pPr>
-            <w:r>
-              <w:rPr>
-                <w:rFonts w:hint="eastAsia" w:ascii="Times New Roman" w:hAnsi="Times New Roman" w:eastAsia="SimHei" w:cs="Times New Roman"/>
-                <w:b/>
-              </w:rPr>
-              <w:t xml:space="preserve">拉瓦锡</w:t>
-            </w:r>
-          </w:p>
-        </w:tc>
-        <w:tc>
-          <w:tcPr>
-            <w:tcBorders>
-              <w:bottom w:val="single" w:sz="8" w:space="0" w:color="000000"/>
-            </w:tcBorders>
-          </w:tcPr>
-          <w:p>
-            <w:pPr>
-              <w:pStyle w:val="Compact"/>
-              <w:jc w:val="center"/>
-            </w:pPr>
-            <w:r>
-              <w:rPr>
-                <w:rFonts w:hint="eastAsia" w:ascii="Times New Roman" w:hAnsi="Times New Roman" w:eastAsia="SimHei" w:cs="Times New Roman"/>
-                <w:b/>
-              </w:rPr>
-              <w:t xml:space="preserve">克劳福德</w:t>
-            </w:r>
-          </w:p>
-        </w:tc>
-        <w:tc>
-          <w:tcPr>
-            <w:tcBorders>
-              <w:bottom w:val="single" w:sz="8" w:space="0" w:color="000000"/>
-            </w:tcBorders>
-          </w:tcPr>
-          <w:p>
-            <w:pPr>
-              <w:pStyle w:val="Compact"/>
-              <w:jc w:val="center"/>
-            </w:pPr>
-            <w:r>
-              <w:rPr>
-                <w:rFonts w:hint="eastAsia" w:ascii="Times New Roman" w:hAnsi="Times New Roman" w:eastAsia="SimHei" w:cs="Times New Roman"/>
-                <w:b/>
-              </w:rPr>
-              <w:t xml:space="preserve">道尔顿</w:t>
-            </w:r>
-          </w:p>
-        </w:tc>
-      </w:tr>
-      <w:tr>
-        <w:tc>
-          <w:tcPr/>
-          <w:p>
-            <w:pPr>
-              <w:pStyle w:val="Compact"/>
-              <w:jc w:val="center"/>
-            </w:pPr>
-            <w:r>
-              <w:rPr>
-                <w:rFonts w:hint="eastAsia" w:ascii="Times New Roman" w:hAnsi="Times New Roman" w:eastAsia="FangSong" w:cs="Times New Roman"/>
-              </w:rPr>
-              <w:t>熔化冰的质量</w:t>
-            </w:r>
-            <w:r>
-              <w:rPr>
-                <w:rFonts w:hint="eastAsia" w:ascii="Times New Roman" w:hAnsi="Times New Roman" w:eastAsia="Times New Roman" w:cs="Times New Roman"/>
-              </w:rPr>
-              <w:t>/</w:t>
-            </w:r>
-            <w:r>
-              <w:rPr>
-                <w:rFonts w:hint="eastAsia" w:ascii="Times New Roman" w:hAnsi="Times New Roman" w:eastAsia="FangSong" w:cs="Times New Roman"/>
-              </w:rPr>
-              <w:t>燃烧碳的质量</w:t>
-            </w:r>
-          </w:p>
-        </w:tc>
-        <w:tc>
-          <w:tcPr/>
-          <w:p>
-            <w:pPr>
-              <w:pStyle w:val="Compact"/>
-              <w:jc w:val="center"/>
-            </w:pPr>
-            <w:r>
-              <w:rPr>
-                <w:rFonts w:ascii="Times New Roman" w:hAnsi="Times New Roman" w:eastAsia="Times New Roman" w:cs="Times New Roman"/>
-              </w:rPr>
-              <w:t xml:space="preserve">96.5</w:t>
-            </w:r>
-          </w:p>
-        </w:tc>
-        <w:tc>
-          <w:tcPr/>
-          <w:p>
-            <w:pPr>
-              <w:pStyle w:val="Compact"/>
-              <w:jc w:val="center"/>
-            </w:pPr>
-            <w:r>
-              <w:rPr>
-                <w:rFonts w:ascii="Times New Roman" w:hAnsi="Times New Roman" w:eastAsia="Times New Roman" w:cs="Times New Roman"/>
-              </w:rPr>
-              <w:t xml:space="preserve">69</w:t>
-            </w:r>
-          </w:p>
-        </w:tc>
-        <w:tc>
-          <w:tcPr/>
-          <w:p>
-            <w:pPr>
-              <w:pStyle w:val="Compact"/>
-              <w:jc w:val="center"/>
-            </w:pPr>
-            <w:r>
-              <w:rPr>
-                <w:rFonts w:ascii="Times New Roman" w:hAnsi="Times New Roman" w:eastAsia="Times New Roman" w:cs="Times New Roman"/>
-              </w:rPr>
-              <w:t xml:space="preserve">40</w:t>
-            </w:r>
-          </w:p>
-        </w:tc>
-      </w:tr>
-    </w:tbl>
+    <w:p>
+      <w:pPr>
+        <w:pStyle w:val="FirstParagraph"/>
+        <w:ind w:firstLine="420"/>
+      </w:pPr>
+      <w:r>
+        <w:rPr>
+          <w:rFonts w:hint="eastAsia" w:ascii="Times New Roman" w:hAnsi="Times New Roman" w:eastAsia="FangSong" w:cs="Times New Roman"/>
+        </w:rPr>
+        <w:t xml:space="preserve">拉瓦锡</w:t>
+      </w:r>
+    </w:p>
     <w:p>
       <w:pPr>
         <w:pStyle w:val="BodyText"/>
-        <w:spacing w:before="120"/>
+        <w:ind w:firstLine="420"/>
+      </w:pPr>
+      <w:r>
+        <w:rPr>
+          <w:rFonts w:hint="eastAsia" w:ascii="Times New Roman" w:hAnsi="Times New Roman" w:eastAsia="FangSong" w:cs="Times New Roman"/>
+        </w:rPr>
+        <w:t xml:space="preserve">克劳福德</w:t>
+      </w:r>
+    </w:p>
+    <w:p>
+      <w:pPr>
+        <w:pStyle w:val="BodyText"/>
+        <w:ind w:firstLine="420"/>
+      </w:pPr>
+      <w:r>
+        <w:rPr>
+          <w:rFonts w:hint="eastAsia" w:ascii="Times New Roman" w:hAnsi="Times New Roman" w:eastAsia="FangSong" w:cs="Times New Roman"/>
+        </w:rPr>
+        <w:t xml:space="preserve">道尔顿</w:t>
+      </w:r>
+    </w:p>
+    <w:p>
+      <w:pPr>
+        <w:pStyle w:val="BodyText"/>
+        <w:ind w:firstLine="420"/>
+      </w:pPr>
+      <w:r>
+        <w:rPr>
+          <w:rFonts w:hint="eastAsia" w:ascii="Times New Roman" w:hAnsi="Times New Roman" w:eastAsia="FangSong" w:cs="Times New Roman"/>
+        </w:rPr>
+        <w:t>熔化冰的质量</w:t>
+      </w:r>
+      <w:r>
+        <w:rPr>
+          <w:rFonts w:hint="eastAsia" w:ascii="Times New Roman" w:hAnsi="Times New Roman" w:eastAsia="Times New Roman" w:cs="Times New Roman"/>
+        </w:rPr>
+        <w:t>/</w:t>
+      </w:r>
+      <w:r>
+        <w:rPr>
+          <w:rFonts w:hint="eastAsia" w:ascii="Times New Roman" w:hAnsi="Times New Roman" w:eastAsia="FangSong" w:cs="Times New Roman"/>
+        </w:rPr>
+        <w:t>燃烧碳的质量</w:t>
+      </w:r>
+    </w:p>
+    <w:p>
+      <w:pPr>
+        <w:pStyle w:val="BodyText"/>
+      </w:pPr>
+      <w:r>
+        <w:rPr>
+          <w:rFonts w:ascii="Times New Roman" w:hAnsi="Times New Roman" w:eastAsia="Times New Roman" w:cs="Times New Roman"/>
+        </w:rPr>
+        <w:t xml:space="preserve">96.5</w:t>
+      </w:r>
+    </w:p>
+    <w:p>
+      <w:pPr>
+        <w:pStyle w:val="BodyText"/>
+      </w:pPr>
+      <w:r>
+        <w:rPr>
+          <w:rFonts w:ascii="Times New Roman" w:hAnsi="Times New Roman" w:eastAsia="Times New Roman" w:cs="Times New Roman"/>
+        </w:rPr>
+        <w:t xml:space="preserve">69</w:t>
+      </w:r>
+    </w:p>
+    <w:p>
+      <w:pPr>
+        <w:pStyle w:val="BodyText"/>
+      </w:pPr>
+      <w:r>
+        <w:rPr>
+          <w:rFonts w:ascii="Times New Roman" w:hAnsi="Times New Roman" w:eastAsia="Times New Roman" w:cs="Times New Roman"/>
+        </w:rPr>
+        <w:t xml:space="preserve">40</w:t>
+      </w:r>
+    </w:p>
+    <w:p>
+      <w:pPr>
+        <w:pStyle w:val="BodyText"/>
+        <w:ind w:firstLine="420"/>
       </w:pPr>
       <w:r>
         <w:rPr>
@@ -1649,9 +1606,15 @@
           <m:t> </m:t>
         </m:r>
         <m:r>
+          <m:rPr>
+            <m:sty m:val="p"/>
+          </m:rPr>
           <m:t>k</m:t>
         </m:r>
         <m:r>
+          <m:rPr>
+            <m:sty m:val="p"/>
+          </m:rPr>
           <m:t>J</m:t>
         </m:r>
         <m:r>
@@ -1659,16 +1622,25 @@
             <m:sty m:val="p"/>
           </m:rPr>
           <m:t>⋅</m:t>
-        </m:r>
-        <m:r>
-          <m:t>m</m:t>
-        </m:r>
-        <m:r>
-          <m:t>o</m:t>
         </m:r>
         <m:sSup>
           <m:e>
             <m:r>
+              <m:rPr>
+                <m:sty m:val="p"/>
+              </m:rPr>
+              <m:t>m</m:t>
+            </m:r>
+            <m:r>
+              <m:rPr>
+                <m:sty m:val="p"/>
+              </m:rPr>
+              <m:t>o</m:t>
+            </m:r>
+            <m:r>
+              <m:rPr>
+                <m:sty m:val="p"/>
+              </m:rPr>
               <m:t>l</m:t>
             </m:r>
           </m:e>
@@ -1715,8 +1687,9 @@
         <w:pStyle w:val="Compact"/>
         <w:numPr>
           <w:ilvl w:val="0"/>
-          <w:numId w:val="1002"/>
+          <w:numId w:val="1003"/>
         </w:numPr>
+        <w:ind w:firstLine="420"/>
       </w:pPr>
       <w:r>
         <w:rPr>
@@ -2113,8 +2086,9 @@
         <w:pStyle w:val="Compact"/>
         <w:numPr>
           <w:ilvl w:val="0"/>
-          <w:numId w:val="1002"/>
+          <w:numId w:val="1003"/>
         </w:numPr>
+        <w:ind w:firstLine="420"/>
       </w:pPr>
       <w:r>
         <w:rPr>
@@ -2639,6 +2613,7 @@
     <w:p>
       <w:pPr>
         <w:pStyle w:val="FirstParagraph"/>
+        <w:ind w:firstLine="420"/>
       </w:pPr>
       <w:r>
         <w:rPr>
@@ -2689,7 +2664,7 @@
         </w:rPr>
         <w:drawing>
           <wp:inline>
-            <wp:extent cx="3240000" cy="2866488"/>
+            <wp:extent cx="3240000" cy="2878085"/>
             <wp:effectExtent b="0" l="0" r="0" t="0"/>
             <wp:docPr descr="" title="" id="18" name="Picture"/>
             <a:graphic>
@@ -2710,7 +2685,7 @@
                   <pic:spPr bwMode="auto">
                     <a:xfrm>
                       <a:off x="0" y="0"/>
-                      <a:ext cx="3240000" cy="2866488"/>
+                      <a:ext cx="3240000" cy="2878085"/>
                     </a:xfrm>
                     <a:prstGeom prst="rect">
                       <a:avLst/>
@@ -2732,6 +2707,7 @@
     <w:p>
       <w:pPr>
         <w:pStyle w:val="BodyText"/>
+        <w:ind w:firstLine="420"/>
       </w:pPr>
       <w:r>
         <w:rPr>
@@ -2743,6 +2719,7 @@
     <w:p>
       <w:pPr>
         <w:pStyle w:val="BodyText"/>
+        <w:ind w:firstLine="420"/>
       </w:pPr>
       <w:r>
         <w:rPr>
@@ -2821,6 +2798,7 @@
       <w:pPr>
         <w:pStyle w:val="BodyText"/>
         <w:spacing w:after="80"/>
+        <w:ind w:firstLine="420"/>
       </w:pPr>
       <w:r>
         <w:rPr>
@@ -2834,15 +2812,16 @@
         <w:tblStyle w:val="Table"/>
         <w:tblW w:type="pct" w:w="5000"/>
         <w:tblLayout w:type="fixed"/>
+        <w:tblLook w:firstRow="1" w:lastRow="0" w:firstColumn="0" w:lastColumn="0" w:noHBand="0" w:noVBand="0" w:val="0020"/>
+        <w:jc w:val="center"/>
         <w:tblBorders>
-          <w:top w:val="single" w:sz="12" w:space="0" w:color="000000"/>
-          <w:left w:val="none" w:sz="0" w:space="0" w:color="auto"/>
-          <w:bottom w:val="single" w:sz="12" w:space="0" w:color="000000"/>
-          <w:right w:val="none" w:sz="0" w:space="0" w:color="auto"/>
-          <w:insideH w:val="none" w:sz="0" w:space="0" w:color="auto"/>
-          <w:insideV w:val="none" w:sz="0" w:space="0" w:color="auto"/>
+          <w:top w:val="single" w:sz="12" w:space="0" w:color="333333"/>
+          <w:bottom w:val="single" w:sz="12" w:space="0" w:color="333333"/>
+          <w:left w:val="none"/>
+          <w:right w:val="none"/>
+          <w:insideH w:val="none"/>
+          <w:insideV w:val="none"/>
         </w:tblBorders>
-        <w:tblLook w:firstRow="1" w:lastRow="0" w:firstColumn="0" w:lastColumn="0" w:noHBand="0" w:noVBand="0" w:val="0020"/>
       </w:tblPr>
       <w:tblGrid>
         <w:gridCol w:w="1980"/>
@@ -2857,7 +2836,7 @@
         <w:tc>
           <w:tcPr>
             <w:tcBorders>
-              <w:bottom w:val="single" w:sz="8" w:space="0" w:color="000000"/>
+              <w:bottom w:val="single" w:sz="6" w:space="0" w:color="333333"/>
             </w:tcBorders>
           </w:tcPr>
           <w:p>
@@ -2870,7 +2849,7 @@
         <w:tc>
           <w:tcPr>
             <w:tcBorders>
-              <w:bottom w:val="single" w:sz="8" w:space="0" w:color="000000"/>
+              <w:bottom w:val="single" w:sz="6" w:space="0" w:color="333333"/>
             </w:tcBorders>
           </w:tcPr>
           <w:p>
@@ -2943,9 +2922,15 @@
                 <m:t>(</m:t>
               </m:r>
               <m:r>
+                <m:rPr>
+                  <m:sty m:val="p"/>
+                </m:rPr>
                 <m:t>k</m:t>
               </m:r>
               <m:r>
+                <m:rPr>
+                  <m:sty m:val="p"/>
+                </m:rPr>
                 <m:t>J</m:t>
               </m:r>
               <m:r>
@@ -2954,15 +2939,24 @@
                 </m:rPr>
                 <m:t>·</m:t>
               </m:r>
-              <m:r>
-                <m:t>m</m:t>
-              </m:r>
-              <m:r>
-                <m:t>o</m:t>
-              </m:r>
               <m:sSup>
                 <m:e>
                   <m:r>
+                    <m:rPr>
+                      <m:sty m:val="p"/>
+                    </m:rPr>
+                    <m:t>m</m:t>
+                  </m:r>
+                  <m:r>
+                    <m:rPr>
+                      <m:sty m:val="p"/>
+                    </m:rPr>
+                    <m:t>o</m:t>
+                  </m:r>
+                  <m:r>
+                    <m:rPr>
+                      <m:sty m:val="p"/>
+                    </m:rPr>
                     <m:t>l</m:t>
                   </m:r>
                 </m:e>
@@ -2997,7 +2991,7 @@
         <w:tc>
           <w:tcPr>
             <w:tcBorders>
-              <w:bottom w:val="single" w:sz="8" w:space="0" w:color="000000"/>
+              <w:bottom w:val="single" w:sz="6" w:space="0" w:color="333333"/>
             </w:tcBorders>
           </w:tcPr>
           <w:p>
@@ -3064,6 +3058,9 @@
                 <m:t>(</m:t>
               </m:r>
               <m:r>
+                <m:rPr>
+                  <m:sty m:val="p"/>
+                </m:rPr>
                 <m:t>J</m:t>
               </m:r>
               <m:r>
@@ -3072,15 +3069,24 @@
                 </m:rPr>
                 <m:t>·</m:t>
               </m:r>
-              <m:r>
-                <m:t>m</m:t>
-              </m:r>
-              <m:r>
-                <m:t>o</m:t>
-              </m:r>
               <m:sSup>
                 <m:e>
                   <m:r>
+                    <m:rPr>
+                      <m:sty m:val="p"/>
+                    </m:rPr>
+                    <m:t>m</m:t>
+                  </m:r>
+                  <m:r>
+                    <m:rPr>
+                      <m:sty m:val="p"/>
+                    </m:rPr>
+                    <m:t>o</m:t>
+                  </m:r>
+                  <m:r>
+                    <m:rPr>
+                      <m:sty m:val="p"/>
+                    </m:rPr>
                     <m:t>l</m:t>
                   </m:r>
                 </m:e>
@@ -3105,6 +3111,9 @@
               <m:sSup>
                 <m:e>
                   <m:r>
+                    <m:rPr>
+                      <m:sty m:val="p"/>
+                    </m:rPr>
                     <m:t>K</m:t>
                   </m:r>
                 </m:e>
@@ -3139,7 +3148,7 @@
         <w:tc>
           <w:tcPr>
             <w:tcBorders>
-              <w:bottom w:val="single" w:sz="8" w:space="0" w:color="000000"/>
+              <w:bottom w:val="single" w:sz="6" w:space="0" w:color="333333"/>
             </w:tcBorders>
           </w:tcPr>
           <w:p>
@@ -3190,12 +3199,18 @@
                 </m:rPr>
                 <m:t>·</m:t>
               </m:r>
-              <m:r>
-                <m:t>c</m:t>
-              </m:r>
               <m:sSup>
                 <m:e>
                   <m:r>
+                    <m:rPr>
+                      <m:sty m:val="p"/>
+                    </m:rPr>
+                    <m:t>c</m:t>
+                  </m:r>
+                  <m:r>
+                    <m:rPr>
+                      <m:sty m:val="p"/>
+                    </m:rPr>
                     <m:t>m</m:t>
                   </m:r>
                 </m:e>
@@ -3635,43 +3650,13 @@
     </w:tbl>
     <w:p>
       <w:pPr>
-        <w:spacing w:before="0" w:after="0"/>
+        <w:spacing w:before="160" w:after="80"/>
       </w:pPr>
-    </w:p>
-    <w:p>
-      <w:pPr>
-        <w:spacing w:before="0" w:after="0"/>
-      </w:pPr>
-    </w:p>
-    <w:p>
-      <w:pPr>
-        <w:spacing w:before="0" w:after="0"/>
-      </w:pPr>
-    </w:p>
-    <w:p>
-      <w:pPr>
-        <w:spacing w:before="0" w:after="0"/>
-      </w:pPr>
-    </w:p>
-    <w:p>
-      <w:pPr>
-        <w:spacing w:before="0" w:after="0"/>
-      </w:pPr>
-    </w:p>
-    <w:p>
-      <w:pPr>
-        <w:spacing w:before="0" w:after="0"/>
-      </w:pPr>
-    </w:p>
-    <w:p>
-      <w:pPr>
-        <w:spacing w:before="0" w:after="0"/>
-      </w:pPr>
-    </w:p>
-    <w:p>
-      <w:pPr>
-        <w:spacing w:before="0" w:after="0"/>
-      </w:pPr>
+      <w:r>
+        <w:pict>
+          <v:rect style="width:0;height:1.5pt" o:hralign="center" o:hrstd="t" o:hr="t"/>
+        </w:pict>
+      </w:r>
     </w:p>
     <w:p>
       <w:pPr>
@@ -3713,6 +3698,7 @@
       <w:pPr>
         <w:pStyle w:val="FirstParagraph"/>
         <w:spacing w:after="80"/>
+        <w:ind w:firstLine="420"/>
       </w:pPr>
       <w:r>
         <w:rPr>
@@ -3861,15 +3847,16 @@
         <w:tblStyle w:val="Table"/>
         <w:tblW w:type="pct" w:w="5000"/>
         <w:tblLayout w:type="fixed"/>
+        <w:tblLook w:firstRow="1" w:lastRow="0" w:firstColumn="0" w:lastColumn="0" w:noHBand="0" w:noVBand="0" w:val="0020"/>
+        <w:jc w:val="center"/>
         <w:tblBorders>
-          <w:top w:val="single" w:sz="12" w:space="0" w:color="000000"/>
-          <w:left w:val="none" w:sz="0" w:space="0" w:color="auto"/>
-          <w:bottom w:val="single" w:sz="12" w:space="0" w:color="000000"/>
-          <w:right w:val="none" w:sz="0" w:space="0" w:color="auto"/>
-          <w:insideH w:val="none" w:sz="0" w:space="0" w:color="auto"/>
-          <w:insideV w:val="none" w:sz="0" w:space="0" w:color="auto"/>
+          <w:top w:val="single" w:sz="12" w:space="0" w:color="333333"/>
+          <w:bottom w:val="single" w:sz="12" w:space="0" w:color="333333"/>
+          <w:left w:val="none"/>
+          <w:right w:val="none"/>
+          <w:insideH w:val="none"/>
+          <w:insideV w:val="none"/>
         </w:tblBorders>
-        <w:tblLook w:firstRow="1" w:lastRow="0" w:firstColumn="0" w:lastColumn="0" w:noHBand="0" w:noVBand="0" w:val="0020"/>
       </w:tblPr>
       <w:tblGrid>
         <w:gridCol w:w="990"/>
@@ -3882,7 +3869,7 @@
         <w:tc>
           <w:tcPr>
             <w:tcBorders>
-              <w:bottom w:val="single" w:sz="8" w:space="0" w:color="000000"/>
+              <w:bottom w:val="single" w:sz="6" w:space="0" w:color="333333"/>
             </w:tcBorders>
           </w:tcPr>
           <w:p>
@@ -3902,7 +3889,7 @@
         <w:tc>
           <w:tcPr>
             <w:tcBorders>
-              <w:bottom w:val="single" w:sz="8" w:space="0" w:color="000000"/>
+              <w:bottom w:val="single" w:sz="6" w:space="0" w:color="333333"/>
             </w:tcBorders>
           </w:tcPr>
           <w:p>
@@ -4940,9 +4927,10 @@
       <w:pPr>
         <w:numPr>
           <w:ilvl w:val="0"/>
-          <w:numId w:val="1003"/>
+          <w:numId w:val="1004"/>
         </w:numPr>
         <w:spacing w:before="120"/>
+        <w:ind w:firstLine="420"/>
       </w:pPr>
       <w:r>
         <w:rPr>
@@ -5002,8 +4990,9 @@
       <w:pPr>
         <w:numPr>
           <w:ilvl w:val="0"/>
-          <w:numId w:val="1003"/>
+          <w:numId w:val="1004"/>
         </w:numPr>
+        <w:ind w:firstLine="420"/>
       </w:pPr>
       <w:r>
         <w:rPr>
@@ -5223,8 +5212,9 @@
       <w:pPr>
         <w:numPr>
           <w:ilvl w:val="0"/>
-          <w:numId w:val="1003"/>
+          <w:numId w:val="1004"/>
         </w:numPr>
+        <w:ind w:firstLine="420"/>
       </w:pPr>
       <w:r>
         <w:rPr>
@@ -5405,7 +5395,7 @@
         </w:rPr>
         <w:drawing>
           <wp:inline>
-            <wp:extent cx="3600000" cy="2191304"/>
+            <wp:extent cx="3600000" cy="2245161"/>
             <wp:effectExtent b="0" l="0" r="0" t="0"/>
             <wp:docPr descr="" title="" id="22" name="Picture"/>
             <a:graphic>
@@ -5426,7 +5416,7 @@
                   <pic:spPr bwMode="auto">
                     <a:xfrm>
                       <a:off x="0" y="0"/>
-                      <a:ext cx="3600000" cy="2191304"/>
+                      <a:ext cx="3600000" cy="2245161"/>
                     </a:xfrm>
                     <a:prstGeom prst="rect">
                       <a:avLst/>
@@ -5447,43 +5437,13 @@
     </w:p>
     <w:p>
       <w:pPr>
-        <w:spacing w:before="0" w:after="0"/>
+        <w:spacing w:before="160" w:after="80"/>
       </w:pPr>
-    </w:p>
-    <w:p>
-      <w:pPr>
-        <w:spacing w:before="0" w:after="0"/>
-      </w:pPr>
-    </w:p>
-    <w:p>
-      <w:pPr>
-        <w:spacing w:before="0" w:after="0"/>
-      </w:pPr>
-    </w:p>
-    <w:p>
-      <w:pPr>
-        <w:spacing w:before="0" w:after="0"/>
-      </w:pPr>
-    </w:p>
-    <w:p>
-      <w:pPr>
-        <w:spacing w:before="0" w:after="0"/>
-      </w:pPr>
-    </w:p>
-    <w:p>
-      <w:pPr>
-        <w:spacing w:before="0" w:after="0"/>
-      </w:pPr>
-    </w:p>
-    <w:p>
-      <w:pPr>
-        <w:spacing w:before="0" w:after="0"/>
-      </w:pPr>
-    </w:p>
-    <w:p>
-      <w:pPr>
-        <w:spacing w:before="0" w:after="0"/>
-      </w:pPr>
+      <w:r>
+        <w:pict>
+          <v:rect style="width:0;height:1.5pt" o:hralign="center" o:hrstd="t" o:hr="t"/>
+        </w:pict>
+      </w:r>
     </w:p>
     <w:p>
       <w:pPr>
@@ -5524,6 +5484,7 @@
     <w:p>
       <w:pPr>
         <w:pStyle w:val="FirstParagraph"/>
+        <w:ind w:firstLine="420"/>
       </w:pPr>
       <w:r>
         <w:rPr>
@@ -5760,6 +5721,7 @@
       <w:pPr>
         <w:pStyle w:val="FirstParagraph"/>
         <w:spacing w:after="80"/>
+        <w:ind w:firstLine="420"/>
       </w:pPr>
       <w:r>
         <w:rPr>
@@ -5791,15 +5753,16 @@
         <w:tblStyle w:val="Table"/>
         <w:tblW w:type="pct" w:w="5000"/>
         <w:tblLayout w:type="fixed"/>
+        <w:tblLook w:firstRow="1" w:lastRow="0" w:firstColumn="0" w:lastColumn="0" w:noHBand="0" w:noVBand="0" w:val="0020"/>
+        <w:jc w:val="center"/>
         <w:tblBorders>
-          <w:top w:val="single" w:sz="12" w:space="0" w:color="000000"/>
-          <w:left w:val="none" w:sz="0" w:space="0" w:color="auto"/>
-          <w:bottom w:val="single" w:sz="12" w:space="0" w:color="000000"/>
-          <w:right w:val="none" w:sz="0" w:space="0" w:color="auto"/>
-          <w:insideH w:val="none" w:sz="0" w:space="0" w:color="auto"/>
-          <w:insideV w:val="none" w:sz="0" w:space="0" w:color="auto"/>
+          <w:top w:val="single" w:sz="12" w:space="0" w:color="333333"/>
+          <w:bottom w:val="single" w:sz="12" w:space="0" w:color="333333"/>
+          <w:left w:val="none"/>
+          <w:right w:val="none"/>
+          <w:insideH w:val="none"/>
+          <w:insideV w:val="none"/>
         </w:tblBorders>
-        <w:tblLook w:firstRow="1" w:lastRow="0" w:firstColumn="0" w:lastColumn="0" w:noHBand="0" w:noVBand="0" w:val="0020"/>
       </w:tblPr>
       <w:tblGrid>
         <w:gridCol w:w="2640"/>
@@ -5813,7 +5776,7 @@
         <w:tc>
           <w:tcPr>
             <w:tcBorders>
-              <w:bottom w:val="single" w:sz="8" w:space="0" w:color="000000"/>
+              <w:bottom w:val="single" w:sz="6" w:space="0" w:color="333333"/>
             </w:tcBorders>
           </w:tcPr>
           <w:p>
@@ -5833,7 +5796,7 @@
         <w:tc>
           <w:tcPr>
             <w:tcBorders>
-              <w:bottom w:val="single" w:sz="8" w:space="0" w:color="000000"/>
+              <w:bottom w:val="single" w:sz="6" w:space="0" w:color="333333"/>
             </w:tcBorders>
           </w:tcPr>
           <w:p>
@@ -5955,7 +5918,7 @@
         <w:tc>
           <w:tcPr>
             <w:tcBorders>
-              <w:bottom w:val="single" w:sz="8" w:space="0" w:color="000000"/>
+              <w:bottom w:val="single" w:sz="6" w:space="0" w:color="333333"/>
             </w:tcBorders>
           </w:tcPr>
           <w:p>
@@ -6368,9 +6331,10 @@
       <w:pPr>
         <w:numPr>
           <w:ilvl w:val="0"/>
-          <w:numId w:val="1004"/>
+          <w:numId w:val="1005"/>
         </w:numPr>
         <w:spacing w:before="120"/>
+        <w:ind w:firstLine="420"/>
       </w:pPr>
       <w:r>
         <w:rPr>
@@ -6451,8 +6415,9 @@
       <w:pPr>
         <w:numPr>
           <w:ilvl w:val="0"/>
-          <w:numId w:val="1004"/>
+          <w:numId w:val="1005"/>
         </w:numPr>
+        <w:ind w:firstLine="420"/>
       </w:pPr>
       <w:r>
         <w:rPr>
@@ -6662,8 +6627,9 @@
       <w:pPr>
         <w:numPr>
           <w:ilvl w:val="0"/>
-          <w:numId w:val="1004"/>
+          <w:numId w:val="1005"/>
         </w:numPr>
+        <w:ind w:firstLine="420"/>
       </w:pPr>
       <w:r>
         <w:rPr>
@@ -6720,20 +6686,29 @@
         </w:rPr>
         <w:drawing>
           <wp:inline>
-            <wp:extent cx="3600000" cy="2283988"/>
+            <wp:extent cx="3600000" cy="2365116"/>
             <wp:effectExtent b="0" l="0" r="0" t="0"/>
             <wp:docPr descr="" title="" id="26" name="Picture"/>
             <a:graphic>
               <a:graphicData uri="http://schemas.openxmlformats.org/drawingml/2006/picture">
                 <pic:pic>
                   <pic:nvPicPr>
-                    <pic:cNvPr descr="enthalpy-profile-exothermic.png" id="27" name="Picture"/>
+                    <pic:cNvPr descr="enthalpy-profile-exothermic.svg" id="27" name="Picture"/>
                     <pic:cNvPicPr>
                       <a:picLocks noChangeArrowheads="1" noChangeAspect="1"/>
                     </pic:cNvPicPr>
                   </pic:nvPicPr>
                   <pic:blipFill>
-                    <a:blip r:embed="rId25"/>
+                    <a:blip>
+                      <a:extLst>
+                        <a:ext uri="{28A0092B-C50C-407E-A947-70E740481C1C}">
+                          <a14:useLocalDpi xmlns:a14="http://schemas.microsoft.com/office/drawing/2010/main" val="0"/>
+                        </a:ext>
+                        <a:ext uri="{96DAC541-7B7A-43D3-8B79-37D633B846F1}">
+                          <asvg:svgBlip xmlns:asvg="http://schemas.microsoft.com/office/drawing/2016/SVG/main" r:embed="rId25"/>
+                        </a:ext>
+                      </a:extLst>
+                    </a:blip>
                     <a:stretch>
                       <a:fillRect/>
                     </a:stretch>
@@ -6741,7 +6716,7 @@
                   <pic:spPr bwMode="auto">
                     <a:xfrm>
                       <a:off x="0" y="0"/>
-                      <a:ext cx="3600000" cy="2283988"/>
+                      <a:ext cx="3600000" cy="2365116"/>
                     </a:xfrm>
                     <a:prstGeom prst="rect">
                       <a:avLst/>
@@ -6762,28 +6737,13 @@
     </w:p>
     <w:p>
       <w:pPr>
-        <w:spacing w:before="0" w:after="0"/>
+        <w:spacing w:before="160" w:after="80"/>
       </w:pPr>
-    </w:p>
-    <w:p>
-      <w:pPr>
-        <w:spacing w:before="0" w:after="0"/>
-      </w:pPr>
-    </w:p>
-    <w:p>
-      <w:pPr>
-        <w:spacing w:before="0" w:after="0"/>
-      </w:pPr>
-    </w:p>
-    <w:p>
-      <w:pPr>
-        <w:spacing w:before="0" w:after="0"/>
-      </w:pPr>
-    </w:p>
-    <w:p>
-      <w:pPr>
-        <w:spacing w:before="0" w:after="0"/>
-      </w:pPr>
+      <w:r>
+        <w:pict>
+          <v:rect style="width:0;height:1.5pt" o:hralign="center" o:hrstd="t" o:hr="t"/>
+        </w:pict>
+      </w:r>
     </w:p>
     <w:p>
       <w:pPr>
@@ -6824,6 +6784,7 @@
     <w:p>
       <w:pPr>
         <w:pStyle w:val="FirstParagraph"/>
+        <w:ind w:firstLine="420"/>
       </w:pPr>
       <w:r>
         <w:rPr>
@@ -6907,6 +6868,7 @@
     <w:p>
       <w:pPr>
         <w:pStyle w:val="BodyText"/>
+        <w:ind w:firstLine="420"/>
       </w:pPr>
       <w:r>
         <w:rPr>
@@ -7435,14 +7397,12 @@
     </w:p>
     <w:p>
       <w:pPr>
-        <w:pStyle w:val="BodyText"/>
+        <w:numPr>
+          <w:ilvl w:val="0"/>
+          <w:numId w:val="1006"/>
+        </w:numPr>
+        <w:ind w:firstLine="420"/>
       </w:pPr>
-      <w:r>
-        <w:rPr>
-          <w:rFonts w:ascii="Times New Roman" w:hAnsi="Times New Roman" w:eastAsia="Times New Roman" w:cs="Times New Roman"/>
-        </w:rPr>
-        <w:t xml:space="preserve">3-1 </w:t>
-      </w:r>
       <w:r>
         <w:rPr>
           <w:rFonts w:hint="eastAsia" w:ascii="Times New Roman" w:hAnsi="Times New Roman" w:eastAsia="FangSong" w:cs="Times New Roman"/>
@@ -7502,12 +7462,18 @@
         <m:r>
           <m:t> </m:t>
         </m:r>
-        <m:r>
-          <m:t>c</m:t>
-        </m:r>
         <m:sSup>
           <m:e>
             <m:r>
+              <m:rPr>
+                <m:sty m:val="p"/>
+              </m:rPr>
+              <m:t>c</m:t>
+            </m:r>
+            <m:r>
+              <m:rPr>
+                <m:sty m:val="p"/>
+              </m:rPr>
               <m:t>m</m:t>
             </m:r>
           </m:e>
@@ -7569,12 +7535,18 @@
         <m:r>
           <m:t> </m:t>
         </m:r>
-        <m:r>
-          <m:t>c</m:t>
-        </m:r>
         <m:sSup>
           <m:e>
             <m:r>
+              <m:rPr>
+                <m:sty m:val="p"/>
+              </m:rPr>
+              <m:t>c</m:t>
+            </m:r>
+            <m:r>
+              <m:rPr>
+                <m:sty m:val="p"/>
+              </m:rPr>
               <m:t>m</m:t>
             </m:r>
           </m:e>
@@ -7658,12 +7630,18 @@
         <w:t xml:space="preserve"> </w:t>
       </w:r>
       <m:oMath>
-        <m:r>
-          <m:t>c</m:t>
-        </m:r>
         <m:sSup>
           <m:e>
             <m:r>
+              <m:rPr>
+                <m:sty m:val="p"/>
+              </m:rPr>
+              <m:t>c</m:t>
+            </m:r>
+            <m:r>
+              <m:rPr>
+                <m:sty m:val="p"/>
+              </m:rPr>
               <m:t>m</m:t>
             </m:r>
           </m:e>
@@ -7695,14 +7673,12 @@
     </w:p>
     <w:p>
       <w:pPr>
-        <w:pStyle w:val="BodyText"/>
+        <w:numPr>
+          <w:ilvl w:val="0"/>
+          <w:numId w:val="1006"/>
+        </w:numPr>
+        <w:ind w:firstLine="420"/>
       </w:pPr>
-      <w:r>
-        <w:rPr>
-          <w:rFonts w:ascii="Times New Roman" w:hAnsi="Times New Roman" w:eastAsia="Times New Roman" w:cs="Times New Roman"/>
-        </w:rPr>
-        <w:t xml:space="preserve">3-2 </w:t>
-      </w:r>
       <w:r>
         <w:rPr>
           <w:rFonts w:hint="eastAsia" w:ascii="Times New Roman" w:hAnsi="Times New Roman" w:eastAsia="FangSong" w:cs="Times New Roman"/>
@@ -7935,13 +7911,14 @@
     </w:p>
     <w:p>
       <w:pPr>
-        <w:pStyle w:val="BodyText"/>
+        <w:pStyle w:val="FirstParagraph"/>
+        <w:ind w:firstLine="420"/>
       </w:pPr>
       <w:r>
         <w:rPr>
           <w:rFonts w:ascii="Times New Roman" w:hAnsi="Times New Roman" w:eastAsia="Times New Roman" w:cs="Times New Roman"/>
         </w:rPr>
-        <w:t xml:space="preserve">3-2-1 </w:t>
+        <w:t xml:space="preserve">(2)① </w:t>
       </w:r>
       <w:r>
         <w:rPr>
@@ -8020,12 +7997,13 @@
     <w:p>
       <w:pPr>
         <w:pStyle w:val="BodyText"/>
+        <w:ind w:firstLine="420"/>
       </w:pPr>
       <w:r>
         <w:rPr>
           <w:rFonts w:ascii="Times New Roman" w:hAnsi="Times New Roman" w:eastAsia="Times New Roman" w:cs="Times New Roman"/>
         </w:rPr>
-        <w:t xml:space="preserve">3-2-2 </w:t>
+        <w:t xml:space="preserve">(2)② </w:t>
       </w:r>
       <w:r>
         <w:rPr>
@@ -8043,12 +8021,13 @@
     <w:p>
       <w:pPr>
         <w:pStyle w:val="BodyText"/>
+        <w:ind w:firstLine="420"/>
       </w:pPr>
       <w:r>
         <w:rPr>
           <w:rFonts w:ascii="Times New Roman" w:hAnsi="Times New Roman" w:eastAsia="Times New Roman" w:cs="Times New Roman"/>
         </w:rPr>
-        <w:t xml:space="preserve">3-2-3 </w:t>
+        <w:t xml:space="preserve">(2)③ </w:t>
       </w:r>
       <w:r>
         <w:rPr>
@@ -8077,14 +8056,13 @@
     </w:p>
     <w:p>
       <w:pPr>
-        <w:pStyle w:val="BodyText"/>
+        <w:pStyle w:val="Compact"/>
+        <w:numPr>
+          <w:ilvl w:val="0"/>
+          <w:numId w:val="1007"/>
+        </w:numPr>
+        <w:ind w:firstLine="420"/>
       </w:pPr>
-      <w:r>
-        <w:rPr>
-          <w:rFonts w:ascii="Times New Roman" w:hAnsi="Times New Roman" w:eastAsia="Times New Roman" w:cs="Times New Roman"/>
-        </w:rPr>
-        <w:t xml:space="preserve">3-3 </w:t>
-      </w:r>
       <w:r>
         <w:rPr>
           <w:rFonts w:hint="eastAsia" w:ascii="Times New Roman" w:hAnsi="Times New Roman" w:eastAsia="FangSong" w:cs="Times New Roman"/>
@@ -8502,13 +8480,14 @@
     </w:p>
     <w:p>
       <w:pPr>
-        <w:pStyle w:val="BodyText"/>
+        <w:pStyle w:val="FirstParagraph"/>
+        <w:ind w:firstLine="420"/>
       </w:pPr>
       <w:r>
         <w:rPr>
           <w:rFonts w:ascii="Times New Roman" w:hAnsi="Times New Roman" w:eastAsia="Times New Roman" w:cs="Times New Roman"/>
         </w:rPr>
-        <w:t xml:space="preserve">3-3-1 </w:t>
+        <w:t xml:space="preserve">(3)① </w:t>
       </w:r>
       <w:r>
         <w:rPr>
@@ -8538,12 +8517,13 @@
     <w:p>
       <w:pPr>
         <w:pStyle w:val="BodyText"/>
+        <w:ind w:firstLine="420"/>
       </w:pPr>
       <w:r>
         <w:rPr>
           <w:rFonts w:ascii="Times New Roman" w:hAnsi="Times New Roman" w:eastAsia="Times New Roman" w:cs="Times New Roman"/>
         </w:rPr>
-        <w:t xml:space="preserve">3-3-2 </w:t>
+        <w:t xml:space="preserve">(3)② </w:t>
       </w:r>
       <w:r>
         <w:rPr>
@@ -8632,14 +8612,13 @@
     </w:p>
     <w:p>
       <w:pPr>
-        <w:pStyle w:val="BodyText"/>
+        <w:pStyle w:val="Compact"/>
+        <w:numPr>
+          <w:ilvl w:val="0"/>
+          <w:numId w:val="1008"/>
+        </w:numPr>
+        <w:ind w:firstLine="420"/>
       </w:pPr>
-      <w:r>
-        <w:rPr>
-          <w:rFonts w:ascii="Times New Roman" w:hAnsi="Times New Roman" w:eastAsia="Times New Roman" w:cs="Times New Roman"/>
-        </w:rPr>
-        <w:t xml:space="preserve">3-4 </w:t>
-      </w:r>
       <w:r>
         <w:rPr>
           <w:rFonts w:hint="eastAsia" w:ascii="Times New Roman" w:hAnsi="Times New Roman" w:eastAsia="FangSong" w:cs="Times New Roman"/>
@@ -9036,43 +9015,13 @@
     </w:p>
     <w:p>
       <w:pPr>
-        <w:spacing w:before="0" w:after="0"/>
+        <w:spacing w:before="160" w:after="80"/>
       </w:pPr>
-    </w:p>
-    <w:p>
-      <w:pPr>
-        <w:spacing w:before="0" w:after="0"/>
-      </w:pPr>
-    </w:p>
-    <w:p>
-      <w:pPr>
-        <w:spacing w:before="0" w:after="0"/>
-      </w:pPr>
-    </w:p>
-    <w:p>
-      <w:pPr>
-        <w:spacing w:before="0" w:after="0"/>
-      </w:pPr>
-    </w:p>
-    <w:p>
-      <w:pPr>
-        <w:spacing w:before="0" w:after="0"/>
-      </w:pPr>
-    </w:p>
-    <w:p>
-      <w:pPr>
-        <w:spacing w:before="0" w:after="0"/>
-      </w:pPr>
-    </w:p>
-    <w:p>
-      <w:pPr>
-        <w:spacing w:before="0" w:after="0"/>
-      </w:pPr>
-    </w:p>
-    <w:p>
-      <w:pPr>
-        <w:spacing w:before="0" w:after="0"/>
-      </w:pPr>
+      <w:r>
+        <w:pict>
+          <v:rect style="width:0;height:1.5pt" o:hralign="center" o:hrstd="t" o:hr="t"/>
+        </w:pict>
+      </w:r>
     </w:p>
     <w:p>
       <w:pPr>
@@ -9113,6 +9062,7 @@
     <w:p>
       <w:pPr>
         <w:pStyle w:val="FirstParagraph"/>
+        <w:ind w:firstLine="420"/>
       </w:pPr>
       <w:r>
         <w:rPr>
@@ -9356,6 +9306,7 @@
     <w:p>
       <w:pPr>
         <w:pStyle w:val="BodyText"/>
+        <w:ind w:firstLine="420"/>
       </w:pPr>
       <w:r>
         <w:rPr>
@@ -9793,6 +9744,7 @@
     <w:p>
       <w:pPr>
         <w:pStyle w:val="FirstParagraph"/>
+        <w:ind w:firstLine="420"/>
       </w:pPr>
       <w:r>
         <w:rPr>
@@ -10263,6 +10215,7 @@
       <w:pPr>
         <w:pStyle w:val="BodyText"/>
         <w:spacing w:after="80"/>
+        <w:ind w:firstLine="420"/>
       </w:pPr>
       <w:r>
         <w:rPr>
@@ -10282,15 +10235,16 @@
         <w:tblStyle w:val="Table"/>
         <w:tblW w:type="pct" w:w="5000"/>
         <w:tblLayout w:type="fixed"/>
+        <w:tblLook w:firstRow="1" w:lastRow="0" w:firstColumn="0" w:lastColumn="0" w:noHBand="0" w:noVBand="0" w:val="0020"/>
+        <w:jc w:val="center"/>
         <w:tblBorders>
-          <w:top w:val="single" w:sz="12" w:space="0" w:color="000000"/>
-          <w:left w:val="none" w:sz="0" w:space="0" w:color="auto"/>
-          <w:bottom w:val="single" w:sz="12" w:space="0" w:color="000000"/>
-          <w:right w:val="none" w:sz="0" w:space="0" w:color="auto"/>
-          <w:insideH w:val="none" w:sz="0" w:space="0" w:color="auto"/>
-          <w:insideV w:val="none" w:sz="0" w:space="0" w:color="auto"/>
+          <w:top w:val="single" w:sz="12" w:space="0" w:color="333333"/>
+          <w:bottom w:val="single" w:sz="12" w:space="0" w:color="333333"/>
+          <w:left w:val="none"/>
+          <w:right w:val="none"/>
+          <w:insideH w:val="none"/>
+          <w:insideV w:val="none"/>
         </w:tblBorders>
-        <w:tblLook w:firstRow="1" w:lastRow="0" w:firstColumn="0" w:lastColumn="0" w:noHBand="0" w:noVBand="0" w:val="0020"/>
       </w:tblPr>
       <w:tblGrid>
         <w:gridCol w:w="1980"/>
@@ -10305,7 +10259,7 @@
         <w:tc>
           <w:tcPr>
             <w:tcBorders>
-              <w:bottom w:val="single" w:sz="8" w:space="0" w:color="000000"/>
+              <w:bottom w:val="single" w:sz="6" w:space="0" w:color="333333"/>
             </w:tcBorders>
           </w:tcPr>
           <w:p>
@@ -10318,7 +10272,7 @@
         <w:tc>
           <w:tcPr>
             <w:tcBorders>
-              <w:bottom w:val="single" w:sz="8" w:space="0" w:color="000000"/>
+              <w:bottom w:val="single" w:sz="6" w:space="0" w:color="333333"/>
             </w:tcBorders>
           </w:tcPr>
           <w:p>
@@ -10375,9 +10329,15 @@
                 <m:t>(</m:t>
               </m:r>
               <m:r>
+                <m:rPr>
+                  <m:sty m:val="p"/>
+                </m:rPr>
                 <m:t>k</m:t>
               </m:r>
               <m:r>
+                <m:rPr>
+                  <m:sty m:val="p"/>
+                </m:rPr>
                 <m:t>J</m:t>
               </m:r>
               <m:r>
@@ -10386,15 +10346,24 @@
                 </m:rPr>
                 <m:t>⋅</m:t>
               </m:r>
-              <m:r>
-                <m:t>m</m:t>
-              </m:r>
-              <m:r>
-                <m:t>o</m:t>
-              </m:r>
               <m:sSup>
                 <m:e>
                   <m:r>
+                    <m:rPr>
+                      <m:sty m:val="p"/>
+                    </m:rPr>
+                    <m:t>m</m:t>
+                  </m:r>
+                  <m:r>
+                    <m:rPr>
+                      <m:sty m:val="p"/>
+                    </m:rPr>
+                    <m:t>o</m:t>
+                  </m:r>
+                  <m:r>
+                    <m:rPr>
+                      <m:sty m:val="p"/>
+                    </m:rPr>
                     <m:t>l</m:t>
                   </m:r>
                 </m:e>
@@ -10429,7 +10398,7 @@
         <w:tc>
           <w:tcPr>
             <w:tcBorders>
-              <w:bottom w:val="single" w:sz="8" w:space="0" w:color="000000"/>
+              <w:bottom w:val="single" w:sz="6" w:space="0" w:color="333333"/>
             </w:tcBorders>
           </w:tcPr>
           <w:p>
@@ -10471,6 +10440,9 @@
                 <m:t>(</m:t>
               </m:r>
               <m:r>
+                <m:rPr>
+                  <m:sty m:val="p"/>
+                </m:rPr>
                 <m:t>J</m:t>
               </m:r>
               <m:r>
@@ -10479,15 +10451,24 @@
                 </m:rPr>
                 <m:t>⋅</m:t>
               </m:r>
-              <m:r>
-                <m:t>m</m:t>
-              </m:r>
-              <m:r>
-                <m:t>o</m:t>
-              </m:r>
               <m:sSup>
                 <m:e>
                   <m:r>
+                    <m:rPr>
+                      <m:sty m:val="p"/>
+                    </m:rPr>
+                    <m:t>m</m:t>
+                  </m:r>
+                  <m:r>
+                    <m:rPr>
+                      <m:sty m:val="p"/>
+                    </m:rPr>
+                    <m:t>o</m:t>
+                  </m:r>
+                  <m:r>
+                    <m:rPr>
+                      <m:sty m:val="p"/>
+                    </m:rPr>
                     <m:t>l</m:t>
                   </m:r>
                 </m:e>
@@ -10512,6 +10493,9 @@
               <m:sSup>
                 <m:e>
                   <m:r>
+                    <m:rPr>
+                      <m:sty m:val="p"/>
+                    </m:rPr>
                     <m:t>K</m:t>
                   </m:r>
                 </m:e>
@@ -10546,7 +10530,7 @@
         <w:tc>
           <w:tcPr>
             <w:tcBorders>
-              <w:bottom w:val="single" w:sz="8" w:space="0" w:color="000000"/>
+              <w:bottom w:val="single" w:sz="6" w:space="0" w:color="333333"/>
             </w:tcBorders>
           </w:tcPr>
           <w:p>
@@ -10597,6 +10581,9 @@
                 <m:t>(</m:t>
               </m:r>
               <m:r>
+                <m:rPr>
+                  <m:sty m:val="p"/>
+                </m:rPr>
                 <m:t>J</m:t>
               </m:r>
               <m:r>
@@ -10605,15 +10592,24 @@
                 </m:rPr>
                 <m:t>⋅</m:t>
               </m:r>
-              <m:r>
-                <m:t>m</m:t>
-              </m:r>
-              <m:r>
-                <m:t>o</m:t>
-              </m:r>
               <m:sSup>
                 <m:e>
                   <m:r>
+                    <m:rPr>
+                      <m:sty m:val="p"/>
+                    </m:rPr>
+                    <m:t>m</m:t>
+                  </m:r>
+                  <m:r>
+                    <m:rPr>
+                      <m:sty m:val="p"/>
+                    </m:rPr>
+                    <m:t>o</m:t>
+                  </m:r>
+                  <m:r>
+                    <m:rPr>
+                      <m:sty m:val="p"/>
+                    </m:rPr>
                     <m:t>l</m:t>
                   </m:r>
                 </m:e>
@@ -10638,6 +10634,9 @@
               <m:sSup>
                 <m:e>
                   <m:r>
+                    <m:rPr>
+                      <m:sty m:val="p"/>
+                    </m:rPr>
                     <m:t>K</m:t>
                   </m:r>
                 </m:e>
@@ -11236,6 +11235,7 @@
       <w:pPr>
         <w:pStyle w:val="BodyText"/>
         <w:spacing w:before="120"/>
+        <w:ind w:firstLine="420"/>
       </w:pPr>
       <w:r>
         <w:rPr>
@@ -11375,43 +11375,13 @@
     </w:p>
     <w:p>
       <w:pPr>
-        <w:spacing w:before="0" w:after="0"/>
+        <w:spacing w:before="160" w:after="80"/>
       </w:pPr>
-    </w:p>
-    <w:p>
-      <w:pPr>
-        <w:spacing w:before="0" w:after="0"/>
-      </w:pPr>
-    </w:p>
-    <w:p>
-      <w:pPr>
-        <w:spacing w:before="0" w:after="0"/>
-      </w:pPr>
-    </w:p>
-    <w:p>
-      <w:pPr>
-        <w:spacing w:before="0" w:after="0"/>
-      </w:pPr>
-    </w:p>
-    <w:p>
-      <w:pPr>
-        <w:spacing w:before="0" w:after="0"/>
-      </w:pPr>
-    </w:p>
-    <w:p>
-      <w:pPr>
-        <w:spacing w:before="0" w:after="0"/>
-      </w:pPr>
-    </w:p>
-    <w:p>
-      <w:pPr>
-        <w:spacing w:before="0" w:after="0"/>
-      </w:pPr>
-    </w:p>
-    <w:p>
-      <w:pPr>
-        <w:spacing w:before="0" w:after="0"/>
-      </w:pPr>
+      <w:r>
+        <w:pict>
+          <v:rect style="width:0;height:1.5pt" o:hralign="center" o:hrstd="t" o:hr="t"/>
+        </w:pict>
+      </w:r>
     </w:p>
     <w:p>
       <w:pPr>
@@ -11451,14 +11421,13 @@
     </w:p>
     <w:p>
       <w:pPr>
-        <w:pStyle w:val="FirstParagraph"/>
+        <w:pStyle w:val="Compact"/>
+        <w:numPr>
+          <w:ilvl w:val="0"/>
+          <w:numId w:val="1009"/>
+        </w:numPr>
+        <w:ind w:firstLine="420"/>
       </w:pPr>
-      <w:r>
-        <w:rPr>
-          <w:rFonts w:ascii="Times New Roman" w:hAnsi="Times New Roman" w:eastAsia="Times New Roman" w:cs="Times New Roman"/>
-        </w:rPr>
-        <w:t xml:space="preserve">4-3 </w:t>
-      </w:r>
       <w:r>
         <w:rPr>
           <w:rFonts w:hint="eastAsia" w:ascii="Times New Roman" w:hAnsi="Times New Roman" w:eastAsia="FangSong" w:cs="Times New Roman"/>
@@ -11510,9 +11479,8 @@
     </w:p>
     <w:p>
       <w:pPr>
-        <w:pStyle w:val="BodyText"/>
-        <w:spacing w:before="0" w:after="0"/>
-        <w:ind w:left="480" w:hanging="480"/>
+        <w:pStyle w:val="FirstParagraph"/>
+        <w:ind w:firstLine="420"/>
       </w:pPr>
       <w:r>
         <w:rPr>
@@ -11532,13 +11500,6 @@
         </w:rPr>
         <w:t xml:space="preserve"> </w:t>
       </w:r>
-    </w:p>
-    <w:p>
-      <w:pPr>
-        <w:pStyle w:val="BodyText"/>
-        <w:spacing w:before="0" w:after="0"/>
-        <w:ind w:left="480" w:hanging="480"/>
-      </w:pPr>
       <w:r>
         <w:rPr>
           <w:rFonts w:ascii="Times New Roman" w:hAnsi="Times New Roman" w:eastAsia="Times New Roman" w:cs="Times New Roman"/>
@@ -11589,13 +11550,6 @@
         </w:rPr>
         <w:t xml:space="preserve"> </w:t>
       </w:r>
-    </w:p>
-    <w:p>
-      <w:pPr>
-        <w:pStyle w:val="BodyText"/>
-        <w:spacing w:before="0" w:after="0"/>
-        <w:ind w:left="480" w:hanging="480"/>
-      </w:pPr>
       <w:r>
         <w:rPr>
           <w:rFonts w:ascii="Times New Roman" w:hAnsi="Times New Roman" w:eastAsia="Times New Roman" w:cs="Times New Roman"/>
@@ -11646,13 +11600,6 @@
         </w:rPr>
         <w:t xml:space="preserve"> </w:t>
       </w:r>
-    </w:p>
-    <w:p>
-      <w:pPr>
-        <w:pStyle w:val="BodyText"/>
-        <w:spacing w:before="0" w:after="0"/>
-        <w:ind w:left="480" w:hanging="480"/>
-      </w:pPr>
       <w:r>
         <w:rPr>
           <w:rFonts w:ascii="Times New Roman" w:hAnsi="Times New Roman" w:eastAsia="Times New Roman" w:cs="Times New Roman"/>
@@ -11703,13 +11650,6 @@
         </w:rPr>
         <w:t xml:space="preserve"> </w:t>
       </w:r>
-    </w:p>
-    <w:p>
-      <w:pPr>
-        <w:pStyle w:val="BodyText"/>
-        <w:spacing w:before="0" w:after="0"/>
-        <w:ind w:left="480" w:hanging="480"/>
-      </w:pPr>
       <w:r>
         <w:rPr>
           <w:rFonts w:ascii="Times New Roman" w:hAnsi="Times New Roman" w:eastAsia="Times New Roman" w:cs="Times New Roman"/>
@@ -11871,13 +11811,13 @@
     </w:p>
     <w:p>
       <w:pPr>
-        <w:spacing w:before="0" w:after="0"/>
+        <w:spacing w:before="160" w:after="80"/>
       </w:pPr>
-    </w:p>
-    <w:p>
-      <w:pPr>
-        <w:spacing w:before="0" w:after="0"/>
-      </w:pPr>
+      <w:r>
+        <w:pict>
+          <v:rect style="width:0;height:1.5pt" o:hralign="center" o:hrstd="t" o:hr="t"/>
+        </w:pict>
+      </w:r>
     </w:p>
     <w:p>
       <w:pPr>
@@ -11918,6 +11858,7 @@
     <w:p>
       <w:pPr>
         <w:pStyle w:val="FirstParagraph"/>
+        <w:ind w:firstLine="420"/>
       </w:pPr>
       <w:r>
         <w:rPr>
@@ -12064,18 +12005,13 @@
     </w:p>
     <w:p>
       <w:pPr>
-        <w:spacing w:before="0" w:after="0"/>
+        <w:spacing w:before="160" w:after="80"/>
       </w:pPr>
-    </w:p>
-    <w:p>
-      <w:pPr>
-        <w:spacing w:before="0" w:after="0"/>
-      </w:pPr>
-    </w:p>
-    <w:p>
-      <w:pPr>
-        <w:spacing w:before="0" w:after="0"/>
-      </w:pPr>
+      <w:r>
+        <w:pict>
+          <v:rect style="width:0;height:1.5pt" o:hralign="center" o:hrstd="t" o:hr="t"/>
+        </w:pict>
+      </w:r>
     </w:p>
     <w:p>
       <w:pPr>
@@ -12116,6 +12052,7 @@
     <w:p>
       <w:pPr>
         <w:pStyle w:val="FirstParagraph"/>
+        <w:ind w:firstLine="420"/>
       </w:pPr>
       <w:r>
         <w:rPr>
@@ -12207,7 +12144,7 @@
         <m:sSup>
           <m:e>
             <m:r>
-              <m:t xml:space="preserve"> </m:t>
+              <m:t>​</m:t>
             </m:r>
           </m:e>
           <m:sup>
@@ -12259,7 +12196,7 @@
         <m:sSup>
           <m:e>
             <m:r>
-              <m:t xml:space="preserve"> </m:t>
+              <m:t>​</m:t>
             </m:r>
           </m:e>
           <m:sup>
@@ -12323,7 +12260,7 @@
         <m:sSup>
           <m:e>
             <m:r>
-              <m:t xml:space="preserve"> </m:t>
+              <m:t>​</m:t>
             </m:r>
           </m:e>
           <m:sup>
@@ -12375,7 +12312,7 @@
         <m:sSup>
           <m:e>
             <m:r>
-              <m:t xml:space="preserve"> </m:t>
+              <m:t>​</m:t>
             </m:r>
           </m:e>
           <m:sup>
@@ -12427,7 +12364,7 @@
         <m:sSup>
           <m:e>
             <m:r>
-              <m:t xml:space="preserve"> </m:t>
+              <m:t>​</m:t>
             </m:r>
           </m:e>
           <m:sup>
@@ -12479,7 +12416,7 @@
         <m:sSup>
           <m:e>
             <m:r>
-              <m:t xml:space="preserve"> </m:t>
+              <m:t>​</m:t>
             </m:r>
           </m:e>
           <m:sup>
@@ -12531,7 +12468,7 @@
         <m:sSup>
           <m:e>
             <m:r>
-              <m:t xml:space="preserve"> </m:t>
+              <m:t>​</m:t>
             </m:r>
           </m:e>
           <m:sup>
@@ -12583,7 +12520,7 @@
         <m:sSup>
           <m:e>
             <m:r>
-              <m:t xml:space="preserve"> </m:t>
+              <m:t>​</m:t>
             </m:r>
           </m:e>
           <m:sup>
@@ -12635,7 +12572,7 @@
         <m:sSup>
           <m:e>
             <m:r>
-              <m:t xml:space="preserve"> </m:t>
+              <m:t>​</m:t>
             </m:r>
           </m:e>
           <m:sup>
@@ -12710,7 +12647,7 @@
         <m:sSup>
           <m:e>
             <m:r>
-              <m:t xml:space="preserve"> </m:t>
+              <m:t>​</m:t>
             </m:r>
           </m:e>
           <m:sup>
@@ -12823,7 +12760,7 @@
         <m:sSup>
           <m:e>
             <m:r>
-              <m:t xml:space="preserve"> </m:t>
+              <m:t>​</m:t>
             </m:r>
           </m:e>
           <m:sup>
@@ -12941,7 +12878,7 @@
         <m:sSup>
           <m:e>
             <m:r>
-              <m:t xml:space="preserve"> </m:t>
+              <m:t>​</m:t>
             </m:r>
           </m:e>
           <m:sup>
@@ -12993,7 +12930,7 @@
         <m:sSup>
           <m:e>
             <m:r>
-              <m:t xml:space="preserve"> </m:t>
+              <m:t>​</m:t>
             </m:r>
           </m:e>
           <m:sup>
@@ -13069,7 +13006,7 @@
         <m:sSup>
           <m:e>
             <m:r>
-              <m:t xml:space="preserve"> </m:t>
+              <m:t>​</m:t>
             </m:r>
           </m:e>
           <m:sup>
@@ -13099,7 +13036,7 @@
         <m:sSup>
           <m:e>
             <m:r>
-              <m:t xml:space="preserve"> </m:t>
+              <m:t>​</m:t>
             </m:r>
           </m:e>
           <m:sup>
@@ -13157,7 +13094,7 @@
         <m:sSup>
           <m:e>
             <m:r>
-              <m:t xml:space="preserve"> </m:t>
+              <m:t>​</m:t>
             </m:r>
           </m:e>
           <m:sup>
@@ -13187,7 +13124,7 @@
         <m:sSup>
           <m:e>
             <m:r>
-              <m:t xml:space="preserve"> </m:t>
+              <m:t>​</m:t>
             </m:r>
           </m:e>
           <m:sup>
@@ -13337,6 +13274,7 @@
     <w:p>
       <w:pPr>
         <w:pStyle w:val="BodyText"/>
+        <w:ind w:firstLine="420"/>
       </w:pPr>
       <w:r>
         <w:rPr>
@@ -13353,43 +13291,13 @@
     </w:p>
     <w:p>
       <w:pPr>
-        <w:spacing w:before="0" w:after="0"/>
+        <w:spacing w:before="160" w:after="80"/>
       </w:pPr>
-    </w:p>
-    <w:p>
-      <w:pPr>
-        <w:spacing w:before="0" w:after="0"/>
-      </w:pPr>
-    </w:p>
-    <w:p>
-      <w:pPr>
-        <w:spacing w:before="0" w:after="0"/>
-      </w:pPr>
-    </w:p>
-    <w:p>
-      <w:pPr>
-        <w:spacing w:before="0" w:after="0"/>
-      </w:pPr>
-    </w:p>
-    <w:p>
-      <w:pPr>
-        <w:spacing w:before="0" w:after="0"/>
-      </w:pPr>
-    </w:p>
-    <w:p>
-      <w:pPr>
-        <w:spacing w:before="0" w:after="0"/>
-      </w:pPr>
-    </w:p>
-    <w:p>
-      <w:pPr>
-        <w:spacing w:before="0" w:after="0"/>
-      </w:pPr>
-    </w:p>
-    <w:p>
-      <w:pPr>
-        <w:spacing w:before="0" w:after="0"/>
-      </w:pPr>
+      <w:r>
+        <w:pict>
+          <v:rect style="width:0;height:1.5pt" o:hralign="center" o:hrstd="t" o:hr="t"/>
+        </w:pict>
+      </w:r>
     </w:p>
     <w:p>
       <w:pPr>
@@ -13430,6 +13338,7 @@
     <w:p>
       <w:pPr>
         <w:pStyle w:val="FirstParagraph"/>
+        <w:ind w:firstLine="420"/>
       </w:pPr>
       <w:r>
         <w:rPr>
@@ -13743,8 +13652,9 @@
         <w:pStyle w:val="Compact"/>
         <w:numPr>
           <w:ilvl w:val="0"/>
-          <w:numId w:val="1005"/>
+          <w:numId w:val="1010"/>
         </w:numPr>
+        <w:ind w:firstLine="420"/>
       </w:pPr>
       <w:r>
         <w:rPr>
@@ -13820,8 +13730,9 @@
         <w:pStyle w:val="Compact"/>
         <w:numPr>
           <w:ilvl w:val="0"/>
-          <w:numId w:val="1005"/>
+          <w:numId w:val="1010"/>
         </w:numPr>
+        <w:ind w:firstLine="420"/>
       </w:pPr>
       <w:r>
         <w:rPr>
@@ -13939,8 +13850,9 @@
         <w:pStyle w:val="Compact"/>
         <w:numPr>
           <w:ilvl w:val="0"/>
-          <w:numId w:val="1005"/>
+          <w:numId w:val="1010"/>
         </w:numPr>
+        <w:ind w:firstLine="420"/>
       </w:pPr>
       <w:r>
         <w:rPr>
@@ -13957,43 +13869,13 @@
     </w:p>
     <w:p>
       <w:pPr>
-        <w:spacing w:before="0" w:after="0"/>
+        <w:spacing w:before="160" w:after="80"/>
       </w:pPr>
-    </w:p>
-    <w:p>
-      <w:pPr>
-        <w:spacing w:before="0" w:after="0"/>
-      </w:pPr>
-    </w:p>
-    <w:p>
-      <w:pPr>
-        <w:spacing w:before="0" w:after="0"/>
-      </w:pPr>
-    </w:p>
-    <w:p>
-      <w:pPr>
-        <w:spacing w:before="0" w:after="0"/>
-      </w:pPr>
-    </w:p>
-    <w:p>
-      <w:pPr>
-        <w:spacing w:before="0" w:after="0"/>
-      </w:pPr>
-    </w:p>
-    <w:p>
-      <w:pPr>
-        <w:spacing w:before="0" w:after="0"/>
-      </w:pPr>
-    </w:p>
-    <w:p>
-      <w:pPr>
-        <w:spacing w:before="0" w:after="0"/>
-      </w:pPr>
-    </w:p>
-    <w:p>
-      <w:pPr>
-        <w:spacing w:before="0" w:after="0"/>
-      </w:pPr>
+      <w:r>
+        <w:pict>
+          <v:rect style="width:0;height:1.5pt" o:hralign="center" o:hrstd="t" o:hr="t"/>
+        </w:pict>
+      </w:r>
     </w:p>
     <w:p>
       <w:pPr>
@@ -14035,6 +13917,7 @@
       <w:pPr>
         <w:pStyle w:val="FirstParagraph"/>
         <w:spacing w:after="80"/>
+        <w:ind w:firstLine="420"/>
       </w:pPr>
       <w:r>
         <w:rPr>
@@ -14163,15 +14046,16 @@
       <w:tblPr>
         <w:tblStyle w:val="Table"/>
         <w:tblW w:type="auto" w:w="0"/>
+        <w:tblLook w:firstRow="1" w:lastRow="0" w:firstColumn="0" w:lastColumn="0" w:noHBand="0" w:noVBand="0" w:val="0020"/>
+        <w:jc w:val="center"/>
         <w:tblBorders>
-          <w:top w:val="single" w:sz="12" w:space="0" w:color="000000"/>
-          <w:left w:val="none" w:sz="0" w:space="0" w:color="auto"/>
-          <w:bottom w:val="single" w:sz="12" w:space="0" w:color="000000"/>
-          <w:right w:val="none" w:sz="0" w:space="0" w:color="auto"/>
-          <w:insideH w:val="none" w:sz="0" w:space="0" w:color="auto"/>
-          <w:insideV w:val="none" w:sz="0" w:space="0" w:color="auto"/>
+          <w:top w:val="single" w:sz="12" w:space="0" w:color="333333"/>
+          <w:bottom w:val="single" w:sz="12" w:space="0" w:color="333333"/>
+          <w:left w:val="none"/>
+          <w:right w:val="none"/>
+          <w:insideH w:val="none"/>
+          <w:insideV w:val="none"/>
         </w:tblBorders>
-        <w:tblLook w:firstRow="1" w:lastRow="0" w:firstColumn="0" w:lastColumn="0" w:noHBand="0" w:noVBand="0" w:val="0020"/>
       </w:tblPr>
       <w:tblGrid>
         <w:gridCol w:w="2640"/>
@@ -14185,7 +14069,7 @@
         <w:tc>
           <w:tcPr>
             <w:tcBorders>
-              <w:bottom w:val="single" w:sz="8" w:space="0" w:color="000000"/>
+              <w:bottom w:val="single" w:sz="6" w:space="0" w:color="333333"/>
             </w:tcBorders>
           </w:tcPr>
           <w:p>
@@ -14198,7 +14082,7 @@
         <w:tc>
           <w:tcPr>
             <w:tcBorders>
-              <w:bottom w:val="single" w:sz="8" w:space="0" w:color="000000"/>
+              <w:bottom w:val="single" w:sz="6" w:space="0" w:color="333333"/>
             </w:tcBorders>
           </w:tcPr>
           <w:p>
@@ -14218,7 +14102,7 @@
         <w:tc>
           <w:tcPr>
             <w:tcBorders>
-              <w:bottom w:val="single" w:sz="8" w:space="0" w:color="000000"/>
+              <w:bottom w:val="single" w:sz="6" w:space="0" w:color="333333"/>
             </w:tcBorders>
           </w:tcPr>
           <w:p>
@@ -14409,28 +14293,13 @@
     </w:tbl>
     <w:p>
       <w:pPr>
-        <w:spacing w:before="0" w:after="0"/>
+        <w:spacing w:before="160" w:after="80"/>
       </w:pPr>
-    </w:p>
-    <w:p>
-      <w:pPr>
-        <w:spacing w:before="0" w:after="0"/>
-      </w:pPr>
-    </w:p>
-    <w:p>
-      <w:pPr>
-        <w:spacing w:before="0" w:after="0"/>
-      </w:pPr>
-    </w:p>
-    <w:p>
-      <w:pPr>
-        <w:spacing w:before="0" w:after="0"/>
-      </w:pPr>
-    </w:p>
-    <w:p>
-      <w:pPr>
-        <w:spacing w:before="0" w:after="0"/>
-      </w:pPr>
+      <w:r>
+        <w:pict>
+          <v:rect style="width:0;height:1.5pt" o:hralign="center" o:hrstd="t" o:hr="t"/>
+        </w:pict>
+      </w:r>
     </w:p>
     <w:p>
       <w:pPr>
@@ -14471,6 +14340,7 @@
     <w:p>
       <w:pPr>
         <w:pStyle w:val="FirstParagraph"/>
+        <w:ind w:firstLine="420"/>
       </w:pPr>
       <w:r>
         <w:rPr>
@@ -14699,28 +14569,13 @@
     </w:p>
     <w:p>
       <w:pPr>
-        <w:spacing w:before="0" w:after="0"/>
+        <w:spacing w:before="160" w:after="80"/>
       </w:pPr>
-    </w:p>
-    <w:p>
-      <w:pPr>
-        <w:spacing w:before="0" w:after="0"/>
-      </w:pPr>
-    </w:p>
-    <w:p>
-      <w:pPr>
-        <w:spacing w:before="0" w:after="0"/>
-      </w:pPr>
-    </w:p>
-    <w:p>
-      <w:pPr>
-        <w:spacing w:before="0" w:after="0"/>
-      </w:pPr>
-    </w:p>
-    <w:p>
-      <w:pPr>
-        <w:spacing w:before="0" w:after="0"/>
-      </w:pPr>
+      <w:r>
+        <w:pict>
+          <v:rect style="width:0;height:1.5pt" o:hralign="center" o:hrstd="t" o:hr="t"/>
+        </w:pict>
+      </w:r>
     </w:p>
     <w:p>
       <w:pPr>
@@ -14761,8 +14616,7 @@
     <w:p>
       <w:pPr>
         <w:pStyle w:val="FirstParagraph"/>
-        <w:spacing w:before="0" w:after="0"/>
-        <w:ind w:left="480" w:hanging="480"/>
+        <w:ind w:firstLine="420"/>
       </w:pPr>
       <w:r>
         <w:rPr>
@@ -14879,40 +14733,34 @@
     </w:p>
     <w:p>
       <w:pPr>
-        <w:pStyle w:val="FirstParagraph"/>
-        <w:spacing w:before="0" w:after="0"/>
-        <w:ind w:left="480" w:hanging="480"/>
+        <w:pStyle w:val="Compact"/>
+        <w:numPr>
+          <w:ilvl w:val="0"/>
+          <w:numId w:val="1011"/>
+        </w:numPr>
+        <w:ind w:firstLine="420"/>
       </w:pPr>
       <w:r>
         <w:rPr>
-          <w:rFonts w:hint="eastAsia" w:ascii="Times New Roman" w:hAnsi="Times New Roman" w:eastAsia="Times New Roman" w:cs="Times New Roman"/>
-        </w:rPr>
-        <w:t>A.</w:t>
-      </w:r>
-      <w:r>
-        <w:rPr>
-          <w:rFonts w:ascii="Times New Roman" w:hAnsi="Times New Roman" w:eastAsia="Times New Roman" w:cs="Times New Roman"/>
-        </w:rPr>
-        <w:t xml:space="preserve"> </w:t>
+          <w:rFonts w:ascii="Times New Roman" w:hAnsi="Times New Roman" w:eastAsia="Times New Roman" w:cs="Times New Roman"/>
+        </w:rPr>
+        <w:t xml:space="preserve">A. </w:t>
       </w:r>
       <w:r>
         <w:rPr>
           <w:rFonts w:hint="eastAsia" w:ascii="Times New Roman" w:hAnsi="Times New Roman" w:eastAsia="FangSong" w:cs="Times New Roman"/>
         </w:rPr>
         <w:t xml:space="preserve">此过程不可能</w:t>
-      </w:r>
-      <w:r>
-        <w:rPr>
-          <w:rFonts w:ascii="Times New Roman" w:hAnsi="Times New Roman" w:eastAsia="Times New Roman" w:cs="Times New Roman"/>
-        </w:rPr>
-        <w:t xml:space="preserve"> </w:t>
       </w:r>
     </w:p>
     <w:p>
       <w:pPr>
-        <w:pStyle w:val="FirstParagraph"/>
-        <w:spacing w:before="0" w:after="0"/>
-        <w:ind w:left="480" w:hanging="480"/>
+        <w:pStyle w:val="Compact"/>
+        <w:numPr>
+          <w:ilvl w:val="0"/>
+          <w:numId w:val="1011"/>
+        </w:numPr>
+        <w:ind w:firstLine="420"/>
       </w:pPr>
       <w:r>
         <w:rPr>
@@ -14925,19 +14773,16 @@
           <w:rFonts w:hint="eastAsia" w:ascii="Times New Roman" w:hAnsi="Times New Roman" w:eastAsia="FangSong" w:cs="Times New Roman"/>
         </w:rPr>
         <w:t xml:space="preserve">不变</w:t>
-      </w:r>
-      <w:r>
-        <w:rPr>
-          <w:rFonts w:ascii="Times New Roman" w:hAnsi="Times New Roman" w:eastAsia="Times New Roman" w:cs="Times New Roman"/>
-        </w:rPr>
-        <w:t xml:space="preserve"> </w:t>
       </w:r>
     </w:p>
     <w:p>
       <w:pPr>
-        <w:pStyle w:val="FirstParagraph"/>
-        <w:spacing w:before="0" w:after="0"/>
-        <w:ind w:left="480" w:hanging="480"/>
+        <w:pStyle w:val="Compact"/>
+        <w:numPr>
+          <w:ilvl w:val="0"/>
+          <w:numId w:val="1011"/>
+        </w:numPr>
+        <w:ind w:firstLine="420"/>
       </w:pPr>
       <w:r>
         <w:rPr>
@@ -14950,19 +14795,16 @@
           <w:rFonts w:hint="eastAsia" w:ascii="Times New Roman" w:hAnsi="Times New Roman" w:eastAsia="FangSong" w:cs="Times New Roman"/>
         </w:rPr>
         <w:t xml:space="preserve">增加</w:t>
-      </w:r>
-      <w:r>
-        <w:rPr>
-          <w:rFonts w:ascii="Times New Roman" w:hAnsi="Times New Roman" w:eastAsia="Times New Roman" w:cs="Times New Roman"/>
-        </w:rPr>
-        <w:t xml:space="preserve"> </w:t>
       </w:r>
     </w:p>
     <w:p>
       <w:pPr>
-        <w:pStyle w:val="FirstParagraph"/>
-        <w:spacing w:before="0" w:after="0"/>
-        <w:ind w:left="480" w:hanging="480"/>
+        <w:pStyle w:val="Compact"/>
+        <w:numPr>
+          <w:ilvl w:val="0"/>
+          <w:numId w:val="1011"/>
+        </w:numPr>
+        <w:ind w:firstLine="420"/>
       </w:pPr>
       <w:r>
         <w:rPr>
@@ -14979,13 +14821,13 @@
     </w:p>
     <w:p>
       <w:pPr>
-        <w:spacing w:before="0" w:after="0"/>
+        <w:spacing w:before="160" w:after="80"/>
       </w:pPr>
-    </w:p>
-    <w:p>
-      <w:pPr>
-        <w:spacing w:before="0" w:after="0"/>
-      </w:pPr>
+      <w:r>
+        <w:pict>
+          <v:rect style="width:0;height:1.5pt" o:hralign="center" o:hrstd="t" o:hr="t"/>
+        </w:pict>
+      </w:r>
     </w:p>
     <w:p>
       <w:pPr>
@@ -15028,10 +14870,9 @@
         <w:pStyle w:val="Compact"/>
         <w:numPr>
           <w:ilvl w:val="0"/>
-          <w:numId w:val="1006"/>
+          <w:numId w:val="1012"/>
         </w:numPr>
-        <w:spacing w:before="0" w:after="0"/>
-        <w:ind w:left="480" w:hanging="480"/>
+        <w:ind w:firstLine="420"/>
       </w:pPr>
       <w:r>
         <w:rPr>
@@ -15086,12 +14927,6 @@
           <w:rFonts w:ascii="Times New Roman" w:hAnsi="Times New Roman" w:eastAsia="Times New Roman" w:cs="Times New Roman"/>
         </w:rPr>
         <w:t xml:space="preserve"> ( )</w:t>
-      </w:r>
-      <w:r>
-        <w:rPr>
-          <w:rFonts w:ascii="Times New Roman" w:hAnsi="Times New Roman" w:eastAsia="Times New Roman" w:cs="Times New Roman"/>
-        </w:rPr>
-        <w:t xml:space="preserve"> </w:t>
       </w:r>
     </w:p>
     <w:p>
@@ -15099,16 +14934,14 @@
         <w:pStyle w:val="Compact"/>
         <w:numPr>
           <w:ilvl w:val="0"/>
-          <w:numId w:val="1006"/>
+          <w:numId w:val="1013"/>
         </w:numPr>
-        <w:spacing w:before="0" w:after="0"/>
-        <w:ind w:left="480" w:hanging="480"/>
       </w:pPr>
       <w:r>
         <w:rPr>
           <w:rFonts w:ascii="Times New Roman" w:hAnsi="Times New Roman" w:eastAsia="Times New Roman" w:cs="Times New Roman"/>
         </w:rPr>
-        <w:t xml:space="preserve">A. 22.45J </w:t>
+        <w:t xml:space="preserve">A. 22.45J</w:t>
       </w:r>
     </w:p>
     <w:p>
@@ -15116,16 +14949,14 @@
         <w:pStyle w:val="Compact"/>
         <w:numPr>
           <w:ilvl w:val="0"/>
-          <w:numId w:val="1006"/>
+          <w:numId w:val="1013"/>
         </w:numPr>
-        <w:spacing w:before="0" w:after="0"/>
-        <w:ind w:left="480" w:hanging="480"/>
       </w:pPr>
       <w:r>
         <w:rPr>
           <w:rFonts w:ascii="Times New Roman" w:hAnsi="Times New Roman" w:eastAsia="Times New Roman" w:cs="Times New Roman"/>
         </w:rPr>
-        <w:t xml:space="preserve">B. 22.45kJ </w:t>
+        <w:t xml:space="preserve">B. 22.45kJ</w:t>
       </w:r>
     </w:p>
     <w:p>
@@ -15133,16 +14964,14 @@
         <w:pStyle w:val="Compact"/>
         <w:numPr>
           <w:ilvl w:val="0"/>
-          <w:numId w:val="1006"/>
+          <w:numId w:val="1013"/>
         </w:numPr>
-        <w:spacing w:before="0" w:after="0"/>
-        <w:ind w:left="480" w:hanging="480"/>
       </w:pPr>
       <w:r>
         <w:rPr>
           <w:rFonts w:ascii="Times New Roman" w:hAnsi="Times New Roman" w:eastAsia="Times New Roman" w:cs="Times New Roman"/>
         </w:rPr>
-        <w:t xml:space="preserve">C. 2020J </w:t>
+        <w:t xml:space="preserve">C. 2020J</w:t>
       </w:r>
     </w:p>
     <w:p>
@@ -15150,10 +14979,8 @@
         <w:pStyle w:val="Compact"/>
         <w:numPr>
           <w:ilvl w:val="0"/>
-          <w:numId w:val="1006"/>
+          <w:numId w:val="1013"/>
         </w:numPr>
-        <w:spacing w:before="0" w:after="0"/>
-        <w:ind w:left="480" w:hanging="480"/>
       </w:pPr>
       <w:r>
         <w:rPr>
@@ -15164,13 +14991,13 @@
     </w:p>
     <w:p>
       <w:pPr>
-        <w:spacing w:before="0" w:after="0"/>
+        <w:spacing w:before="160" w:after="80"/>
       </w:pPr>
-    </w:p>
-    <w:p>
-      <w:pPr>
-        <w:spacing w:before="0" w:after="0"/>
-      </w:pPr>
+      <w:r>
+        <w:pict>
+          <v:rect style="width:0;height:1.5pt" o:hralign="center" o:hrstd="t" o:hr="t"/>
+        </w:pict>
+      </w:r>
     </w:p>
     <w:p>
       <w:pPr>
@@ -15211,8 +15038,7 @@
     <w:p>
       <w:pPr>
         <w:pStyle w:val="FirstParagraph"/>
-        <w:spacing w:before="0" w:after="0"/>
-        <w:ind w:left="480" w:hanging="480"/>
+        <w:ind w:firstLine="420"/>
       </w:pPr>
       <w:r>
         <w:rPr>
@@ -15316,9 +15142,15 @@
           <m:t>137</m:t>
         </m:r>
         <m:r>
+          <m:rPr>
+            <m:sty m:val="p"/>
+          </m:rPr>
           <m:t>k</m:t>
         </m:r>
         <m:r>
+          <m:rPr>
+            <m:sty m:val="p"/>
+          </m:rPr>
           <m:t>J</m:t>
         </m:r>
         <m:r>
@@ -15328,12 +15160,21 @@
           <m:t>/</m:t>
         </m:r>
         <m:r>
+          <m:rPr>
+            <m:sty m:val="p"/>
+          </m:rPr>
           <m:t>m</m:t>
         </m:r>
         <m:r>
+          <m:rPr>
+            <m:sty m:val="p"/>
+          </m:rPr>
           <m:t>o</m:t>
         </m:r>
         <m:r>
+          <m:rPr>
+            <m:sty m:val="p"/>
+          </m:rPr>
           <m:t>l</m:t>
         </m:r>
         <m:r>
@@ -15393,9 +15234,15 @@
           <m:t>110</m:t>
         </m:r>
         <m:r>
+          <m:rPr>
+            <m:sty m:val="p"/>
+          </m:rPr>
           <m:t>k</m:t>
         </m:r>
         <m:r>
+          <m:rPr>
+            <m:sty m:val="p"/>
+          </m:rPr>
           <m:t>J</m:t>
         </m:r>
         <m:r>
@@ -15405,12 +15252,21 @@
           <m:t>/</m:t>
         </m:r>
         <m:r>
+          <m:rPr>
+            <m:sty m:val="p"/>
+          </m:rPr>
           <m:t>m</m:t>
         </m:r>
         <m:r>
+          <m:rPr>
+            <m:sty m:val="p"/>
+          </m:rPr>
           <m:t>o</m:t>
         </m:r>
         <m:r>
+          <m:rPr>
+            <m:sty m:val="p"/>
+          </m:rPr>
           <m:t>l</m:t>
         </m:r>
       </m:oMath>
@@ -15499,110 +15355,82 @@
         </w:rPr>
         <w:t xml:space="preserve"> </w:t>
       </w:r>
+      <w:r>
+        <w:rPr>
+          <w:rFonts w:ascii="Times New Roman" w:hAnsi="Times New Roman" w:eastAsia="Times New Roman" w:cs="Times New Roman"/>
+        </w:rPr>
+        <w:t xml:space="preserve">- A. </w:t>
+      </w:r>
+      <w:r>
+        <w:rPr>
+          <w:rFonts w:hint="eastAsia" w:ascii="Times New Roman" w:hAnsi="Times New Roman" w:eastAsia="FangSong" w:cs="Times New Roman"/>
+        </w:rPr>
+        <w:t xml:space="preserve">变得更负</w:t>
+      </w:r>
+      <w:r>
+        <w:rPr>
+          <w:rFonts w:ascii="Times New Roman" w:hAnsi="Times New Roman" w:eastAsia="Times New Roman" w:cs="Times New Roman"/>
+        </w:rPr>
+        <w:t xml:space="preserve"> </w:t>
+      </w:r>
+      <w:r>
+        <w:rPr>
+          <w:rFonts w:ascii="Times New Roman" w:hAnsi="Times New Roman" w:eastAsia="Times New Roman" w:cs="Times New Roman"/>
+        </w:rPr>
+        <w:t xml:space="preserve">- B. </w:t>
+      </w:r>
+      <w:r>
+        <w:rPr>
+          <w:rFonts w:hint="eastAsia" w:ascii="Times New Roman" w:hAnsi="Times New Roman" w:eastAsia="FangSong" w:cs="Times New Roman"/>
+        </w:rPr>
+        <w:t xml:space="preserve">不变</w:t>
+      </w:r>
+      <w:r>
+        <w:rPr>
+          <w:rFonts w:ascii="Times New Roman" w:hAnsi="Times New Roman" w:eastAsia="Times New Roman" w:cs="Times New Roman"/>
+        </w:rPr>
+        <w:t xml:space="preserve"> </w:t>
+      </w:r>
+      <w:r>
+        <w:rPr>
+          <w:rFonts w:ascii="Times New Roman" w:hAnsi="Times New Roman" w:eastAsia="Times New Roman" w:cs="Times New Roman"/>
+        </w:rPr>
+        <w:t xml:space="preserve">- C. </w:t>
+      </w:r>
+      <w:r>
+        <w:rPr>
+          <w:rFonts w:hint="eastAsia" w:ascii="Times New Roman" w:hAnsi="Times New Roman" w:eastAsia="FangSong" w:cs="Times New Roman"/>
+        </w:rPr>
+        <w:t xml:space="preserve">改变符号</w:t>
+      </w:r>
+      <w:r>
+        <w:rPr>
+          <w:rFonts w:ascii="Times New Roman" w:hAnsi="Times New Roman" w:eastAsia="Times New Roman" w:cs="Times New Roman"/>
+        </w:rPr>
+        <w:t xml:space="preserve"> </w:t>
+      </w:r>
+      <w:r>
+        <w:rPr>
+          <w:rFonts w:ascii="Times New Roman" w:hAnsi="Times New Roman" w:eastAsia="Times New Roman" w:cs="Times New Roman"/>
+        </w:rPr>
+        <w:t xml:space="preserve">- D. </w:t>
+      </w:r>
+      <w:r>
+        <w:rPr>
+          <w:rFonts w:hint="eastAsia" w:ascii="Times New Roman" w:hAnsi="Times New Roman" w:eastAsia="FangSong" w:cs="Times New Roman"/>
+        </w:rPr>
+        <w:t xml:space="preserve">变得不那么负</w:t>
+      </w:r>
     </w:p>
     <w:p>
       <w:pPr>
-        <w:pStyle w:val="FirstParagraph"/>
-        <w:spacing w:before="0" w:after="0"/>
-        <w:ind w:left="480" w:hanging="480"/>
+        <w:spacing w:before="160" w:after="80"/>
       </w:pPr>
       <w:r>
-        <w:rPr>
-          <w:rFonts w:ascii="Times New Roman" w:hAnsi="Times New Roman" w:eastAsia="Times New Roman" w:cs="Times New Roman"/>
-        </w:rPr>
-        <w:t xml:space="preserve">A. </w:t>
-      </w:r>
-      <w:r>
-        <w:rPr>
-          <w:rFonts w:hint="eastAsia" w:ascii="Times New Roman" w:hAnsi="Times New Roman" w:eastAsia="FangSong" w:cs="Times New Roman"/>
-        </w:rPr>
-        <w:t xml:space="preserve">变得更负</w:t>
-      </w:r>
-      <w:r>
-        <w:rPr>
-          <w:rFonts w:ascii="Times New Roman" w:hAnsi="Times New Roman" w:eastAsia="Times New Roman" w:cs="Times New Roman"/>
-        </w:rPr>
-        <w:t xml:space="preserve"> </w:t>
-      </w:r>
-    </w:p>
-    <w:p>
-      <w:pPr>
-        <w:pStyle w:val="FirstParagraph"/>
-        <w:spacing w:before="0" w:after="0"/>
-        <w:ind w:left="480" w:hanging="480"/>
-      </w:pPr>
-      <w:r>
-        <w:rPr>
-          <w:rFonts w:ascii="Times New Roman" w:hAnsi="Times New Roman" w:eastAsia="Times New Roman" w:cs="Times New Roman"/>
-        </w:rPr>
-        <w:t xml:space="preserve">B. </w:t>
-      </w:r>
-      <w:r>
-        <w:rPr>
-          <w:rFonts w:hint="eastAsia" w:ascii="Times New Roman" w:hAnsi="Times New Roman" w:eastAsia="FangSong" w:cs="Times New Roman"/>
-        </w:rPr>
-        <w:t xml:space="preserve">不变</w:t>
-      </w:r>
-      <w:r>
-        <w:rPr>
-          <w:rFonts w:ascii="Times New Roman" w:hAnsi="Times New Roman" w:eastAsia="Times New Roman" w:cs="Times New Roman"/>
-        </w:rPr>
-        <w:t xml:space="preserve"> </w:t>
-      </w:r>
-    </w:p>
-    <w:p>
-      <w:pPr>
-        <w:pStyle w:val="FirstParagraph"/>
-        <w:spacing w:before="0" w:after="0"/>
-        <w:ind w:left="480" w:hanging="480"/>
-      </w:pPr>
-      <w:r>
-        <w:rPr>
-          <w:rFonts w:ascii="Times New Roman" w:hAnsi="Times New Roman" w:eastAsia="Times New Roman" w:cs="Times New Roman"/>
-        </w:rPr>
-        <w:t xml:space="preserve">C. </w:t>
-      </w:r>
-      <w:r>
-        <w:rPr>
-          <w:rFonts w:hint="eastAsia" w:ascii="Times New Roman" w:hAnsi="Times New Roman" w:eastAsia="FangSong" w:cs="Times New Roman"/>
-        </w:rPr>
-        <w:t xml:space="preserve">改变符号</w:t>
-      </w:r>
-      <w:r>
-        <w:rPr>
-          <w:rFonts w:ascii="Times New Roman" w:hAnsi="Times New Roman" w:eastAsia="Times New Roman" w:cs="Times New Roman"/>
-        </w:rPr>
-        <w:t xml:space="preserve"> </w:t>
-      </w:r>
-    </w:p>
-    <w:p>
-      <w:pPr>
-        <w:pStyle w:val="FirstParagraph"/>
-        <w:spacing w:before="0" w:after="0"/>
-        <w:ind w:left="480" w:hanging="480"/>
-      </w:pPr>
-      <w:r>
-        <w:rPr>
-          <w:rFonts w:ascii="Times New Roman" w:hAnsi="Times New Roman" w:eastAsia="Times New Roman" w:cs="Times New Roman"/>
-        </w:rPr>
-        <w:t xml:space="preserve">D. </w:t>
-      </w:r>
-      <w:r>
-        <w:rPr>
-          <w:rFonts w:hint="eastAsia" w:ascii="Times New Roman" w:hAnsi="Times New Roman" w:eastAsia="FangSong" w:cs="Times New Roman"/>
-        </w:rPr>
-        <w:t xml:space="preserve">变得不那么负</w:t>
-      </w:r>
-    </w:p>
-    <w:p>
-      <w:pPr>
-        <w:spacing w:before="0" w:after="0"/>
-      </w:pPr>
-    </w:p>
-    <w:p>
-      <w:pPr>
-        <w:spacing w:before="0" w:after="0"/>
-      </w:pPr>
+        <w:pict>
+          <v:rect style="width:0;height:1.5pt" o:hralign="center" o:hrstd="t" o:hr="t"/>
+        </w:pict>
+      </w:r>
     </w:p>
     <w:p>
       <w:pPr>
@@ -15643,8 +15471,7 @@
     <w:p>
       <w:pPr>
         <w:pStyle w:val="FirstParagraph"/>
-        <w:spacing w:before="0" w:after="0"/>
-        <w:ind w:left="480" w:hanging="480"/>
+        <w:ind w:firstLine="420"/>
       </w:pPr>
       <w:r>
         <w:rPr>
@@ -15896,9 +15723,15 @@
           <m:t>843.4</m:t>
         </m:r>
         <m:r>
+          <m:rPr>
+            <m:sty m:val="p"/>
+          </m:rPr>
           <m:t>k</m:t>
         </m:r>
         <m:r>
+          <m:rPr>
+            <m:sty m:val="p"/>
+          </m:rPr>
           <m:t>J</m:t>
         </m:r>
         <m:r>
@@ -15908,12 +15741,21 @@
           <m:t>/</m:t>
         </m:r>
         <m:r>
+          <m:rPr>
+            <m:sty m:val="p"/>
+          </m:rPr>
           <m:t>m</m:t>
         </m:r>
         <m:r>
+          <m:rPr>
+            <m:sty m:val="p"/>
+          </m:rPr>
           <m:t>o</m:t>
         </m:r>
         <m:r>
+          <m:rPr>
+            <m:sty m:val="p"/>
+          </m:rPr>
           <m:t>l</m:t>
         </m:r>
       </m:oMath>
@@ -15973,68 +15815,58 @@
         </w:rPr>
         <w:t xml:space="preserve"> </w:t>
       </w:r>
+      <w:r>
+        <w:rPr>
+          <w:rFonts w:ascii="Times New Roman" w:hAnsi="Times New Roman" w:eastAsia="Times New Roman" w:cs="Times New Roman"/>
+        </w:rPr>
+        <w:t xml:space="preserve">- A. 840.9</w:t>
+      </w:r>
+      <w:r>
+        <w:rPr>
+          <w:rFonts w:ascii="Times New Roman" w:hAnsi="Times New Roman" w:eastAsia="Times New Roman" w:cs="Times New Roman"/>
+        </w:rPr>
+        <w:t xml:space="preserve"> </w:t>
+      </w:r>
+      <w:r>
+        <w:rPr>
+          <w:rFonts w:ascii="Times New Roman" w:hAnsi="Times New Roman" w:eastAsia="Times New Roman" w:cs="Times New Roman"/>
+        </w:rPr>
+        <w:t xml:space="preserve">- B. 845.9</w:t>
+      </w:r>
+      <w:r>
+        <w:rPr>
+          <w:rFonts w:ascii="Times New Roman" w:hAnsi="Times New Roman" w:eastAsia="Times New Roman" w:cs="Times New Roman"/>
+        </w:rPr>
+        <w:t xml:space="preserve"> </w:t>
+      </w:r>
+      <w:r>
+        <w:rPr>
+          <w:rFonts w:ascii="Times New Roman" w:hAnsi="Times New Roman" w:eastAsia="Times New Roman" w:cs="Times New Roman"/>
+        </w:rPr>
+        <w:t xml:space="preserve">- C. -845.9</w:t>
+      </w:r>
+      <w:r>
+        <w:rPr>
+          <w:rFonts w:ascii="Times New Roman" w:hAnsi="Times New Roman" w:eastAsia="Times New Roman" w:cs="Times New Roman"/>
+        </w:rPr>
+        <w:t xml:space="preserve"> </w:t>
+      </w:r>
+      <w:r>
+        <w:rPr>
+          <w:rFonts w:ascii="Times New Roman" w:hAnsi="Times New Roman" w:eastAsia="Times New Roman" w:cs="Times New Roman"/>
+        </w:rPr>
+        <w:t xml:space="preserve">- D. -840.9</w:t>
+      </w:r>
     </w:p>
     <w:p>
       <w:pPr>
-        <w:pStyle w:val="FirstParagraph"/>
-        <w:spacing w:before="0" w:after="0"/>
-        <w:ind w:left="480" w:hanging="480"/>
+        <w:spacing w:before="160" w:after="80"/>
       </w:pPr>
       <w:r>
-        <w:rPr>
-          <w:rFonts w:ascii="Times New Roman" w:hAnsi="Times New Roman" w:eastAsia="Times New Roman" w:cs="Times New Roman"/>
-        </w:rPr>
-        <w:t xml:space="preserve">A. 840.9 </w:t>
-      </w:r>
-    </w:p>
-    <w:p>
-      <w:pPr>
-        <w:pStyle w:val="FirstParagraph"/>
-        <w:spacing w:before="0" w:after="0"/>
-        <w:ind w:left="480" w:hanging="480"/>
-      </w:pPr>
-      <w:r>
-        <w:rPr>
-          <w:rFonts w:ascii="Times New Roman" w:hAnsi="Times New Roman" w:eastAsia="Times New Roman" w:cs="Times New Roman"/>
-        </w:rPr>
-        <w:t xml:space="preserve">B. 845.9 </w:t>
-      </w:r>
-    </w:p>
-    <w:p>
-      <w:pPr>
-        <w:pStyle w:val="FirstParagraph"/>
-        <w:spacing w:before="0" w:after="0"/>
-        <w:ind w:left="480" w:hanging="480"/>
-      </w:pPr>
-      <w:r>
-        <w:rPr>
-          <w:rFonts w:ascii="Times New Roman" w:hAnsi="Times New Roman" w:eastAsia="Times New Roman" w:cs="Times New Roman"/>
-        </w:rPr>
-        <w:t xml:space="preserve">C. -845.9 </w:t>
-      </w:r>
-    </w:p>
-    <w:p>
-      <w:pPr>
-        <w:pStyle w:val="FirstParagraph"/>
-        <w:spacing w:before="0" w:after="0"/>
-        <w:ind w:left="480" w:hanging="480"/>
-      </w:pPr>
-      <w:r>
-        <w:rPr>
-          <w:rFonts w:ascii="Times New Roman" w:hAnsi="Times New Roman" w:eastAsia="Times New Roman" w:cs="Times New Roman"/>
-        </w:rPr>
-        <w:t xml:space="preserve">D. -840.9</w:t>
-      </w:r>
-    </w:p>
-    <w:p>
-      <w:pPr>
-        <w:spacing w:before="0" w:after="0"/>
-      </w:pPr>
-    </w:p>
-    <w:p>
-      <w:pPr>
-        <w:spacing w:before="0" w:after="0"/>
-      </w:pPr>
+        <w:pict>
+          <v:rect style="width:0;height:1.5pt" o:hralign="center" o:hrstd="t" o:hr="t"/>
+        </w:pict>
+      </w:r>
     </w:p>
     <w:p>
       <w:pPr>
@@ -16075,8 +15907,7 @@
     <w:p>
       <w:pPr>
         <w:pStyle w:val="FirstParagraph"/>
-        <w:spacing w:before="0" w:after="0"/>
-        <w:ind w:left="480" w:hanging="480"/>
+        <w:ind w:firstLine="420"/>
       </w:pPr>
       <w:r>
         <w:rPr>
@@ -16428,68 +16259,58 @@
         </w:rPr>
         <w:t xml:space="preserve"> </w:t>
       </w:r>
+      <w:r>
+        <w:rPr>
+          <w:rFonts w:ascii="Times New Roman" w:hAnsi="Times New Roman" w:eastAsia="Times New Roman" w:cs="Times New Roman"/>
+        </w:rPr>
+        <w:t xml:space="preserve">- A.-4.95</w:t>
+      </w:r>
+      <w:r>
+        <w:rPr>
+          <w:rFonts w:ascii="Times New Roman" w:hAnsi="Times New Roman" w:eastAsia="Times New Roman" w:cs="Times New Roman"/>
+        </w:rPr>
+        <w:t xml:space="preserve"> </w:t>
+      </w:r>
+      <w:r>
+        <w:rPr>
+          <w:rFonts w:ascii="Times New Roman" w:hAnsi="Times New Roman" w:eastAsia="Times New Roman" w:cs="Times New Roman"/>
+        </w:rPr>
+        <w:t xml:space="preserve">- B.4.95</w:t>
+      </w:r>
+      <w:r>
+        <w:rPr>
+          <w:rFonts w:ascii="Times New Roman" w:hAnsi="Times New Roman" w:eastAsia="Times New Roman" w:cs="Times New Roman"/>
+        </w:rPr>
+        <w:t xml:space="preserve"> </w:t>
+      </w:r>
+      <w:r>
+        <w:rPr>
+          <w:rFonts w:ascii="Times New Roman" w:hAnsi="Times New Roman" w:eastAsia="Times New Roman" w:cs="Times New Roman"/>
+        </w:rPr>
+        <w:t xml:space="preserve">- C.-2.48</w:t>
+      </w:r>
+      <w:r>
+        <w:rPr>
+          <w:rFonts w:ascii="Times New Roman" w:hAnsi="Times New Roman" w:eastAsia="Times New Roman" w:cs="Times New Roman"/>
+        </w:rPr>
+        <w:t xml:space="preserve"> </w:t>
+      </w:r>
+      <w:r>
+        <w:rPr>
+          <w:rFonts w:ascii="Times New Roman" w:hAnsi="Times New Roman" w:eastAsia="Times New Roman" w:cs="Times New Roman"/>
+        </w:rPr>
+        <w:t xml:space="preserve">- D.2.48</w:t>
+      </w:r>
     </w:p>
     <w:p>
       <w:pPr>
-        <w:pStyle w:val="FirstParagraph"/>
-        <w:spacing w:before="0" w:after="0"/>
-        <w:ind w:left="480" w:hanging="480"/>
+        <w:spacing w:before="160" w:after="80"/>
       </w:pPr>
       <w:r>
-        <w:rPr>
-          <w:rFonts w:ascii="Times New Roman" w:hAnsi="Times New Roman" w:eastAsia="Times New Roman" w:cs="Times New Roman"/>
-        </w:rPr>
-        <w:t xml:space="preserve">A.-4.95 </w:t>
-      </w:r>
-    </w:p>
-    <w:p>
-      <w:pPr>
-        <w:pStyle w:val="FirstParagraph"/>
-        <w:spacing w:before="0" w:after="0"/>
-        <w:ind w:left="480" w:hanging="480"/>
-      </w:pPr>
-      <w:r>
-        <w:rPr>
-          <w:rFonts w:ascii="Times New Roman" w:hAnsi="Times New Roman" w:eastAsia="Times New Roman" w:cs="Times New Roman"/>
-        </w:rPr>
-        <w:t xml:space="preserve">B.4.95 </w:t>
-      </w:r>
-    </w:p>
-    <w:p>
-      <w:pPr>
-        <w:pStyle w:val="FirstParagraph"/>
-        <w:spacing w:before="0" w:after="0"/>
-        <w:ind w:left="480" w:hanging="480"/>
-      </w:pPr>
-      <w:r>
-        <w:rPr>
-          <w:rFonts w:ascii="Times New Roman" w:hAnsi="Times New Roman" w:eastAsia="Times New Roman" w:cs="Times New Roman"/>
-        </w:rPr>
-        <w:t xml:space="preserve">C.-2.48 </w:t>
-      </w:r>
-    </w:p>
-    <w:p>
-      <w:pPr>
-        <w:pStyle w:val="FirstParagraph"/>
-        <w:spacing w:before="0" w:after="0"/>
-        <w:ind w:left="480" w:hanging="480"/>
-      </w:pPr>
-      <w:r>
-        <w:rPr>
-          <w:rFonts w:ascii="Times New Roman" w:hAnsi="Times New Roman" w:eastAsia="Times New Roman" w:cs="Times New Roman"/>
-        </w:rPr>
-        <w:t xml:space="preserve">D.2.48</w:t>
-      </w:r>
-    </w:p>
-    <w:p>
-      <w:pPr>
-        <w:spacing w:before="0" w:after="0"/>
-      </w:pPr>
-    </w:p>
-    <w:p>
-      <w:pPr>
-        <w:spacing w:before="0" w:after="0"/>
-      </w:pPr>
+        <w:pict>
+          <v:rect style="width:0;height:1.5pt" o:hralign="center" o:hrstd="t" o:hr="t"/>
+        </w:pict>
+      </w:r>
     </w:p>
     <w:p>
       <w:pPr>
@@ -16530,8 +16351,7 @@
     <w:p>
       <w:pPr>
         <w:pStyle w:val="FirstParagraph"/>
-        <w:spacing w:before="0" w:after="0"/>
-        <w:ind w:left="480" w:hanging="480"/>
+        <w:ind w:firstLine="420"/>
       </w:pPr>
       <w:r>
         <w:rPr>
@@ -16638,9 +16458,15 @@
           <m:t>(</m:t>
         </m:r>
         <m:r>
+          <m:rPr>
+            <m:sty m:val="p"/>
+          </m:rPr>
           <m:t>k</m:t>
         </m:r>
         <m:r>
+          <m:rPr>
+            <m:sty m:val="p"/>
+          </m:rPr>
           <m:t>J</m:t>
         </m:r>
         <m:r>
@@ -16650,12 +16476,21 @@
           <m:t>/</m:t>
         </m:r>
         <m:r>
+          <m:rPr>
+            <m:sty m:val="p"/>
+          </m:rPr>
           <m:t>m</m:t>
         </m:r>
         <m:r>
+          <m:rPr>
+            <m:sty m:val="p"/>
+          </m:rPr>
           <m:t>o</m:t>
         </m:r>
         <m:r>
+          <m:rPr>
+            <m:sty m:val="p"/>
+          </m:rPr>
           <m:t>l</m:t>
         </m:r>
         <m:r>
@@ -16734,12 +16569,21 @@
           <m:t>(</m:t>
         </m:r>
         <m:r>
+          <m:rPr>
+            <m:sty m:val="p"/>
+          </m:rPr>
           <m:t>m</m:t>
         </m:r>
         <m:r>
+          <m:rPr>
+            <m:sty m:val="p"/>
+          </m:rPr>
           <m:t>o</m:t>
         </m:r>
         <m:r>
+          <m:rPr>
+            <m:sty m:val="p"/>
+          </m:rPr>
           <m:t>l</m:t>
         </m:r>
         <m:r>
@@ -16749,6 +16593,9 @@
           <m:t>⋅</m:t>
         </m:r>
         <m:r>
+          <m:rPr>
+            <m:sty m:val="p"/>
+          </m:rPr>
           <m:t>K</m:t>
         </m:r>
         <m:r>
@@ -16781,69 +16628,59 @@
           <w:rFonts w:ascii="Times New Roman" w:hAnsi="Times New Roman" w:eastAsia="Times New Roman" w:cs="Times New Roman"/>
         </w:rPr>
         <w:t xml:space="preserve"> </w:t>
+      </w:r>
+      <w:r>
+        <w:rPr>
+          <w:rFonts w:ascii="Times New Roman" w:hAnsi="Times New Roman" w:eastAsia="Times New Roman" w:cs="Times New Roman"/>
+        </w:rPr>
+        <w:t xml:space="preserve">- A. 273.6℃</w:t>
+      </w:r>
+      <w:r>
+        <w:rPr>
+          <w:rFonts w:ascii="Times New Roman" w:hAnsi="Times New Roman" w:eastAsia="Times New Roman" w:cs="Times New Roman"/>
+        </w:rPr>
+        <w:t xml:space="preserve"> </w:t>
+      </w:r>
+      <w:r>
+        <w:rPr>
+          <w:rFonts w:ascii="Times New Roman" w:hAnsi="Times New Roman" w:eastAsia="Times New Roman" w:cs="Times New Roman"/>
+        </w:rPr>
+        <w:t xml:space="preserve">- B. 351℃</w:t>
+      </w:r>
+      <w:r>
+        <w:rPr>
+          <w:rFonts w:ascii="Times New Roman" w:hAnsi="Times New Roman" w:eastAsia="Times New Roman" w:cs="Times New Roman"/>
+        </w:rPr>
+        <w:t xml:space="preserve"> </w:t>
+      </w:r>
+      <w:r>
+        <w:rPr>
+          <w:rFonts w:ascii="Times New Roman" w:hAnsi="Times New Roman" w:eastAsia="Times New Roman" w:cs="Times New Roman"/>
+        </w:rPr>
+        <w:t xml:space="preserve">- C. 624℃</w:t>
+      </w:r>
+      <w:r>
+        <w:rPr>
+          <w:rFonts w:ascii="Times New Roman" w:hAnsi="Times New Roman" w:eastAsia="Times New Roman" w:cs="Times New Roman"/>
+        </w:rPr>
+        <w:t xml:space="preserve"> </w:t>
+      </w:r>
+      <w:r>
+        <w:rPr>
+          <w:rFonts w:ascii="Times New Roman" w:hAnsi="Times New Roman" w:eastAsia="Times New Roman" w:cs="Times New Roman"/>
+        </w:rPr>
+        <w:t xml:space="preserve">- D. 425.4℃</w:t>
       </w:r>
     </w:p>
     <w:p>
       <w:pPr>
-        <w:pStyle w:val="FirstParagraph"/>
-        <w:spacing w:before="0" w:after="0"/>
-        <w:ind w:left="480" w:hanging="480"/>
+        <w:spacing w:before="160" w:after="80"/>
       </w:pPr>
       <w:r>
-        <w:rPr>
-          <w:rFonts w:ascii="Times New Roman" w:hAnsi="Times New Roman" w:eastAsia="Times New Roman" w:cs="Times New Roman"/>
-        </w:rPr>
-        <w:t xml:space="preserve">A. 273.6℃ </w:t>
-      </w:r>
-    </w:p>
-    <w:p>
-      <w:pPr>
-        <w:pStyle w:val="FirstParagraph"/>
-        <w:spacing w:before="0" w:after="0"/>
-        <w:ind w:left="480" w:hanging="480"/>
-      </w:pPr>
-      <w:r>
-        <w:rPr>
-          <w:rFonts w:ascii="Times New Roman" w:hAnsi="Times New Roman" w:eastAsia="Times New Roman" w:cs="Times New Roman"/>
-        </w:rPr>
-        <w:t xml:space="preserve">B. 351℃ </w:t>
-      </w:r>
-    </w:p>
-    <w:p>
-      <w:pPr>
-        <w:pStyle w:val="FirstParagraph"/>
-        <w:spacing w:before="0" w:after="0"/>
-        <w:ind w:left="480" w:hanging="480"/>
-      </w:pPr>
-      <w:r>
-        <w:rPr>
-          <w:rFonts w:ascii="Times New Roman" w:hAnsi="Times New Roman" w:eastAsia="Times New Roman" w:cs="Times New Roman"/>
-        </w:rPr>
-        <w:t xml:space="preserve">C. 624℃ </w:t>
-      </w:r>
-    </w:p>
-    <w:p>
-      <w:pPr>
-        <w:pStyle w:val="FirstParagraph"/>
-        <w:spacing w:before="0" w:after="0"/>
-        <w:ind w:left="480" w:hanging="480"/>
-      </w:pPr>
-      <w:r>
-        <w:rPr>
-          <w:rFonts w:ascii="Times New Roman" w:hAnsi="Times New Roman" w:eastAsia="Times New Roman" w:cs="Times New Roman"/>
-        </w:rPr>
-        <w:t xml:space="preserve">D. 425.4℃</w:t>
-      </w:r>
-    </w:p>
-    <w:p>
-      <w:pPr>
-        <w:spacing w:before="0" w:after="0"/>
-      </w:pPr>
-    </w:p>
-    <w:p>
-      <w:pPr>
-        <w:spacing w:before="0" w:after="0"/>
-      </w:pPr>
+        <w:pict>
+          <v:rect style="width:0;height:1.5pt" o:hralign="center" o:hrstd="t" o:hr="t"/>
+        </w:pict>
+      </w:r>
     </w:p>
     <w:p>
       <w:pPr>
@@ -16884,6 +16721,7 @@
     <w:p>
       <w:pPr>
         <w:pStyle w:val="FirstParagraph"/>
+        <w:ind w:firstLine="420"/>
       </w:pPr>
       <w:r>
         <w:rPr>
@@ -17253,8 +17091,7 @@
     <w:p>
       <w:pPr>
         <w:pStyle w:val="BodyText"/>
-        <w:spacing w:before="0" w:after="0"/>
-        <w:ind w:left="480" w:hanging="480"/>
+        <w:ind w:firstLine="420"/>
       </w:pPr>
       <w:r>
         <w:rPr>
@@ -17454,13 +17291,6 @@
         </w:rPr>
         <w:t xml:space="preserve"> </w:t>
       </w:r>
-    </w:p>
-    <w:p>
-      <w:pPr>
-        <w:pStyle w:val="BodyText"/>
-        <w:spacing w:before="0" w:after="0"/>
-        <w:ind w:left="480" w:hanging="480"/>
-      </w:pPr>
       <w:r>
         <w:rPr>
           <w:rFonts w:ascii="Times New Roman" w:hAnsi="Times New Roman" w:eastAsia="Times New Roman" w:cs="Times New Roman"/>
@@ -17715,8 +17545,7 @@
     <w:p>
       <w:pPr>
         <w:pStyle w:val="BodyText"/>
-        <w:spacing w:before="0" w:after="0"/>
-        <w:ind w:left="480" w:hanging="480"/>
+        <w:ind w:firstLine="420"/>
       </w:pPr>
       <w:r>
         <w:rPr>
@@ -17943,13 +17772,6 @@
         </w:rPr>
         <w:t xml:space="preserve"> </w:t>
       </w:r>
-    </w:p>
-    <w:p>
-      <w:pPr>
-        <w:pStyle w:val="BodyText"/>
-        <w:spacing w:before="0" w:after="0"/>
-        <w:ind w:left="480" w:hanging="480"/>
-      </w:pPr>
       <w:r>
         <w:rPr>
           <w:rFonts w:ascii="Times New Roman" w:hAnsi="Times New Roman" w:eastAsia="Times New Roman" w:cs="Times New Roman"/>
@@ -18123,13 +17945,13 @@
     </w:p>
     <w:p>
       <w:pPr>
-        <w:spacing w:before="0" w:after="0"/>
+        <w:spacing w:before="160" w:after="80"/>
       </w:pPr>
-    </w:p>
-    <w:p>
-      <w:pPr>
-        <w:spacing w:before="0" w:after="0"/>
-      </w:pPr>
+      <w:r>
+        <w:pict>
+          <v:rect style="width:0;height:1.5pt" o:hralign="center" o:hrstd="t" o:hr="t"/>
+        </w:pict>
+      </w:r>
     </w:p>
     <w:p>
       <w:pPr>
@@ -18171,6 +17993,7 @@
       <w:pPr>
         <w:pStyle w:val="FirstParagraph"/>
         <w:spacing w:after="80"/>
+        <w:ind w:firstLine="420"/>
       </w:pPr>
       <w:r>
         <w:rPr>
@@ -18710,15 +18533,16 @@
         <w:tblStyle w:val="Table"/>
         <w:tblW w:type="pct" w:w="5000"/>
         <w:tblLayout w:type="fixed"/>
+        <w:tblLook w:firstRow="1" w:lastRow="0" w:firstColumn="0" w:lastColumn="0" w:noHBand="0" w:noVBand="0" w:val="0020"/>
+        <w:jc w:val="center"/>
         <w:tblBorders>
-          <w:top w:val="single" w:sz="12" w:space="0" w:color="000000"/>
-          <w:left w:val="none" w:sz="0" w:space="0" w:color="auto"/>
-          <w:bottom w:val="single" w:sz="12" w:space="0" w:color="000000"/>
-          <w:right w:val="none" w:sz="0" w:space="0" w:color="auto"/>
-          <w:insideH w:val="none" w:sz="0" w:space="0" w:color="auto"/>
-          <w:insideV w:val="none" w:sz="0" w:space="0" w:color="auto"/>
+          <w:top w:val="single" w:sz="12" w:space="0" w:color="333333"/>
+          <w:bottom w:val="single" w:sz="12" w:space="0" w:color="333333"/>
+          <w:left w:val="none"/>
+          <w:right w:val="none"/>
+          <w:insideH w:val="none"/>
+          <w:insideV w:val="none"/>
         </w:tblBorders>
-        <w:tblLook w:firstRow="1" w:lastRow="0" w:firstColumn="0" w:lastColumn="0" w:noHBand="0" w:noVBand="0" w:val="0020"/>
       </w:tblPr>
       <w:tblGrid>
         <w:gridCol w:w="1320"/>
@@ -18735,7 +18559,7 @@
         <w:tc>
           <w:tcPr>
             <w:tcBorders>
-              <w:bottom w:val="single" w:sz="8" w:space="0" w:color="000000"/>
+              <w:bottom w:val="single" w:sz="6" w:space="0" w:color="333333"/>
             </w:tcBorders>
           </w:tcPr>
           <w:p>
@@ -18755,7 +18579,7 @@
         <w:tc>
           <w:tcPr>
             <w:tcBorders>
-              <w:bottom w:val="single" w:sz="8" w:space="0" w:color="000000"/>
+              <w:bottom w:val="single" w:sz="6" w:space="0" w:color="333333"/>
             </w:tcBorders>
           </w:tcPr>
           <w:p>
@@ -18806,20 +18630,35 @@
                 <m:t>(</m:t>
               </m:r>
               <m:r>
+                <m:rPr>
+                  <m:sty m:val="p"/>
+                </m:rPr>
                 <m:t>k</m:t>
               </m:r>
               <m:r>
+                <m:rPr>
+                  <m:sty m:val="p"/>
+                </m:rPr>
                 <m:t>J</m:t>
-              </m:r>
-              <m:r>
-                <m:t>m</m:t>
-              </m:r>
-              <m:r>
-                <m:t>o</m:t>
               </m:r>
               <m:sSup>
                 <m:e>
                   <m:r>
+                    <m:rPr>
+                      <m:sty m:val="p"/>
+                    </m:rPr>
+                    <m:t>m</m:t>
+                  </m:r>
+                  <m:r>
+                    <m:rPr>
+                      <m:sty m:val="p"/>
+                    </m:rPr>
+                    <m:t>o</m:t>
+                  </m:r>
+                  <m:r>
+                    <m:rPr>
+                      <m:sty m:val="p"/>
+                    </m:rPr>
                     <m:t>l</m:t>
                   </m:r>
                 </m:e>
@@ -18854,7 +18693,7 @@
         <w:tc>
           <w:tcPr>
             <w:tcBorders>
-              <w:bottom w:val="single" w:sz="8" w:space="0" w:color="000000"/>
+              <w:bottom w:val="single" w:sz="6" w:space="0" w:color="333333"/>
             </w:tcBorders>
           </w:tcPr>
           <w:p>
@@ -18905,20 +18744,35 @@
                 <m:t>(</m:t>
               </m:r>
               <m:r>
+                <m:rPr>
+                  <m:sty m:val="p"/>
+                </m:rPr>
                 <m:t>k</m:t>
               </m:r>
               <m:r>
+                <m:rPr>
+                  <m:sty m:val="p"/>
+                </m:rPr>
                 <m:t>J</m:t>
-              </m:r>
-              <m:r>
-                <m:t>m</m:t>
-              </m:r>
-              <m:r>
-                <m:t>o</m:t>
               </m:r>
               <m:sSup>
                 <m:e>
                   <m:r>
+                    <m:rPr>
+                      <m:sty m:val="p"/>
+                    </m:rPr>
+                    <m:t>m</m:t>
+                  </m:r>
+                  <m:r>
+                    <m:rPr>
+                      <m:sty m:val="p"/>
+                    </m:rPr>
+                    <m:t>o</m:t>
+                  </m:r>
+                  <m:r>
+                    <m:rPr>
+                      <m:sty m:val="p"/>
+                    </m:rPr>
                     <m:t>l</m:t>
                   </m:r>
                 </m:e>
@@ -18953,7 +18807,7 @@
         <w:tc>
           <w:tcPr>
             <w:tcBorders>
-              <w:bottom w:val="single" w:sz="8" w:space="0" w:color="000000"/>
+              <w:bottom w:val="single" w:sz="6" w:space="0" w:color="333333"/>
             </w:tcBorders>
           </w:tcPr>
           <w:p>
@@ -18991,15 +18845,24 @@
               <m:r>
                 <m:t>J</m:t>
               </m:r>
-              <m:r>
-                <m:t>m</m:t>
-              </m:r>
-              <m:r>
-                <m:t>o</m:t>
-              </m:r>
               <m:sSup>
                 <m:e>
                   <m:r>
+                    <m:rPr>
+                      <m:sty m:val="p"/>
+                    </m:rPr>
+                    <m:t>m</m:t>
+                  </m:r>
+                  <m:r>
+                    <m:rPr>
+                      <m:sty m:val="p"/>
+                    </m:rPr>
+                    <m:t>o</m:t>
+                  </m:r>
+                  <m:r>
+                    <m:rPr>
+                      <m:sty m:val="p"/>
+                    </m:rPr>
                     <m:t>l</m:t>
                   </m:r>
                 </m:e>
@@ -19052,7 +18915,7 @@
         <w:tc>
           <w:tcPr>
             <w:tcBorders>
-              <w:bottom w:val="single" w:sz="8" w:space="0" w:color="000000"/>
+              <w:bottom w:val="single" w:sz="6" w:space="0" w:color="333333"/>
             </w:tcBorders>
           </w:tcPr>
           <w:p>
@@ -19099,15 +18962,24 @@
               <m:r>
                 <m:t>J</m:t>
               </m:r>
-              <m:r>
-                <m:t>m</m:t>
-              </m:r>
-              <m:r>
-                <m:t>o</m:t>
-              </m:r>
               <m:sSup>
                 <m:e>
                   <m:r>
+                    <m:rPr>
+                      <m:sty m:val="p"/>
+                    </m:rPr>
+                    <m:t>m</m:t>
+                  </m:r>
+                  <m:r>
+                    <m:rPr>
+                      <m:sty m:val="p"/>
+                    </m:rPr>
+                    <m:t>o</m:t>
+                  </m:r>
+                  <m:r>
+                    <m:rPr>
+                      <m:sty m:val="p"/>
+                    </m:rPr>
                     <m:t>l</m:t>
                   </m:r>
                 </m:e>
@@ -19160,7 +19032,7 @@
         <w:tc>
           <w:tcPr>
             <w:tcBorders>
-              <w:bottom w:val="single" w:sz="8" w:space="0" w:color="000000"/>
+              <w:bottom w:val="single" w:sz="6" w:space="0" w:color="333333"/>
             </w:tcBorders>
           </w:tcPr>
           <w:p>
@@ -19207,15 +19079,24 @@
               <m:r>
                 <m:t>J</m:t>
               </m:r>
-              <m:r>
-                <m:t>m</m:t>
-              </m:r>
-              <m:r>
-                <m:t>o</m:t>
-              </m:r>
               <m:sSup>
                 <m:e>
                   <m:r>
+                    <m:rPr>
+                      <m:sty m:val="p"/>
+                    </m:rPr>
+                    <m:t>m</m:t>
+                  </m:r>
+                  <m:r>
+                    <m:rPr>
+                      <m:sty m:val="p"/>
+                    </m:rPr>
+                    <m:t>o</m:t>
+                  </m:r>
+                  <m:r>
+                    <m:rPr>
+                      <m:sty m:val="p"/>
+                    </m:rPr>
                     <m:t>l</m:t>
                   </m:r>
                 </m:e>
@@ -19974,6 +19855,7 @@
       <w:pPr>
         <w:pStyle w:val="BodyText"/>
         <w:spacing w:before="120"/>
+        <w:ind w:firstLine="420"/>
       </w:pPr>
       <w:r>
         <w:rPr>
@@ -20032,13 +19914,18 @@
     </w:p>
     <w:p>
       <w:pPr>
-        <w:pStyle w:val="BodyText"/>
+        <w:pStyle w:val="Compact"/>
+        <w:numPr>
+          <w:ilvl w:val="0"/>
+          <w:numId w:val="1014"/>
+        </w:numPr>
+        <w:ind w:firstLine="420"/>
       </w:pPr>
       <w:r>
         <w:rPr>
           <w:rFonts w:ascii="Times New Roman" w:hAnsi="Times New Roman" w:eastAsia="Times New Roman" w:cs="Times New Roman"/>
         </w:rPr>
-        <w:t xml:space="preserve">5-1 2 mol H </w:t>
+        <w:t xml:space="preserve">2 mol H </w:t>
       </w:r>
       <w:r>
         <w:rPr>
@@ -20275,7 +20162,7 @@
               </m:e>
               <m:lim>
                 <m:r>
-                  <m:t xml:space="preserve"> </m:t>
+                  <m:t>​</m:t>
                 </m:r>
               </m:lim>
             </m:limUpp>
@@ -20323,18 +20210,16 @@
         </w:rPr>
         <w:t>。</w:t>
       </w:r>
-      <w:r>
-        <w:rPr>
-          <w:rFonts w:ascii="Times New Roman" w:hAnsi="Times New Roman" w:eastAsia="Times New Roman" w:cs="Times New Roman"/>
-        </w:rPr>
-        <w:t xml:space="preserve"> </w:t>
-      </w:r>
-      <w:r>
-        <w:rPr>
-          <w:rFonts w:ascii="Times New Roman" w:hAnsi="Times New Roman" w:eastAsia="Times New Roman" w:cs="Times New Roman"/>
-        </w:rPr>
-        <w:t xml:space="preserve">5-2 </w:t>
-      </w:r>
+    </w:p>
+    <w:p>
+      <w:pPr>
+        <w:pStyle w:val="Compact"/>
+        <w:numPr>
+          <w:ilvl w:val="0"/>
+          <w:numId w:val="1014"/>
+        </w:numPr>
+        <w:ind w:firstLine="420"/>
+      </w:pPr>
       <w:r>
         <w:rPr>
           <w:rFonts w:hint="eastAsia" w:ascii="Times New Roman" w:hAnsi="Times New Roman" w:eastAsia="FangSong" w:cs="Times New Roman"/>
@@ -20630,13 +20515,14 @@
     </w:p>
     <w:p>
       <w:pPr>
-        <w:pStyle w:val="BodyText"/>
+        <w:pStyle w:val="FirstParagraph"/>
+        <w:ind w:firstLine="420"/>
       </w:pPr>
       <w:r>
         <w:rPr>
           <w:rFonts w:ascii="Times New Roman" w:hAnsi="Times New Roman" w:eastAsia="Times New Roman" w:cs="Times New Roman"/>
         </w:rPr>
-        <w:t xml:space="preserve">5-2-1 </w:t>
+        <w:t xml:space="preserve">(2)① </w:t>
       </w:r>
       <w:r>
         <w:rPr>
@@ -20713,7 +20599,7 @@
         <w:rPr>
           <w:rFonts w:ascii="Times New Roman" w:hAnsi="Times New Roman" w:eastAsia="Times New Roman" w:cs="Times New Roman"/>
         </w:rPr>
-        <w:t xml:space="preserve">5-2-2 </w:t>
+        <w:t xml:space="preserve">(2)② </w:t>
       </w:r>
       <w:r>
         <w:rPr>
@@ -20930,7 +20816,7 @@
         <w:rPr>
           <w:rFonts w:ascii="Times New Roman" w:hAnsi="Times New Roman" w:eastAsia="Times New Roman" w:cs="Times New Roman"/>
         </w:rPr>
-        <w:t xml:space="preserve">5-3 </w:t>
+        <w:t xml:space="preserve">(3) </w:t>
       </w:r>
       <w:r>
         <w:rPr>
@@ -21125,7 +21011,7 @@
         </w:rPr>
         <w:drawing>
           <wp:inline>
-            <wp:extent cx="3588251" cy="2700000"/>
+            <wp:extent cx="3600000" cy="2700000"/>
             <wp:effectExtent b="0" l="0" r="0" t="0"/>
             <wp:docPr descr="" title="" id="45" name="Picture"/>
             <a:graphic>
@@ -21146,7 +21032,7 @@
                   <pic:spPr bwMode="auto">
                     <a:xfrm>
                       <a:off x="0" y="0"/>
-                      <a:ext cx="3588251" cy="2700000"/>
+                      <a:ext cx="3600000" cy="2700000"/>
                     </a:xfrm>
                     <a:prstGeom prst="rect">
                       <a:avLst/>
@@ -21168,12 +21054,13 @@
     <w:p>
       <w:pPr>
         <w:pStyle w:val="BodyText"/>
+        <w:ind w:firstLine="420"/>
       </w:pPr>
       <w:r>
         <w:rPr>
           <w:rFonts w:ascii="Times New Roman" w:hAnsi="Times New Roman" w:eastAsia="Times New Roman" w:cs="Times New Roman"/>
         </w:rPr>
-        <w:t xml:space="preserve">5-3-1 </w:t>
+        <w:t xml:space="preserve">(3)① </w:t>
       </w:r>
       <w:r>
         <w:rPr>
@@ -21212,7 +21099,7 @@
         </w:rPr>
         <w:drawing>
           <wp:inline>
-            <wp:extent cx="3240000" cy="3054857"/>
+            <wp:extent cx="3240000" cy="3076466"/>
             <wp:effectExtent b="0" l="0" r="0" t="0"/>
             <wp:docPr descr="" title="" id="48" name="Picture"/>
             <a:graphic>
@@ -21233,7 +21120,7 @@
                   <pic:spPr bwMode="auto">
                     <a:xfrm>
                       <a:off x="0" y="0"/>
-                      <a:ext cx="3240000" cy="3054857"/>
+                      <a:ext cx="3240000" cy="3076466"/>
                     </a:xfrm>
                     <a:prstGeom prst="rect">
                       <a:avLst/>
@@ -21275,7 +21162,7 @@
         </w:rPr>
         <w:drawing>
           <wp:inline>
-            <wp:extent cx="3240000" cy="3012268"/>
+            <wp:extent cx="3240000" cy="3015849"/>
             <wp:effectExtent b="0" l="0" r="0" t="0"/>
             <wp:docPr descr="" title="" id="51" name="Picture"/>
             <a:graphic>
@@ -21296,7 +21183,7 @@
                   <pic:spPr bwMode="auto">
                     <a:xfrm>
                       <a:off x="0" y="0"/>
-                      <a:ext cx="3240000" cy="3012268"/>
+                      <a:ext cx="3240000" cy="3015849"/>
                     </a:xfrm>
                     <a:prstGeom prst="rect">
                       <a:avLst/>
@@ -21338,7 +21225,7 @@
         </w:rPr>
         <w:drawing>
           <wp:inline>
-            <wp:extent cx="3240000" cy="3042058"/>
+            <wp:extent cx="3240000" cy="3044571"/>
             <wp:effectExtent b="0" l="0" r="0" t="0"/>
             <wp:docPr descr="" title="" id="54" name="Picture"/>
             <a:graphic>
@@ -21359,7 +21246,7 @@
                   <pic:spPr bwMode="auto">
                     <a:xfrm>
                       <a:off x="0" y="0"/>
-                      <a:ext cx="3240000" cy="3042058"/>
+                      <a:ext cx="3240000" cy="3044571"/>
                     </a:xfrm>
                     <a:prstGeom prst="rect">
                       <a:avLst/>
@@ -21401,7 +21288,7 @@
         </w:rPr>
         <w:drawing>
           <wp:inline>
-            <wp:extent cx="3240000" cy="2981214"/>
+            <wp:extent cx="3240000" cy="2984479"/>
             <wp:effectExtent b="0" l="0" r="0" t="0"/>
             <wp:docPr descr="" title="" id="57" name="Picture"/>
             <a:graphic>
@@ -21422,7 +21309,7 @@
                   <pic:spPr bwMode="auto">
                     <a:xfrm>
                       <a:off x="0" y="0"/>
-                      <a:ext cx="3240000" cy="2981214"/>
+                      <a:ext cx="3240000" cy="2984479"/>
                     </a:xfrm>
                     <a:prstGeom prst="rect">
                       <a:avLst/>
@@ -21455,12 +21342,13 @@
     <w:p>
       <w:pPr>
         <w:pStyle w:val="BodyText"/>
+        <w:ind w:firstLine="420"/>
       </w:pPr>
       <w:r>
         <w:rPr>
           <w:rFonts w:ascii="Times New Roman" w:hAnsi="Times New Roman" w:eastAsia="Times New Roman" w:cs="Times New Roman"/>
         </w:rPr>
-        <w:t xml:space="preserve">5-3-2 </w:t>
+        <w:t xml:space="preserve">(3)② </w:t>
       </w:r>
       <w:r>
         <w:rPr>
@@ -21626,7 +21514,7 @@
         <m:sSup>
           <m:e>
             <m:r>
-              <m:t xml:space="preserve"> </m:t>
+              <m:t>​</m:t>
             </m:r>
           </m:e>
           <m:sup>
@@ -22175,7 +22063,7 @@
         <w:rPr>
           <w:rFonts w:ascii="Times New Roman" w:hAnsi="Times New Roman" w:eastAsia="Times New Roman" w:cs="Times New Roman"/>
         </w:rPr>
-        <w:t xml:space="preserve">5-4 </w:t>
+        <w:t xml:space="preserve">(4) </w:t>
       </w:r>
       <w:r>
         <w:rPr>
@@ -22306,7 +22194,7 @@
         <w:rPr>
           <w:rFonts w:ascii="Times New Roman" w:hAnsi="Times New Roman" w:eastAsia="Times New Roman" w:cs="Times New Roman"/>
         </w:rPr>
-        <w:t xml:space="preserve">5-4-1 </w:t>
+        <w:t xml:space="preserve">(4)① </w:t>
       </w:r>
       <w:r>
         <w:rPr>
@@ -22401,7 +22289,7 @@
         <w:rPr>
           <w:rFonts w:ascii="Times New Roman" w:hAnsi="Times New Roman" w:eastAsia="Times New Roman" w:cs="Times New Roman"/>
         </w:rPr>
-        <w:t xml:space="preserve">5-4-2 </w:t>
+        <w:t xml:space="preserve">(4)② </w:t>
       </w:r>
       <w:r>
         <w:rPr>
@@ -22746,7 +22634,7 @@
         <w:rPr>
           <w:rFonts w:ascii="Times New Roman" w:hAnsi="Times New Roman" w:eastAsia="Times New Roman" w:cs="Times New Roman"/>
         </w:rPr>
-        <w:t xml:space="preserve">5-4-3 </w:t>
+        <w:t xml:space="preserve">(4)③ </w:t>
       </w:r>
       <w:r>
         <w:rPr>
@@ -23002,43 +22890,13 @@
     </w:p>
     <w:p>
       <w:pPr>
-        <w:spacing w:before="0" w:after="0"/>
+        <w:spacing w:before="160" w:after="80"/>
       </w:pPr>
-    </w:p>
-    <w:p>
-      <w:pPr>
-        <w:spacing w:before="0" w:after="0"/>
-      </w:pPr>
-    </w:p>
-    <w:p>
-      <w:pPr>
-        <w:spacing w:before="0" w:after="0"/>
-      </w:pPr>
-    </w:p>
-    <w:p>
-      <w:pPr>
-        <w:spacing w:before="0" w:after="0"/>
-      </w:pPr>
-    </w:p>
-    <w:p>
-      <w:pPr>
-        <w:spacing w:before="0" w:after="0"/>
-      </w:pPr>
-    </w:p>
-    <w:p>
-      <w:pPr>
-        <w:spacing w:before="0" w:after="0"/>
-      </w:pPr>
-    </w:p>
-    <w:p>
-      <w:pPr>
-        <w:spacing w:before="0" w:after="0"/>
-      </w:pPr>
-    </w:p>
-    <w:p>
-      <w:pPr>
-        <w:spacing w:before="0" w:after="0"/>
-      </w:pPr>
+      <w:r>
+        <w:pict>
+          <v:rect style="width:0;height:1.5pt" o:hralign="center" o:hrstd="t" o:hr="t"/>
+        </w:pict>
+      </w:r>
     </w:p>
     <w:p>
       <w:pPr>
@@ -23079,6 +22937,7 @@
     <w:p>
       <w:pPr>
         <w:pStyle w:val="FirstParagraph"/>
+        <w:ind w:firstLine="420"/>
       </w:pPr>
       <w:r>
         <w:rPr>
@@ -23164,6 +23023,7 @@
     <w:p>
       <w:pPr>
         <w:pStyle w:val="BodyText"/>
+        <w:ind w:firstLine="420"/>
       </w:pPr>
       <w:r>
         <w:rPr>
@@ -23229,6 +23089,7 @@
     <w:p>
       <w:pPr>
         <w:pStyle w:val="BodyText"/>
+        <w:ind w:firstLine="420"/>
       </w:pPr>
       <w:r>
         <w:rPr>
@@ -23259,6 +23120,7 @@
       <w:pPr>
         <w:pStyle w:val="BodyText"/>
         <w:spacing w:after="80"/>
+        <w:ind w:firstLine="420"/>
       </w:pPr>
       <w:r>
         <w:rPr>
@@ -23477,15 +23339,16 @@
         <w:tblStyle w:val="Table"/>
         <w:tblW w:type="pct" w:w="5000"/>
         <w:tblLayout w:type="fixed"/>
+        <w:tblLook w:firstRow="1" w:lastRow="0" w:firstColumn="0" w:lastColumn="0" w:noHBand="0" w:noVBand="0" w:val="0020"/>
+        <w:jc w:val="center"/>
         <w:tblBorders>
-          <w:top w:val="single" w:sz="12" w:space="0" w:color="000000"/>
-          <w:left w:val="none" w:sz="0" w:space="0" w:color="auto"/>
-          <w:bottom w:val="single" w:sz="12" w:space="0" w:color="000000"/>
-          <w:right w:val="none" w:sz="0" w:space="0" w:color="auto"/>
-          <w:insideH w:val="none" w:sz="0" w:space="0" w:color="auto"/>
-          <w:insideV w:val="none" w:sz="0" w:space="0" w:color="auto"/>
+          <w:top w:val="single" w:sz="12" w:space="0" w:color="333333"/>
+          <w:bottom w:val="single" w:sz="12" w:space="0" w:color="333333"/>
+          <w:left w:val="none"/>
+          <w:right w:val="none"/>
+          <w:insideH w:val="none"/>
+          <w:insideV w:val="none"/>
         </w:tblBorders>
-        <w:tblLook w:firstRow="1" w:lastRow="0" w:firstColumn="0" w:lastColumn="0" w:noHBand="0" w:noVBand="0" w:val="0020"/>
       </w:tblPr>
       <w:tblGrid>
         <w:gridCol w:w="1980"/>
@@ -23500,7 +23363,7 @@
         <w:tc>
           <w:tcPr>
             <w:tcBorders>
-              <w:bottom w:val="single" w:sz="8" w:space="0" w:color="000000"/>
+              <w:bottom w:val="single" w:sz="6" w:space="0" w:color="333333"/>
             </w:tcBorders>
           </w:tcPr>
           <w:p>
@@ -23520,7 +23383,7 @@
         <w:tc>
           <w:tcPr>
             <w:tcBorders>
-              <w:bottom w:val="single" w:sz="8" w:space="0" w:color="000000"/>
+              <w:bottom w:val="single" w:sz="6" w:space="0" w:color="333333"/>
             </w:tcBorders>
           </w:tcPr>
           <w:p>
@@ -23554,7 +23417,7 @@
         <w:tc>
           <w:tcPr>
             <w:tcBorders>
-              <w:bottom w:val="single" w:sz="8" w:space="0" w:color="000000"/>
+              <w:bottom w:val="single" w:sz="6" w:space="0" w:color="333333"/>
             </w:tcBorders>
           </w:tcPr>
           <w:p>
@@ -23588,7 +23451,7 @@
         <w:tc>
           <w:tcPr>
             <w:tcBorders>
-              <w:bottom w:val="single" w:sz="8" w:space="0" w:color="000000"/>
+              <w:bottom w:val="single" w:sz="6" w:space="0" w:color="333333"/>
             </w:tcBorders>
           </w:tcPr>
           <w:p>
@@ -24044,6 +23907,7 @@
       <w:pPr>
         <w:pStyle w:val="BodyText"/>
         <w:spacing w:before="120"/>
+        <w:ind w:firstLine="420"/>
       </w:pPr>
       <w:r>
         <w:rPr>
@@ -24181,16 +24045,14 @@
     </w:p>
     <w:p>
       <w:pPr>
-        <w:pStyle w:val="BodyText"/>
+        <w:numPr>
+          <w:ilvl w:val="0"/>
+          <w:numId w:val="1015"/>
+        </w:numPr>
+        <w:ind w:firstLine="420"/>
       </w:pPr>
       <w:r>
         <w:rPr>
-          <w:rFonts w:ascii="Times New Roman" w:hAnsi="Times New Roman" w:eastAsia="Times New Roman" w:cs="Times New Roman"/>
-        </w:rPr>
-        <w:t xml:space="preserve">2-1 </w:t>
-      </w:r>
-      <w:r>
-        <w:rPr>
           <w:rFonts w:hint="eastAsia" w:ascii="Times New Roman" w:hAnsi="Times New Roman" w:eastAsia="FangSong" w:cs="Times New Roman"/>
         </w:rPr>
         <w:t xml:space="preserve">计算反应级数</w:t>
@@ -24212,6 +24074,179 @@
           <w:rFonts w:ascii="Times New Roman" w:hAnsi="Times New Roman" w:eastAsia="Times New Roman" w:cs="Times New Roman"/>
         </w:rPr>
         <w:t xml:space="preserve"> n。</w:t>
+      </w:r>
+    </w:p>
+    <w:p>
+      <w:pPr>
+        <w:numPr>
+          <w:ilvl w:val="0"/>
+          <w:numId w:val="1015"/>
+        </w:numPr>
+        <w:ind w:firstLine="420"/>
+      </w:pPr>
+      <w:r>
+        <w:rPr>
+          <w:rFonts w:hint="eastAsia" w:ascii="Times New Roman" w:hAnsi="Times New Roman" w:eastAsia="FangSong" w:cs="Times New Roman"/>
+        </w:rPr>
+        <w:t xml:space="preserve">求速率常数</w:t>
+      </w:r>
+      <w:r>
+        <w:rPr>
+          <w:rFonts w:ascii="Times New Roman" w:hAnsi="Times New Roman" w:eastAsia="Times New Roman" w:cs="Times New Roman"/>
+        </w:rPr>
+        <w:t xml:space="preserve"> k </w:t>
+      </w:r>
+      <w:r>
+        <w:rPr>
+          <w:rFonts w:hint="eastAsia" w:ascii="Times New Roman" w:hAnsi="Times New Roman" w:eastAsia="FangSong" w:cs="Times New Roman"/>
+        </w:rPr>
+        <w:t>的数值及单位</w:t>
+      </w:r>
+      <w:r>
+        <w:rPr>
+          <w:rFonts w:hint="eastAsia" w:ascii="Times New Roman" w:hAnsi="Times New Roman" w:eastAsia="Times New Roman" w:cs="Times New Roman"/>
+        </w:rPr>
+        <w:t>。</w:t>
+      </w:r>
+    </w:p>
+    <w:p>
+      <w:pPr>
+        <w:numPr>
+          <w:ilvl w:val="0"/>
+          <w:numId w:val="1015"/>
+        </w:numPr>
+        <w:ind w:firstLine="420"/>
+      </w:pPr>
+      <w:r>
+        <w:rPr>
+          <w:rFonts w:hint="eastAsia" w:ascii="Times New Roman" w:hAnsi="Times New Roman" w:eastAsia="FangSong" w:cs="Times New Roman"/>
+        </w:rPr>
+        <w:t xml:space="preserve">计算实验</w:t>
+      </w:r>
+      <w:r>
+        <w:rPr>
+          <w:rFonts w:ascii="Times New Roman" w:hAnsi="Times New Roman" w:eastAsia="Times New Roman" w:cs="Times New Roman"/>
+        </w:rPr>
+        <w:t xml:space="preserve"> 4 </w:t>
+      </w:r>
+      <w:r>
+        <w:rPr>
+          <w:rFonts w:hint="eastAsia" w:ascii="Times New Roman" w:hAnsi="Times New Roman" w:eastAsia="FangSong" w:cs="Times New Roman"/>
+        </w:rPr>
+        <w:t>的初始速率</w:t>
+      </w:r>
+      <w:r>
+        <w:rPr>
+          <w:rFonts w:hint="eastAsia" w:ascii="Times New Roman" w:hAnsi="Times New Roman" w:eastAsia="Times New Roman" w:cs="Times New Roman"/>
+        </w:rPr>
+        <w:t>。</w:t>
+      </w:r>
+    </w:p>
+    <w:p>
+      <w:pPr>
+        <w:numPr>
+          <w:ilvl w:val="0"/>
+          <w:numId w:val="1015"/>
+        </w:numPr>
+        <w:ind w:firstLine="420"/>
+      </w:pPr>
+      <w:r>
+        <w:rPr>
+          <w:rFonts w:hint="eastAsia" w:ascii="Times New Roman" w:hAnsi="Times New Roman" w:eastAsia="FangSong" w:cs="Times New Roman"/>
+        </w:rPr>
+        <w:t xml:space="preserve">保持</w:t>
+      </w:r>
+      <w:r>
+        <w:rPr>
+          <w:rFonts w:ascii="Times New Roman" w:hAnsi="Times New Roman" w:eastAsia="Times New Roman" w:cs="Times New Roman"/>
+        </w:rPr>
+        <w:t xml:space="preserve"> c(SO</w:t>
+      </w:r>
+      <w:r>
+        <w:rPr>
+          <w:rFonts w:ascii="Times New Roman" w:hAnsi="Times New Roman" w:eastAsia="Times New Roman" w:cs="Times New Roman"/>
+          <w:vertAlign w:val="subscript"/>
+        </w:rPr>
+        <w:t>2</w:t>
+      </w:r>
+      <w:r>
+        <w:rPr>
+          <w:rFonts w:ascii="Times New Roman" w:hAnsi="Times New Roman" w:eastAsia="Times New Roman" w:cs="Times New Roman"/>
+        </w:rPr>
+        <w:t>)=0.20mol/L、c(O</w:t>
+      </w:r>
+      <w:r>
+        <w:rPr>
+          <w:rFonts w:ascii="Times New Roman" w:hAnsi="Times New Roman" w:eastAsia="Times New Roman" w:cs="Times New Roman"/>
+          <w:vertAlign w:val="subscript"/>
+        </w:rPr>
+        <w:t>2</w:t>
+      </w:r>
+      <w:r>
+        <w:rPr>
+          <w:rFonts w:ascii="Times New Roman" w:hAnsi="Times New Roman" w:eastAsia="Times New Roman" w:cs="Times New Roman"/>
+        </w:rPr>
+        <w:t xml:space="preserve">)=0.20mol/L </w:t>
+      </w:r>
+      <w:r>
+        <w:rPr>
+          <w:rFonts w:hint="eastAsia" w:ascii="Times New Roman" w:hAnsi="Times New Roman" w:eastAsia="FangSong" w:cs="Times New Roman"/>
+        </w:rPr>
+        <w:t>不变</w:t>
+      </w:r>
+      <w:r>
+        <w:rPr>
+          <w:rFonts w:hint="eastAsia" w:ascii="Times New Roman" w:hAnsi="Times New Roman" w:eastAsia="Times New Roman" w:cs="Times New Roman"/>
+        </w:rPr>
+        <w:t>，</w:t>
+      </w:r>
+      <w:r>
+        <w:rPr>
+          <w:rFonts w:hint="eastAsia" w:ascii="Times New Roman" w:hAnsi="Times New Roman" w:eastAsia="FangSong" w:cs="Times New Roman"/>
+        </w:rPr>
+        <w:t>测定不同温度下的速率常数</w:t>
+      </w:r>
+      <w:r>
+        <w:rPr>
+          <w:rFonts w:ascii="Times New Roman" w:hAnsi="Times New Roman" w:eastAsia="Times New Roman" w:cs="Times New Roman"/>
+        </w:rPr>
+        <w:t xml:space="preserve"> </w:t>
+      </w:r>
+      <w:r>
+        <w:rPr>
+          <w:rFonts w:hint="eastAsia" w:ascii="Times New Roman" w:hAnsi="Times New Roman" w:eastAsia="Times New Roman" w:cs="Times New Roman"/>
+        </w:rPr>
+        <w:t>k，</w:t>
+      </w:r>
+      <w:r>
+        <w:rPr>
+          <w:rFonts w:hint="eastAsia" w:ascii="Times New Roman" w:hAnsi="Times New Roman" w:eastAsia="FangSong" w:cs="Times New Roman"/>
+        </w:rPr>
+        <w:t>数据如下</w:t>
+      </w:r>
+      <w:r>
+        <w:rPr>
+          <w:rFonts w:hint="eastAsia" w:ascii="Times New Roman" w:hAnsi="Times New Roman" w:eastAsia="Times New Roman" w:cs="Times New Roman"/>
+        </w:rPr>
+        <w:t>：</w:t>
+      </w:r>
+    </w:p>
+    <w:p>
+      <w:pPr>
+        <w:pStyle w:val="FirstParagraph"/>
+        <w:ind w:firstLine="420"/>
+      </w:pPr>
+      <w:r>
+        <w:rPr>
+          <w:rFonts w:hint="eastAsia" w:ascii="Times New Roman" w:hAnsi="Times New Roman" w:eastAsia="FangSong" w:cs="Times New Roman"/>
+        </w:rPr>
+        <w:t xml:space="preserve">温度</w:t>
+      </w:r>
+      <w:r>
+        <w:rPr>
+          <w:rFonts w:ascii="Times New Roman" w:hAnsi="Times New Roman" w:eastAsia="Times New Roman" w:cs="Times New Roman"/>
+        </w:rPr>
+        <w:t xml:space="preserve"> T(K)</w:t>
       </w:r>
     </w:p>
     <w:p>
@@ -24222,31 +24257,7 @@
         <w:rPr>
           <w:rFonts w:ascii="Times New Roman" w:hAnsi="Times New Roman" w:eastAsia="Times New Roman" w:cs="Times New Roman"/>
         </w:rPr>
-        <w:t xml:space="preserve">2-2 </w:t>
-      </w:r>
-      <w:r>
-        <w:rPr>
-          <w:rFonts w:hint="eastAsia" w:ascii="Times New Roman" w:hAnsi="Times New Roman" w:eastAsia="FangSong" w:cs="Times New Roman"/>
-        </w:rPr>
-        <w:t xml:space="preserve">求速率常数</w:t>
-      </w:r>
-      <w:r>
-        <w:rPr>
-          <w:rFonts w:ascii="Times New Roman" w:hAnsi="Times New Roman" w:eastAsia="Times New Roman" w:cs="Times New Roman"/>
-        </w:rPr>
-        <w:t xml:space="preserve"> k </w:t>
-      </w:r>
-      <w:r>
-        <w:rPr>
-          <w:rFonts w:hint="eastAsia" w:ascii="Times New Roman" w:hAnsi="Times New Roman" w:eastAsia="FangSong" w:cs="Times New Roman"/>
-        </w:rPr>
-        <w:t>的数值及单位</w:t>
-      </w:r>
-      <w:r>
-        <w:rPr>
-          <w:rFonts w:hint="eastAsia" w:ascii="Times New Roman" w:hAnsi="Times New Roman" w:eastAsia="Times New Roman" w:cs="Times New Roman"/>
-        </w:rPr>
-        <w:t>。</w:t>
+        <w:t xml:space="preserve">300</w:t>
       </w:r>
     </w:p>
     <w:p>
@@ -24257,468 +24268,207 @@
         <w:rPr>
           <w:rFonts w:ascii="Times New Roman" w:hAnsi="Times New Roman" w:eastAsia="Times New Roman" w:cs="Times New Roman"/>
         </w:rPr>
-        <w:t xml:space="preserve">2-3 </w:t>
-      </w:r>
-      <w:r>
-        <w:rPr>
-          <w:rFonts w:hint="eastAsia" w:ascii="Times New Roman" w:hAnsi="Times New Roman" w:eastAsia="FangSong" w:cs="Times New Roman"/>
-        </w:rPr>
-        <w:t xml:space="preserve">计算实验</w:t>
-      </w:r>
-      <w:r>
-        <w:rPr>
-          <w:rFonts w:ascii="Times New Roman" w:hAnsi="Times New Roman" w:eastAsia="Times New Roman" w:cs="Times New Roman"/>
-        </w:rPr>
-        <w:t xml:space="preserve"> 4 </w:t>
-      </w:r>
-      <w:r>
-        <w:rPr>
-          <w:rFonts w:hint="eastAsia" w:ascii="Times New Roman" w:hAnsi="Times New Roman" w:eastAsia="FangSong" w:cs="Times New Roman"/>
-        </w:rPr>
-        <w:t>的初始速率</w:t>
-      </w:r>
-      <w:r>
-        <w:rPr>
-          <w:rFonts w:hint="eastAsia" w:ascii="Times New Roman" w:hAnsi="Times New Roman" w:eastAsia="Times New Roman" w:cs="Times New Roman"/>
-        </w:rPr>
-        <w:t>。</w:t>
+        <w:t xml:space="preserve">320</w:t>
+      </w:r>
+    </w:p>
+    <w:p>
+      <w:pPr>
+        <w:pStyle w:val="BodyText"/>
+      </w:pPr>
+      <w:r>
+        <w:rPr>
+          <w:rFonts w:ascii="Times New Roman" w:hAnsi="Times New Roman" w:eastAsia="Times New Roman" w:cs="Times New Roman"/>
+        </w:rPr>
+        <w:t xml:space="preserve">340</w:t>
+      </w:r>
+    </w:p>
+    <w:p>
+      <w:pPr>
+        <w:pStyle w:val="BodyText"/>
+      </w:pPr>
+      <w:r>
+        <w:rPr>
+          <w:rFonts w:ascii="Times New Roman" w:hAnsi="Times New Roman" w:eastAsia="Times New Roman" w:cs="Times New Roman"/>
+        </w:rPr>
+        <w:t xml:space="preserve">360</w:t>
+      </w:r>
+    </w:p>
+    <w:p>
+      <w:pPr>
+        <w:pStyle w:val="BodyText"/>
+      </w:pPr>
+      <w:r>
+        <w:rPr>
+          <w:rFonts w:ascii="Times New Roman" w:hAnsi="Times New Roman" w:eastAsia="Times New Roman" w:cs="Times New Roman"/>
+        </w:rPr>
+        <w:t xml:space="preserve">380</w:t>
+      </w:r>
+    </w:p>
+    <w:p>
+      <w:pPr>
+        <w:pStyle w:val="BodyText"/>
+      </w:pPr>
+      <w:r>
+        <w:rPr>
+          <w:rFonts w:ascii="Times New Roman" w:hAnsi="Times New Roman" w:eastAsia="Times New Roman" w:cs="Times New Roman"/>
+        </w:rPr>
+        <w:t xml:space="preserve">k</w:t>
+      </w:r>
+    </w:p>
+    <w:p>
+      <w:pPr>
+        <w:pStyle w:val="BodyText"/>
+      </w:pPr>
+      <w:r>
+        <w:rPr>
+          <w:rFonts w:ascii="Times New Roman" w:hAnsi="Times New Roman" w:eastAsia="Times New Roman" w:cs="Times New Roman"/>
+        </w:rPr>
+        <w:t xml:space="preserve">0.52</w:t>
+      </w:r>
+    </w:p>
+    <w:p>
+      <w:pPr>
+        <w:pStyle w:val="BodyText"/>
+      </w:pPr>
+      <w:r>
+        <w:rPr>
+          <w:rFonts w:ascii="Times New Roman" w:hAnsi="Times New Roman" w:eastAsia="Times New Roman" w:cs="Times New Roman"/>
+        </w:rPr>
+        <w:t xml:space="preserve">1.28</w:t>
+      </w:r>
+    </w:p>
+    <w:p>
+      <w:pPr>
+        <w:pStyle w:val="BodyText"/>
+      </w:pPr>
+      <w:r>
+        <w:rPr>
+          <w:rFonts w:ascii="Times New Roman" w:hAnsi="Times New Roman" w:eastAsia="Times New Roman" w:cs="Times New Roman"/>
+        </w:rPr>
+        <w:t xml:space="preserve">1.35</w:t>
+      </w:r>
+    </w:p>
+    <w:p>
+      <w:pPr>
+        <w:pStyle w:val="BodyText"/>
+      </w:pPr>
+      <w:r>
+        <w:rPr>
+          <w:rFonts w:ascii="Times New Roman" w:hAnsi="Times New Roman" w:eastAsia="Times New Roman" w:cs="Times New Roman"/>
+        </w:rPr>
+        <w:t xml:space="preserve">6.50</w:t>
+      </w:r>
+    </w:p>
+    <w:p>
+      <w:pPr>
+        <w:pStyle w:val="BodyText"/>
+      </w:pPr>
+      <w:r>
+        <w:rPr>
+          <w:rFonts w:ascii="Times New Roman" w:hAnsi="Times New Roman" w:eastAsia="Times New Roman" w:cs="Times New Roman"/>
+        </w:rPr>
+        <w:t xml:space="preserve">13.8</w:t>
+      </w:r>
+    </w:p>
+    <w:p>
+      <w:pPr>
+        <w:pStyle w:val="BodyText"/>
+        <w:ind w:firstLine="420"/>
+      </w:pPr>
+      <w:r>
+        <w:rPr>
+          <w:rFonts w:ascii="Times New Roman" w:hAnsi="Times New Roman" w:eastAsia="Times New Roman" w:cs="Times New Roman"/>
+        </w:rPr>
+        <w:t xml:space="preserve">(4)① </w:t>
+      </w:r>
+      <w:r>
+        <w:rPr>
+          <w:rFonts w:hint="eastAsia" w:ascii="Times New Roman" w:hAnsi="Times New Roman" w:eastAsia="FangSong" w:cs="Times New Roman"/>
+        </w:rPr>
+        <w:t>应该以什么为坐标进行回归计算</w:t>
+      </w:r>
+      <w:r>
+        <w:rPr>
+          <w:rFonts w:hint="eastAsia" w:ascii="Times New Roman" w:hAnsi="Times New Roman" w:eastAsia="Times New Roman" w:cs="Times New Roman"/>
+        </w:rPr>
+        <w:t>？</w:t>
+      </w:r>
+    </w:p>
+    <w:p>
+      <w:pPr>
+        <w:pStyle w:val="BodyText"/>
+        <w:ind w:firstLine="420"/>
+      </w:pPr>
+      <w:r>
+        <w:rPr>
+          <w:rFonts w:ascii="Times New Roman" w:hAnsi="Times New Roman" w:eastAsia="Times New Roman" w:cs="Times New Roman"/>
+        </w:rPr>
+        <w:t xml:space="preserve">(4)② </w:t>
+      </w:r>
+      <w:r>
+        <w:rPr>
+          <w:rFonts w:hint="eastAsia" w:ascii="Times New Roman" w:hAnsi="Times New Roman" w:eastAsia="FangSong" w:cs="Times New Roman"/>
+        </w:rPr>
+        <w:t xml:space="preserve">计算反应的活化能</w:t>
+      </w:r>
+      <w:r>
+        <w:rPr>
+          <w:rFonts w:ascii="Times New Roman" w:hAnsi="Times New Roman" w:eastAsia="Times New Roman" w:cs="Times New Roman"/>
+        </w:rPr>
+        <w:t xml:space="preserve"> </w:t>
+      </w:r>
+      <m:oMath>
+        <m:sSub>
+          <m:e>
+            <m:r>
+              <m:t>E</m:t>
+            </m:r>
+          </m:e>
+          <m:sub>
+            <m:r>
+              <m:t>a</m:t>
+            </m:r>
+          </m:sub>
+        </m:sSub>
+      </m:oMath>
+      <w:r>
+        <w:rPr>
+          <w:rFonts w:ascii="Times New Roman" w:hAnsi="Times New Roman" w:eastAsia="Times New Roman" w:cs="Times New Roman"/>
+        </w:rPr>
+        <w:t xml:space="preserve"> </w:t>
+      </w:r>
+      <w:r>
+        <w:rPr>
+          <w:rFonts w:hint="eastAsia" w:ascii="Times New Roman" w:hAnsi="Times New Roman" w:eastAsia="FangSong" w:cs="Times New Roman"/>
+        </w:rPr>
+        <w:t xml:space="preserve">和指前因子</w:t>
+      </w:r>
+      <w:r>
+        <w:rPr>
+          <w:rFonts w:ascii="Times New Roman" w:hAnsi="Times New Roman" w:eastAsia="Times New Roman" w:cs="Times New Roman"/>
+        </w:rPr>
+        <w:t xml:space="preserve"> A。</w:t>
+      </w:r>
+    </w:p>
+    <w:p>
+      <w:pPr>
+        <w:pStyle w:val="BodyText"/>
+        <w:ind w:firstLine="420"/>
+      </w:pPr>
+      <w:r>
+        <w:rPr>
+          <w:rFonts w:hint="eastAsia" w:ascii="Times New Roman" w:hAnsi="Times New Roman" w:eastAsia="FangSong" w:cs="Times New Roman"/>
+          <w:b/>
+          <w:bCs/>
+        </w:rPr>
+        <w:t xml:space="preserve">尾气处理反应的热力学分析</w:t>
       </w:r>
     </w:p>
     <w:p>
       <w:pPr>
         <w:pStyle w:val="BodyText"/>
         <w:spacing w:after="80"/>
-      </w:pPr>
-      <w:r>
-        <w:rPr>
-          <w:rFonts w:ascii="Times New Roman" w:hAnsi="Times New Roman" w:eastAsia="Times New Roman" w:cs="Times New Roman"/>
-        </w:rPr>
-        <w:t xml:space="preserve">2-4 </w:t>
-      </w:r>
-      <w:r>
-        <w:rPr>
-          <w:rFonts w:hint="eastAsia" w:ascii="Times New Roman" w:hAnsi="Times New Roman" w:eastAsia="FangSong" w:cs="Times New Roman"/>
-        </w:rPr>
-        <w:t xml:space="preserve">保持</w:t>
-      </w:r>
-      <w:r>
-        <w:rPr>
-          <w:rFonts w:ascii="Times New Roman" w:hAnsi="Times New Roman" w:eastAsia="Times New Roman" w:cs="Times New Roman"/>
-        </w:rPr>
-        <w:t xml:space="preserve"> c(SO</w:t>
-      </w:r>
-      <w:r>
-        <w:rPr>
-          <w:rFonts w:ascii="Times New Roman" w:hAnsi="Times New Roman" w:eastAsia="Times New Roman" w:cs="Times New Roman"/>
-          <w:vertAlign w:val="subscript"/>
-        </w:rPr>
-        <w:t>2</w:t>
-      </w:r>
-      <w:r>
-        <w:rPr>
-          <w:rFonts w:ascii="Times New Roman" w:hAnsi="Times New Roman" w:eastAsia="Times New Roman" w:cs="Times New Roman"/>
-        </w:rPr>
-        <w:t>)=0.20mol/L、c(O</w:t>
-      </w:r>
-      <w:r>
-        <w:rPr>
-          <w:rFonts w:ascii="Times New Roman" w:hAnsi="Times New Roman" w:eastAsia="Times New Roman" w:cs="Times New Roman"/>
-          <w:vertAlign w:val="subscript"/>
-        </w:rPr>
-        <w:t>2</w:t>
-      </w:r>
-      <w:r>
-        <w:rPr>
-          <w:rFonts w:ascii="Times New Roman" w:hAnsi="Times New Roman" w:eastAsia="Times New Roman" w:cs="Times New Roman"/>
-        </w:rPr>
-        <w:t xml:space="preserve">)=0.20mol/L </w:t>
-      </w:r>
-      <w:r>
-        <w:rPr>
-          <w:rFonts w:hint="eastAsia" w:ascii="Times New Roman" w:hAnsi="Times New Roman" w:eastAsia="FangSong" w:cs="Times New Roman"/>
-        </w:rPr>
-        <w:t>不变</w:t>
-      </w:r>
-      <w:r>
-        <w:rPr>
-          <w:rFonts w:hint="eastAsia" w:ascii="Times New Roman" w:hAnsi="Times New Roman" w:eastAsia="Times New Roman" w:cs="Times New Roman"/>
-        </w:rPr>
-        <w:t>，</w:t>
-      </w:r>
-      <w:r>
-        <w:rPr>
-          <w:rFonts w:hint="eastAsia" w:ascii="Times New Roman" w:hAnsi="Times New Roman" w:eastAsia="FangSong" w:cs="Times New Roman"/>
-        </w:rPr>
-        <w:t>测定不同温度下的速率常数</w:t>
-      </w:r>
-      <w:r>
-        <w:rPr>
-          <w:rFonts w:ascii="Times New Roman" w:hAnsi="Times New Roman" w:eastAsia="Times New Roman" w:cs="Times New Roman"/>
-        </w:rPr>
-        <w:t xml:space="preserve"> </w:t>
-      </w:r>
-      <w:r>
-        <w:rPr>
-          <w:rFonts w:hint="eastAsia" w:ascii="Times New Roman" w:hAnsi="Times New Roman" w:eastAsia="Times New Roman" w:cs="Times New Roman"/>
-        </w:rPr>
-        <w:t>k，</w:t>
-      </w:r>
-      <w:r>
-        <w:rPr>
-          <w:rFonts w:hint="eastAsia" w:ascii="Times New Roman" w:hAnsi="Times New Roman" w:eastAsia="FangSong" w:cs="Times New Roman"/>
-        </w:rPr>
-        <w:t>数据如下</w:t>
-      </w:r>
-      <w:r>
-        <w:rPr>
-          <w:rFonts w:hint="eastAsia" w:ascii="Times New Roman" w:hAnsi="Times New Roman" w:eastAsia="Times New Roman" w:cs="Times New Roman"/>
-        </w:rPr>
-        <w:t>：</w:t>
-      </w:r>
-    </w:p>
-    <w:tbl>
-      <w:tblPr>
-        <w:tblStyle w:val="Table"/>
-        <w:tblW w:type="auto" w:w="0"/>
-        <w:tblBorders>
-          <w:top w:val="single" w:sz="12" w:space="0" w:color="000000"/>
-          <w:left w:val="none" w:sz="0" w:space="0" w:color="auto"/>
-          <w:bottom w:val="single" w:sz="12" w:space="0" w:color="000000"/>
-          <w:right w:val="none" w:sz="0" w:space="0" w:color="auto"/>
-          <w:insideH w:val="none" w:sz="0" w:space="0" w:color="auto"/>
-          <w:insideV w:val="none" w:sz="0" w:space="0" w:color="auto"/>
-        </w:tblBorders>
-        <w:tblLook w:firstRow="1" w:lastRow="0" w:firstColumn="0" w:lastColumn="0" w:noHBand="0" w:noVBand="0" w:val="0020"/>
-      </w:tblPr>
-      <w:tblGrid>
-        <w:gridCol w:w="1320"/>
-        <w:gridCol w:w="1320"/>
-        <w:gridCol w:w="1320"/>
-        <w:gridCol w:w="1320"/>
-        <w:gridCol w:w="1320"/>
-        <w:gridCol w:w="1320"/>
-      </w:tblGrid>
-      <w:tr>
-        <w:trPr>
-          <w:tblHeader w:val="on"/>
-        </w:trPr>
-        <w:tc>
-          <w:tcPr>
-            <w:tcBorders>
-              <w:bottom w:val="single" w:sz="8" w:space="0" w:color="000000"/>
-            </w:tcBorders>
-          </w:tcPr>
-          <w:p>
-            <w:pPr>
-              <w:pStyle w:val="Compact"/>
-              <w:jc w:val="center"/>
-            </w:pPr>
-            <w:r>
-              <w:rPr>
-                <w:rFonts w:hint="eastAsia" w:ascii="Times New Roman" w:hAnsi="Times New Roman" w:eastAsia="SimHei" w:cs="Times New Roman"/>
-                <w:b/>
-              </w:rPr>
-              <w:t xml:space="preserve">温度</w:t>
-            </w:r>
-            <w:r>
-              <w:rPr>
-                <w:rFonts w:ascii="Times New Roman" w:hAnsi="Times New Roman" w:eastAsia="Times New Roman" w:cs="Times New Roman"/>
-                <w:b/>
-              </w:rPr>
-              <w:t xml:space="preserve"> T(K)</w:t>
-            </w:r>
-          </w:p>
-        </w:tc>
-        <w:tc>
-          <w:tcPr>
-            <w:tcBorders>
-              <w:bottom w:val="single" w:sz="8" w:space="0" w:color="000000"/>
-            </w:tcBorders>
-          </w:tcPr>
-          <w:p>
-            <w:pPr>
-              <w:pStyle w:val="Compact"/>
-              <w:jc w:val="center"/>
-            </w:pPr>
-            <w:r>
-              <w:rPr>
-                <w:rFonts w:ascii="Times New Roman" w:hAnsi="Times New Roman" w:eastAsia="Times New Roman" w:cs="Times New Roman"/>
-                <w:b/>
-              </w:rPr>
-              <w:t xml:space="preserve">300</w:t>
-            </w:r>
-          </w:p>
-        </w:tc>
-        <w:tc>
-          <w:tcPr>
-            <w:tcBorders>
-              <w:bottom w:val="single" w:sz="8" w:space="0" w:color="000000"/>
-            </w:tcBorders>
-          </w:tcPr>
-          <w:p>
-            <w:pPr>
-              <w:pStyle w:val="Compact"/>
-              <w:jc w:val="center"/>
-            </w:pPr>
-            <w:r>
-              <w:rPr>
-                <w:rFonts w:ascii="Times New Roman" w:hAnsi="Times New Roman" w:eastAsia="Times New Roman" w:cs="Times New Roman"/>
-                <w:b/>
-              </w:rPr>
-              <w:t xml:space="preserve">320</w:t>
-            </w:r>
-          </w:p>
-        </w:tc>
-        <w:tc>
-          <w:tcPr>
-            <w:tcBorders>
-              <w:bottom w:val="single" w:sz="8" w:space="0" w:color="000000"/>
-            </w:tcBorders>
-          </w:tcPr>
-          <w:p>
-            <w:pPr>
-              <w:pStyle w:val="Compact"/>
-              <w:jc w:val="center"/>
-            </w:pPr>
-            <w:r>
-              <w:rPr>
-                <w:rFonts w:ascii="Times New Roman" w:hAnsi="Times New Roman" w:eastAsia="Times New Roman" w:cs="Times New Roman"/>
-                <w:b/>
-              </w:rPr>
-              <w:t xml:space="preserve">340</w:t>
-            </w:r>
-          </w:p>
-        </w:tc>
-        <w:tc>
-          <w:tcPr>
-            <w:tcBorders>
-              <w:bottom w:val="single" w:sz="8" w:space="0" w:color="000000"/>
-            </w:tcBorders>
-          </w:tcPr>
-          <w:p>
-            <w:pPr>
-              <w:pStyle w:val="Compact"/>
-              <w:jc w:val="center"/>
-            </w:pPr>
-            <w:r>
-              <w:rPr>
-                <w:rFonts w:ascii="Times New Roman" w:hAnsi="Times New Roman" w:eastAsia="Times New Roman" w:cs="Times New Roman"/>
-                <w:b/>
-              </w:rPr>
-              <w:t xml:space="preserve">360</w:t>
-            </w:r>
-          </w:p>
-        </w:tc>
-        <w:tc>
-          <w:tcPr>
-            <w:tcBorders>
-              <w:bottom w:val="single" w:sz="8" w:space="0" w:color="000000"/>
-            </w:tcBorders>
-          </w:tcPr>
-          <w:p>
-            <w:pPr>
-              <w:pStyle w:val="Compact"/>
-              <w:jc w:val="center"/>
-            </w:pPr>
-            <w:r>
-              <w:rPr>
-                <w:rFonts w:ascii="Times New Roman" w:hAnsi="Times New Roman" w:eastAsia="Times New Roman" w:cs="Times New Roman"/>
-                <w:b/>
-              </w:rPr>
-              <w:t xml:space="preserve">380</w:t>
-            </w:r>
-          </w:p>
-        </w:tc>
-      </w:tr>
-      <w:tr>
-        <w:tc>
-          <w:tcPr/>
-          <w:p>
-            <w:pPr>
-              <w:pStyle w:val="Compact"/>
-              <w:jc w:val="center"/>
-            </w:pPr>
-            <w:r>
-              <w:rPr>
-                <w:rFonts w:ascii="Times New Roman" w:hAnsi="Times New Roman" w:eastAsia="Times New Roman" w:cs="Times New Roman"/>
-              </w:rPr>
-              <w:t xml:space="preserve">k</w:t>
-            </w:r>
-          </w:p>
-        </w:tc>
-        <w:tc>
-          <w:tcPr/>
-          <w:p>
-            <w:pPr>
-              <w:pStyle w:val="Compact"/>
-              <w:jc w:val="center"/>
-            </w:pPr>
-            <w:r>
-              <w:rPr>
-                <w:rFonts w:ascii="Times New Roman" w:hAnsi="Times New Roman" w:eastAsia="Times New Roman" w:cs="Times New Roman"/>
-              </w:rPr>
-              <w:t xml:space="preserve">0.52</w:t>
-            </w:r>
-          </w:p>
-        </w:tc>
-        <w:tc>
-          <w:tcPr/>
-          <w:p>
-            <w:pPr>
-              <w:pStyle w:val="Compact"/>
-              <w:jc w:val="center"/>
-            </w:pPr>
-            <w:r>
-              <w:rPr>
-                <w:rFonts w:ascii="Times New Roman" w:hAnsi="Times New Roman" w:eastAsia="Times New Roman" w:cs="Times New Roman"/>
-              </w:rPr>
-              <w:t xml:space="preserve">1.28</w:t>
-            </w:r>
-          </w:p>
-        </w:tc>
-        <w:tc>
-          <w:tcPr/>
-          <w:p>
-            <w:pPr>
-              <w:pStyle w:val="Compact"/>
-              <w:jc w:val="center"/>
-            </w:pPr>
-            <w:r>
-              <w:rPr>
-                <w:rFonts w:ascii="Times New Roman" w:hAnsi="Times New Roman" w:eastAsia="Times New Roman" w:cs="Times New Roman"/>
-              </w:rPr>
-              <w:t xml:space="preserve">1.35</w:t>
-            </w:r>
-          </w:p>
-        </w:tc>
-        <w:tc>
-          <w:tcPr/>
-          <w:p>
-            <w:pPr>
-              <w:pStyle w:val="Compact"/>
-              <w:jc w:val="center"/>
-            </w:pPr>
-            <w:r>
-              <w:rPr>
-                <w:rFonts w:ascii="Times New Roman" w:hAnsi="Times New Roman" w:eastAsia="Times New Roman" w:cs="Times New Roman"/>
-              </w:rPr>
-              <w:t xml:space="preserve">6.50</w:t>
-            </w:r>
-          </w:p>
-        </w:tc>
-        <w:tc>
-          <w:tcPr/>
-          <w:p>
-            <w:pPr>
-              <w:pStyle w:val="Compact"/>
-              <w:jc w:val="center"/>
-            </w:pPr>
-            <w:r>
-              <w:rPr>
-                <w:rFonts w:ascii="Times New Roman" w:hAnsi="Times New Roman" w:eastAsia="Times New Roman" w:cs="Times New Roman"/>
-              </w:rPr>
-              <w:t xml:space="preserve">13.8</w:t>
-            </w:r>
-          </w:p>
-        </w:tc>
-      </w:tr>
-    </w:tbl>
-    <w:p>
-      <w:pPr>
-        <w:pStyle w:val="BodyText"/>
-        <w:spacing w:before="120"/>
-      </w:pPr>
-      <w:r>
-        <w:rPr>
-          <w:rFonts w:ascii="Times New Roman" w:hAnsi="Times New Roman" w:eastAsia="Times New Roman" w:cs="Times New Roman"/>
-        </w:rPr>
-        <w:t xml:space="preserve">2-4-1 </w:t>
-      </w:r>
-      <w:r>
-        <w:rPr>
-          <w:rFonts w:hint="eastAsia" w:ascii="Times New Roman" w:hAnsi="Times New Roman" w:eastAsia="FangSong" w:cs="Times New Roman"/>
-        </w:rPr>
-        <w:t>应该以什么为坐标进行回归计算</w:t>
-      </w:r>
-      <w:r>
-        <w:rPr>
-          <w:rFonts w:hint="eastAsia" w:ascii="Times New Roman" w:hAnsi="Times New Roman" w:eastAsia="Times New Roman" w:cs="Times New Roman"/>
-        </w:rPr>
-        <w:t>？</w:t>
-      </w:r>
-    </w:p>
-    <w:p>
-      <w:pPr>
-        <w:pStyle w:val="BodyText"/>
-      </w:pPr>
-      <w:r>
-        <w:rPr>
-          <w:rFonts w:ascii="Times New Roman" w:hAnsi="Times New Roman" w:eastAsia="Times New Roman" w:cs="Times New Roman"/>
-        </w:rPr>
-        <w:t xml:space="preserve">2-4-2 </w:t>
-      </w:r>
-      <w:r>
-        <w:rPr>
-          <w:rFonts w:hint="eastAsia" w:ascii="Times New Roman" w:hAnsi="Times New Roman" w:eastAsia="FangSong" w:cs="Times New Roman"/>
-        </w:rPr>
-        <w:t xml:space="preserve">计算反应的活化能</w:t>
-      </w:r>
-      <w:r>
-        <w:rPr>
-          <w:rFonts w:ascii="Times New Roman" w:hAnsi="Times New Roman" w:eastAsia="Times New Roman" w:cs="Times New Roman"/>
-        </w:rPr>
-        <w:t xml:space="preserve"> </w:t>
-      </w:r>
-      <m:oMath>
-        <m:sSub>
-          <m:e>
-            <m:r>
-              <m:t>E</m:t>
-            </m:r>
-          </m:e>
-          <m:sub>
-            <m:r>
-              <m:t>a</m:t>
-            </m:r>
-          </m:sub>
-        </m:sSub>
-      </m:oMath>
-      <w:r>
-        <w:rPr>
-          <w:rFonts w:ascii="Times New Roman" w:hAnsi="Times New Roman" w:eastAsia="Times New Roman" w:cs="Times New Roman"/>
-        </w:rPr>
-        <w:t xml:space="preserve"> </w:t>
-      </w:r>
-      <w:r>
-        <w:rPr>
-          <w:rFonts w:hint="eastAsia" w:ascii="Times New Roman" w:hAnsi="Times New Roman" w:eastAsia="FangSong" w:cs="Times New Roman"/>
-        </w:rPr>
-        <w:t xml:space="preserve">和指前因子</w:t>
-      </w:r>
-      <w:r>
-        <w:rPr>
-          <w:rFonts w:ascii="Times New Roman" w:hAnsi="Times New Roman" w:eastAsia="Times New Roman" w:cs="Times New Roman"/>
-        </w:rPr>
-        <w:t xml:space="preserve"> A。</w:t>
-      </w:r>
-    </w:p>
-    <w:p>
-      <w:pPr>
-        <w:pStyle w:val="BodyText"/>
-      </w:pPr>
-      <w:r>
-        <w:rPr>
-          <w:rFonts w:hint="eastAsia" w:ascii="Times New Roman" w:hAnsi="Times New Roman" w:eastAsia="FangSong" w:cs="Times New Roman"/>
-          <w:b/>
-          <w:bCs/>
-        </w:rPr>
-        <w:t xml:space="preserve">尾气处理反应的热力学分析</w:t>
-      </w:r>
-    </w:p>
-    <w:p>
-      <w:pPr>
-        <w:pStyle w:val="BodyText"/>
-        <w:spacing w:after="80"/>
+        <w:ind w:firstLine="420"/>
       </w:pPr>
       <w:r>
         <w:rPr>
@@ -24951,15 +24701,16 @@
         <w:tblStyle w:val="Table"/>
         <w:tblW w:type="pct" w:w="5000"/>
         <w:tblLayout w:type="fixed"/>
+        <w:tblLook w:firstRow="1" w:lastRow="0" w:firstColumn="0" w:lastColumn="0" w:noHBand="0" w:noVBand="0" w:val="0020"/>
+        <w:jc w:val="center"/>
         <w:tblBorders>
-          <w:top w:val="single" w:sz="12" w:space="0" w:color="000000"/>
-          <w:left w:val="none" w:sz="0" w:space="0" w:color="auto"/>
-          <w:bottom w:val="single" w:sz="12" w:space="0" w:color="000000"/>
-          <w:right w:val="none" w:sz="0" w:space="0" w:color="auto"/>
-          <w:insideH w:val="none" w:sz="0" w:space="0" w:color="auto"/>
-          <w:insideV w:val="none" w:sz="0" w:space="0" w:color="auto"/>
+          <w:top w:val="single" w:sz="12" w:space="0" w:color="333333"/>
+          <w:bottom w:val="single" w:sz="12" w:space="0" w:color="333333"/>
+          <w:left w:val="none"/>
+          <w:right w:val="none"/>
+          <w:insideH w:val="none"/>
+          <w:insideV w:val="none"/>
         </w:tblBorders>
-        <w:tblLook w:firstRow="1" w:lastRow="0" w:firstColumn="0" w:lastColumn="0" w:noHBand="0" w:noVBand="0" w:val="0020"/>
       </w:tblPr>
       <w:tblGrid>
         <w:gridCol w:w="2640"/>
@@ -24973,7 +24724,7 @@
         <w:tc>
           <w:tcPr>
             <w:tcBorders>
-              <w:bottom w:val="single" w:sz="8" w:space="0" w:color="000000"/>
+              <w:bottom w:val="single" w:sz="6" w:space="0" w:color="333333"/>
             </w:tcBorders>
           </w:tcPr>
           <w:p>
@@ -24993,7 +24744,7 @@
         <w:tc>
           <w:tcPr>
             <w:tcBorders>
-              <w:bottom w:val="single" w:sz="8" w:space="0" w:color="000000"/>
+              <w:bottom w:val="single" w:sz="6" w:space="0" w:color="333333"/>
             </w:tcBorders>
           </w:tcPr>
           <w:p>
@@ -25022,7 +24773,10 @@
                 </m:e>
                 <m:sup>
                   <m:r>
-                    <m:t>θ</m:t>
+                    <m:rPr>
+                      <m:sty m:val="p"/>
+                    </m:rPr>
+                    <m:t>∘</m:t>
                   </m:r>
                 </m:sup>
               </m:sSup>
@@ -25033,9 +24787,15 @@
                 <m:t>(</m:t>
               </m:r>
               <m:r>
+                <m:rPr>
+                  <m:sty m:val="p"/>
+                </m:rPr>
                 <m:t>k</m:t>
               </m:r>
               <m:r>
+                <m:rPr>
+                  <m:sty m:val="p"/>
+                </m:rPr>
                 <m:t>J</m:t>
               </m:r>
               <m:r>
@@ -25044,15 +24804,24 @@
                 </m:rPr>
                 <m:t>·</m:t>
               </m:r>
-              <m:r>
-                <m:t>m</m:t>
-              </m:r>
-              <m:r>
-                <m:t>o</m:t>
-              </m:r>
               <m:sSup>
                 <m:e>
                   <m:r>
+                    <m:rPr>
+                      <m:sty m:val="p"/>
+                    </m:rPr>
+                    <m:t>m</m:t>
+                  </m:r>
+                  <m:r>
+                    <m:rPr>
+                      <m:sty m:val="p"/>
+                    </m:rPr>
+                    <m:t>o</m:t>
+                  </m:r>
+                  <m:r>
+                    <m:rPr>
+                      <m:sty m:val="p"/>
+                    </m:rPr>
                     <m:t>l</m:t>
                   </m:r>
                 </m:e>
@@ -25087,7 +24856,7 @@
         <w:tc>
           <w:tcPr>
             <w:tcBorders>
-              <w:bottom w:val="single" w:sz="8" w:space="0" w:color="000000"/>
+              <w:bottom w:val="single" w:sz="6" w:space="0" w:color="333333"/>
             </w:tcBorders>
           </w:tcPr>
           <w:p>
@@ -25107,7 +24876,10 @@
                 </m:e>
                 <m:sup>
                   <m:r>
-                    <m:t>θ</m:t>
+                    <m:rPr>
+                      <m:sty m:val="p"/>
+                    </m:rPr>
+                    <m:t>∘</m:t>
                   </m:r>
                 </m:sup>
               </m:sSup>
@@ -25118,6 +24890,9 @@
                 <m:t>(</m:t>
               </m:r>
               <m:r>
+                <m:rPr>
+                  <m:sty m:val="p"/>
+                </m:rPr>
                 <m:t>J</m:t>
               </m:r>
               <m:r>
@@ -25126,15 +24901,24 @@
                 </m:rPr>
                 <m:t>·</m:t>
               </m:r>
-              <m:r>
-                <m:t>m</m:t>
-              </m:r>
-              <m:r>
-                <m:t>o</m:t>
-              </m:r>
               <m:sSup>
                 <m:e>
                   <m:r>
+                    <m:rPr>
+                      <m:sty m:val="p"/>
+                    </m:rPr>
+                    <m:t>m</m:t>
+                  </m:r>
+                  <m:r>
+                    <m:rPr>
+                      <m:sty m:val="p"/>
+                    </m:rPr>
+                    <m:t>o</m:t>
+                  </m:r>
+                  <m:r>
+                    <m:rPr>
+                      <m:sty m:val="p"/>
+                    </m:rPr>
                     <m:t>l</m:t>
                   </m:r>
                 </m:e>
@@ -25159,6 +24943,9 @@
               <m:sSup>
                 <m:e>
                   <m:r>
+                    <m:rPr>
+                      <m:sty m:val="p"/>
+                    </m:rPr>
                     <m:t>K</m:t>
                   </m:r>
                 </m:e>
@@ -25398,12 +25185,13 @@
       <w:pPr>
         <w:pStyle w:val="BodyText"/>
         <w:spacing w:before="120"/>
+        <w:ind w:firstLine="420"/>
       </w:pPr>
       <w:r>
         <w:rPr>
           <w:rFonts w:ascii="Times New Roman" w:hAnsi="Times New Roman" w:eastAsia="Times New Roman" w:cs="Times New Roman"/>
         </w:rPr>
-        <w:t xml:space="preserve">2-5-1 </w:t>
+        <w:t xml:space="preserve">(5)① </w:t>
       </w:r>
       <w:r>
         <w:rPr>
@@ -25450,7 +25238,10 @@
           </m:e>
           <m:sup>
             <m:r>
-              <m:t>θ</m:t>
+              <m:rPr>
+                <m:sty m:val="p"/>
+              </m:rPr>
+              <m:t>∘</m:t>
             </m:r>
           </m:sup>
         </m:sSup>
@@ -25494,7 +25285,10 @@
           </m:e>
           <m:sup>
             <m:r>
-              <m:t>θ</m:t>
+              <m:rPr>
+                <m:sty m:val="p"/>
+              </m:rPr>
+              <m:t>∘</m:t>
             </m:r>
           </m:sup>
         </m:sSup>
@@ -25538,7 +25332,10 @@
           </m:e>
           <m:sup>
             <m:r>
-              <m:t>θ</m:t>
+              <m:rPr>
+                <m:sty m:val="p"/>
+              </m:rPr>
+              <m:t>∘</m:t>
             </m:r>
           </m:sup>
         </m:sSup>
@@ -25589,12 +25386,13 @@
     <w:p>
       <w:pPr>
         <w:pStyle w:val="BodyText"/>
+        <w:ind w:firstLine="420"/>
       </w:pPr>
       <w:r>
         <w:rPr>
           <w:rFonts w:ascii="Times New Roman" w:hAnsi="Times New Roman" w:eastAsia="Times New Roman" w:cs="Times New Roman"/>
         </w:rPr>
-        <w:t xml:space="preserve">2-5-2 </w:t>
+        <w:t xml:space="preserve">(5)② </w:t>
       </w:r>
       <w:r>
         <w:rPr>
@@ -25624,7 +25422,7 @@
         <w:rPr>
           <w:rFonts w:hint="eastAsia" w:ascii="Times New Roman" w:hAnsi="Times New Roman" w:eastAsia="Times New Roman" w:cs="Times New Roman"/>
         </w:rPr>
-        <w:t>Kθ，</w:t>
+        <w:t>K°，</w:t>
       </w:r>
       <w:r>
         <w:rPr>
@@ -25660,12 +25458,13 @@
     <w:p>
       <w:pPr>
         <w:pStyle w:val="BodyText"/>
+        <w:ind w:firstLine="420"/>
       </w:pPr>
       <w:r>
         <w:rPr>
           <w:rFonts w:ascii="Times New Roman" w:hAnsi="Times New Roman" w:eastAsia="Times New Roman" w:cs="Times New Roman"/>
         </w:rPr>
-        <w:t xml:space="preserve">2-5-3 </w:t>
+        <w:t xml:space="preserve">(5)③ </w:t>
       </w:r>
       <w:r>
         <w:rPr>
@@ -25689,48 +25488,18 @@
         <w:rPr>
           <w:rFonts w:ascii="Times New Roman" w:hAnsi="Times New Roman" w:eastAsia="Times New Roman" w:cs="Times New Roman"/>
         </w:rPr>
-        <w:t xml:space="preserve"> Kθ</w:t>
+        <w:t xml:space="preserve"> K°</w:t>
       </w:r>
     </w:p>
     <w:p>
       <w:pPr>
-        <w:spacing w:before="0" w:after="0"/>
+        <w:spacing w:before="160" w:after="80"/>
       </w:pPr>
-    </w:p>
-    <w:p>
-      <w:pPr>
-        <w:spacing w:before="0" w:after="0"/>
-      </w:pPr>
-    </w:p>
-    <w:p>
-      <w:pPr>
-        <w:spacing w:before="0" w:after="0"/>
-      </w:pPr>
-    </w:p>
-    <w:p>
-      <w:pPr>
-        <w:spacing w:before="0" w:after="0"/>
-      </w:pPr>
-    </w:p>
-    <w:p>
-      <w:pPr>
-        <w:spacing w:before="0" w:after="0"/>
-      </w:pPr>
-    </w:p>
-    <w:p>
-      <w:pPr>
-        <w:spacing w:before="0" w:after="0"/>
-      </w:pPr>
-    </w:p>
-    <w:p>
-      <w:pPr>
-        <w:spacing w:before="0" w:after="0"/>
-      </w:pPr>
-    </w:p>
-    <w:p>
-      <w:pPr>
-        <w:spacing w:before="0" w:after="0"/>
-      </w:pPr>
+      <w:r>
+        <w:pict>
+          <v:rect style="width:0;height:1.5pt" o:hralign="center" o:hrstd="t" o:hr="t"/>
+        </w:pict>
+      </w:r>
     </w:p>
     <w:p>
       <w:pPr>
@@ -25771,6 +25540,7 @@
     <w:p>
       <w:pPr>
         <w:pStyle w:val="FirstParagraph"/>
+        <w:ind w:firstLine="420"/>
       </w:pPr>
       <w:r>
         <w:rPr>
@@ -25933,6 +25703,7 @@
       <w:pPr>
         <w:pStyle w:val="BodyText"/>
         <w:spacing w:after="80"/>
+        <w:ind w:firstLine="420"/>
       </w:pPr>
       <w:r>
         <w:rPr>
@@ -25964,15 +25735,16 @@
         <w:tblStyle w:val="Table"/>
         <w:tblW w:type="pct" w:w="5000"/>
         <w:tblLayout w:type="fixed"/>
+        <w:tblLook w:firstRow="1" w:lastRow="0" w:firstColumn="0" w:lastColumn="0" w:noHBand="0" w:noVBand="0" w:val="0020"/>
+        <w:jc w:val="center"/>
         <w:tblBorders>
-          <w:top w:val="single" w:sz="12" w:space="0" w:color="000000"/>
-          <w:left w:val="none" w:sz="0" w:space="0" w:color="auto"/>
-          <w:bottom w:val="single" w:sz="12" w:space="0" w:color="000000"/>
-          <w:right w:val="none" w:sz="0" w:space="0" w:color="auto"/>
-          <w:insideH w:val="none" w:sz="0" w:space="0" w:color="auto"/>
-          <w:insideV w:val="none" w:sz="0" w:space="0" w:color="auto"/>
+          <w:top w:val="single" w:sz="12" w:space="0" w:color="333333"/>
+          <w:bottom w:val="single" w:sz="12" w:space="0" w:color="333333"/>
+          <w:left w:val="none"/>
+          <w:right w:val="none"/>
+          <w:insideH w:val="none"/>
+          <w:insideV w:val="none"/>
         </w:tblBorders>
-        <w:tblLook w:firstRow="1" w:lastRow="0" w:firstColumn="0" w:lastColumn="0" w:noHBand="0" w:noVBand="0" w:val="0020"/>
       </w:tblPr>
       <w:tblGrid>
         <w:gridCol w:w="2640"/>
@@ -25986,7 +25758,7 @@
         <w:tc>
           <w:tcPr>
             <w:tcBorders>
-              <w:bottom w:val="single" w:sz="8" w:space="0" w:color="000000"/>
+              <w:bottom w:val="single" w:sz="6" w:space="0" w:color="333333"/>
             </w:tcBorders>
           </w:tcPr>
           <w:p>
@@ -26006,7 +25778,7 @@
         <w:tc>
           <w:tcPr>
             <w:tcBorders>
-              <w:bottom w:val="single" w:sz="8" w:space="0" w:color="000000"/>
+              <w:bottom w:val="single" w:sz="6" w:space="0" w:color="333333"/>
             </w:tcBorders>
           </w:tcPr>
           <w:p>
@@ -26081,7 +25853,7 @@
         <w:tc>
           <w:tcPr>
             <w:tcBorders>
-              <w:bottom w:val="single" w:sz="8" w:space="0" w:color="000000"/>
+              <w:bottom w:val="single" w:sz="6" w:space="0" w:color="333333"/>
             </w:tcBorders>
           </w:tcPr>
           <w:p>
@@ -26568,6 +26340,7 @@
       <w:pPr>
         <w:pStyle w:val="BodyText"/>
         <w:spacing w:before="120"/>
+        <w:ind w:firstLine="420"/>
       </w:pPr>
       <w:r>
         <w:rPr>
@@ -26597,6 +26370,7 @@
     <w:p>
       <w:pPr>
         <w:pStyle w:val="BodyText"/>
+        <w:ind w:firstLine="420"/>
       </w:pPr>
       <w:r>
         <w:rPr>
@@ -26604,7 +26378,7 @@
           <w:b/>
           <w:bCs/>
         </w:rPr>
-        <w:t xml:space="preserve">7-1</w:t>
+        <w:t xml:space="preserve">(1)</w:t>
       </w:r>
       <w:r>
         <w:rPr>
@@ -26676,6 +26450,7 @@
     <w:p>
       <w:pPr>
         <w:pStyle w:val="BodyText"/>
+        <w:ind w:firstLine="420"/>
       </w:pPr>
       <w:r>
         <w:rPr>
@@ -26683,7 +26458,7 @@
           <w:b/>
           <w:bCs/>
         </w:rPr>
-        <w:t xml:space="preserve">7-2</w:t>
+        <w:t xml:space="preserve">(2)</w:t>
       </w:r>
       <w:r>
         <w:rPr>
@@ -26919,6 +26694,7 @@
     <w:p>
       <w:pPr>
         <w:pStyle w:val="BodyText"/>
+        <w:ind w:firstLine="420"/>
       </w:pPr>
       <w:r>
         <w:rPr>
@@ -26926,7 +26702,7 @@
           <w:b/>
           <w:bCs/>
         </w:rPr>
-        <w:t xml:space="preserve">7-3</w:t>
+        <w:t xml:space="preserve">(3)</w:t>
       </w:r>
       <w:r>
         <w:rPr>
@@ -27053,8 +26829,9 @@
       <w:pPr>
         <w:numPr>
           <w:ilvl w:val="0"/>
-          <w:numId w:val="1007"/>
+          <w:numId w:val="1016"/>
         </w:numPr>
+        <w:ind w:firstLine="420"/>
       </w:pPr>
       <w:r>
         <w:rPr>
@@ -27085,8 +26862,9 @@
       <w:pPr>
         <w:numPr>
           <w:ilvl w:val="0"/>
-          <w:numId w:val="1007"/>
+          <w:numId w:val="1016"/>
         </w:numPr>
+        <w:ind w:firstLine="420"/>
       </w:pPr>
       <w:r>
         <w:rPr>
@@ -27116,6 +26894,7 @@
     <w:p>
       <w:pPr>
         <w:pStyle w:val="FirstParagraph"/>
+        <w:ind w:firstLine="420"/>
       </w:pPr>
       <w:r>
         <w:rPr>
@@ -27123,7 +26902,7 @@
           <w:b/>
           <w:bCs/>
         </w:rPr>
-        <w:t xml:space="preserve">7-4</w:t>
+        <w:t xml:space="preserve">(4)</w:t>
       </w:r>
       <w:r>
         <w:rPr>
@@ -27170,43 +26949,13 @@
     </w:p>
     <w:p>
       <w:pPr>
-        <w:spacing w:before="0" w:after="0"/>
+        <w:spacing w:before="160" w:after="80"/>
       </w:pPr>
-    </w:p>
-    <w:p>
-      <w:pPr>
-        <w:spacing w:before="0" w:after="0"/>
-      </w:pPr>
-    </w:p>
-    <w:p>
-      <w:pPr>
-        <w:spacing w:before="0" w:after="0"/>
-      </w:pPr>
-    </w:p>
-    <w:p>
-      <w:pPr>
-        <w:spacing w:before="0" w:after="0"/>
-      </w:pPr>
-    </w:p>
-    <w:p>
-      <w:pPr>
-        <w:spacing w:before="0" w:after="0"/>
-      </w:pPr>
-    </w:p>
-    <w:p>
-      <w:pPr>
-        <w:spacing w:before="0" w:after="0"/>
-      </w:pPr>
-    </w:p>
-    <w:p>
-      <w:pPr>
-        <w:spacing w:before="0" w:after="0"/>
-      </w:pPr>
-    </w:p>
-    <w:p>
-      <w:pPr>
-        <w:spacing w:before="0" w:after="0"/>
-      </w:pPr>
+      <w:r>
+        <w:pict>
+          <v:rect style="width:0;height:1.5pt" o:hralign="center" o:hrstd="t" o:hr="t"/>
+        </w:pict>
+      </w:r>
     </w:p>
     <w:p>
       <w:pPr>
@@ -27247,6 +26996,7 @@
     <w:p>
       <w:pPr>
         <w:pStyle w:val="FirstParagraph"/>
+        <w:ind w:firstLine="420"/>
       </w:pPr>
       <w:r>
         <w:rPr>
@@ -27436,6 +27186,7 @@
     <w:p>
       <w:pPr>
         <w:pStyle w:val="BodyText"/>
+        <w:ind w:firstLine="420"/>
       </w:pPr>
       <w:r>
         <w:rPr>
@@ -27443,7 +27194,7 @@
           <w:b/>
           <w:bCs/>
         </w:rPr>
-        <w:t xml:space="preserve">5-1</w:t>
+        <w:t xml:space="preserve">(1)</w:t>
       </w:r>
       <w:r>
         <w:rPr>
@@ -27661,6 +27412,7 @@
     <w:p>
       <w:pPr>
         <w:pStyle w:val="BodyText"/>
+        <w:ind w:firstLine="420"/>
       </w:pPr>
       <w:r>
         <w:rPr>
@@ -27668,7 +27420,7 @@
           <w:b/>
           <w:bCs/>
         </w:rPr>
-        <w:t xml:space="preserve">5-2</w:t>
+        <w:t xml:space="preserve">(2)</w:t>
       </w:r>
       <w:r>
         <w:rPr>
@@ -27884,6 +27636,7 @@
     <w:p>
       <w:pPr>
         <w:pStyle w:val="BodyText"/>
+        <w:ind w:firstLine="420"/>
       </w:pPr>
       <w:r>
         <w:rPr>
@@ -27891,7 +27644,7 @@
           <w:b/>
           <w:bCs/>
         </w:rPr>
-        <w:t xml:space="preserve">5-3</w:t>
+        <w:t xml:space="preserve">(3)</w:t>
       </w:r>
       <w:r>
         <w:rPr>
@@ -28266,6 +28019,7 @@
     <w:p>
       <w:pPr>
         <w:pStyle w:val="BodyText"/>
+        <w:ind w:firstLine="420"/>
       </w:pPr>
       <w:r>
         <w:rPr>
@@ -28273,7 +28027,7 @@
           <w:b/>
           <w:bCs/>
         </w:rPr>
-        <w:t xml:space="preserve">5-4</w:t>
+        <w:t xml:space="preserve">(4)</w:t>
       </w:r>
       <w:r>
         <w:rPr>
@@ -28528,6 +28282,7 @@
     <w:p>
       <w:pPr>
         <w:pStyle w:val="BodyText"/>
+        <w:ind w:firstLine="420"/>
       </w:pPr>
       <w:r>
         <w:rPr>
@@ -28535,7 +28290,7 @@
           <w:b/>
           <w:bCs/>
         </w:rPr>
-        <w:t xml:space="preserve">5-5</w:t>
+        <w:t xml:space="preserve">(5)</w:t>
       </w:r>
       <w:r>
         <w:rPr>
@@ -28631,43 +28386,13 @@
     </w:p>
     <w:p>
       <w:pPr>
-        <w:spacing w:before="0" w:after="0"/>
+        <w:spacing w:before="160" w:after="80"/>
       </w:pPr>
-    </w:p>
-    <w:p>
-      <w:pPr>
-        <w:spacing w:before="0" w:after="0"/>
-      </w:pPr>
-    </w:p>
-    <w:p>
-      <w:pPr>
-        <w:spacing w:before="0" w:after="0"/>
-      </w:pPr>
-    </w:p>
-    <w:p>
-      <w:pPr>
-        <w:spacing w:before="0" w:after="0"/>
-      </w:pPr>
-    </w:p>
-    <w:p>
-      <w:pPr>
-        <w:spacing w:before="0" w:after="0"/>
-      </w:pPr>
-    </w:p>
-    <w:p>
-      <w:pPr>
-        <w:spacing w:before="0" w:after="0"/>
-      </w:pPr>
-    </w:p>
-    <w:p>
-      <w:pPr>
-        <w:spacing w:before="0" w:after="0"/>
-      </w:pPr>
-    </w:p>
-    <w:p>
-      <w:pPr>
-        <w:spacing w:before="0" w:after="0"/>
-      </w:pPr>
+      <w:r>
+        <w:pict>
+          <v:rect style="width:0;height:1.5pt" o:hralign="center" o:hrstd="t" o:hr="t"/>
+        </w:pict>
+      </w:r>
     </w:p>
     <w:p>
       <w:pPr>
@@ -28708,6 +28433,7 @@
     <w:p>
       <w:pPr>
         <w:pStyle w:val="FirstParagraph"/>
+        <w:ind w:firstLine="420"/>
       </w:pPr>
       <w:r>
         <w:rPr>
@@ -28876,6 +28602,7 @@
     <w:p>
       <w:pPr>
         <w:pStyle w:val="BodyText"/>
+        <w:ind w:firstLine="420"/>
       </w:pPr>
       <w:r>
         <w:rPr>
@@ -28883,7 +28610,7 @@
           <w:b/>
           <w:bCs/>
         </w:rPr>
-        <w:t xml:space="preserve">10-1</w:t>
+        <w:t xml:space="preserve">(1)</w:t>
       </w:r>
       <w:r>
         <w:rPr>
@@ -28957,6 +28684,7 @@
     <w:p>
       <w:pPr>
         <w:pStyle w:val="BlockText"/>
+        <w:ind w:firstLine="420"/>
       </w:pPr>
       <w:r>
         <w:rPr>
@@ -29090,6 +28818,7 @@
     <w:p>
       <w:pPr>
         <w:pStyle w:val="FirstParagraph"/>
+        <w:ind w:firstLine="420"/>
       </w:pPr>
       <w:r>
         <w:rPr>
@@ -29097,7 +28826,7 @@
           <w:b/>
           <w:bCs/>
         </w:rPr>
-        <w:t xml:space="preserve">10-2</w:t>
+        <w:t xml:space="preserve">(2)</w:t>
       </w:r>
       <w:r>
         <w:rPr>
@@ -29193,6 +28922,7 @@
     <w:p>
       <w:pPr>
         <w:pStyle w:val="BodyText"/>
+        <w:ind w:firstLine="420"/>
       </w:pPr>
       <w:r>
         <w:rPr>
@@ -29200,7 +28930,7 @@
           <w:b/>
           <w:bCs/>
         </w:rPr>
-        <w:t xml:space="preserve">10-3</w:t>
+        <w:t xml:space="preserve">(3)</w:t>
       </w:r>
       <w:r>
         <w:rPr>
@@ -29308,8 +29038,9 @@
         <w:pStyle w:val="Compact"/>
         <w:numPr>
           <w:ilvl w:val="0"/>
-          <w:numId w:val="1008"/>
+          <w:numId w:val="1017"/>
         </w:numPr>
+        <w:ind w:firstLine="420"/>
       </w:pPr>
       <w:r>
         <w:rPr>
@@ -29341,8 +29072,9 @@
         <w:pStyle w:val="Compact"/>
         <w:numPr>
           <w:ilvl w:val="0"/>
-          <w:numId w:val="1008"/>
+          <w:numId w:val="1017"/>
         </w:numPr>
+        <w:ind w:firstLine="420"/>
       </w:pPr>
       <w:r>
         <w:rPr>
@@ -29374,8 +29106,9 @@
         <w:pStyle w:val="Compact"/>
         <w:numPr>
           <w:ilvl w:val="0"/>
-          <w:numId w:val="1008"/>
+          <w:numId w:val="1017"/>
         </w:numPr>
+        <w:ind w:firstLine="420"/>
       </w:pPr>
       <w:r>
         <w:rPr>
@@ -29395,8 +29128,9 @@
         <w:pStyle w:val="Compact"/>
         <w:numPr>
           <w:ilvl w:val="0"/>
-          <w:numId w:val="1008"/>
+          <w:numId w:val="1017"/>
         </w:numPr>
+        <w:ind w:firstLine="420"/>
       </w:pPr>
       <w:r>
         <w:rPr>
@@ -29416,8 +29150,9 @@
         <w:pStyle w:val="Compact"/>
         <w:numPr>
           <w:ilvl w:val="0"/>
-          <w:numId w:val="1008"/>
+          <w:numId w:val="1017"/>
         </w:numPr>
+        <w:ind w:firstLine="420"/>
       </w:pPr>
       <w:r>
         <w:rPr>
@@ -29447,6 +29182,7 @@
     <w:p>
       <w:pPr>
         <w:pStyle w:val="FirstParagraph"/>
+        <w:ind w:firstLine="420"/>
       </w:pPr>
       <w:r>
         <w:rPr>
@@ -29454,7 +29190,7 @@
           <w:b/>
           <w:bCs/>
         </w:rPr>
-        <w:t xml:space="preserve">10-4</w:t>
+        <w:t xml:space="preserve">(4)</w:t>
       </w:r>
       <w:r>
         <w:rPr>
@@ -29523,6 +29259,7 @@
     <w:p>
       <w:pPr>
         <w:pStyle w:val="BodyText"/>
+        <w:ind w:firstLine="420"/>
       </w:pPr>
       <w:r>
         <w:rPr>
@@ -29530,7 +29267,7 @@
           <w:b/>
           <w:bCs/>
         </w:rPr>
-        <w:t xml:space="preserve">10-5</w:t>
+        <w:t xml:space="preserve">(5)</w:t>
       </w:r>
       <w:r>
         <w:rPr>
@@ -29603,6 +29340,7 @@
     <w:p>
       <w:pPr>
         <w:pStyle w:val="BodyText"/>
+        <w:ind w:firstLine="420"/>
       </w:pPr>
       <w:r>
         <w:rPr>
@@ -29610,7 +29348,7 @@
           <w:b/>
           <w:bCs/>
         </w:rPr>
-        <w:t xml:space="preserve">10-6</w:t>
+        <w:t xml:space="preserve">(6)</w:t>
       </w:r>
       <w:r>
         <w:rPr>
@@ -29682,6 +29420,7 @@
     <w:p>
       <w:pPr>
         <w:pStyle w:val="BodyText"/>
+        <w:ind w:firstLine="420"/>
       </w:pPr>
       <w:r>
         <w:rPr>
@@ -29689,7 +29428,7 @@
           <w:b/>
           <w:bCs/>
         </w:rPr>
-        <w:t xml:space="preserve">10-7</w:t>
+        <w:t xml:space="preserve">(7)</w:t>
       </w:r>
       <w:r>
         <w:rPr>
@@ -29749,6 +29488,7 @@
     <w:p>
       <w:pPr>
         <w:pStyle w:val="BodyText"/>
+        <w:ind w:firstLine="420"/>
       </w:pPr>
       <w:r>
         <w:rPr>
@@ -29756,7 +29496,7 @@
           <w:b/>
           <w:bCs/>
         </w:rPr>
-        <w:t xml:space="preserve">10-8</w:t>
+        <w:t xml:space="preserve">(8)</w:t>
       </w:r>
       <w:r>
         <w:rPr>
@@ -29780,6 +29520,7 @@
     <w:p>
       <w:pPr>
         <w:pStyle w:val="BodyText"/>
+        <w:ind w:firstLine="420"/>
       </w:pPr>
       <w:r>
         <w:rPr>
@@ -29787,7 +29528,7 @@
           <w:b/>
           <w:bCs/>
         </w:rPr>
-        <w:t xml:space="preserve">10-9</w:t>
+        <w:t xml:space="preserve">(9)</w:t>
       </w:r>
       <w:r>
         <w:rPr>
@@ -29810,43 +29551,13 @@
     </w:p>
     <w:p>
       <w:pPr>
-        <w:spacing w:before="0" w:after="0"/>
+        <w:spacing w:before="160" w:after="80"/>
       </w:pPr>
-    </w:p>
-    <w:p>
-      <w:pPr>
-        <w:spacing w:before="0" w:after="0"/>
-      </w:pPr>
-    </w:p>
-    <w:p>
-      <w:pPr>
-        <w:spacing w:before="0" w:after="0"/>
-      </w:pPr>
-    </w:p>
-    <w:p>
-      <w:pPr>
-        <w:spacing w:before="0" w:after="0"/>
-      </w:pPr>
-    </w:p>
-    <w:p>
-      <w:pPr>
-        <w:spacing w:before="0" w:after="0"/>
-      </w:pPr>
-    </w:p>
-    <w:p>
-      <w:pPr>
-        <w:spacing w:before="0" w:after="0"/>
-      </w:pPr>
-    </w:p>
-    <w:p>
-      <w:pPr>
-        <w:spacing w:before="0" w:after="0"/>
-      </w:pPr>
-    </w:p>
-    <w:p>
-      <w:pPr>
-        <w:spacing w:before="0" w:after="0"/>
-      </w:pPr>
+      <w:r>
+        <w:pict>
+          <v:rect style="width:0;height:1.5pt" o:hralign="center" o:hrstd="t" o:hr="t"/>
+        </w:pict>
+      </w:r>
     </w:p>
     <w:p>
       <w:pPr>
@@ -29887,6 +29598,7 @@
     <w:p>
       <w:pPr>
         <w:pStyle w:val="FirstParagraph"/>
+        <w:ind w:firstLine="420"/>
       </w:pPr>
       <w:r>
         <w:rPr>
@@ -30034,6 +29746,7 @@
     <w:p>
       <w:pPr>
         <w:pStyle w:val="BodyText"/>
+        <w:ind w:firstLine="420"/>
       </w:pPr>
       <w:r>
         <w:rPr>
@@ -30117,6 +29830,7 @@
     <w:p>
       <w:pPr>
         <w:pStyle w:val="BodyText"/>
+        <w:ind w:firstLine="420"/>
       </w:pPr>
       <w:r>
         <w:rPr>
@@ -30176,6 +29890,7 @@
     <w:p>
       <w:pPr>
         <w:pStyle w:val="BodyText"/>
+        <w:ind w:firstLine="420"/>
       </w:pPr>
       <w:r>
         <w:rPr>
@@ -30287,6 +30002,7 @@
     <w:p>
       <w:pPr>
         <w:pStyle w:val="BodyText"/>
+        <w:ind w:firstLine="420"/>
       </w:pPr>
       <w:r>
         <w:rPr>
@@ -30353,12 +30069,13 @@
     <w:p>
       <w:pPr>
         <w:pStyle w:val="BodyText"/>
+        <w:ind w:firstLine="420"/>
       </w:pPr>
       <w:r>
         <w:rPr>
           <w:rFonts w:ascii="Times New Roman" w:hAnsi="Times New Roman" w:eastAsia="Times New Roman" w:cs="Times New Roman"/>
         </w:rPr>
-        <w:t xml:space="preserve">4-1. </w:t>
+        <w:t xml:space="preserve">(1). </w:t>
       </w:r>
       <w:r>
         <w:rPr>
@@ -30430,7 +30147,7 @@
         <w:rPr>
           <w:rFonts w:ascii="Times New Roman" w:hAnsi="Times New Roman" w:eastAsia="Times New Roman" w:cs="Times New Roman"/>
         </w:rPr>
-        <w:t xml:space="preserve">4-2. </w:t>
+        <w:t xml:space="preserve">(2). </w:t>
       </w:r>
       <w:r>
         <w:rPr>
@@ -30460,6 +30177,7 @@
     <w:p>
       <w:pPr>
         <w:pStyle w:val="BodyText"/>
+        <w:ind w:firstLine="420"/>
       </w:pPr>
       <w:r>
         <w:rPr>
@@ -30498,7 +30216,7 @@
         </w:rPr>
         <w:drawing>
           <wp:inline>
-            <wp:extent cx="3595283" cy="801046"/>
+            <wp:extent cx="3600000" cy="801046"/>
             <wp:effectExtent b="0" l="0" r="0" t="0"/>
             <wp:docPr descr="" title="" id="71" name="Picture"/>
             <a:graphic>
@@ -30519,7 +30237,7 @@
                   <pic:spPr bwMode="auto">
                     <a:xfrm>
                       <a:off x="0" y="0"/>
-                      <a:ext cx="3595283" cy="801046"/>
+                      <a:ext cx="3600000" cy="801046"/>
                     </a:xfrm>
                     <a:prstGeom prst="rect">
                       <a:avLst/>
@@ -30541,12 +30259,13 @@
     <w:p>
       <w:pPr>
         <w:pStyle w:val="BodyText"/>
+        <w:ind w:firstLine="420"/>
       </w:pPr>
       <w:r>
         <w:rPr>
           <w:rFonts w:ascii="Times New Roman" w:hAnsi="Times New Roman" w:eastAsia="Times New Roman" w:cs="Times New Roman"/>
         </w:rPr>
-        <w:t xml:space="preserve">4-3. </w:t>
+        <w:t xml:space="preserve">(3). </w:t>
       </w:r>
       <w:r>
         <w:rPr>
@@ -30594,7 +30313,7 @@
         <w:rPr>
           <w:rFonts w:ascii="Times New Roman" w:hAnsi="Times New Roman" w:eastAsia="Times New Roman" w:cs="Times New Roman"/>
         </w:rPr>
-        <w:t xml:space="preserve">4-4. </w:t>
+        <w:t xml:space="preserve">(4). </w:t>
       </w:r>
       <w:r>
         <w:rPr>
@@ -30618,7 +30337,7 @@
         <w:rPr>
           <w:rFonts w:ascii="Times New Roman" w:hAnsi="Times New Roman" w:eastAsia="Times New Roman" w:cs="Times New Roman"/>
         </w:rPr>
-        <w:t xml:space="preserve">4-5. </w:t>
+        <w:t xml:space="preserve">(5). </w:t>
       </w:r>
       <w:r>
         <w:rPr>
@@ -30660,6 +30379,7 @@
     <w:p>
       <w:pPr>
         <w:pStyle w:val="BodyText"/>
+        <w:ind w:firstLine="420"/>
       </w:pPr>
       <w:r>
         <w:rPr>
@@ -30765,12 +30485,13 @@
     <w:p>
       <w:pPr>
         <w:pStyle w:val="BodyText"/>
+        <w:ind w:firstLine="420"/>
       </w:pPr>
       <w:r>
         <w:rPr>
           <w:rFonts w:ascii="Times New Roman" w:hAnsi="Times New Roman" w:eastAsia="Times New Roman" w:cs="Times New Roman"/>
         </w:rPr>
-        <w:t xml:space="preserve">4-6. </w:t>
+        <w:t xml:space="preserve">(6). </w:t>
       </w:r>
       <w:r>
         <w:rPr>
@@ -30811,43 +30532,13 @@
     </w:p>
     <w:p>
       <w:pPr>
-        <w:spacing w:before="0" w:after="0"/>
+        <w:spacing w:before="160" w:after="80"/>
       </w:pPr>
-    </w:p>
-    <w:p>
-      <w:pPr>
-        <w:spacing w:before="0" w:after="0"/>
-      </w:pPr>
-    </w:p>
-    <w:p>
-      <w:pPr>
-        <w:spacing w:before="0" w:after="0"/>
-      </w:pPr>
-    </w:p>
-    <w:p>
-      <w:pPr>
-        <w:spacing w:before="0" w:after="0"/>
-      </w:pPr>
-    </w:p>
-    <w:p>
-      <w:pPr>
-        <w:spacing w:before="0" w:after="0"/>
-      </w:pPr>
-    </w:p>
-    <w:p>
-      <w:pPr>
-        <w:spacing w:before="0" w:after="0"/>
-      </w:pPr>
-    </w:p>
-    <w:p>
-      <w:pPr>
-        <w:spacing w:before="0" w:after="0"/>
-      </w:pPr>
-    </w:p>
-    <w:p>
-      <w:pPr>
-        <w:spacing w:before="0" w:after="0"/>
-      </w:pPr>
+      <w:r>
+        <w:pict>
+          <v:rect style="width:0;height:1.5pt" o:hralign="center" o:hrstd="t" o:hr="t"/>
+        </w:pict>
+      </w:r>
     </w:p>
     <w:p>
       <w:pPr>
@@ -30888,6 +30579,7 @@
     <w:p>
       <w:pPr>
         <w:pStyle w:val="FirstParagraph"/>
+        <w:ind w:firstLine="420"/>
       </w:pPr>
       <w:r>
         <w:rPr>
@@ -30941,6 +30633,7 @@
     <w:p>
       <w:pPr>
         <w:pStyle w:val="BodyText"/>
+        <w:ind w:firstLine="420"/>
       </w:pPr>
       <w:r>
         <w:rPr>
@@ -31286,6 +30979,7 @@
     <w:p>
       <w:pPr>
         <w:pStyle w:val="BodyText"/>
+        <w:ind w:firstLine="420"/>
       </w:pPr>
       <w:r>
         <w:rPr>
@@ -31527,9 +31221,15 @@
           <m:t> </m:t>
         </m:r>
         <m:r>
+          <m:rPr>
+            <m:sty m:val="p"/>
+          </m:rPr>
           <m:t>k</m:t>
         </m:r>
         <m:r>
+          <m:rPr>
+            <m:sty m:val="p"/>
+          </m:rPr>
           <m:t>J</m:t>
         </m:r>
         <m:r>
@@ -31537,16 +31237,25 @@
             <m:sty m:val="p"/>
           </m:rPr>
           <m:t>⋅</m:t>
-        </m:r>
-        <m:r>
-          <m:t>m</m:t>
-        </m:r>
-        <m:r>
-          <m:t>o</m:t>
         </m:r>
         <m:sSup>
           <m:e>
             <m:r>
+              <m:rPr>
+                <m:sty m:val="p"/>
+              </m:rPr>
+              <m:t>m</m:t>
+            </m:r>
+            <m:r>
+              <m:rPr>
+                <m:sty m:val="p"/>
+              </m:rPr>
+              <m:t>o</m:t>
+            </m:r>
+            <m:r>
+              <m:rPr>
+                <m:sty m:val="p"/>
+              </m:rPr>
               <m:t>l</m:t>
             </m:r>
           </m:e>
@@ -31798,6 +31507,7 @@
     <w:p>
       <w:pPr>
         <w:pStyle w:val="BodyText"/>
+        <w:ind w:firstLine="420"/>
       </w:pPr>
       <w:r>
         <w:rPr>
@@ -31901,20 +31611,12 @@
     </w:p>
     <w:p>
       <w:pPr>
-        <w:pStyle w:val="BodyText"/>
+        <w:numPr>
+          <w:ilvl w:val="0"/>
+          <w:numId w:val="1018"/>
+        </w:numPr>
+        <w:ind w:firstLine="420"/>
       </w:pPr>
-      <w:r>
-        <w:rPr>
-          <w:rFonts w:ascii="Times New Roman" w:hAnsi="Times New Roman" w:eastAsia="Times New Roman" w:cs="Times New Roman"/>
-        </w:rPr>
-        <w:t xml:space="preserve">10-1</w:t>
-      </w:r>
-      <w:r>
-        <w:rPr>
-          <w:rFonts w:ascii="Times New Roman" w:hAnsi="Times New Roman" w:eastAsia="Times New Roman" w:cs="Times New Roman"/>
-        </w:rPr>
-        <w:t xml:space="preserve"> </w:t>
-      </w:r>
       <m:oMath>
         <m:oMathPr>
           <m:ctrlPr>
@@ -31997,14 +31699,12 @@
     </w:p>
     <w:p>
       <w:pPr>
-        <w:pStyle w:val="BodyText"/>
+        <w:numPr>
+          <w:ilvl w:val="0"/>
+          <w:numId w:val="1018"/>
+        </w:numPr>
+        <w:ind w:firstLine="420"/>
       </w:pPr>
-      <w:r>
-        <w:rPr>
-          <w:rFonts w:ascii="Times New Roman" w:hAnsi="Times New Roman" w:eastAsia="Times New Roman" w:cs="Times New Roman"/>
-        </w:rPr>
-        <w:t xml:space="preserve">10-2 </w:t>
-      </w:r>
       <w:r>
         <w:rPr>
           <w:rFonts w:hint="eastAsia" w:ascii="Times New Roman" w:hAnsi="Times New Roman" w:eastAsia="FangSong" w:cs="Times New Roman"/>
@@ -32093,14 +31793,12 @@
     </w:p>
     <w:p>
       <w:pPr>
-        <w:pStyle w:val="BodyText"/>
+        <w:numPr>
+          <w:ilvl w:val="0"/>
+          <w:numId w:val="1018"/>
+        </w:numPr>
+        <w:ind w:firstLine="420"/>
       </w:pPr>
-      <w:r>
-        <w:rPr>
-          <w:rFonts w:ascii="Times New Roman" w:hAnsi="Times New Roman" w:eastAsia="Times New Roman" w:cs="Times New Roman"/>
-        </w:rPr>
-        <w:t xml:space="preserve">10-3 </w:t>
-      </w:r>
       <w:r>
         <w:rPr>
           <w:rFonts w:hint="eastAsia" w:ascii="Times New Roman" w:hAnsi="Times New Roman" w:eastAsia="FangSong" w:cs="Times New Roman"/>
@@ -32261,14 +31959,12 @@
     </w:p>
     <w:p>
       <w:pPr>
-        <w:pStyle w:val="BodyText"/>
+        <w:numPr>
+          <w:ilvl w:val="0"/>
+          <w:numId w:val="1018"/>
+        </w:numPr>
+        <w:ind w:firstLine="420"/>
       </w:pPr>
-      <w:r>
-        <w:rPr>
-          <w:rFonts w:ascii="Times New Roman" w:hAnsi="Times New Roman" w:eastAsia="Times New Roman" w:cs="Times New Roman"/>
-        </w:rPr>
-        <w:t xml:space="preserve">10-4 </w:t>
-      </w:r>
       <w:r>
         <w:rPr>
           <w:rFonts w:hint="eastAsia" w:ascii="Times New Roman" w:hAnsi="Times New Roman" w:eastAsia="FangSong" w:cs="Times New Roman"/>
@@ -32442,43 +32138,13 @@
     </w:p>
     <w:p>
       <w:pPr>
-        <w:spacing w:before="0" w:after="0"/>
+        <w:spacing w:before="160" w:after="80"/>
       </w:pPr>
-    </w:p>
-    <w:p>
-      <w:pPr>
-        <w:spacing w:before="0" w:after="0"/>
-      </w:pPr>
-    </w:p>
-    <w:p>
-      <w:pPr>
-        <w:spacing w:before="0" w:after="0"/>
-      </w:pPr>
-    </w:p>
-    <w:p>
-      <w:pPr>
-        <w:spacing w:before="0" w:after="0"/>
-      </w:pPr>
-    </w:p>
-    <w:p>
-      <w:pPr>
-        <w:spacing w:before="0" w:after="0"/>
-      </w:pPr>
-    </w:p>
-    <w:p>
-      <w:pPr>
-        <w:spacing w:before="0" w:after="0"/>
-      </w:pPr>
-    </w:p>
-    <w:p>
-      <w:pPr>
-        <w:spacing w:before="0" w:after="0"/>
-      </w:pPr>
-    </w:p>
-    <w:p>
-      <w:pPr>
-        <w:spacing w:before="0" w:after="0"/>
-      </w:pPr>
+      <w:r>
+        <w:pict>
+          <v:rect style="width:0;height:1.5pt" o:hralign="center" o:hrstd="t" o:hr="t"/>
+        </w:pict>
+      </w:r>
     </w:p>
     <w:p>
       <w:pPr>
@@ -32520,6 +32186,7 @@
       <w:pPr>
         <w:pStyle w:val="FirstParagraph"/>
         <w:spacing w:after="80"/>
+        <w:ind w:firstLine="420"/>
       </w:pPr>
       <w:r>
         <w:rPr>
@@ -32527,7 +32194,7 @@
           <w:b/>
           <w:bCs/>
         </w:rPr>
-        <w:t xml:space="preserve">6-1</w:t>
+        <w:t xml:space="preserve">(1)</w:t>
       </w:r>
       <w:r>
         <w:rPr>
@@ -32625,15 +32292,16 @@
         <w:tblStyle w:val="Table"/>
         <w:tblW w:type="pct" w:w="5000"/>
         <w:tblLayout w:type="fixed"/>
+        <w:tblLook w:firstRow="1" w:lastRow="0" w:firstColumn="0" w:lastColumn="0" w:noHBand="0" w:noVBand="0" w:val="0020"/>
+        <w:jc w:val="center"/>
         <w:tblBorders>
-          <w:top w:val="single" w:sz="12" w:space="0" w:color="000000"/>
-          <w:left w:val="none" w:sz="0" w:space="0" w:color="auto"/>
-          <w:bottom w:val="single" w:sz="12" w:space="0" w:color="000000"/>
-          <w:right w:val="none" w:sz="0" w:space="0" w:color="auto"/>
-          <w:insideH w:val="none" w:sz="0" w:space="0" w:color="auto"/>
-          <w:insideV w:val="none" w:sz="0" w:space="0" w:color="auto"/>
+          <w:top w:val="single" w:sz="12" w:space="0" w:color="333333"/>
+          <w:bottom w:val="single" w:sz="12" w:space="0" w:color="333333"/>
+          <w:left w:val="none"/>
+          <w:right w:val="none"/>
+          <w:insideH w:val="none"/>
+          <w:insideV w:val="none"/>
         </w:tblBorders>
-        <w:tblLook w:firstRow="1" w:lastRow="0" w:firstColumn="0" w:lastColumn="0" w:noHBand="0" w:noVBand="0" w:val="0020"/>
       </w:tblPr>
       <w:tblGrid>
         <w:gridCol w:w="1131"/>
@@ -32651,7 +32319,7 @@
         <w:tc>
           <w:tcPr>
             <w:tcBorders>
-              <w:bottom w:val="single" w:sz="8" w:space="0" w:color="000000"/>
+              <w:bottom w:val="single" w:sz="6" w:space="0" w:color="333333"/>
             </w:tcBorders>
           </w:tcPr>
           <w:p>
@@ -32664,7 +32332,7 @@
         <w:tc>
           <w:tcPr>
             <w:tcBorders>
-              <w:bottom w:val="single" w:sz="8" w:space="0" w:color="000000"/>
+              <w:bottom w:val="single" w:sz="6" w:space="0" w:color="333333"/>
             </w:tcBorders>
           </w:tcPr>
           <w:p>
@@ -32699,7 +32367,7 @@
         <w:tc>
           <w:tcPr>
             <w:tcBorders>
-              <w:bottom w:val="single" w:sz="8" w:space="0" w:color="000000"/>
+              <w:bottom w:val="single" w:sz="6" w:space="0" w:color="333333"/>
             </w:tcBorders>
           </w:tcPr>
           <w:p>
@@ -32734,7 +32402,7 @@
         <w:tc>
           <w:tcPr>
             <w:tcBorders>
-              <w:bottom w:val="single" w:sz="8" w:space="0" w:color="000000"/>
+              <w:bottom w:val="single" w:sz="6" w:space="0" w:color="333333"/>
             </w:tcBorders>
           </w:tcPr>
           <w:p>
@@ -32769,7 +32437,7 @@
         <w:tc>
           <w:tcPr>
             <w:tcBorders>
-              <w:bottom w:val="single" w:sz="8" w:space="0" w:color="000000"/>
+              <w:bottom w:val="single" w:sz="6" w:space="0" w:color="333333"/>
             </w:tcBorders>
           </w:tcPr>
           <w:p>
@@ -32804,7 +32472,7 @@
         <w:tc>
           <w:tcPr>
             <w:tcBorders>
-              <w:bottom w:val="single" w:sz="8" w:space="0" w:color="000000"/>
+              <w:bottom w:val="single" w:sz="6" w:space="0" w:color="333333"/>
             </w:tcBorders>
           </w:tcPr>
           <w:p>
@@ -32839,7 +32507,7 @@
         <w:tc>
           <w:tcPr>
             <w:tcBorders>
-              <w:bottom w:val="single" w:sz="8" w:space="0" w:color="000000"/>
+              <w:bottom w:val="single" w:sz="6" w:space="0" w:color="333333"/>
             </w:tcBorders>
           </w:tcPr>
           <w:p>
@@ -33185,7 +32853,6 @@
           <w:p>
             <w:pPr>
               <w:pStyle w:val="Compact"/>
-              <w:spacing w:before="0" w:after="0"/>
               <w:jc w:val="center"/>
             </w:pPr>
             <m:oMath>
@@ -33334,6 +33001,7 @@
       <w:pPr>
         <w:pStyle w:val="BodyText"/>
         <w:spacing w:before="120"/>
+        <w:ind w:firstLine="420"/>
       </w:pPr>
       <w:r>
         <w:rPr>
@@ -33457,6 +33125,7 @@
     <w:p>
       <w:pPr>
         <w:pStyle w:val="FirstParagraph"/>
+        <w:ind w:firstLine="420"/>
       </w:pPr>
       <w:r>
         <w:rPr>
@@ -33516,6 +33185,7 @@
     <w:p>
       <w:pPr>
         <w:pStyle w:val="BodyText"/>
+        <w:ind w:firstLine="420"/>
       </w:pPr>
       <w:r>
         <w:rPr>
@@ -33523,7 +33193,7 @@
           <w:b/>
           <w:bCs/>
         </w:rPr>
-        <w:t xml:space="preserve">6-2</w:t>
+        <w:t xml:space="preserve">(2)</w:t>
       </w:r>
       <w:r>
         <w:rPr>
@@ -33655,6 +33325,7 @@
     <w:p>
       <w:pPr>
         <w:pStyle w:val="BodyText"/>
+        <w:ind w:firstLine="420"/>
       </w:pPr>
       <w:r>
         <w:rPr>
@@ -33662,7 +33333,7 @@
           <w:b/>
           <w:bCs/>
         </w:rPr>
-        <w:t xml:space="preserve">6-3</w:t>
+        <w:t xml:space="preserve">(3)</w:t>
       </w:r>
       <w:r>
         <w:rPr>
@@ -33721,43 +33392,13 @@
     </w:p>
     <w:p>
       <w:pPr>
-        <w:spacing w:before="0" w:after="0"/>
+        <w:spacing w:before="160" w:after="80"/>
       </w:pPr>
-    </w:p>
-    <w:p>
-      <w:pPr>
-        <w:spacing w:before="0" w:after="0"/>
-      </w:pPr>
-    </w:p>
-    <w:p>
-      <w:pPr>
-        <w:spacing w:before="0" w:after="0"/>
-      </w:pPr>
-    </w:p>
-    <w:p>
-      <w:pPr>
-        <w:spacing w:before="0" w:after="0"/>
-      </w:pPr>
-    </w:p>
-    <w:p>
-      <w:pPr>
-        <w:spacing w:before="0" w:after="0"/>
-      </w:pPr>
-    </w:p>
-    <w:p>
-      <w:pPr>
-        <w:spacing w:before="0" w:after="0"/>
-      </w:pPr>
-    </w:p>
-    <w:p>
-      <w:pPr>
-        <w:spacing w:before="0" w:after="0"/>
-      </w:pPr>
-    </w:p>
-    <w:p>
-      <w:pPr>
-        <w:spacing w:before="0" w:after="0"/>
-      </w:pPr>
+      <w:r>
+        <w:pict>
+          <v:rect style="width:0;height:1.5pt" o:hralign="center" o:hrstd="t" o:hr="t"/>
+        </w:pict>
+      </w:r>
     </w:p>
     <w:p>
       <w:pPr>
@@ -33798,6 +33439,7 @@
     <w:p>
       <w:pPr>
         <w:pStyle w:val="FirstParagraph"/>
+        <w:ind w:firstLine="420"/>
       </w:pPr>
       <w:r>
         <w:rPr>
@@ -33866,14 +33508,12 @@
     </w:p>
     <w:p>
       <w:pPr>
-        <w:pStyle w:val="BodyText"/>
+        <w:numPr>
+          <w:ilvl w:val="0"/>
+          <w:numId w:val="1019"/>
+        </w:numPr>
+        <w:ind w:firstLine="420"/>
       </w:pPr>
-      <w:r>
-        <w:rPr>
-          <w:rFonts w:ascii="Times New Roman" w:hAnsi="Times New Roman" w:eastAsia="Times New Roman" w:cs="Times New Roman"/>
-        </w:rPr>
-        <w:t xml:space="preserve">5-1 </w:t>
-      </w:r>
       <w:r>
         <w:rPr>
           <w:rFonts w:hint="eastAsia" w:ascii="Times New Roman" w:hAnsi="Times New Roman" w:eastAsia="FangSong" w:cs="Times New Roman"/>
@@ -33990,12 +33630,18 @@
         <m:r>
           <m:t> </m:t>
         </m:r>
-        <m:r>
-          <m:t>d</m:t>
-        </m:r>
         <m:sSup>
           <m:e>
             <m:r>
+              <m:rPr>
+                <m:sty m:val="p"/>
+              </m:rPr>
+              <m:t>d</m:t>
+            </m:r>
+            <m:r>
+              <m:rPr>
+                <m:sty m:val="p"/>
+              </m:rPr>
               <m:t>m</m:t>
             </m:r>
           </m:e>
@@ -34235,14 +33881,12 @@
     </w:p>
     <w:p>
       <w:pPr>
-        <w:pStyle w:val="BodyText"/>
+        <w:numPr>
+          <w:ilvl w:val="0"/>
+          <w:numId w:val="1019"/>
+        </w:numPr>
+        <w:ind w:firstLine="420"/>
       </w:pPr>
-      <w:r>
-        <w:rPr>
-          <w:rFonts w:ascii="Times New Roman" w:hAnsi="Times New Roman" w:eastAsia="Times New Roman" w:cs="Times New Roman"/>
-        </w:rPr>
-        <w:t xml:space="preserve">5-2 </w:t>
-      </w:r>
       <w:r>
         <w:rPr>
           <w:rFonts w:hint="eastAsia" w:ascii="Times New Roman" w:hAnsi="Times New Roman" w:eastAsia="FangSong" w:cs="Times New Roman"/>
@@ -34627,43 +34271,13 @@
     </w:p>
     <w:p>
       <w:pPr>
-        <w:spacing w:before="0" w:after="0"/>
+        <w:spacing w:before="160" w:after="80"/>
       </w:pPr>
-    </w:p>
-    <w:p>
-      <w:pPr>
-        <w:spacing w:before="0" w:after="0"/>
-      </w:pPr>
-    </w:p>
-    <w:p>
-      <w:pPr>
-        <w:spacing w:before="0" w:after="0"/>
-      </w:pPr>
-    </w:p>
-    <w:p>
-      <w:pPr>
-        <w:spacing w:before="0" w:after="0"/>
-      </w:pPr>
-    </w:p>
-    <w:p>
-      <w:pPr>
-        <w:spacing w:before="0" w:after="0"/>
-      </w:pPr>
-    </w:p>
-    <w:p>
-      <w:pPr>
-        <w:spacing w:before="0" w:after="0"/>
-      </w:pPr>
-    </w:p>
-    <w:p>
-      <w:pPr>
-        <w:spacing w:before="0" w:after="0"/>
-      </w:pPr>
-    </w:p>
-    <w:p>
-      <w:pPr>
-        <w:spacing w:before="0" w:after="0"/>
-      </w:pPr>
+      <w:r>
+        <w:pict>
+          <v:rect style="width:0;height:1.5pt" o:hralign="center" o:hrstd="t" o:hr="t"/>
+        </w:pict>
+      </w:r>
     </w:p>
     <w:p>
       <w:pPr>
@@ -34704,6 +34318,7 @@
     <w:p>
       <w:pPr>
         <w:pStyle w:val="FirstParagraph"/>
+        <w:ind w:firstLine="420"/>
       </w:pPr>
       <w:r>
         <w:rPr>
@@ -34836,7 +34451,7 @@
         </w:rPr>
         <w:drawing>
           <wp:inline>
-            <wp:extent cx="2413000" cy="2247900"/>
+            <wp:extent cx="2413000" cy="2273300"/>
             <wp:effectExtent b="0" l="0" r="0" t="0"/>
             <wp:docPr descr="" title="" id="81" name="Picture"/>
             <a:graphic>
@@ -34857,7 +34472,7 @@
                   <pic:spPr bwMode="auto">
                     <a:xfrm>
                       <a:off x="0" y="0"/>
-                      <a:ext cx="2413000" cy="2247900"/>
+                      <a:ext cx="2413000" cy="2273300"/>
                     </a:xfrm>
                     <a:prstGeom prst="rect">
                       <a:avLst/>
@@ -34879,6 +34494,7 @@
     <w:p>
       <w:pPr>
         <w:pStyle w:val="BodyText"/>
+        <w:ind w:firstLine="420"/>
       </w:pPr>
       <w:r>
         <w:rPr>
@@ -34886,7 +34502,7 @@
           <w:b/>
           <w:bCs/>
         </w:rPr>
-        <w:t xml:space="preserve">7-1</w:t>
+        <w:t xml:space="preserve">(1)</w:t>
       </w:r>
       <w:r>
         <w:rPr>
@@ -34998,6 +34614,7 @@
     <w:p>
       <w:pPr>
         <w:pStyle w:val="BodyText"/>
+        <w:ind w:firstLine="420"/>
       </w:pPr>
       <w:r>
         <w:rPr>
@@ -35005,7 +34622,7 @@
           <w:b/>
           <w:bCs/>
         </w:rPr>
-        <w:t xml:space="preserve">7-2</w:t>
+        <w:t xml:space="preserve">(2)</w:t>
       </w:r>
       <w:r>
         <w:rPr>
@@ -35079,6 +34696,7 @@
     <w:p>
       <w:pPr>
         <w:pStyle w:val="BodyText"/>
+        <w:ind w:firstLine="420"/>
       </w:pPr>
       <w:r>
         <w:rPr>
@@ -35086,7 +34704,7 @@
           <w:b/>
           <w:bCs/>
         </w:rPr>
-        <w:t xml:space="preserve">7-3</w:t>
+        <w:t xml:space="preserve">(3)</w:t>
       </w:r>
       <w:r>
         <w:rPr>
@@ -35293,6 +34911,7 @@
     <w:p>
       <w:pPr>
         <w:pStyle w:val="FirstParagraph"/>
+        <w:ind w:firstLine="420"/>
       </w:pPr>
       <w:r>
         <w:rPr>
@@ -35300,7 +34919,7 @@
           <w:b/>
           <w:bCs/>
         </w:rPr>
-        <w:t xml:space="preserve">7-4</w:t>
+        <w:t xml:space="preserve">(4)</w:t>
       </w:r>
       <w:r>
         <w:rPr>
@@ -35611,6 +35230,7 @@
     <w:p>
       <w:pPr>
         <w:pStyle w:val="BodyText"/>
+        <w:ind w:firstLine="420"/>
       </w:pPr>
       <w:r>
         <w:rPr>
@@ -35618,7 +35238,7 @@
           <w:b/>
           <w:bCs/>
         </w:rPr>
-        <w:t xml:space="preserve">7-5</w:t>
+        <w:t xml:space="preserve">(5)</w:t>
       </w:r>
       <w:r>
         <w:rPr>
@@ -35744,6 +35364,7 @@
     <w:p>
       <w:pPr>
         <w:pStyle w:val="BodyText"/>
+        <w:ind w:firstLine="420"/>
       </w:pPr>
       <w:r>
         <w:rPr>
@@ -35751,7 +35372,7 @@
           <w:b/>
           <w:bCs/>
         </w:rPr>
-        <w:t xml:space="preserve">7-6</w:t>
+        <w:t xml:space="preserve">(6)</w:t>
       </w:r>
       <w:r>
         <w:rPr>
@@ -35813,6 +35434,7 @@
     <w:p>
       <w:pPr>
         <w:pStyle w:val="BodyText"/>
+        <w:ind w:firstLine="420"/>
       </w:pPr>
       <w:r>
         <w:rPr>
@@ -35820,7 +35442,7 @@
           <w:b/>
           <w:bCs/>
         </w:rPr>
-        <w:t xml:space="preserve">7-7</w:t>
+        <w:t xml:space="preserve">(7)</w:t>
       </w:r>
       <w:r>
         <w:rPr>
@@ -35954,43 +35576,13 @@
     </w:p>
     <w:p>
       <w:pPr>
-        <w:spacing w:before="0" w:after="0"/>
+        <w:spacing w:before="160" w:after="80"/>
       </w:pPr>
-    </w:p>
-    <w:p>
-      <w:pPr>
-        <w:spacing w:before="0" w:after="0"/>
-      </w:pPr>
-    </w:p>
-    <w:p>
-      <w:pPr>
-        <w:spacing w:before="0" w:after="0"/>
-      </w:pPr>
-    </w:p>
-    <w:p>
-      <w:pPr>
-        <w:spacing w:before="0" w:after="0"/>
-      </w:pPr>
-    </w:p>
-    <w:p>
-      <w:pPr>
-        <w:spacing w:before="0" w:after="0"/>
-      </w:pPr>
-    </w:p>
-    <w:p>
-      <w:pPr>
-        <w:spacing w:before="0" w:after="0"/>
-      </w:pPr>
-    </w:p>
-    <w:p>
-      <w:pPr>
-        <w:spacing w:before="0" w:after="0"/>
-      </w:pPr>
-    </w:p>
-    <w:p>
-      <w:pPr>
-        <w:spacing w:before="0" w:after="0"/>
-      </w:pPr>
+      <w:r>
+        <w:pict>
+          <v:rect style="width:0;height:1.5pt" o:hralign="center" o:hrstd="t" o:hr="t"/>
+        </w:pict>
+      </w:r>
     </w:p>
     <w:p>
       <w:pPr>
@@ -36031,6 +35623,7 @@
     <w:p>
       <w:pPr>
         <w:pStyle w:val="FirstParagraph"/>
+        <w:ind w:firstLine="420"/>
       </w:pPr>
       <w:r>
         <w:rPr>
@@ -36309,6 +35902,7 @@
       <w:pPr>
         <w:pStyle w:val="BodyText"/>
         <w:spacing w:after="80"/>
+        <w:ind w:firstLine="420"/>
       </w:pPr>
       <w:r>
         <w:rPr>
@@ -36640,15 +36234,16 @@
       <w:tblPr>
         <w:tblStyle w:val="Table"/>
         <w:tblW w:type="auto" w:w="0"/>
+        <w:tblLook w:firstRow="1" w:lastRow="0" w:firstColumn="0" w:lastColumn="0" w:noHBand="0" w:noVBand="0" w:val="0020"/>
+        <w:jc w:val="center"/>
         <w:tblBorders>
-          <w:top w:val="single" w:sz="12" w:space="0" w:color="000000"/>
-          <w:left w:val="none" w:sz="0" w:space="0" w:color="auto"/>
-          <w:bottom w:val="single" w:sz="12" w:space="0" w:color="000000"/>
-          <w:right w:val="none" w:sz="0" w:space="0" w:color="auto"/>
-          <w:insideH w:val="none" w:sz="0" w:space="0" w:color="auto"/>
-          <w:insideV w:val="none" w:sz="0" w:space="0" w:color="auto"/>
+          <w:top w:val="single" w:sz="12" w:space="0" w:color="333333"/>
+          <w:bottom w:val="single" w:sz="12" w:space="0" w:color="333333"/>
+          <w:left w:val="none"/>
+          <w:right w:val="none"/>
+          <w:insideH w:val="none"/>
+          <w:insideV w:val="none"/>
         </w:tblBorders>
-        <w:tblLook w:firstRow="1" w:lastRow="0" w:firstColumn="0" w:lastColumn="0" w:noHBand="0" w:noVBand="0" w:val="0020"/>
       </w:tblPr>
       <w:tblGrid>
         <w:gridCol w:w="3960"/>
@@ -36661,7 +36256,7 @@
         <w:tc>
           <w:tcPr>
             <w:tcBorders>
-              <w:bottom w:val="single" w:sz="8" w:space="0" w:color="000000"/>
+              <w:bottom w:val="single" w:sz="6" w:space="0" w:color="333333"/>
             </w:tcBorders>
           </w:tcPr>
           <w:p>
@@ -36681,7 +36276,7 @@
         <w:tc>
           <w:tcPr>
             <w:tcBorders>
-              <w:bottom w:val="single" w:sz="8" w:space="0" w:color="000000"/>
+              <w:bottom w:val="single" w:sz="6" w:space="0" w:color="333333"/>
             </w:tcBorders>
           </w:tcPr>
           <w:p>
@@ -36858,6 +36453,7 @@
       <w:pPr>
         <w:pStyle w:val="BodyText"/>
         <w:spacing w:before="120"/>
+        <w:ind w:firstLine="420"/>
       </w:pPr>
       <w:r>
         <w:rPr>
@@ -36865,7 +36461,7 @@
           <w:b/>
           <w:bCs/>
         </w:rPr>
-        <w:t xml:space="preserve">5-1</w:t>
+        <w:t xml:space="preserve">(1)</w:t>
       </w:r>
       <w:r>
         <w:rPr>
@@ -36901,6 +36497,7 @@
     <w:p>
       <w:pPr>
         <w:pStyle w:val="BodyText"/>
+        <w:ind w:firstLine="420"/>
       </w:pPr>
       <w:r>
         <w:rPr>
@@ -36908,7 +36505,7 @@
           <w:b/>
           <w:bCs/>
         </w:rPr>
-        <w:t xml:space="preserve">5-2</w:t>
+        <w:t xml:space="preserve">(2)</w:t>
       </w:r>
       <w:r>
         <w:rPr>
@@ -37238,6 +36835,7 @@
     <w:p>
       <w:pPr>
         <w:pStyle w:val="BodyText"/>
+        <w:ind w:firstLine="420"/>
       </w:pPr>
       <w:r>
         <w:rPr>
@@ -37245,7 +36843,7 @@
           <w:b/>
           <w:bCs/>
         </w:rPr>
-        <w:t xml:space="preserve">5-3</w:t>
+        <w:t xml:space="preserve">(3)</w:t>
       </w:r>
       <w:r>
         <w:rPr>
@@ -37292,28 +36890,13 @@
     </w:p>
     <w:p>
       <w:pPr>
-        <w:spacing w:before="0" w:after="0"/>
+        <w:spacing w:before="160" w:after="80"/>
       </w:pPr>
-    </w:p>
-    <w:p>
-      <w:pPr>
-        <w:spacing w:before="0" w:after="0"/>
-      </w:pPr>
-    </w:p>
-    <w:p>
-      <w:pPr>
-        <w:spacing w:before="0" w:after="0"/>
-      </w:pPr>
-    </w:p>
-    <w:p>
-      <w:pPr>
-        <w:spacing w:before="0" w:after="0"/>
-      </w:pPr>
-    </w:p>
-    <w:p>
-      <w:pPr>
-        <w:spacing w:before="0" w:after="0"/>
-      </w:pPr>
+      <w:r>
+        <w:pict>
+          <v:rect style="width:0;height:1.5pt" o:hralign="center" o:hrstd="t" o:hr="t"/>
+        </w:pict>
+      </w:r>
     </w:p>
     <w:p>
       <w:pPr>
@@ -37354,6 +36937,7 @@
     <w:p>
       <w:pPr>
         <w:pStyle w:val="FirstParagraph"/>
+        <w:ind w:firstLine="420"/>
       </w:pPr>
       <w:r>
         <w:rPr>
@@ -37431,6 +37015,7 @@
     <w:p>
       <w:pPr>
         <w:pStyle w:val="BodyText"/>
+        <w:ind w:firstLine="420"/>
       </w:pPr>
       <w:r>
         <w:rPr>
@@ -37866,16 +37451,15 @@
     </w:p>
     <w:p>
       <w:pPr>
-        <w:pStyle w:val="BodyText"/>
+        <w:pStyle w:val="Compact"/>
+        <w:numPr>
+          <w:ilvl w:val="0"/>
+          <w:numId w:val="1020"/>
+        </w:numPr>
+        <w:ind w:firstLine="420"/>
       </w:pPr>
       <w:r>
         <w:rPr>
-          <w:rFonts w:ascii="Times New Roman" w:hAnsi="Times New Roman" w:eastAsia="Times New Roman" w:cs="Times New Roman"/>
-        </w:rPr>
-        <w:t xml:space="preserve">5-1 </w:t>
-      </w:r>
-      <w:r>
-        <w:rPr>
           <w:rFonts w:hint="eastAsia" w:ascii="Times New Roman" w:hAnsi="Times New Roman" w:eastAsia="FangSong" w:cs="Times New Roman"/>
         </w:rPr>
         <w:t>请通过计算确定铁锈的主要成分</w:t>
@@ -37885,81 +37469,83 @@
           <w:rFonts w:hint="eastAsia" w:ascii="Times New Roman" w:hAnsi="Times New Roman" w:eastAsia="Times New Roman" w:cs="Times New Roman"/>
         </w:rPr>
         <w:t>。</w:t>
+      </w:r>
+    </w:p>
+    <w:p>
+      <w:pPr>
+        <w:pStyle w:val="FirstParagraph"/>
+        <w:ind w:firstLine="420"/>
+      </w:pPr>
+      <w:r>
+        <w:rPr>
+          <w:rFonts w:ascii="Times New Roman" w:hAnsi="Times New Roman" w:eastAsia="Times New Roman" w:cs="Times New Roman"/>
+        </w:rPr>
+        <w:t xml:space="preserve">(2)① </w:t>
+      </w:r>
+      <w:r>
+        <w:rPr>
+          <w:rFonts w:hint="eastAsia" w:ascii="Times New Roman" w:hAnsi="Times New Roman" w:eastAsia="FangSong" w:cs="Times New Roman"/>
+        </w:rPr>
+        <w:t xml:space="preserve">铁丝在纯氧中燃烧时的反应温度至少为</w:t>
+      </w:r>
+      <w:r>
+        <w:rPr>
+          <w:rFonts w:ascii="Times New Roman" w:hAnsi="Times New Roman" w:eastAsia="Times New Roman" w:cs="Times New Roman"/>
+        </w:rPr>
+        <w:t xml:space="preserve"> ____ ℃。</w:t>
       </w:r>
     </w:p>
     <w:p>
       <w:pPr>
         <w:pStyle w:val="BodyText"/>
+        <w:ind w:firstLine="420"/>
       </w:pPr>
       <w:r>
         <w:rPr>
           <w:rFonts w:ascii="Times New Roman" w:hAnsi="Times New Roman" w:eastAsia="Times New Roman" w:cs="Times New Roman"/>
         </w:rPr>
-        <w:t xml:space="preserve">5-2-1 </w:t>
-      </w:r>
-      <w:r>
-        <w:rPr>
-          <w:rFonts w:hint="eastAsia" w:ascii="Times New Roman" w:hAnsi="Times New Roman" w:eastAsia="FangSong" w:cs="Times New Roman"/>
-        </w:rPr>
-        <w:t xml:space="preserve">铁丝在纯氧中燃烧时的反应温度至少为</w:t>
-      </w:r>
-      <w:r>
-        <w:rPr>
-          <w:rFonts w:ascii="Times New Roman" w:hAnsi="Times New Roman" w:eastAsia="Times New Roman" w:cs="Times New Roman"/>
-        </w:rPr>
-        <w:t xml:space="preserve"> ____ ℃。</w:t>
+        <w:t xml:space="preserve">(2)② </w:t>
+      </w:r>
+      <w:r>
+        <w:rPr>
+          <w:rFonts w:hint="eastAsia" w:ascii="Times New Roman" w:hAnsi="Times New Roman" w:eastAsia="FangSong" w:cs="Times New Roman"/>
+        </w:rPr>
+        <w:t>在该温度下通过计算确定黑色固体的主要成分</w:t>
+      </w:r>
+      <w:r>
+        <w:rPr>
+          <w:rFonts w:hint="eastAsia" w:ascii="Times New Roman" w:hAnsi="Times New Roman" w:eastAsia="Times New Roman" w:cs="Times New Roman"/>
+        </w:rPr>
+        <w:t>。</w:t>
       </w:r>
     </w:p>
     <w:p>
       <w:pPr>
-        <w:pStyle w:val="BodyText"/>
+        <w:pStyle w:val="Compact"/>
+        <w:numPr>
+          <w:ilvl w:val="0"/>
+          <w:numId w:val="1021"/>
+        </w:numPr>
+        <w:ind w:firstLine="420"/>
       </w:pPr>
       <w:r>
         <w:rPr>
-          <w:rFonts w:ascii="Times New Roman" w:hAnsi="Times New Roman" w:eastAsia="Times New Roman" w:cs="Times New Roman"/>
-        </w:rPr>
-        <w:t xml:space="preserve">5-2-2 </w:t>
-      </w:r>
-      <w:r>
-        <w:rPr>
-          <w:rFonts w:hint="eastAsia" w:ascii="Times New Roman" w:hAnsi="Times New Roman" w:eastAsia="FangSong" w:cs="Times New Roman"/>
-        </w:rPr>
-        <w:t>在该温度下通过计算确定黑色固体的主要成分</w:t>
-      </w:r>
-      <w:r>
-        <w:rPr>
-          <w:rFonts w:hint="eastAsia" w:ascii="Times New Roman" w:hAnsi="Times New Roman" w:eastAsia="Times New Roman" w:cs="Times New Roman"/>
-        </w:rPr>
-        <w:t>。</w:t>
+          <w:rFonts w:hint="eastAsia" w:ascii="Times New Roman" w:hAnsi="Times New Roman" w:eastAsia="FangSong" w:cs="Times New Roman"/>
+        </w:rPr>
+        <w:t>计算测定三氧化二铁的熔点时需要的氧气分压</w:t>
+      </w:r>
+      <w:r>
+        <w:rPr>
+          <w:rFonts w:hint="eastAsia" w:ascii="Times New Roman" w:hAnsi="Times New Roman" w:eastAsia="Times New Roman" w:cs="Times New Roman"/>
+        </w:rPr>
+        <w:t>（kPa）。</w:t>
       </w:r>
     </w:p>
     <w:p>
       <w:pPr>
-        <w:pStyle w:val="BodyText"/>
-      </w:pPr>
-      <w:r>
-        <w:rPr>
-          <w:rFonts w:ascii="Times New Roman" w:hAnsi="Times New Roman" w:eastAsia="Times New Roman" w:cs="Times New Roman"/>
-        </w:rPr>
-        <w:t xml:space="preserve">5-3 </w:t>
-      </w:r>
-      <w:r>
-        <w:rPr>
-          <w:rFonts w:hint="eastAsia" w:ascii="Times New Roman" w:hAnsi="Times New Roman" w:eastAsia="FangSong" w:cs="Times New Roman"/>
-        </w:rPr>
-        <w:t>计算测定三氧化二铁的熔点时需要的氧气分压</w:t>
-      </w:r>
-      <w:r>
-        <w:rPr>
-          <w:rFonts w:hint="eastAsia" w:ascii="Times New Roman" w:hAnsi="Times New Roman" w:eastAsia="Times New Roman" w:cs="Times New Roman"/>
-        </w:rPr>
-        <w:t>（kPa）。</w:t>
-      </w:r>
-    </w:p>
-    <w:p>
-      <w:pPr>
-        <w:pStyle w:val="BodyText"/>
+        <w:pStyle w:val="FirstParagraph"/>
         <w:spacing w:after="80"/>
+        <w:ind w:firstLine="420"/>
       </w:pPr>
       <w:r>
         <w:rPr>
@@ -37979,15 +37565,16 @@
         <w:tblStyle w:val="Table"/>
         <w:tblW w:type="pct" w:w="5000"/>
         <w:tblLayout w:type="fixed"/>
+        <w:tblLook w:firstRow="1" w:lastRow="0" w:firstColumn="0" w:lastColumn="0" w:noHBand="0" w:noVBand="0" w:val="0020"/>
+        <w:jc w:val="center"/>
         <w:tblBorders>
-          <w:top w:val="single" w:sz="12" w:space="0" w:color="000000"/>
-          <w:left w:val="none" w:sz="0" w:space="0" w:color="auto"/>
-          <w:bottom w:val="single" w:sz="12" w:space="0" w:color="000000"/>
-          <w:right w:val="none" w:sz="0" w:space="0" w:color="auto"/>
-          <w:insideH w:val="none" w:sz="0" w:space="0" w:color="auto"/>
-          <w:insideV w:val="none" w:sz="0" w:space="0" w:color="auto"/>
+          <w:top w:val="single" w:sz="12" w:space="0" w:color="333333"/>
+          <w:bottom w:val="single" w:sz="12" w:space="0" w:color="333333"/>
+          <w:left w:val="none"/>
+          <w:right w:val="none"/>
+          <w:insideH w:val="none"/>
+          <w:insideV w:val="none"/>
         </w:tblBorders>
-        <w:tblLook w:firstRow="1" w:lastRow="0" w:firstColumn="0" w:lastColumn="0" w:noHBand="0" w:noVBand="0" w:val="0020"/>
       </w:tblPr>
       <w:tblGrid>
         <w:gridCol w:w="2640"/>
@@ -38001,7 +37588,7 @@
         <w:tc>
           <w:tcPr>
             <w:tcBorders>
-              <w:bottom w:val="single" w:sz="8" w:space="0" w:color="000000"/>
+              <w:bottom w:val="single" w:sz="6" w:space="0" w:color="333333"/>
             </w:tcBorders>
           </w:tcPr>
           <w:p>
@@ -38021,7 +37608,7 @@
         <w:tc>
           <w:tcPr>
             <w:tcBorders>
-              <w:bottom w:val="single" w:sz="8" w:space="0" w:color="000000"/>
+              <w:bottom w:val="single" w:sz="6" w:space="0" w:color="333333"/>
             </w:tcBorders>
           </w:tcPr>
           <w:p>
@@ -38058,9 +37645,15 @@
                 <m:t>(</m:t>
               </m:r>
               <m:r>
+                <m:rPr>
+                  <m:sty m:val="p"/>
+                </m:rPr>
                 <m:t>k</m:t>
               </m:r>
               <m:r>
+                <m:rPr>
+                  <m:sty m:val="p"/>
+                </m:rPr>
                 <m:t>J</m:t>
               </m:r>
               <m:r>
@@ -38069,15 +37662,24 @@
                 </m:rPr>
                 <m:t>·</m:t>
               </m:r>
-              <m:r>
-                <m:t>m</m:t>
-              </m:r>
-              <m:r>
-                <m:t>o</m:t>
-              </m:r>
               <m:sSup>
                 <m:e>
                   <m:r>
+                    <m:rPr>
+                      <m:sty m:val="p"/>
+                    </m:rPr>
+                    <m:t>m</m:t>
+                  </m:r>
+                  <m:r>
+                    <m:rPr>
+                      <m:sty m:val="p"/>
+                    </m:rPr>
+                    <m:t>o</m:t>
+                  </m:r>
+                  <m:r>
+                    <m:rPr>
+                      <m:sty m:val="p"/>
+                    </m:rPr>
                     <m:t>l</m:t>
                   </m:r>
                 </m:e>
@@ -38112,7 +37714,7 @@
         <w:tc>
           <w:tcPr>
             <w:tcBorders>
-              <w:bottom w:val="single" w:sz="8" w:space="0" w:color="000000"/>
+              <w:bottom w:val="single" w:sz="6" w:space="0" w:color="333333"/>
             </w:tcBorders>
           </w:tcPr>
           <w:p>
@@ -38143,6 +37745,9 @@
                 <m:t>(</m:t>
               </m:r>
               <m:r>
+                <m:rPr>
+                  <m:sty m:val="p"/>
+                </m:rPr>
                 <m:t>J</m:t>
               </m:r>
               <m:r>
@@ -38151,15 +37756,24 @@
                 </m:rPr>
                 <m:t>·</m:t>
               </m:r>
-              <m:r>
-                <m:t>m</m:t>
-              </m:r>
-              <m:r>
-                <m:t>o</m:t>
-              </m:r>
               <m:sSup>
                 <m:e>
                   <m:r>
+                    <m:rPr>
+                      <m:sty m:val="p"/>
+                    </m:rPr>
+                    <m:t>m</m:t>
+                  </m:r>
+                  <m:r>
+                    <m:rPr>
+                      <m:sty m:val="p"/>
+                    </m:rPr>
+                    <m:t>o</m:t>
+                  </m:r>
+                  <m:r>
+                    <m:rPr>
+                      <m:sty m:val="p"/>
+                    </m:rPr>
                     <m:t>l</m:t>
                   </m:r>
                 </m:e>
@@ -38184,6 +37798,9 @@
               <m:sSup>
                 <m:e>
                   <m:r>
+                    <m:rPr>
+                      <m:sty m:val="p"/>
+                    </m:rPr>
                     <m:t>K</m:t>
                   </m:r>
                 </m:e>
@@ -38454,43 +38071,13 @@
     </w:tbl>
     <w:p>
       <w:pPr>
-        <w:spacing w:before="0" w:after="0"/>
+        <w:spacing w:before="160" w:after="80"/>
       </w:pPr>
-    </w:p>
-    <w:p>
-      <w:pPr>
-        <w:spacing w:before="0" w:after="0"/>
-      </w:pPr>
-    </w:p>
-    <w:p>
-      <w:pPr>
-        <w:spacing w:before="0" w:after="0"/>
-      </w:pPr>
-    </w:p>
-    <w:p>
-      <w:pPr>
-        <w:spacing w:before="0" w:after="0"/>
-      </w:pPr>
-    </w:p>
-    <w:p>
-      <w:pPr>
-        <w:spacing w:before="0" w:after="0"/>
-      </w:pPr>
-    </w:p>
-    <w:p>
-      <w:pPr>
-        <w:spacing w:before="0" w:after="0"/>
-      </w:pPr>
-    </w:p>
-    <w:p>
-      <w:pPr>
-        <w:spacing w:before="0" w:after="0"/>
-      </w:pPr>
-    </w:p>
-    <w:p>
-      <w:pPr>
-        <w:spacing w:before="0" w:after="0"/>
-      </w:pPr>
+      <w:r>
+        <w:pict>
+          <v:rect style="width:0;height:1.5pt" o:hralign="center" o:hrstd="t" o:hr="t"/>
+        </w:pict>
+      </w:r>
     </w:p>
     <w:p>
       <w:pPr>
@@ -38531,6 +38118,7 @@
     <w:p>
       <w:pPr>
         <w:pStyle w:val="FirstParagraph"/>
+        <w:ind w:firstLine="420"/>
       </w:pPr>
       <w:r>
         <w:rPr>
@@ -38600,6 +38188,7 @@
     <w:p>
       <w:pPr>
         <w:pStyle w:val="BodyText"/>
+        <w:ind w:firstLine="420"/>
       </w:pPr>
       <w:r>
         <w:rPr>
@@ -39007,28 +38596,13 @@
     </w:p>
     <w:p>
       <w:pPr>
-        <w:spacing w:before="0" w:after="0"/>
+        <w:spacing w:before="160" w:after="80"/>
       </w:pPr>
-    </w:p>
-    <w:p>
-      <w:pPr>
-        <w:spacing w:before="0" w:after="0"/>
-      </w:pPr>
-    </w:p>
-    <w:p>
-      <w:pPr>
-        <w:spacing w:before="0" w:after="0"/>
-      </w:pPr>
-    </w:p>
-    <w:p>
-      <w:pPr>
-        <w:spacing w:before="0" w:after="0"/>
-      </w:pPr>
-    </w:p>
-    <w:p>
-      <w:pPr>
-        <w:spacing w:before="0" w:after="0"/>
-      </w:pPr>
+      <w:r>
+        <w:pict>
+          <v:rect style="width:0;height:1.5pt" o:hralign="center" o:hrstd="t" o:hr="t"/>
+        </w:pict>
+      </w:r>
     </w:p>
     <w:p>
       <w:pPr>
@@ -39069,6 +38643,7 @@
     <w:p>
       <w:pPr>
         <w:pStyle w:val="FirstParagraph"/>
+        <w:ind w:firstLine="420"/>
       </w:pPr>
       <w:r>
         <w:rPr>
@@ -39122,6 +38697,7 @@
     <w:p>
       <w:pPr>
         <w:pStyle w:val="BodyText"/>
+        <w:ind w:firstLine="420"/>
       </w:pPr>
       <w:r>
         <w:rPr>
@@ -39129,7 +38705,7 @@
           <w:b/>
           <w:bCs/>
         </w:rPr>
-        <w:t xml:space="preserve">3-1</w:t>
+        <w:t xml:space="preserve">(1)</w:t>
       </w:r>
       <w:r>
         <w:rPr>
@@ -39153,6 +38729,7 @@
     <w:p>
       <w:pPr>
         <w:pStyle w:val="BodyText"/>
+        <w:ind w:firstLine="420"/>
       </w:pPr>
       <w:r>
         <w:rPr>
@@ -39160,7 +38737,7 @@
           <w:b/>
           <w:bCs/>
         </w:rPr>
-        <w:t xml:space="preserve">3-2</w:t>
+        <w:t xml:space="preserve">(2)</w:t>
       </w:r>
       <w:r>
         <w:rPr>
@@ -39286,6 +38863,7 @@
     <w:p>
       <w:pPr>
         <w:pStyle w:val="BodyText"/>
+        <w:ind w:firstLine="420"/>
       </w:pPr>
       <w:r>
         <w:rPr>
@@ -39293,7 +38871,7 @@
           <w:b/>
           <w:bCs/>
         </w:rPr>
-        <w:t xml:space="preserve">3-3</w:t>
+        <w:t xml:space="preserve">(3)</w:t>
       </w:r>
       <w:r>
         <w:rPr>
@@ -39329,6 +38907,7 @@
     <w:p>
       <w:pPr>
         <w:pStyle w:val="BodyText"/>
+        <w:ind w:firstLine="420"/>
       </w:pPr>
       <w:r>
         <w:rPr>
@@ -39336,7 +38915,7 @@
           <w:b/>
           <w:bCs/>
         </w:rPr>
-        <w:t xml:space="preserve">3-4</w:t>
+        <w:t xml:space="preserve">(4)</w:t>
       </w:r>
       <w:r>
         <w:rPr>
@@ -39384,6 +38963,7 @@
     <w:p>
       <w:pPr>
         <w:pStyle w:val="BodyText"/>
+        <w:ind w:firstLine="420"/>
       </w:pPr>
       <w:r>
         <w:rPr>
@@ -39391,7 +38971,7 @@
           <w:b/>
           <w:bCs/>
         </w:rPr>
-        <w:t xml:space="preserve">3-5</w:t>
+        <w:t xml:space="preserve">(5)</w:t>
       </w:r>
       <w:r>
         <w:rPr>
@@ -39463,6 +39043,7 @@
     <w:p>
       <w:pPr>
         <w:pStyle w:val="BodyText"/>
+        <w:ind w:firstLine="420"/>
       </w:pPr>
       <w:r>
         <w:rPr>
@@ -39470,7 +39051,7 @@
           <w:b/>
           <w:bCs/>
         </w:rPr>
-        <w:t xml:space="preserve">3-6</w:t>
+        <w:t xml:space="preserve">(6)</w:t>
       </w:r>
       <w:r>
         <w:rPr>
@@ -39494,6 +39075,7 @@
     <w:p>
       <w:pPr>
         <w:pStyle w:val="BodyText"/>
+        <w:ind w:firstLine="420"/>
       </w:pPr>
       <w:r>
         <w:rPr>
@@ -39501,7 +39083,7 @@
           <w:b/>
           <w:bCs/>
         </w:rPr>
-        <w:t xml:space="preserve">3-7</w:t>
+        <w:t xml:space="preserve">(7)</w:t>
       </w:r>
       <w:r>
         <w:rPr>
@@ -39525,6 +39107,7 @@
     <w:p>
       <w:pPr>
         <w:pStyle w:val="BodyText"/>
+        <w:ind w:firstLine="420"/>
       </w:pPr>
       <w:r>
         <w:rPr>
@@ -39532,7 +39115,7 @@
           <w:b/>
           <w:bCs/>
         </w:rPr>
-        <w:t xml:space="preserve">3-8</w:t>
+        <w:t xml:space="preserve">(8)</w:t>
       </w:r>
       <w:r>
         <w:rPr>
@@ -39555,43 +39138,13 @@
     </w:p>
     <w:p>
       <w:pPr>
-        <w:spacing w:before="0" w:after="0"/>
+        <w:spacing w:before="160" w:after="80"/>
       </w:pPr>
-    </w:p>
-    <w:p>
-      <w:pPr>
-        <w:spacing w:before="0" w:after="0"/>
-      </w:pPr>
-    </w:p>
-    <w:p>
-      <w:pPr>
-        <w:spacing w:before="0" w:after="0"/>
-      </w:pPr>
-    </w:p>
-    <w:p>
-      <w:pPr>
-        <w:spacing w:before="0" w:after="0"/>
-      </w:pPr>
-    </w:p>
-    <w:p>
-      <w:pPr>
-        <w:spacing w:before="0" w:after="0"/>
-      </w:pPr>
-    </w:p>
-    <w:p>
-      <w:pPr>
-        <w:spacing w:before="0" w:after="0"/>
-      </w:pPr>
-    </w:p>
-    <w:p>
-      <w:pPr>
-        <w:spacing w:before="0" w:after="0"/>
-      </w:pPr>
-    </w:p>
-    <w:p>
-      <w:pPr>
-        <w:spacing w:before="0" w:after="0"/>
-      </w:pPr>
+      <w:r>
+        <w:pict>
+          <v:rect style="width:0;height:1.5pt" o:hralign="center" o:hrstd="t" o:hr="t"/>
+        </w:pict>
+      </w:r>
     </w:p>
     <w:p>
       <w:pPr>
@@ -39632,6 +39185,7 @@
     <w:p>
       <w:pPr>
         <w:pStyle w:val="FirstParagraph"/>
+        <w:ind w:firstLine="420"/>
       </w:pPr>
       <w:r>
         <w:rPr>
@@ -40220,6 +39774,7 @@
       <w:pPr>
         <w:pStyle w:val="FirstParagraph"/>
         <w:spacing w:after="80"/>
+        <w:ind w:firstLine="420"/>
       </w:pPr>
       <w:r>
         <w:rPr>
@@ -40239,15 +39794,16 @@
         <w:tblStyle w:val="Table"/>
         <w:tblW w:type="pct" w:w="5000"/>
         <w:tblLayout w:type="fixed"/>
+        <w:tblLook w:firstRow="1" w:lastRow="0" w:firstColumn="0" w:lastColumn="0" w:noHBand="0" w:noVBand="0" w:val="0020"/>
+        <w:jc w:val="center"/>
         <w:tblBorders>
-          <w:top w:val="single" w:sz="12" w:space="0" w:color="000000"/>
-          <w:left w:val="none" w:sz="0" w:space="0" w:color="auto"/>
-          <w:bottom w:val="single" w:sz="12" w:space="0" w:color="000000"/>
-          <w:right w:val="none" w:sz="0" w:space="0" w:color="auto"/>
-          <w:insideH w:val="none" w:sz="0" w:space="0" w:color="auto"/>
-          <w:insideV w:val="none" w:sz="0" w:space="0" w:color="auto"/>
+          <w:top w:val="single" w:sz="12" w:space="0" w:color="333333"/>
+          <w:bottom w:val="single" w:sz="12" w:space="0" w:color="333333"/>
+          <w:left w:val="none"/>
+          <w:right w:val="none"/>
+          <w:insideH w:val="none"/>
+          <w:insideV w:val="none"/>
         </w:tblBorders>
-        <w:tblLook w:firstRow="1" w:lastRow="0" w:firstColumn="0" w:lastColumn="0" w:noHBand="0" w:noVBand="0" w:val="0020"/>
       </w:tblPr>
       <w:tblGrid>
         <w:gridCol w:w="879"/>
@@ -40267,7 +39823,7 @@
         <w:tc>
           <w:tcPr>
             <w:tcBorders>
-              <w:bottom w:val="single" w:sz="8" w:space="0" w:color="000000"/>
+              <w:bottom w:val="single" w:sz="6" w:space="0" w:color="333333"/>
             </w:tcBorders>
           </w:tcPr>
           <w:p>
@@ -40294,7 +39850,7 @@
         <w:tc>
           <w:tcPr>
             <w:tcBorders>
-              <w:bottom w:val="single" w:sz="8" w:space="0" w:color="000000"/>
+              <w:bottom w:val="single" w:sz="6" w:space="0" w:color="333333"/>
             </w:tcBorders>
           </w:tcPr>
           <w:p>
@@ -40314,7 +39870,7 @@
         <w:tc>
           <w:tcPr>
             <w:tcBorders>
-              <w:bottom w:val="single" w:sz="8" w:space="0" w:color="000000"/>
+              <w:bottom w:val="single" w:sz="6" w:space="0" w:color="333333"/>
             </w:tcBorders>
           </w:tcPr>
           <w:p>
@@ -40334,7 +39890,7 @@
         <w:tc>
           <w:tcPr>
             <w:tcBorders>
-              <w:bottom w:val="single" w:sz="8" w:space="0" w:color="000000"/>
+              <w:bottom w:val="single" w:sz="6" w:space="0" w:color="333333"/>
             </w:tcBorders>
           </w:tcPr>
           <w:p>
@@ -40354,7 +39910,7 @@
         <w:tc>
           <w:tcPr>
             <w:tcBorders>
-              <w:bottom w:val="single" w:sz="8" w:space="0" w:color="000000"/>
+              <w:bottom w:val="single" w:sz="6" w:space="0" w:color="333333"/>
             </w:tcBorders>
           </w:tcPr>
           <w:p>
@@ -40374,7 +39930,7 @@
         <w:tc>
           <w:tcPr>
             <w:tcBorders>
-              <w:bottom w:val="single" w:sz="8" w:space="0" w:color="000000"/>
+              <w:bottom w:val="single" w:sz="6" w:space="0" w:color="333333"/>
             </w:tcBorders>
           </w:tcPr>
           <w:p>
@@ -40394,7 +39950,7 @@
         <w:tc>
           <w:tcPr>
             <w:tcBorders>
-              <w:bottom w:val="single" w:sz="8" w:space="0" w:color="000000"/>
+              <w:bottom w:val="single" w:sz="6" w:space="0" w:color="333333"/>
             </w:tcBorders>
           </w:tcPr>
           <w:p>
@@ -40414,7 +39970,7 @@
         <w:tc>
           <w:tcPr>
             <w:tcBorders>
-              <w:bottom w:val="single" w:sz="8" w:space="0" w:color="000000"/>
+              <w:bottom w:val="single" w:sz="6" w:space="0" w:color="333333"/>
             </w:tcBorders>
           </w:tcPr>
           <w:p>
@@ -40434,7 +39990,7 @@
         <w:tc>
           <w:tcPr>
             <w:tcBorders>
-              <w:bottom w:val="single" w:sz="8" w:space="0" w:color="000000"/>
+              <w:bottom w:val="single" w:sz="6" w:space="0" w:color="333333"/>
             </w:tcBorders>
           </w:tcPr>
           <w:p>
@@ -40611,15 +40167,13 @@
     </w:tbl>
     <w:p>
       <w:pPr>
-        <w:pStyle w:val="BodyText"/>
+        <w:numPr>
+          <w:ilvl w:val="0"/>
+          <w:numId w:val="1022"/>
+        </w:numPr>
         <w:spacing w:before="120"/>
+        <w:ind w:firstLine="420"/>
       </w:pPr>
-      <w:r>
-        <w:rPr>
-          <w:rFonts w:ascii="Times New Roman" w:hAnsi="Times New Roman" w:eastAsia="Times New Roman" w:cs="Times New Roman"/>
-        </w:rPr>
-        <w:t xml:space="preserve">8-1 </w:t>
-      </w:r>
       <w:r>
         <w:rPr>
           <w:rFonts w:hint="eastAsia" w:ascii="Times New Roman" w:hAnsi="Times New Roman" w:eastAsia="FangSong" w:cs="Times New Roman"/>
@@ -40635,14 +40189,12 @@
     </w:p>
     <w:p>
       <w:pPr>
-        <w:pStyle w:val="BodyText"/>
+        <w:numPr>
+          <w:ilvl w:val="0"/>
+          <w:numId w:val="1022"/>
+        </w:numPr>
+        <w:ind w:firstLine="420"/>
       </w:pPr>
-      <w:r>
-        <w:rPr>
-          <w:rFonts w:ascii="Times New Roman" w:hAnsi="Times New Roman" w:eastAsia="Times New Roman" w:cs="Times New Roman"/>
-        </w:rPr>
-        <w:t xml:space="preserve">8-2 </w:t>
-      </w:r>
       <w:r>
         <w:rPr>
           <w:rFonts w:hint="eastAsia" w:ascii="Times New Roman" w:hAnsi="Times New Roman" w:eastAsia="FangSong" w:cs="Times New Roman"/>
@@ -40670,28 +40222,13 @@
     </w:p>
     <w:p>
       <w:pPr>
-        <w:spacing w:before="0" w:after="0"/>
+        <w:spacing w:before="160" w:after="80"/>
       </w:pPr>
-    </w:p>
-    <w:p>
-      <w:pPr>
-        <w:spacing w:before="0" w:after="0"/>
-      </w:pPr>
-    </w:p>
-    <w:p>
-      <w:pPr>
-        <w:spacing w:before="0" w:after="0"/>
-      </w:pPr>
-    </w:p>
-    <w:p>
-      <w:pPr>
-        <w:spacing w:before="0" w:after="0"/>
-      </w:pPr>
-    </w:p>
-    <w:p>
-      <w:pPr>
-        <w:spacing w:before="0" w:after="0"/>
-      </w:pPr>
+      <w:r>
+        <w:pict>
+          <v:rect style="width:0;height:1.5pt" o:hralign="center" o:hrstd="t" o:hr="t"/>
+        </w:pict>
+      </w:r>
     </w:p>
     <w:p>
       <w:pPr>
@@ -40732,6 +40269,7 @@
     <w:p>
       <w:pPr>
         <w:pStyle w:val="FirstParagraph"/>
+        <w:ind w:firstLine="420"/>
       </w:pPr>
       <w:r>
         <w:rPr>
@@ -40739,7 +40277,7 @@
           <w:b/>
           <w:bCs/>
         </w:rPr>
-        <w:t xml:space="preserve">9-1</w:t>
+        <w:t xml:space="preserve">(1)</w:t>
       </w:r>
       <w:r>
         <w:rPr>
@@ -40898,6 +40436,7 @@
     <w:p>
       <w:pPr>
         <w:pStyle w:val="FirstParagraph"/>
+        <w:ind w:firstLine="420"/>
       </w:pPr>
       <w:r>
         <w:rPr>
@@ -41096,6 +40635,7 @@
     <w:p>
       <w:pPr>
         <w:pStyle w:val="BodyText"/>
+        <w:ind w:firstLine="420"/>
       </w:pPr>
       <w:r>
         <w:rPr>
@@ -41103,7 +40643,7 @@
           <w:b/>
           <w:bCs/>
         </w:rPr>
-        <w:t xml:space="preserve">9-2</w:t>
+        <w:t xml:space="preserve">(2)</w:t>
       </w:r>
       <w:r>
         <w:rPr>
@@ -41395,6 +40935,7 @@
     <w:p>
       <w:pPr>
         <w:pStyle w:val="BodyText"/>
+        <w:ind w:firstLine="420"/>
       </w:pPr>
       <w:r>
         <w:rPr>
@@ -41711,6 +41252,7 @@
     <w:p>
       <w:pPr>
         <w:pStyle w:val="FirstParagraph"/>
+        <w:ind w:firstLine="420"/>
       </w:pPr>
       <w:r>
         <w:rPr>
@@ -41858,43 +41400,13 @@
     </w:p>
     <w:p>
       <w:pPr>
-        <w:spacing w:before="0" w:after="0"/>
+        <w:spacing w:before="160" w:after="80"/>
       </w:pPr>
-    </w:p>
-    <w:p>
-      <w:pPr>
-        <w:spacing w:before="0" w:after="0"/>
-      </w:pPr>
-    </w:p>
-    <w:p>
-      <w:pPr>
-        <w:spacing w:before="0" w:after="0"/>
-      </w:pPr>
-    </w:p>
-    <w:p>
-      <w:pPr>
-        <w:spacing w:before="0" w:after="0"/>
-      </w:pPr>
-    </w:p>
-    <w:p>
-      <w:pPr>
-        <w:spacing w:before="0" w:after="0"/>
-      </w:pPr>
-    </w:p>
-    <w:p>
-      <w:pPr>
-        <w:spacing w:before="0" w:after="0"/>
-      </w:pPr>
-    </w:p>
-    <w:p>
-      <w:pPr>
-        <w:spacing w:before="0" w:after="0"/>
-      </w:pPr>
-    </w:p>
-    <w:p>
-      <w:pPr>
-        <w:spacing w:before="0" w:after="0"/>
-      </w:pPr>
+      <w:r>
+        <w:pict>
+          <v:rect style="width:0;height:1.5pt" o:hralign="center" o:hrstd="t" o:hr="t"/>
+        </w:pict>
+      </w:r>
     </w:p>
     <w:p>
       <w:pPr>
@@ -41935,6 +41447,7 @@
     <w:p>
       <w:pPr>
         <w:pStyle w:val="FirstParagraph"/>
+        <w:ind w:firstLine="420"/>
       </w:pPr>
       <w:r>
         <w:rPr>
@@ -42225,6 +41738,7 @@
       <w:pPr>
         <w:pStyle w:val="FirstParagraph"/>
         <w:spacing w:after="80"/>
+        <w:ind w:firstLine="420"/>
       </w:pPr>
       <w:r>
         <w:rPr>
@@ -42256,15 +41770,16 @@
         <w:tblStyle w:val="Table"/>
         <w:tblW w:type="pct" w:w="5000"/>
         <w:tblLayout w:type="fixed"/>
+        <w:tblLook w:firstRow="1" w:lastRow="0" w:firstColumn="0" w:lastColumn="0" w:noHBand="0" w:noVBand="0" w:val="0020"/>
+        <w:jc w:val="center"/>
         <w:tblBorders>
-          <w:top w:val="single" w:sz="12" w:space="0" w:color="000000"/>
-          <w:left w:val="none" w:sz="0" w:space="0" w:color="auto"/>
-          <w:bottom w:val="single" w:sz="12" w:space="0" w:color="000000"/>
-          <w:right w:val="none" w:sz="0" w:space="0" w:color="auto"/>
-          <w:insideH w:val="none" w:sz="0" w:space="0" w:color="auto"/>
-          <w:insideV w:val="none" w:sz="0" w:space="0" w:color="auto"/>
+          <w:top w:val="single" w:sz="12" w:space="0" w:color="333333"/>
+          <w:bottom w:val="single" w:sz="12" w:space="0" w:color="333333"/>
+          <w:left w:val="none"/>
+          <w:right w:val="none"/>
+          <w:insideH w:val="none"/>
+          <w:insideV w:val="none"/>
         </w:tblBorders>
-        <w:tblLook w:firstRow="1" w:lastRow="0" w:firstColumn="0" w:lastColumn="0" w:noHBand="0" w:noVBand="0" w:val="0020"/>
       </w:tblPr>
       <w:tblGrid>
         <w:gridCol w:w="2640"/>
@@ -42278,7 +41793,7 @@
         <w:tc>
           <w:tcPr>
             <w:tcBorders>
-              <w:bottom w:val="single" w:sz="8" w:space="0" w:color="000000"/>
+              <w:bottom w:val="single" w:sz="6" w:space="0" w:color="333333"/>
             </w:tcBorders>
           </w:tcPr>
           <w:p>
@@ -42298,7 +41813,7 @@
         <w:tc>
           <w:tcPr>
             <w:tcBorders>
-              <w:bottom w:val="single" w:sz="8" w:space="0" w:color="000000"/>
+              <w:bottom w:val="single" w:sz="6" w:space="0" w:color="333333"/>
             </w:tcBorders>
           </w:tcPr>
           <w:p>
@@ -42373,7 +41888,7 @@
         <w:tc>
           <w:tcPr>
             <w:tcBorders>
-              <w:bottom w:val="single" w:sz="8" w:space="0" w:color="000000"/>
+              <w:bottom w:val="single" w:sz="6" w:space="0" w:color="333333"/>
             </w:tcBorders>
           </w:tcPr>
           <w:p>
@@ -42673,28 +42188,13 @@
     </w:tbl>
     <w:p>
       <w:pPr>
-        <w:spacing w:before="0" w:after="0"/>
+        <w:spacing w:before="160" w:after="80"/>
       </w:pPr>
-    </w:p>
-    <w:p>
-      <w:pPr>
-        <w:spacing w:before="0" w:after="0"/>
-      </w:pPr>
-    </w:p>
-    <w:p>
-      <w:pPr>
-        <w:spacing w:before="0" w:after="0"/>
-      </w:pPr>
-    </w:p>
-    <w:p>
-      <w:pPr>
-        <w:spacing w:before="0" w:after="0"/>
-      </w:pPr>
-    </w:p>
-    <w:p>
-      <w:pPr>
-        <w:spacing w:before="0" w:after="0"/>
-      </w:pPr>
+      <w:r>
+        <w:pict>
+          <v:rect style="width:0;height:1.5pt" o:hralign="center" o:hrstd="t" o:hr="t"/>
+        </w:pict>
+      </w:r>
     </w:p>
     <w:p>
       <w:pPr>
@@ -42735,6 +42235,7 @@
     <w:p>
       <w:pPr>
         <w:pStyle w:val="FirstParagraph"/>
+        <w:ind w:firstLine="420"/>
       </w:pPr>
       <w:r>
         <w:rPr>
@@ -42830,6 +42331,7 @@
     <w:p>
       <w:pPr>
         <w:pStyle w:val="BodyText"/>
+        <w:ind w:firstLine="420"/>
       </w:pPr>
       <w:r>
         <w:rPr>
@@ -42837,7 +42339,7 @@
           <w:b/>
           <w:bCs/>
         </w:rPr>
-        <w:t xml:space="preserve">9-1</w:t>
+        <w:t xml:space="preserve">(1)</w:t>
       </w:r>
       <w:r>
         <w:rPr>
@@ -42873,6 +42375,7 @@
     <w:p>
       <w:pPr>
         <w:pStyle w:val="BodyText"/>
+        <w:ind w:firstLine="420"/>
       </w:pPr>
       <w:r>
         <w:rPr>
@@ -42880,7 +42383,7 @@
           <w:b/>
           <w:bCs/>
         </w:rPr>
-        <w:t xml:space="preserve">9-2</w:t>
+        <w:t xml:space="preserve">(2)</w:t>
       </w:r>
       <w:r>
         <w:rPr>
@@ -42952,6 +42455,7 @@
     <w:p>
       <w:pPr>
         <w:pStyle w:val="BodyText"/>
+        <w:ind w:firstLine="420"/>
       </w:pPr>
       <w:r>
         <w:rPr>
@@ -42959,7 +42463,7 @@
           <w:b/>
           <w:bCs/>
         </w:rPr>
-        <w:t xml:space="preserve">9-3</w:t>
+        <w:t xml:space="preserve">(3)</w:t>
       </w:r>
       <w:r>
         <w:rPr>
@@ -43055,6 +42559,7 @@
     <w:p>
       <w:pPr>
         <w:pStyle w:val="BodyText"/>
+        <w:ind w:firstLine="420"/>
       </w:pPr>
       <w:r>
         <w:rPr>
@@ -43062,7 +42567,7 @@
           <w:b/>
           <w:bCs/>
         </w:rPr>
-        <w:t xml:space="preserve">9-4</w:t>
+        <w:t xml:space="preserve">(4)</w:t>
       </w:r>
       <w:r>
         <w:rPr>
@@ -43104,6 +42609,7 @@
     <w:p>
       <w:pPr>
         <w:pStyle w:val="BodyText"/>
+        <w:ind w:firstLine="420"/>
       </w:pPr>
       <w:r>
         <w:rPr>
@@ -43111,7 +42617,7 @@
           <w:b/>
           <w:bCs/>
         </w:rPr>
-        <w:t xml:space="preserve">9-5</w:t>
+        <w:t xml:space="preserve">(5)</w:t>
       </w:r>
       <w:r>
         <w:rPr>
@@ -43424,43 +42930,13 @@
     </w:p>
     <w:p>
       <w:pPr>
-        <w:spacing w:before="0" w:after="0"/>
+        <w:spacing w:before="160" w:after="80"/>
       </w:pPr>
-    </w:p>
-    <w:p>
-      <w:pPr>
-        <w:spacing w:before="0" w:after="0"/>
-      </w:pPr>
-    </w:p>
-    <w:p>
-      <w:pPr>
-        <w:spacing w:before="0" w:after="0"/>
-      </w:pPr>
-    </w:p>
-    <w:p>
-      <w:pPr>
-        <w:spacing w:before="0" w:after="0"/>
-      </w:pPr>
-    </w:p>
-    <w:p>
-      <w:pPr>
-        <w:spacing w:before="0" w:after="0"/>
-      </w:pPr>
-    </w:p>
-    <w:p>
-      <w:pPr>
-        <w:spacing w:before="0" w:after="0"/>
-      </w:pPr>
-    </w:p>
-    <w:p>
-      <w:pPr>
-        <w:spacing w:before="0" w:after="0"/>
-      </w:pPr>
-    </w:p>
-    <w:p>
-      <w:pPr>
-        <w:spacing w:before="0" w:after="0"/>
-      </w:pPr>
+      <w:r>
+        <w:pict>
+          <v:rect style="width:0;height:1.5pt" o:hralign="center" o:hrstd="t" o:hr="t"/>
+        </w:pict>
+      </w:r>
     </w:p>
     <w:p>
       <w:pPr>
@@ -43501,6 +42977,7 @@
     <w:p>
       <w:pPr>
         <w:pStyle w:val="FirstParagraph"/>
+        <w:ind w:firstLine="420"/>
       </w:pPr>
       <w:r>
         <w:rPr>
@@ -43530,7 +43007,7 @@
     <w:p>
       <w:pPr>
         <w:pStyle w:val="BodyText"/>
-        <w:spacing w:before="0" w:after="0"/>
+        <w:ind w:firstLine="420"/>
       </w:pPr>
       <w:r>
         <w:rPr>
@@ -43924,7 +43401,7 @@
     <w:p>
       <w:pPr>
         <w:pStyle w:val="BodyText"/>
-        <w:spacing w:before="0" w:after="0"/>
+        <w:ind w:firstLine="420"/>
       </w:pPr>
       <w:r>
         <w:rPr>
@@ -44164,7 +43641,7 @@
     <w:p>
       <w:pPr>
         <w:pStyle w:val="BodyText"/>
-        <w:spacing w:before="0" w:after="0"/>
+        <w:ind w:firstLine="420"/>
       </w:pPr>
       <w:r>
         <w:rPr>
@@ -44362,7 +43839,7 @@
     <w:p>
       <w:pPr>
         <w:pStyle w:val="BodyText"/>
-        <w:spacing w:before="0" w:after="0"/>
+        <w:ind w:firstLine="420"/>
       </w:pPr>
       <w:r>
         <w:rPr>
@@ -44530,13 +44007,13 @@
     </w:p>
     <w:p>
       <w:pPr>
-        <w:spacing w:before="0" w:after="0"/>
+        <w:spacing w:before="160" w:after="80"/>
       </w:pPr>
-    </w:p>
-    <w:p>
-      <w:pPr>
-        <w:spacing w:before="0" w:after="0"/>
-      </w:pPr>
+      <w:r>
+        <w:pict>
+          <v:rect style="width:0;height:1.5pt" o:hralign="center" o:hrstd="t" o:hr="t"/>
+        </w:pict>
+      </w:r>
     </w:p>
     <w:p>
       <w:pPr>
@@ -44577,6 +44054,7 @@
     <w:p>
       <w:pPr>
         <w:pStyle w:val="FirstParagraph"/>
+        <w:ind w:firstLine="420"/>
       </w:pPr>
       <w:r>
         <w:rPr>
@@ -45047,6 +44525,7 @@
     <w:p>
       <w:pPr>
         <w:pStyle w:val="BodyText"/>
+        <w:ind w:firstLine="420"/>
       </w:pPr>
       <w:r>
         <w:rPr>
@@ -45528,28 +45007,13 @@
     </w:p>
     <w:p>
       <w:pPr>
-        <w:spacing w:before="0" w:after="0"/>
+        <w:spacing w:before="160" w:after="80"/>
       </w:pPr>
-    </w:p>
-    <w:p>
-      <w:pPr>
-        <w:spacing w:before="0" w:after="0"/>
-      </w:pPr>
-    </w:p>
-    <w:p>
-      <w:pPr>
-        <w:spacing w:before="0" w:after="0"/>
-      </w:pPr>
-    </w:p>
-    <w:p>
-      <w:pPr>
-        <w:spacing w:before="0" w:after="0"/>
-      </w:pPr>
-    </w:p>
-    <w:p>
-      <w:pPr>
-        <w:spacing w:before="0" w:after="0"/>
-      </w:pPr>
+      <w:r>
+        <w:pict>
+          <v:rect style="width:0;height:1.5pt" o:hralign="center" o:hrstd="t" o:hr="t"/>
+        </w:pict>
+      </w:r>
     </w:p>
     <w:p>
       <w:pPr>
@@ -45710,6 +45174,109 @@
       <w:pPr>
         <w:ind w:left="6480" w:hanging="360"/>
       </w:pPr>
+    </w:lvl>
+  </w:abstractNum>
+  <w:abstractNum w:abstractNumId="991">
+    <w:nsid w:val="0000A991"/>
+    <w:multiLevelType w:val="multilevel"/>
+    <w:lvl w:ilvl="0">
+      <w:numFmt w:val="bullet"/>
+      <w:lvlText w:val=""/>
+      <w:lvlJc w:val="left"/>
+      <w:pPr>
+        <w:ind w:left="720" w:hanging="360"/>
+      </w:pPr>
+      <w:rPr>
+        <w:rFonts w:ascii="Symbol" w:hAnsi="Symbol" w:cs="Symbol" w:hint="default"/>
+      </w:rPr>
+    </w:lvl>
+    <w:lvl w:ilvl="1">
+      <w:numFmt w:val="bullet"/>
+      <w:lvlText w:val="o"/>
+      <w:lvlJc w:val="left"/>
+      <w:pPr>
+        <w:ind w:left="1440" w:hanging="360"/>
+      </w:pPr>
+      <w:rPr>
+        <w:rFonts w:ascii="Courier New" w:hAnsi="Courier New" w:cs="Courier New" w:hint="default"/>
+      </w:rPr>
+    </w:lvl>
+    <w:lvl w:ilvl="2">
+      <w:numFmt w:val="bullet"/>
+      <w:lvlText w:val=""/>
+      <w:lvlJc w:val="left"/>
+      <w:pPr>
+        <w:ind w:left="2160" w:hanging="360"/>
+      </w:pPr>
+      <w:rPr>
+        <w:rFonts w:ascii="Wingdings" w:hAnsi="Wingdings" w:cs="Wingdings" w:hint="default"/>
+      </w:rPr>
+    </w:lvl>
+    <w:lvl w:ilvl="3">
+      <w:numFmt w:val="bullet"/>
+      <w:lvlText w:val=""/>
+      <w:lvlJc w:val="left"/>
+      <w:pPr>
+        <w:ind w:left="2880" w:hanging="360"/>
+      </w:pPr>
+      <w:rPr>
+        <w:rFonts w:ascii="Symbol" w:hAnsi="Symbol" w:cs="Symbol" w:hint="default"/>
+      </w:rPr>
+    </w:lvl>
+    <w:lvl w:ilvl="4">
+      <w:numFmt w:val="bullet"/>
+      <w:lvlText w:val="o"/>
+      <w:lvlJc w:val="left"/>
+      <w:pPr>
+        <w:ind w:left="3600" w:hanging="360"/>
+      </w:pPr>
+      <w:rPr>
+        <w:rFonts w:ascii="Courier New" w:hAnsi="Courier New" w:cs="Courier New" w:hint="default"/>
+      </w:rPr>
+    </w:lvl>
+    <w:lvl w:ilvl="5">
+      <w:numFmt w:val="bullet"/>
+      <w:lvlText w:val=""/>
+      <w:lvlJc w:val="left"/>
+      <w:pPr>
+        <w:ind w:left="4320" w:hanging="360"/>
+      </w:pPr>
+      <w:rPr>
+        <w:rFonts w:ascii="Wingdings" w:hAnsi="Wingdings" w:cs="Wingdings" w:hint="default"/>
+      </w:rPr>
+    </w:lvl>
+    <w:lvl w:ilvl="6">
+      <w:numFmt w:val="bullet"/>
+      <w:lvlText w:val=""/>
+      <w:lvlJc w:val="left"/>
+      <w:pPr>
+        <w:ind w:left="5040" w:hanging="360"/>
+      </w:pPr>
+      <w:rPr>
+        <w:rFonts w:ascii="Symbol" w:hAnsi="Symbol" w:cs="Symbol" w:hint="default"/>
+      </w:rPr>
+    </w:lvl>
+    <w:lvl w:ilvl="7">
+      <w:numFmt w:val="bullet"/>
+      <w:lvlText w:val="o"/>
+      <w:lvlJc w:val="left"/>
+      <w:pPr>
+        <w:ind w:left="5760" w:hanging="360"/>
+      </w:pPr>
+      <w:rPr>
+        <w:rFonts w:ascii="Courier New" w:hAnsi="Courier New" w:cs="Courier New" w:hint="default"/>
+      </w:rPr>
+    </w:lvl>
+    <w:lvl w:ilvl="8">
+      <w:numFmt w:val="bullet"/>
+      <w:lvlText w:val=""/>
+      <w:lvlJc w:val="left"/>
+      <w:pPr>
+        <w:ind w:left="6480" w:hanging="360"/>
+      </w:pPr>
+      <w:rPr>
+        <w:rFonts w:ascii="Wingdings" w:hAnsi="Wingdings" w:cs="Wingdings" w:hint="default"/>
+      </w:rPr>
     </w:lvl>
   </w:abstractNum>
   <w:abstractNum w:abstractNumId="99431">
@@ -45874,6 +45441,91 @@
     </w:lvl>
     <w:lvl w:ilvl="8">
       <w:start w:val="3"/>
+      <w:numFmt w:val="decimal"/>
+      <w:lvlText w:val="(%9)"/>
+      <w:lvlJc w:val="left"/>
+      <w:pPr>
+        <w:ind w:left="6480" w:hanging="360"/>
+      </w:pPr>
+    </w:lvl>
+  </w:abstractNum>
+  <w:abstractNum w:abstractNumId="99434">
+    <w:nsid w:val="00A99434"/>
+    <w:multiLevelType w:val="multilevel"/>
+    <w:lvl w:ilvl="0">
+      <w:start w:val="4"/>
+      <w:numFmt w:val="decimal"/>
+      <w:lvlText w:val="(%1)"/>
+      <w:lvlJc w:val="left"/>
+      <w:pPr>
+        <w:ind w:left="720" w:hanging="360"/>
+      </w:pPr>
+    </w:lvl>
+    <w:lvl w:ilvl="1">
+      <w:start w:val="4"/>
+      <w:numFmt w:val="decimal"/>
+      <w:lvlText w:val="(%2)"/>
+      <w:lvlJc w:val="left"/>
+      <w:pPr>
+        <w:ind w:left="1440" w:hanging="360"/>
+      </w:pPr>
+    </w:lvl>
+    <w:lvl w:ilvl="2">
+      <w:start w:val="4"/>
+      <w:numFmt w:val="decimal"/>
+      <w:lvlText w:val="(%3)"/>
+      <w:lvlJc w:val="left"/>
+      <w:pPr>
+        <w:ind w:left="2160" w:hanging="360"/>
+      </w:pPr>
+    </w:lvl>
+    <w:lvl w:ilvl="3">
+      <w:start w:val="4"/>
+      <w:numFmt w:val="decimal"/>
+      <w:lvlText w:val="(%4)"/>
+      <w:lvlJc w:val="left"/>
+      <w:pPr>
+        <w:ind w:left="2880" w:hanging="360"/>
+      </w:pPr>
+    </w:lvl>
+    <w:lvl w:ilvl="4">
+      <w:start w:val="4"/>
+      <w:numFmt w:val="decimal"/>
+      <w:lvlText w:val="(%5)"/>
+      <w:lvlJc w:val="left"/>
+      <w:pPr>
+        <w:ind w:left="3600" w:hanging="360"/>
+      </w:pPr>
+    </w:lvl>
+    <w:lvl w:ilvl="5">
+      <w:start w:val="4"/>
+      <w:numFmt w:val="decimal"/>
+      <w:lvlText w:val="(%6)"/>
+      <w:lvlJc w:val="left"/>
+      <w:pPr>
+        <w:ind w:left="4320" w:hanging="360"/>
+      </w:pPr>
+    </w:lvl>
+    <w:lvl w:ilvl="6">
+      <w:start w:val="4"/>
+      <w:numFmt w:val="decimal"/>
+      <w:lvlText w:val="(%7)"/>
+      <w:lvlJc w:val="left"/>
+      <w:pPr>
+        <w:ind w:left="5040" w:hanging="360"/>
+      </w:pPr>
+    </w:lvl>
+    <w:lvl w:ilvl="7">
+      <w:start w:val="4"/>
+      <w:numFmt w:val="decimal"/>
+      <w:lvlText w:val="(%8)"/>
+      <w:lvlJc w:val="left"/>
+      <w:pPr>
+        <w:ind w:left="5760" w:hanging="360"/>
+      </w:pPr>
+    </w:lvl>
+    <w:lvl w:ilvl="8">
+      <w:start w:val="4"/>
       <w:numFmt w:val="decimal"/>
       <w:lvlText w:val="(%9)"/>
       <w:lvlJc w:val="left"/>
@@ -46141,6 +45793,9 @@
     <w:abstractNumId w:val="990"/>
   </w:num>
   <w:num w:numId="1001">
+    <w:abstractNumId w:val="991"/>
+  </w:num>
+  <w:num w:numId="1002">
     <w:abstractNumId w:val="99431"/>
     <w:lvlOverride w:ilvl="0">
       <w:startOverride w:val="1"/>
@@ -46170,7 +45825,7 @@
       <w:startOverride w:val="1"/>
     </w:lvlOverride>
   </w:num>
-  <w:num w:numId="1002">
+  <w:num w:numId="1003">
     <w:abstractNumId w:val="99433"/>
     <w:lvlOverride w:ilvl="0">
       <w:startOverride w:val="3"/>
@@ -46198,36 +45853,6 @@
     </w:lvlOverride>
     <w:lvlOverride w:ilvl="8">
       <w:startOverride w:val="3"/>
-    </w:lvlOverride>
-  </w:num>
-  <w:num w:numId="1003">
-    <w:abstractNumId w:val="99431"/>
-    <w:lvlOverride w:ilvl="0">
-      <w:startOverride w:val="1"/>
-    </w:lvlOverride>
-    <w:lvlOverride w:ilvl="1">
-      <w:startOverride w:val="1"/>
-    </w:lvlOverride>
-    <w:lvlOverride w:ilvl="2">
-      <w:startOverride w:val="1"/>
-    </w:lvlOverride>
-    <w:lvlOverride w:ilvl="3">
-      <w:startOverride w:val="1"/>
-    </w:lvlOverride>
-    <w:lvlOverride w:ilvl="4">
-      <w:startOverride w:val="1"/>
-    </w:lvlOverride>
-    <w:lvlOverride w:ilvl="5">
-      <w:startOverride w:val="1"/>
-    </w:lvlOverride>
-    <w:lvlOverride w:ilvl="6">
-      <w:startOverride w:val="1"/>
-    </w:lvlOverride>
-    <w:lvlOverride w:ilvl="7">
-      <w:startOverride w:val="1"/>
-    </w:lvlOverride>
-    <w:lvlOverride w:ilvl="8">
-      <w:startOverride w:val="1"/>
     </w:lvlOverride>
   </w:num>
   <w:num w:numId="1004">
@@ -46261,6 +45886,156 @@
     </w:lvlOverride>
   </w:num>
   <w:num w:numId="1005">
+    <w:abstractNumId w:val="99431"/>
+    <w:lvlOverride w:ilvl="0">
+      <w:startOverride w:val="1"/>
+    </w:lvlOverride>
+    <w:lvlOverride w:ilvl="1">
+      <w:startOverride w:val="1"/>
+    </w:lvlOverride>
+    <w:lvlOverride w:ilvl="2">
+      <w:startOverride w:val="1"/>
+    </w:lvlOverride>
+    <w:lvlOverride w:ilvl="3">
+      <w:startOverride w:val="1"/>
+    </w:lvlOverride>
+    <w:lvlOverride w:ilvl="4">
+      <w:startOverride w:val="1"/>
+    </w:lvlOverride>
+    <w:lvlOverride w:ilvl="5">
+      <w:startOverride w:val="1"/>
+    </w:lvlOverride>
+    <w:lvlOverride w:ilvl="6">
+      <w:startOverride w:val="1"/>
+    </w:lvlOverride>
+    <w:lvlOverride w:ilvl="7">
+      <w:startOverride w:val="1"/>
+    </w:lvlOverride>
+    <w:lvlOverride w:ilvl="8">
+      <w:startOverride w:val="1"/>
+    </w:lvlOverride>
+  </w:num>
+  <w:num w:numId="1006">
+    <w:abstractNumId w:val="99431"/>
+    <w:lvlOverride w:ilvl="0">
+      <w:startOverride w:val="1"/>
+    </w:lvlOverride>
+    <w:lvlOverride w:ilvl="1">
+      <w:startOverride w:val="1"/>
+    </w:lvlOverride>
+    <w:lvlOverride w:ilvl="2">
+      <w:startOverride w:val="1"/>
+    </w:lvlOverride>
+    <w:lvlOverride w:ilvl="3">
+      <w:startOverride w:val="1"/>
+    </w:lvlOverride>
+    <w:lvlOverride w:ilvl="4">
+      <w:startOverride w:val="1"/>
+    </w:lvlOverride>
+    <w:lvlOverride w:ilvl="5">
+      <w:startOverride w:val="1"/>
+    </w:lvlOverride>
+    <w:lvlOverride w:ilvl="6">
+      <w:startOverride w:val="1"/>
+    </w:lvlOverride>
+    <w:lvlOverride w:ilvl="7">
+      <w:startOverride w:val="1"/>
+    </w:lvlOverride>
+    <w:lvlOverride w:ilvl="8">
+      <w:startOverride w:val="1"/>
+    </w:lvlOverride>
+  </w:num>
+  <w:num w:numId="1007">
+    <w:abstractNumId w:val="99433"/>
+    <w:lvlOverride w:ilvl="0">
+      <w:startOverride w:val="3"/>
+    </w:lvlOverride>
+    <w:lvlOverride w:ilvl="1">
+      <w:startOverride w:val="3"/>
+    </w:lvlOverride>
+    <w:lvlOverride w:ilvl="2">
+      <w:startOverride w:val="3"/>
+    </w:lvlOverride>
+    <w:lvlOverride w:ilvl="3">
+      <w:startOverride w:val="3"/>
+    </w:lvlOverride>
+    <w:lvlOverride w:ilvl="4">
+      <w:startOverride w:val="3"/>
+    </w:lvlOverride>
+    <w:lvlOverride w:ilvl="5">
+      <w:startOverride w:val="3"/>
+    </w:lvlOverride>
+    <w:lvlOverride w:ilvl="6">
+      <w:startOverride w:val="3"/>
+    </w:lvlOverride>
+    <w:lvlOverride w:ilvl="7">
+      <w:startOverride w:val="3"/>
+    </w:lvlOverride>
+    <w:lvlOverride w:ilvl="8">
+      <w:startOverride w:val="3"/>
+    </w:lvlOverride>
+  </w:num>
+  <w:num w:numId="1008">
+    <w:abstractNumId w:val="99434"/>
+    <w:lvlOverride w:ilvl="0">
+      <w:startOverride w:val="4"/>
+    </w:lvlOverride>
+    <w:lvlOverride w:ilvl="1">
+      <w:startOverride w:val="4"/>
+    </w:lvlOverride>
+    <w:lvlOverride w:ilvl="2">
+      <w:startOverride w:val="4"/>
+    </w:lvlOverride>
+    <w:lvlOverride w:ilvl="3">
+      <w:startOverride w:val="4"/>
+    </w:lvlOverride>
+    <w:lvlOverride w:ilvl="4">
+      <w:startOverride w:val="4"/>
+    </w:lvlOverride>
+    <w:lvlOverride w:ilvl="5">
+      <w:startOverride w:val="4"/>
+    </w:lvlOverride>
+    <w:lvlOverride w:ilvl="6">
+      <w:startOverride w:val="4"/>
+    </w:lvlOverride>
+    <w:lvlOverride w:ilvl="7">
+      <w:startOverride w:val="4"/>
+    </w:lvlOverride>
+    <w:lvlOverride w:ilvl="8">
+      <w:startOverride w:val="4"/>
+    </w:lvlOverride>
+  </w:num>
+  <w:num w:numId="1009">
+    <w:abstractNumId w:val="99431"/>
+    <w:lvlOverride w:ilvl="0">
+      <w:startOverride w:val="1"/>
+    </w:lvlOverride>
+    <w:lvlOverride w:ilvl="1">
+      <w:startOverride w:val="1"/>
+    </w:lvlOverride>
+    <w:lvlOverride w:ilvl="2">
+      <w:startOverride w:val="1"/>
+    </w:lvlOverride>
+    <w:lvlOverride w:ilvl="3">
+      <w:startOverride w:val="1"/>
+    </w:lvlOverride>
+    <w:lvlOverride w:ilvl="4">
+      <w:startOverride w:val="1"/>
+    </w:lvlOverride>
+    <w:lvlOverride w:ilvl="5">
+      <w:startOverride w:val="1"/>
+    </w:lvlOverride>
+    <w:lvlOverride w:ilvl="6">
+      <w:startOverride w:val="1"/>
+    </w:lvlOverride>
+    <w:lvlOverride w:ilvl="7">
+      <w:startOverride w:val="1"/>
+    </w:lvlOverride>
+    <w:lvlOverride w:ilvl="8">
+      <w:startOverride w:val="1"/>
+    </w:lvlOverride>
+  </w:num>
+  <w:num w:numId="1010">
     <w:abstractNumId w:val="99411"/>
     <w:lvlOverride w:ilvl="0">
       <w:startOverride w:val="1"/>
@@ -46290,7 +46065,10 @@
       <w:startOverride w:val="1"/>
     </w:lvlOverride>
   </w:num>
-  <w:num w:numId="1006">
+  <w:num w:numId="1011">
+    <w:abstractNumId w:val="991"/>
+  </w:num>
+  <w:num w:numId="1012">
     <w:abstractNumId w:val="994113"/>
     <w:lvlOverride w:ilvl="0">
       <w:startOverride w:val="13"/>
@@ -46320,7 +46098,70 @@
       <w:startOverride w:val="13"/>
     </w:lvlOverride>
   </w:num>
-  <w:num w:numId="1007">
+  <w:num w:numId="1013">
+    <w:abstractNumId w:val="991"/>
+  </w:num>
+  <w:num w:numId="1014">
+    <w:abstractNumId w:val="99431"/>
+    <w:lvlOverride w:ilvl="0">
+      <w:startOverride w:val="1"/>
+    </w:lvlOverride>
+    <w:lvlOverride w:ilvl="1">
+      <w:startOverride w:val="1"/>
+    </w:lvlOverride>
+    <w:lvlOverride w:ilvl="2">
+      <w:startOverride w:val="1"/>
+    </w:lvlOverride>
+    <w:lvlOverride w:ilvl="3">
+      <w:startOverride w:val="1"/>
+    </w:lvlOverride>
+    <w:lvlOverride w:ilvl="4">
+      <w:startOverride w:val="1"/>
+    </w:lvlOverride>
+    <w:lvlOverride w:ilvl="5">
+      <w:startOverride w:val="1"/>
+    </w:lvlOverride>
+    <w:lvlOverride w:ilvl="6">
+      <w:startOverride w:val="1"/>
+    </w:lvlOverride>
+    <w:lvlOverride w:ilvl="7">
+      <w:startOverride w:val="1"/>
+    </w:lvlOverride>
+    <w:lvlOverride w:ilvl="8">
+      <w:startOverride w:val="1"/>
+    </w:lvlOverride>
+  </w:num>
+  <w:num w:numId="1015">
+    <w:abstractNumId w:val="99431"/>
+    <w:lvlOverride w:ilvl="0">
+      <w:startOverride w:val="1"/>
+    </w:lvlOverride>
+    <w:lvlOverride w:ilvl="1">
+      <w:startOverride w:val="1"/>
+    </w:lvlOverride>
+    <w:lvlOverride w:ilvl="2">
+      <w:startOverride w:val="1"/>
+    </w:lvlOverride>
+    <w:lvlOverride w:ilvl="3">
+      <w:startOverride w:val="1"/>
+    </w:lvlOverride>
+    <w:lvlOverride w:ilvl="4">
+      <w:startOverride w:val="1"/>
+    </w:lvlOverride>
+    <w:lvlOverride w:ilvl="5">
+      <w:startOverride w:val="1"/>
+    </w:lvlOverride>
+    <w:lvlOverride w:ilvl="6">
+      <w:startOverride w:val="1"/>
+    </w:lvlOverride>
+    <w:lvlOverride w:ilvl="7">
+      <w:startOverride w:val="1"/>
+    </w:lvlOverride>
+    <w:lvlOverride w:ilvl="8">
+      <w:startOverride w:val="1"/>
+    </w:lvlOverride>
+  </w:num>
+  <w:num w:numId="1016">
     <w:abstractNumId w:val="99831"/>
     <w:lvlOverride w:ilvl="0">
       <w:startOverride w:val="1"/>
@@ -46350,7 +46191,157 @@
       <w:startOverride w:val="1"/>
     </w:lvlOverride>
   </w:num>
-  <w:num w:numId="1008">
+  <w:num w:numId="1017">
+    <w:abstractNumId w:val="99431"/>
+    <w:lvlOverride w:ilvl="0">
+      <w:startOverride w:val="1"/>
+    </w:lvlOverride>
+    <w:lvlOverride w:ilvl="1">
+      <w:startOverride w:val="1"/>
+    </w:lvlOverride>
+    <w:lvlOverride w:ilvl="2">
+      <w:startOverride w:val="1"/>
+    </w:lvlOverride>
+    <w:lvlOverride w:ilvl="3">
+      <w:startOverride w:val="1"/>
+    </w:lvlOverride>
+    <w:lvlOverride w:ilvl="4">
+      <w:startOverride w:val="1"/>
+    </w:lvlOverride>
+    <w:lvlOverride w:ilvl="5">
+      <w:startOverride w:val="1"/>
+    </w:lvlOverride>
+    <w:lvlOverride w:ilvl="6">
+      <w:startOverride w:val="1"/>
+    </w:lvlOverride>
+    <w:lvlOverride w:ilvl="7">
+      <w:startOverride w:val="1"/>
+    </w:lvlOverride>
+    <w:lvlOverride w:ilvl="8">
+      <w:startOverride w:val="1"/>
+    </w:lvlOverride>
+  </w:num>
+  <w:num w:numId="1018">
+    <w:abstractNumId w:val="99431"/>
+    <w:lvlOverride w:ilvl="0">
+      <w:startOverride w:val="1"/>
+    </w:lvlOverride>
+    <w:lvlOverride w:ilvl="1">
+      <w:startOverride w:val="1"/>
+    </w:lvlOverride>
+    <w:lvlOverride w:ilvl="2">
+      <w:startOverride w:val="1"/>
+    </w:lvlOverride>
+    <w:lvlOverride w:ilvl="3">
+      <w:startOverride w:val="1"/>
+    </w:lvlOverride>
+    <w:lvlOverride w:ilvl="4">
+      <w:startOverride w:val="1"/>
+    </w:lvlOverride>
+    <w:lvlOverride w:ilvl="5">
+      <w:startOverride w:val="1"/>
+    </w:lvlOverride>
+    <w:lvlOverride w:ilvl="6">
+      <w:startOverride w:val="1"/>
+    </w:lvlOverride>
+    <w:lvlOverride w:ilvl="7">
+      <w:startOverride w:val="1"/>
+    </w:lvlOverride>
+    <w:lvlOverride w:ilvl="8">
+      <w:startOverride w:val="1"/>
+    </w:lvlOverride>
+  </w:num>
+  <w:num w:numId="1019">
+    <w:abstractNumId w:val="99431"/>
+    <w:lvlOverride w:ilvl="0">
+      <w:startOverride w:val="1"/>
+    </w:lvlOverride>
+    <w:lvlOverride w:ilvl="1">
+      <w:startOverride w:val="1"/>
+    </w:lvlOverride>
+    <w:lvlOverride w:ilvl="2">
+      <w:startOverride w:val="1"/>
+    </w:lvlOverride>
+    <w:lvlOverride w:ilvl="3">
+      <w:startOverride w:val="1"/>
+    </w:lvlOverride>
+    <w:lvlOverride w:ilvl="4">
+      <w:startOverride w:val="1"/>
+    </w:lvlOverride>
+    <w:lvlOverride w:ilvl="5">
+      <w:startOverride w:val="1"/>
+    </w:lvlOverride>
+    <w:lvlOverride w:ilvl="6">
+      <w:startOverride w:val="1"/>
+    </w:lvlOverride>
+    <w:lvlOverride w:ilvl="7">
+      <w:startOverride w:val="1"/>
+    </w:lvlOverride>
+    <w:lvlOverride w:ilvl="8">
+      <w:startOverride w:val="1"/>
+    </w:lvlOverride>
+  </w:num>
+  <w:num w:numId="1020">
+    <w:abstractNumId w:val="99431"/>
+    <w:lvlOverride w:ilvl="0">
+      <w:startOverride w:val="1"/>
+    </w:lvlOverride>
+    <w:lvlOverride w:ilvl="1">
+      <w:startOverride w:val="1"/>
+    </w:lvlOverride>
+    <w:lvlOverride w:ilvl="2">
+      <w:startOverride w:val="1"/>
+    </w:lvlOverride>
+    <w:lvlOverride w:ilvl="3">
+      <w:startOverride w:val="1"/>
+    </w:lvlOverride>
+    <w:lvlOverride w:ilvl="4">
+      <w:startOverride w:val="1"/>
+    </w:lvlOverride>
+    <w:lvlOverride w:ilvl="5">
+      <w:startOverride w:val="1"/>
+    </w:lvlOverride>
+    <w:lvlOverride w:ilvl="6">
+      <w:startOverride w:val="1"/>
+    </w:lvlOverride>
+    <w:lvlOverride w:ilvl="7">
+      <w:startOverride w:val="1"/>
+    </w:lvlOverride>
+    <w:lvlOverride w:ilvl="8">
+      <w:startOverride w:val="1"/>
+    </w:lvlOverride>
+  </w:num>
+  <w:num w:numId="1021">
+    <w:abstractNumId w:val="99433"/>
+    <w:lvlOverride w:ilvl="0">
+      <w:startOverride w:val="3"/>
+    </w:lvlOverride>
+    <w:lvlOverride w:ilvl="1">
+      <w:startOverride w:val="3"/>
+    </w:lvlOverride>
+    <w:lvlOverride w:ilvl="2">
+      <w:startOverride w:val="3"/>
+    </w:lvlOverride>
+    <w:lvlOverride w:ilvl="3">
+      <w:startOverride w:val="3"/>
+    </w:lvlOverride>
+    <w:lvlOverride w:ilvl="4">
+      <w:startOverride w:val="3"/>
+    </w:lvlOverride>
+    <w:lvlOverride w:ilvl="5">
+      <w:startOverride w:val="3"/>
+    </w:lvlOverride>
+    <w:lvlOverride w:ilvl="6">
+      <w:startOverride w:val="3"/>
+    </w:lvlOverride>
+    <w:lvlOverride w:ilvl="7">
+      <w:startOverride w:val="3"/>
+    </w:lvlOverride>
+    <w:lvlOverride w:ilvl="8">
+      <w:startOverride w:val="3"/>
+    </w:lvlOverride>
+  </w:num>
+  <w:num w:numId="1022">
     <w:abstractNumId w:val="99431"/>
     <w:lvlOverride w:ilvl="0">
       <w:startOverride w:val="1"/>
@@ -46458,7 +46449,7 @@
     <ns0:rPr>
       <ns0:rFonts ns0:ascii="Times New Roman" ns0:cs="Times New Roman" ns0:eastAsia="SimHei" ns0:hAnsi="Times New Roman"/>
       <ns0:b/>
-      <ns0:color ns0:val="000000"/>
+      <ns0:color ns0:val="17324D"/>
       <ns0:sz ns0:val="44"/>
       <ns0:szCs ns0:val="56"/>
     </ns0:rPr>
@@ -46600,7 +46591,7 @@
     <ns0:rPr>
       <ns0:rFonts ns0:ascii="Times New Roman" ns0:cs="Times New Roman" ns0:eastAsia="SimHei" ns0:hAnsi="Times New Roman"/>
       <ns0:b/>
-      <ns0:color ns0:val="000000"/>
+      <ns0:color ns0:val="17324D"/>
       <ns0:sz ns0:val="32"/>
       <ns0:szCs ns0:val="40"/>
     </ns0:rPr>
@@ -46624,7 +46615,7 @@
     <ns0:rPr>
       <ns0:rFonts ns0:ascii="Times New Roman" ns0:cs="Times New Roman" ns0:eastAsia="SimHei" ns0:hAnsi="Times New Roman"/>
       <ns0:b/>
-      <ns0:color ns0:val="000000"/>
+      <ns0:color ns0:val="17324D"/>
       <ns0:sz ns0:val="28"/>
       <ns0:szCs ns0:val="32"/>
     </ns0:rPr>
@@ -46648,7 +46639,7 @@
     <ns0:rPr>
       <ns0:rFonts ns0:ascii="Times New Roman" ns0:cs="Times New Roman" ns0:eastAsia="SimHei" ns0:hAnsi="Times New Roman"/>
       <ns0:b/>
-      <ns0:color ns0:val="000000"/>
+      <ns0:color ns0:val="17324D"/>
       <ns0:sz ns0:val="25"/>
       <ns0:szCs ns0:val="28"/>
     </ns0:rPr>
